--- a/output/procedures/ALP-EPC-00000-GE-PRC-0002.docx
+++ b/output/procedures/ALP-EPC-00000-GE-PRC-0002.docx
@@ -211,7 +211,7 @@
               <w:rPr>
                 <w:sz w:val="16"/>
               </w:rPr>
-              <w:t>IFR 2026-12-21, IFA 2027-01-18, IFC 2027-01-25</w:t>
+              <w:t>IFR 2027-02-12, IFA 2027-03-12, IFC 2027-03-19</w:t>
             </w:r>
           </w:p>
         </w:tc>
@@ -715,10 +715,10 @@
         <w:rPr>
           <w:b/>
         </w:rPr>
-        <w:t xml:space="preserve">Example ALP-EPC-00ACA-EL-DSH-0001: </w:t>
+        <w:t xml:space="preserve">Example ALP-C03-00UPA-GE-ITP-0001: </w:t>
       </w:r>
       <w:r>
-        <w:t>originator EPC (Istanbul EPC (consortium leader)); KKS 00ACA (380 kV switchgear (GIS)); discipline EL (electrical); type DSH; number 0001</w:t>
+        <w:t>originator C03 (subsupplier); KKS 00UPA (CW intake and outfall structures (marine)); discipline GE (general); type ITP; number 0001</w:t>
       </w:r>
     </w:p>
     <w:p>
@@ -1449,6 +1449,11 @@
         <w:t>Prep = working days from inputs ready to first issue (longer for multi-sheet documents, at most double); Update = working days to incorporate comments; Inputs at = maturity the inputs must have reached (IFR or IFC); C = construction document (belongs to an EWP), P = procurement document (belongs to an MR).</w:t>
       </w:r>
     </w:p>
+    <w:p>
+      <w:r>
+        <w:t>Share = AWP progressive release: a construction document of this type is needed at CWP start - lead + share x CWP duration (0 = at the CWP start).</w:t>
+      </w:r>
+    </w:p>
     <w:tbl>
       <w:tblPr>
         <w:tblStyle w:val="TableGrid"/>
@@ -1458,13 +1463,14 @@
       </w:tblPr>
       <w:tblGrid>
         <w:gridCol w:w="567"/>
-        <w:gridCol w:w="2438"/>
+        <w:gridCol w:w="2268"/>
         <w:gridCol w:w="737"/>
-        <w:gridCol w:w="1134"/>
+        <w:gridCol w:w="1077"/>
         <w:gridCol w:w="567"/>
-        <w:gridCol w:w="623"/>
-        <w:gridCol w:w="737"/>
-        <w:gridCol w:w="2097"/>
+        <w:gridCol w:w="567"/>
+        <w:gridCol w:w="680"/>
+        <w:gridCol w:w="1984"/>
+        <w:gridCol w:w="510"/>
         <w:gridCol w:w="567"/>
       </w:tblGrid>
       <w:tr>
@@ -1489,7 +1495,7 @@
         </w:tc>
         <w:tc>
           <w:tcPr>
-            <w:tcW w:type="dxa" w:w="2438"/>
+            <w:tcW w:type="dxa" w:w="2268"/>
             <w:shd w:val="clear" w:color="auto" w:fill="1F3864"/>
           </w:tcPr>
           <w:p>
@@ -1521,7 +1527,7 @@
         </w:tc>
         <w:tc>
           <w:tcPr>
-            <w:tcW w:type="dxa" w:w="1134"/>
+            <w:tcW w:type="dxa" w:w="1077"/>
             <w:shd w:val="clear" w:color="auto" w:fill="1F3864"/>
           </w:tcPr>
           <w:p>
@@ -1553,7 +1559,7 @@
         </w:tc>
         <w:tc>
           <w:tcPr>
-            <w:tcW w:type="dxa" w:w="624"/>
+            <w:tcW w:type="dxa" w:w="567"/>
             <w:shd w:val="clear" w:color="auto" w:fill="1F3864"/>
           </w:tcPr>
           <w:p>
@@ -1569,7 +1575,7 @@
         </w:tc>
         <w:tc>
           <w:tcPr>
-            <w:tcW w:type="dxa" w:w="737"/>
+            <w:tcW w:type="dxa" w:w="680"/>
             <w:shd w:val="clear" w:color="auto" w:fill="1F3864"/>
           </w:tcPr>
           <w:p>
@@ -1585,7 +1591,7 @@
         </w:tc>
         <w:tc>
           <w:tcPr>
-            <w:tcW w:type="dxa" w:w="2098"/>
+            <w:tcW w:type="dxa" w:w="1984"/>
             <w:shd w:val="clear" w:color="auto" w:fill="1F3864"/>
           </w:tcPr>
           <w:p>
@@ -1601,6 +1607,22 @@
         </w:tc>
         <w:tc>
           <w:tcPr>
+            <w:tcW w:type="dxa" w:w="510"/>
+            <w:shd w:val="clear" w:color="auto" w:fill="1F3864"/>
+          </w:tcPr>
+          <w:p>
+            <w:r>
+              <w:rPr>
+                <w:b/>
+                <w:color w:val="FFFFFF"/>
+                <w:sz w:val="14"/>
+              </w:rPr>
+              <w:t>C/P</w:t>
+            </w:r>
+          </w:p>
+        </w:tc>
+        <w:tc>
+          <w:tcPr>
             <w:tcW w:type="dxa" w:w="567"/>
             <w:shd w:val="clear" w:color="auto" w:fill="1F3864"/>
           </w:tcPr>
@@ -1611,7 +1633,7 @@
                 <w:color w:val="FFFFFF"/>
                 <w:sz w:val="14"/>
               </w:rPr>
-              <w:t>C/P</w:t>
+              <w:t>Share</w:t>
             </w:r>
           </w:p>
         </w:tc>
@@ -1638,7 +1660,7 @@
         </w:tc>
         <w:tc>
           <w:tcPr>
-            <w:tcW w:type="dxa" w:w="2438"/>
+            <w:tcW w:type="dxa" w:w="2268"/>
           </w:tcPr>
           <w:p>
             <w:pPr>
@@ -1670,7 +1692,7 @@
         </w:tc>
         <w:tc>
           <w:tcPr>
-            <w:tcW w:type="dxa" w:w="1134"/>
+            <w:tcW w:type="dxa" w:w="1077"/>
           </w:tcPr>
           <w:p>
             <w:pPr>
@@ -1702,7 +1724,7 @@
         </w:tc>
         <w:tc>
           <w:tcPr>
-            <w:tcW w:type="dxa" w:w="624"/>
+            <w:tcW w:type="dxa" w:w="567"/>
           </w:tcPr>
           <w:p>
             <w:pPr>
@@ -1718,7 +1740,7 @@
         </w:tc>
         <w:tc>
           <w:tcPr>
-            <w:tcW w:type="dxa" w:w="737"/>
+            <w:tcW w:type="dxa" w:w="680"/>
           </w:tcPr>
           <w:p>
             <w:pPr>
@@ -1734,7 +1756,7 @@
         </w:tc>
         <w:tc>
           <w:tcPr>
-            <w:tcW w:type="dxa" w:w="2098"/>
+            <w:tcW w:type="dxa" w:w="1984"/>
           </w:tcPr>
           <w:p>
             <w:pPr>
@@ -1750,6 +1772,22 @@
         </w:tc>
         <w:tc>
           <w:tcPr>
+            <w:tcW w:type="dxa" w:w="510"/>
+          </w:tcPr>
+          <w:p>
+            <w:pPr>
+              <w:spacing w:after="0"/>
+            </w:pPr>
+            <w:r>
+              <w:rPr>
+                <w:sz w:val="14"/>
+              </w:rPr>
+              <w:t>C</w:t>
+            </w:r>
+          </w:p>
+        </w:tc>
+        <w:tc>
+          <w:tcPr>
             <w:tcW w:type="dxa" w:w="567"/>
           </w:tcPr>
           <w:p>
@@ -1760,7 +1798,7 @@
               <w:rPr>
                 <w:sz w:val="14"/>
               </w:rPr>
-              <w:t>C</w:t>
+              <w:t>0.3</w:t>
             </w:r>
           </w:p>
         </w:tc>
@@ -1787,7 +1825,7 @@
         </w:tc>
         <w:tc>
           <w:tcPr>
-            <w:tcW w:type="dxa" w:w="2438"/>
+            <w:tcW w:type="dxa" w:w="2268"/>
           </w:tcPr>
           <w:p>
             <w:pPr>
@@ -1819,7 +1857,7 @@
         </w:tc>
         <w:tc>
           <w:tcPr>
-            <w:tcW w:type="dxa" w:w="1134"/>
+            <w:tcW w:type="dxa" w:w="1077"/>
           </w:tcPr>
           <w:p>
             <w:pPr>
@@ -1851,7 +1889,7 @@
         </w:tc>
         <w:tc>
           <w:tcPr>
-            <w:tcW w:type="dxa" w:w="624"/>
+            <w:tcW w:type="dxa" w:w="567"/>
           </w:tcPr>
           <w:p>
             <w:pPr>
@@ -1867,7 +1905,7 @@
         </w:tc>
         <w:tc>
           <w:tcPr>
-            <w:tcW w:type="dxa" w:w="737"/>
+            <w:tcW w:type="dxa" w:w="680"/>
           </w:tcPr>
           <w:p>
             <w:pPr>
@@ -1883,17 +1921,32 @@
         </w:tc>
         <w:tc>
           <w:tcPr>
-            <w:tcW w:type="dxa" w:w="2098"/>
-          </w:tcPr>
-          <w:p>
-            <w:pPr>
-              <w:spacing w:after="0"/>
-            </w:pPr>
-            <w:r>
-              <w:rPr>
-                <w:sz w:val="14"/>
-              </w:rPr>
-              <w:t>DBR</w:t>
+            <w:tcW w:type="dxa" w:w="1984"/>
+          </w:tcPr>
+          <w:p>
+            <w:pPr>
+              <w:spacing w:after="0"/>
+            </w:pPr>
+            <w:r>
+              <w:rPr>
+                <w:sz w:val="14"/>
+              </w:rPr>
+              <w:t>DBR, IOL, SLD</w:t>
+            </w:r>
+          </w:p>
+        </w:tc>
+        <w:tc>
+          <w:tcPr>
+            <w:tcW w:type="dxa" w:w="510"/>
+          </w:tcPr>
+          <w:p>
+            <w:pPr>
+              <w:spacing w:after="0"/>
+            </w:pPr>
+            <w:r>
+              <w:rPr>
+                <w:sz w:val="14"/>
+              </w:rPr>
             </w:r>
           </w:p>
         </w:tc>
@@ -1935,7 +1988,7 @@
         </w:tc>
         <w:tc>
           <w:tcPr>
-            <w:tcW w:type="dxa" w:w="2438"/>
+            <w:tcW w:type="dxa" w:w="2268"/>
           </w:tcPr>
           <w:p>
             <w:pPr>
@@ -1967,7 +2020,7 @@
         </w:tc>
         <w:tc>
           <w:tcPr>
-            <w:tcW w:type="dxa" w:w="1134"/>
+            <w:tcW w:type="dxa" w:w="1077"/>
           </w:tcPr>
           <w:p>
             <w:pPr>
@@ -1999,7 +2052,7 @@
         </w:tc>
         <w:tc>
           <w:tcPr>
-            <w:tcW w:type="dxa" w:w="624"/>
+            <w:tcW w:type="dxa" w:w="567"/>
           </w:tcPr>
           <w:p>
             <w:pPr>
@@ -2015,7 +2068,7 @@
         </w:tc>
         <w:tc>
           <w:tcPr>
-            <w:tcW w:type="dxa" w:w="737"/>
+            <w:tcW w:type="dxa" w:w="680"/>
           </w:tcPr>
           <w:p>
             <w:pPr>
@@ -2031,17 +2084,32 @@
         </w:tc>
         <w:tc>
           <w:tcPr>
-            <w:tcW w:type="dxa" w:w="2098"/>
-          </w:tcPr>
-          <w:p>
-            <w:pPr>
-              <w:spacing w:after="0"/>
-            </w:pPr>
-            <w:r>
-              <w:rPr>
-                <w:sz w:val="14"/>
-              </w:rPr>
-              <w:t>SDS, SLD, STU, PID, DBR, CAL, HMB</w:t>
+            <w:tcW w:type="dxa" w:w="1984"/>
+          </w:tcPr>
+          <w:p>
+            <w:pPr>
+              <w:spacing w:after="0"/>
+            </w:pPr>
+            <w:r>
+              <w:rPr>
+                <w:sz w:val="14"/>
+              </w:rPr>
+              <w:t>CAL, DBR, HMB, LST, PID, RPT, SDS, SLD, STU</w:t>
+            </w:r>
+          </w:p>
+        </w:tc>
+        <w:tc>
+          <w:tcPr>
+            <w:tcW w:type="dxa" w:w="510"/>
+          </w:tcPr>
+          <w:p>
+            <w:pPr>
+              <w:spacing w:after="0"/>
+            </w:pPr>
+            <w:r>
+              <w:rPr>
+                <w:sz w:val="14"/>
+              </w:rPr>
             </w:r>
           </w:p>
         </w:tc>
@@ -2083,7 +2151,7 @@
         </w:tc>
         <w:tc>
           <w:tcPr>
-            <w:tcW w:type="dxa" w:w="2438"/>
+            <w:tcW w:type="dxa" w:w="2268"/>
           </w:tcPr>
           <w:p>
             <w:pPr>
@@ -2115,7 +2183,7 @@
         </w:tc>
         <w:tc>
           <w:tcPr>
-            <w:tcW w:type="dxa" w:w="1134"/>
+            <w:tcW w:type="dxa" w:w="1077"/>
           </w:tcPr>
           <w:p>
             <w:pPr>
@@ -2147,7 +2215,7 @@
         </w:tc>
         <w:tc>
           <w:tcPr>
-            <w:tcW w:type="dxa" w:w="624"/>
+            <w:tcW w:type="dxa" w:w="567"/>
           </w:tcPr>
           <w:p>
             <w:pPr>
@@ -2163,7 +2231,7 @@
         </w:tc>
         <w:tc>
           <w:tcPr>
-            <w:tcW w:type="dxa" w:w="737"/>
+            <w:tcW w:type="dxa" w:w="680"/>
           </w:tcPr>
           <w:p>
             <w:pPr>
@@ -2179,7 +2247,7 @@
         </w:tc>
         <w:tc>
           <w:tcPr>
-            <w:tcW w:type="dxa" w:w="2098"/>
+            <w:tcW w:type="dxa" w:w="1984"/>
           </w:tcPr>
           <w:p>
             <w:pPr>
@@ -2195,6 +2263,22 @@
         </w:tc>
         <w:tc>
           <w:tcPr>
+            <w:tcW w:type="dxa" w:w="510"/>
+          </w:tcPr>
+          <w:p>
+            <w:pPr>
+              <w:spacing w:after="0"/>
+            </w:pPr>
+            <w:r>
+              <w:rPr>
+                <w:sz w:val="14"/>
+              </w:rPr>
+              <w:t>C</w:t>
+            </w:r>
+          </w:p>
+        </w:tc>
+        <w:tc>
+          <w:tcPr>
             <w:tcW w:type="dxa" w:w="567"/>
           </w:tcPr>
           <w:p>
@@ -2205,7 +2289,7 @@
               <w:rPr>
                 <w:sz w:val="14"/>
               </w:rPr>
-              <w:t>C</w:t>
+              <w:t>0.3</w:t>
             </w:r>
           </w:p>
         </w:tc>
@@ -2226,23 +2310,23 @@
               <w:rPr>
                 <w:sz w:val="14"/>
               </w:rPr>
-              <w:t>CMP</w:t>
-            </w:r>
-          </w:p>
-        </w:tc>
-        <w:tc>
-          <w:tcPr>
-            <w:tcW w:type="dxa" w:w="2438"/>
-          </w:tcPr>
-          <w:p>
-            <w:pPr>
-              <w:spacing w:after="0"/>
-            </w:pPr>
-            <w:r>
-              <w:rPr>
-                <w:sz w:val="14"/>
-              </w:rPr>
-              <w:t>Commissioning procedure</w:t>
+              <w:t>CEM</w:t>
+            </w:r>
+          </w:p>
+        </w:tc>
+        <w:tc>
+          <w:tcPr>
+            <w:tcW w:type="dxa" w:w="2268"/>
+          </w:tcPr>
+          <w:p>
+            <w:pPr>
+              <w:spacing w:after="0"/>
+            </w:pPr>
+            <w:r>
+              <w:rPr>
+                <w:sz w:val="14"/>
+              </w:rPr>
+              <w:t>Cause and effect matrix</w:t>
             </w:r>
           </w:p>
         </w:tc>
@@ -2258,13 +2342,13 @@
               <w:rPr>
                 <w:sz w:val="14"/>
               </w:rPr>
-              <w:t>B</w:t>
-            </w:r>
-          </w:p>
-        </w:tc>
-        <w:tc>
-          <w:tcPr>
-            <w:tcW w:type="dxa" w:w="1134"/>
+              <w:t>F</w:t>
+            </w:r>
+          </w:p>
+        </w:tc>
+        <w:tc>
+          <w:tcPr>
+            <w:tcW w:type="dxa" w:w="1077"/>
           </w:tcPr>
           <w:p>
             <w:pPr>
@@ -2290,13 +2374,13 @@
               <w:rPr>
                 <w:sz w:val="14"/>
               </w:rPr>
-              <w:t>20</w:t>
-            </w:r>
-          </w:p>
-        </w:tc>
-        <w:tc>
-          <w:tcPr>
-            <w:tcW w:type="dxa" w:w="624"/>
+              <w:t>15</w:t>
+            </w:r>
+          </w:p>
+        </w:tc>
+        <w:tc>
+          <w:tcPr>
+            <w:tcW w:type="dxa" w:w="567"/>
           </w:tcPr>
           <w:p>
             <w:pPr>
@@ -2312,7 +2396,7 @@
         </w:tc>
         <w:tc>
           <w:tcPr>
-            <w:tcW w:type="dxa" w:w="737"/>
+            <w:tcW w:type="dxa" w:w="680"/>
           </w:tcPr>
           <w:p>
             <w:pPr>
@@ -2328,17 +2412,32 @@
         </w:tc>
         <w:tc>
           <w:tcPr>
-            <w:tcW w:type="dxa" w:w="2098"/>
-          </w:tcPr>
-          <w:p>
-            <w:pPr>
-              <w:spacing w:after="0"/>
-            </w:pPr>
-            <w:r>
-              <w:rPr>
-                <w:sz w:val="14"/>
-              </w:rPr>
-              <w:t>PID, CNR, CAL, STU, SPC</w:t>
+            <w:tcW w:type="dxa" w:w="1984"/>
+          </w:tcPr>
+          <w:p>
+            <w:pPr>
+              <w:spacing w:after="0"/>
+            </w:pPr>
+            <w:r>
+              <w:rPr>
+                <w:sz w:val="14"/>
+              </w:rPr>
+              <w:t>PID, CNR, HAZ</w:t>
+            </w:r>
+          </w:p>
+        </w:tc>
+        <w:tc>
+          <w:tcPr>
+            <w:tcW w:type="dxa" w:w="510"/>
+          </w:tcPr>
+          <w:p>
+            <w:pPr>
+              <w:spacing w:after="0"/>
+            </w:pPr>
+            <w:r>
+              <w:rPr>
+                <w:sz w:val="14"/>
+              </w:rPr>
             </w:r>
           </w:p>
         </w:tc>
@@ -2374,23 +2473,23 @@
               <w:rPr>
                 <w:sz w:val="14"/>
               </w:rPr>
-              <w:t>CNR</w:t>
-            </w:r>
-          </w:p>
-        </w:tc>
-        <w:tc>
-          <w:tcPr>
-            <w:tcW w:type="dxa" w:w="2438"/>
-          </w:tcPr>
-          <w:p>
-            <w:pPr>
-              <w:spacing w:after="0"/>
-            </w:pPr>
-            <w:r>
-              <w:rPr>
-                <w:sz w:val="14"/>
-              </w:rPr>
-              <w:t>Control narrative / functional description</w:t>
+              <w:t>CMP</w:t>
+            </w:r>
+          </w:p>
+        </w:tc>
+        <w:tc>
+          <w:tcPr>
+            <w:tcW w:type="dxa" w:w="2268"/>
+          </w:tcPr>
+          <w:p>
+            <w:pPr>
+              <w:spacing w:after="0"/>
+            </w:pPr>
+            <w:r>
+              <w:rPr>
+                <w:sz w:val="14"/>
+              </w:rPr>
+              <w:t>Commissioning procedure</w:t>
             </w:r>
           </w:p>
         </w:tc>
@@ -2406,23 +2505,23 @@
               <w:rPr>
                 <w:sz w:val="14"/>
               </w:rPr>
-              <w:t>F</w:t>
-            </w:r>
-          </w:p>
-        </w:tc>
-        <w:tc>
-          <w:tcPr>
-            <w:tcW w:type="dxa" w:w="1134"/>
-          </w:tcPr>
-          <w:p>
-            <w:pPr>
-              <w:spacing w:after="0"/>
-            </w:pPr>
-            <w:r>
-              <w:rPr>
-                <w:sz w:val="14"/>
-              </w:rPr>
-              <w:t>review</w:t>
+              <w:t>B</w:t>
+            </w:r>
+          </w:p>
+        </w:tc>
+        <w:tc>
+          <w:tcPr>
+            <w:tcW w:type="dxa" w:w="1077"/>
+          </w:tcPr>
+          <w:p>
+            <w:pPr>
+              <w:spacing w:after="0"/>
+            </w:pPr>
+            <w:r>
+              <w:rPr>
+                <w:sz w:val="14"/>
+              </w:rPr>
+              <w:t>approval</w:t>
             </w:r>
           </w:p>
         </w:tc>
@@ -2438,13 +2537,13 @@
               <w:rPr>
                 <w:sz w:val="14"/>
               </w:rPr>
-              <w:t>15</w:t>
-            </w:r>
-          </w:p>
-        </w:tc>
-        <w:tc>
-          <w:tcPr>
-            <w:tcW w:type="dxa" w:w="624"/>
+              <w:t>20</w:t>
+            </w:r>
+          </w:p>
+        </w:tc>
+        <w:tc>
+          <w:tcPr>
+            <w:tcW w:type="dxa" w:w="567"/>
           </w:tcPr>
           <w:p>
             <w:pPr>
@@ -2460,7 +2559,7 @@
         </w:tc>
         <w:tc>
           <w:tcPr>
-            <w:tcW w:type="dxa" w:w="737"/>
+            <w:tcW w:type="dxa" w:w="680"/>
           </w:tcPr>
           <w:p>
             <w:pPr>
@@ -2476,17 +2575,32 @@
         </w:tc>
         <w:tc>
           <w:tcPr>
-            <w:tcW w:type="dxa" w:w="2098"/>
-          </w:tcPr>
-          <w:p>
-            <w:pPr>
-              <w:spacing w:after="0"/>
-            </w:pPr>
-            <w:r>
-              <w:rPr>
-                <w:sz w:val="14"/>
-              </w:rPr>
-              <w:t>PID, CNR</w:t>
+            <w:tcW w:type="dxa" w:w="1984"/>
+          </w:tcPr>
+          <w:p>
+            <w:pPr>
+              <w:spacing w:after="0"/>
+            </w:pPr>
+            <w:r>
+              <w:rPr>
+                <w:sz w:val="14"/>
+              </w:rPr>
+              <w:t>CAL, CNR, PID, PLN, SPC, STU</w:t>
+            </w:r>
+          </w:p>
+        </w:tc>
+        <w:tc>
+          <w:tcPr>
+            <w:tcW w:type="dxa" w:w="510"/>
+          </w:tcPr>
+          <w:p>
+            <w:pPr>
+              <w:spacing w:after="0"/>
+            </w:pPr>
+            <w:r>
+              <w:rPr>
+                <w:sz w:val="14"/>
+              </w:rPr>
             </w:r>
           </w:p>
         </w:tc>
@@ -2522,23 +2636,23 @@
               <w:rPr>
                 <w:sz w:val="14"/>
               </w:rPr>
-              <w:t>CVL</w:t>
-            </w:r>
-          </w:p>
-        </w:tc>
-        <w:tc>
-          <w:tcPr>
-            <w:tcW w:type="dxa" w:w="2438"/>
-          </w:tcPr>
-          <w:p>
-            <w:pPr>
-              <w:spacing w:after="0"/>
-            </w:pPr>
-            <w:r>
-              <w:rPr>
-                <w:sz w:val="14"/>
-              </w:rPr>
-              <w:t>Civil drawing (grading, roads, drainage, marine)</w:t>
+              <w:t>CNR</w:t>
+            </w:r>
+          </w:p>
+        </w:tc>
+        <w:tc>
+          <w:tcPr>
+            <w:tcW w:type="dxa" w:w="2268"/>
+          </w:tcPr>
+          <w:p>
+            <w:pPr>
+              <w:spacing w:after="0"/>
+            </w:pPr>
+            <w:r>
+              <w:rPr>
+                <w:sz w:val="14"/>
+              </w:rPr>
+              <w:t>Control narrative / functional description</w:t>
             </w:r>
           </w:p>
         </w:tc>
@@ -2554,23 +2668,23 @@
               <w:rPr>
                 <w:sz w:val="14"/>
               </w:rPr>
-              <w:t>L</w:t>
-            </w:r>
-          </w:p>
-        </w:tc>
-        <w:tc>
-          <w:tcPr>
-            <w:tcW w:type="dxa" w:w="1134"/>
-          </w:tcPr>
-          <w:p>
-            <w:pPr>
-              <w:spacing w:after="0"/>
-            </w:pPr>
-            <w:r>
-              <w:rPr>
-                <w:sz w:val="14"/>
-              </w:rPr>
-              <w:t>approval</w:t>
+              <w:t>F</w:t>
+            </w:r>
+          </w:p>
+        </w:tc>
+        <w:tc>
+          <w:tcPr>
+            <w:tcW w:type="dxa" w:w="1077"/>
+          </w:tcPr>
+          <w:p>
+            <w:pPr>
+              <w:spacing w:after="0"/>
+            </w:pPr>
+            <w:r>
+              <w:rPr>
+                <w:sz w:val="14"/>
+              </w:rPr>
+              <w:t>review</w:t>
             </w:r>
           </w:p>
         </w:tc>
@@ -2586,13 +2700,13 @@
               <w:rPr>
                 <w:sz w:val="14"/>
               </w:rPr>
-              <w:t>20</w:t>
-            </w:r>
-          </w:p>
-        </w:tc>
-        <w:tc>
-          <w:tcPr>
-            <w:tcW w:type="dxa" w:w="624"/>
+              <w:t>15</w:t>
+            </w:r>
+          </w:p>
+        </w:tc>
+        <w:tc>
+          <w:tcPr>
+            <w:tcW w:type="dxa" w:w="567"/>
           </w:tcPr>
           <w:p>
             <w:pPr>
@@ -2608,7 +2722,7 @@
         </w:tc>
         <w:tc>
           <w:tcPr>
-            <w:tcW w:type="dxa" w:w="737"/>
+            <w:tcW w:type="dxa" w:w="680"/>
           </w:tcPr>
           <w:p>
             <w:pPr>
@@ -2624,17 +2738,32 @@
         </w:tc>
         <w:tc>
           <w:tcPr>
-            <w:tcW w:type="dxa" w:w="2098"/>
-          </w:tcPr>
-          <w:p>
-            <w:pPr>
-              <w:spacing w:after="0"/>
-            </w:pPr>
-            <w:r>
-              <w:rPr>
-                <w:sz w:val="14"/>
-              </w:rPr>
-              <w:t>PLT, STU, SDS</w:t>
+            <w:tcW w:type="dxa" w:w="1984"/>
+          </w:tcPr>
+          <w:p>
+            <w:pPr>
+              <w:spacing w:after="0"/>
+            </w:pPr>
+            <w:r>
+              <w:rPr>
+                <w:sz w:val="14"/>
+              </w:rPr>
+              <w:t>PID, CNR</w:t>
+            </w:r>
+          </w:p>
+        </w:tc>
+        <w:tc>
+          <w:tcPr>
+            <w:tcW w:type="dxa" w:w="510"/>
+          </w:tcPr>
+          <w:p>
+            <w:pPr>
+              <w:spacing w:after="0"/>
+            </w:pPr>
+            <w:r>
+              <w:rPr>
+                <w:sz w:val="14"/>
+              </w:rPr>
             </w:r>
           </w:p>
         </w:tc>
@@ -2650,7 +2779,6 @@
               <w:rPr>
                 <w:sz w:val="14"/>
               </w:rPr>
-              <w:t>C</w:t>
             </w:r>
           </w:p>
         </w:tc>
@@ -2671,23 +2799,23 @@
               <w:rPr>
                 <w:sz w:val="14"/>
               </w:rPr>
-              <w:t>DBR</w:t>
-            </w:r>
-          </w:p>
-        </w:tc>
-        <w:tc>
-          <w:tcPr>
-            <w:tcW w:type="dxa" w:w="2438"/>
-          </w:tcPr>
-          <w:p>
-            <w:pPr>
-              <w:spacing w:after="0"/>
-            </w:pPr>
-            <w:r>
-              <w:rPr>
-                <w:sz w:val="14"/>
-              </w:rPr>
-              <w:t>Design basis report</w:t>
+              <w:t>CVL</w:t>
+            </w:r>
+          </w:p>
+        </w:tc>
+        <w:tc>
+          <w:tcPr>
+            <w:tcW w:type="dxa" w:w="2268"/>
+          </w:tcPr>
+          <w:p>
+            <w:pPr>
+              <w:spacing w:after="0"/>
+            </w:pPr>
+            <w:r>
+              <w:rPr>
+                <w:sz w:val="14"/>
+              </w:rPr>
+              <w:t>Civil drawing (grading, roads, drainage, marine)</w:t>
             </w:r>
           </w:p>
         </w:tc>
@@ -2703,13 +2831,13 @@
               <w:rPr>
                 <w:sz w:val="14"/>
               </w:rPr>
-              <w:t>D</w:t>
-            </w:r>
-          </w:p>
-        </w:tc>
-        <w:tc>
-          <w:tcPr>
-            <w:tcW w:type="dxa" w:w="1134"/>
+              <w:t>L</w:t>
+            </w:r>
+          </w:p>
+        </w:tc>
+        <w:tc>
+          <w:tcPr>
+            <w:tcW w:type="dxa" w:w="1077"/>
           </w:tcPr>
           <w:p>
             <w:pPr>
@@ -2741,7 +2869,7 @@
         </w:tc>
         <w:tc>
           <w:tcPr>
-            <w:tcW w:type="dxa" w:w="624"/>
+            <w:tcW w:type="dxa" w:w="567"/>
           </w:tcPr>
           <w:p>
             <w:pPr>
@@ -2757,7 +2885,7 @@
         </w:tc>
         <w:tc>
           <w:tcPr>
-            <w:tcW w:type="dxa" w:w="737"/>
+            <w:tcW w:type="dxa" w:w="680"/>
           </w:tcPr>
           <w:p>
             <w:pPr>
@@ -2773,17 +2901,33 @@
         </w:tc>
         <w:tc>
           <w:tcPr>
-            <w:tcW w:type="dxa" w:w="2098"/>
-          </w:tcPr>
-          <w:p>
-            <w:pPr>
-              <w:spacing w:after="0"/>
-            </w:pPr>
-            <w:r>
-              <w:rPr>
-                <w:sz w:val="14"/>
-              </w:rPr>
-              <w:t>-</w:t>
+            <w:tcW w:type="dxa" w:w="1984"/>
+          </w:tcPr>
+          <w:p>
+            <w:pPr>
+              <w:spacing w:after="0"/>
+            </w:pPr>
+            <w:r>
+              <w:rPr>
+                <w:sz w:val="14"/>
+              </w:rPr>
+              <w:t>PLT, STU, SDS</w:t>
+            </w:r>
+          </w:p>
+        </w:tc>
+        <w:tc>
+          <w:tcPr>
+            <w:tcW w:type="dxa" w:w="510"/>
+          </w:tcPr>
+          <w:p>
+            <w:pPr>
+              <w:spacing w:after="0"/>
+            </w:pPr>
+            <w:r>
+              <w:rPr>
+                <w:sz w:val="14"/>
+              </w:rPr>
+              <w:t>C</w:t>
             </w:r>
           </w:p>
         </w:tc>
@@ -2799,6 +2943,7 @@
               <w:rPr>
                 <w:sz w:val="14"/>
               </w:rPr>
+              <w:t>0.2</w:t>
             </w:r>
           </w:p>
         </w:tc>
@@ -2819,23 +2964,23 @@
               <w:rPr>
                 <w:sz w:val="14"/>
               </w:rPr>
-              <w:t>DSH</w:t>
-            </w:r>
-          </w:p>
-        </w:tc>
-        <w:tc>
-          <w:tcPr>
-            <w:tcW w:type="dxa" w:w="2438"/>
-          </w:tcPr>
-          <w:p>
-            <w:pPr>
-              <w:spacing w:after="0"/>
-            </w:pPr>
-            <w:r>
-              <w:rPr>
-                <w:sz w:val="14"/>
-              </w:rPr>
-              <w:t>Datasheet</w:t>
+              <w:t>DBR</w:t>
+            </w:r>
+          </w:p>
+        </w:tc>
+        <w:tc>
+          <w:tcPr>
+            <w:tcW w:type="dxa" w:w="2268"/>
+          </w:tcPr>
+          <w:p>
+            <w:pPr>
+              <w:spacing w:after="0"/>
+            </w:pPr>
+            <w:r>
+              <w:rPr>
+                <w:sz w:val="14"/>
+              </w:rPr>
+              <w:t>Design basis report</w:t>
             </w:r>
           </w:p>
         </w:tc>
@@ -2851,13 +2996,13 @@
               <w:rPr>
                 <w:sz w:val="14"/>
               </w:rPr>
-              <w:t>E</w:t>
-            </w:r>
-          </w:p>
-        </w:tc>
-        <w:tc>
-          <w:tcPr>
-            <w:tcW w:type="dxa" w:w="1134"/>
+              <w:t>D</w:t>
+            </w:r>
+          </w:p>
+        </w:tc>
+        <w:tc>
+          <w:tcPr>
+            <w:tcW w:type="dxa" w:w="1077"/>
           </w:tcPr>
           <w:p>
             <w:pPr>
@@ -2883,29 +3028,29 @@
               <w:rPr>
                 <w:sz w:val="14"/>
               </w:rPr>
+              <w:t>20</w:t>
+            </w:r>
+          </w:p>
+        </w:tc>
+        <w:tc>
+          <w:tcPr>
+            <w:tcW w:type="dxa" w:w="567"/>
+          </w:tcPr>
+          <w:p>
+            <w:pPr>
+              <w:spacing w:after="0"/>
+            </w:pPr>
+            <w:r>
+              <w:rPr>
+                <w:sz w:val="14"/>
+              </w:rPr>
               <w:t>10</w:t>
             </w:r>
           </w:p>
         </w:tc>
         <w:tc>
           <w:tcPr>
-            <w:tcW w:type="dxa" w:w="624"/>
-          </w:tcPr>
-          <w:p>
-            <w:pPr>
-              <w:spacing w:after="0"/>
-            </w:pPr>
-            <w:r>
-              <w:rPr>
-                <w:sz w:val="14"/>
-              </w:rPr>
-              <w:t>5</w:t>
-            </w:r>
-          </w:p>
-        </w:tc>
-        <w:tc>
-          <w:tcPr>
-            <w:tcW w:type="dxa" w:w="737"/>
+            <w:tcW w:type="dxa" w:w="680"/>
           </w:tcPr>
           <w:p>
             <w:pPr>
@@ -2921,17 +3066,32 @@
         </w:tc>
         <w:tc>
           <w:tcPr>
-            <w:tcW w:type="dxa" w:w="2098"/>
-          </w:tcPr>
-          <w:p>
-            <w:pPr>
-              <w:spacing w:after="0"/>
-            </w:pPr>
-            <w:r>
-              <w:rPr>
-                <w:sz w:val="14"/>
-              </w:rPr>
-              <w:t>SPC</w:t>
+            <w:tcW w:type="dxa" w:w="1984"/>
+          </w:tcPr>
+          <w:p>
+            <w:pPr>
+              <w:spacing w:after="0"/>
+            </w:pPr>
+            <w:r>
+              <w:rPr>
+                <w:sz w:val="14"/>
+              </w:rPr>
+              <w:t>-</w:t>
+            </w:r>
+          </w:p>
+        </w:tc>
+        <w:tc>
+          <w:tcPr>
+            <w:tcW w:type="dxa" w:w="510"/>
+          </w:tcPr>
+          <w:p>
+            <w:pPr>
+              <w:spacing w:after="0"/>
+            </w:pPr>
+            <w:r>
+              <w:rPr>
+                <w:sz w:val="14"/>
+              </w:rPr>
             </w:r>
           </w:p>
         </w:tc>
@@ -2947,7 +3107,6 @@
               <w:rPr>
                 <w:sz w:val="14"/>
               </w:rPr>
-              <w:t>P</w:t>
             </w:r>
           </w:p>
         </w:tc>
@@ -2968,23 +3127,23 @@
               <w:rPr>
                 <w:sz w:val="14"/>
               </w:rPr>
-              <w:t>ELY</w:t>
-            </w:r>
-          </w:p>
-        </w:tc>
-        <w:tc>
-          <w:tcPr>
-            <w:tcW w:type="dxa" w:w="2438"/>
-          </w:tcPr>
-          <w:p>
-            <w:pPr>
-              <w:spacing w:after="0"/>
-            </w:pPr>
-            <w:r>
-              <w:rPr>
-                <w:sz w:val="14"/>
-              </w:rPr>
-              <w:t>Electrical layout (earthing, lighting, trays, equipment)</w:t>
+              <w:t>DSH</w:t>
+            </w:r>
+          </w:p>
+        </w:tc>
+        <w:tc>
+          <w:tcPr>
+            <w:tcW w:type="dxa" w:w="2268"/>
+          </w:tcPr>
+          <w:p>
+            <w:pPr>
+              <w:spacing w:after="0"/>
+            </w:pPr>
+            <w:r>
+              <w:rPr>
+                <w:sz w:val="14"/>
+              </w:rPr>
+              <w:t>Datasheet</w:t>
             </w:r>
           </w:p>
         </w:tc>
@@ -3000,23 +3159,23 @@
               <w:rPr>
                 <w:sz w:val="14"/>
               </w:rPr>
-              <w:t>L</w:t>
-            </w:r>
-          </w:p>
-        </w:tc>
-        <w:tc>
-          <w:tcPr>
-            <w:tcW w:type="dxa" w:w="1134"/>
-          </w:tcPr>
-          <w:p>
-            <w:pPr>
-              <w:spacing w:after="0"/>
-            </w:pPr>
-            <w:r>
-              <w:rPr>
-                <w:sz w:val="14"/>
-              </w:rPr>
-              <w:t>review</w:t>
+              <w:t>E</w:t>
+            </w:r>
+          </w:p>
+        </w:tc>
+        <w:tc>
+          <w:tcPr>
+            <w:tcW w:type="dxa" w:w="1077"/>
+          </w:tcPr>
+          <w:p>
+            <w:pPr>
+              <w:spacing w:after="0"/>
+            </w:pPr>
+            <w:r>
+              <w:rPr>
+                <w:sz w:val="14"/>
+              </w:rPr>
+              <w:t>approval</w:t>
             </w:r>
           </w:p>
         </w:tc>
@@ -3032,29 +3191,29 @@
               <w:rPr>
                 <w:sz w:val="14"/>
               </w:rPr>
-              <w:t>20</w:t>
-            </w:r>
-          </w:p>
-        </w:tc>
-        <w:tc>
-          <w:tcPr>
-            <w:tcW w:type="dxa" w:w="624"/>
-          </w:tcPr>
-          <w:p>
-            <w:pPr>
-              <w:spacing w:after="0"/>
-            </w:pPr>
-            <w:r>
-              <w:rPr>
-                <w:sz w:val="14"/>
-              </w:rPr>
               <w:t>10</w:t>
             </w:r>
           </w:p>
         </w:tc>
         <w:tc>
           <w:tcPr>
-            <w:tcW w:type="dxa" w:w="737"/>
+            <w:tcW w:type="dxa" w:w="567"/>
+          </w:tcPr>
+          <w:p>
+            <w:pPr>
+              <w:spacing w:after="0"/>
+            </w:pPr>
+            <w:r>
+              <w:rPr>
+                <w:sz w:val="14"/>
+              </w:rPr>
+              <w:t>5</w:t>
+            </w:r>
+          </w:p>
+        </w:tc>
+        <w:tc>
+          <w:tcPr>
+            <w:tcW w:type="dxa" w:w="680"/>
           </w:tcPr>
           <w:p>
             <w:pPr>
@@ -3070,17 +3229,33 @@
         </w:tc>
         <w:tc>
           <w:tcPr>
-            <w:tcW w:type="dxa" w:w="2098"/>
-          </w:tcPr>
-          <w:p>
-            <w:pPr>
-              <w:spacing w:after="0"/>
-            </w:pPr>
-            <w:r>
-              <w:rPr>
-                <w:sz w:val="14"/>
-              </w:rPr>
-              <w:t>LAY, SLD</w:t>
+            <w:tcW w:type="dxa" w:w="1984"/>
+          </w:tcPr>
+          <w:p>
+            <w:pPr>
+              <w:spacing w:after="0"/>
+            </w:pPr>
+            <w:r>
+              <w:rPr>
+                <w:sz w:val="14"/>
+              </w:rPr>
+              <w:t>PID, SPC</w:t>
+            </w:r>
+          </w:p>
+        </w:tc>
+        <w:tc>
+          <w:tcPr>
+            <w:tcW w:type="dxa" w:w="510"/>
+          </w:tcPr>
+          <w:p>
+            <w:pPr>
+              <w:spacing w:after="0"/>
+            </w:pPr>
+            <w:r>
+              <w:rPr>
+                <w:sz w:val="14"/>
+              </w:rPr>
+              <w:t>P</w:t>
             </w:r>
           </w:p>
         </w:tc>
@@ -3096,7 +3271,6 @@
               <w:rPr>
                 <w:sz w:val="14"/>
               </w:rPr>
-              <w:t>C</w:t>
             </w:r>
           </w:p>
         </w:tc>
@@ -3117,23 +3291,23 @@
               <w:rPr>
                 <w:sz w:val="14"/>
               </w:rPr>
-              <w:t>FND</w:t>
-            </w:r>
-          </w:p>
-        </w:tc>
-        <w:tc>
-          <w:tcPr>
-            <w:tcW w:type="dxa" w:w="2438"/>
-          </w:tcPr>
-          <w:p>
-            <w:pPr>
-              <w:spacing w:after="0"/>
-            </w:pPr>
-            <w:r>
-              <w:rPr>
-                <w:sz w:val="14"/>
-              </w:rPr>
-              <w:t>Foundation / underground drawing</w:t>
+              <w:t>EFD</w:t>
+            </w:r>
+          </w:p>
+        </w:tc>
+        <w:tc>
+          <w:tcPr>
+            <w:tcW w:type="dxa" w:w="2268"/>
+          </w:tcPr>
+          <w:p>
+            <w:pPr>
+              <w:spacing w:after="0"/>
+            </w:pPr>
+            <w:r>
+              <w:rPr>
+                <w:sz w:val="14"/>
+              </w:rPr>
+              <w:t>Equipment foundation drawings (vendor-certified loads)</w:t>
             </w:r>
           </w:p>
         </w:tc>
@@ -3155,7 +3329,7 @@
         </w:tc>
         <w:tc>
           <w:tcPr>
-            <w:tcW w:type="dxa" w:w="1134"/>
+            <w:tcW w:type="dxa" w:w="1077"/>
           </w:tcPr>
           <w:p>
             <w:pPr>
@@ -3181,13 +3355,13 @@
               <w:rPr>
                 <w:sz w:val="14"/>
               </w:rPr>
-              <w:t>20</w:t>
-            </w:r>
-          </w:p>
-        </w:tc>
-        <w:tc>
-          <w:tcPr>
-            <w:tcW w:type="dxa" w:w="624"/>
+              <w:t>15</w:t>
+            </w:r>
+          </w:p>
+        </w:tc>
+        <w:tc>
+          <w:tcPr>
+            <w:tcW w:type="dxa" w:w="567"/>
           </w:tcPr>
           <w:p>
             <w:pPr>
@@ -3203,7 +3377,7 @@
         </w:tc>
         <w:tc>
           <w:tcPr>
-            <w:tcW w:type="dxa" w:w="737"/>
+            <w:tcW w:type="dxa" w:w="680"/>
           </w:tcPr>
           <w:p>
             <w:pPr>
@@ -3219,17 +3393,33 @@
         </w:tc>
         <w:tc>
           <w:tcPr>
-            <w:tcW w:type="dxa" w:w="2098"/>
-          </w:tcPr>
-          <w:p>
-            <w:pPr>
-              <w:spacing w:after="0"/>
-            </w:pPr>
-            <w:r>
-              <w:rPr>
-                <w:sz w:val="14"/>
-              </w:rPr>
-              <w:t>LAY, CAL</w:t>
+            <w:tcW w:type="dxa" w:w="1984"/>
+          </w:tcPr>
+          <w:p>
+            <w:pPr>
+              <w:spacing w:after="0"/>
+            </w:pPr>
+            <w:r>
+              <w:rPr>
+                <w:sz w:val="14"/>
+              </w:rPr>
+              <w:t>CAL, FND</w:t>
+            </w:r>
+          </w:p>
+        </w:tc>
+        <w:tc>
+          <w:tcPr>
+            <w:tcW w:type="dxa" w:w="510"/>
+          </w:tcPr>
+          <w:p>
+            <w:pPr>
+              <w:spacing w:after="0"/>
+            </w:pPr>
+            <w:r>
+              <w:rPr>
+                <w:sz w:val="14"/>
+              </w:rPr>
+              <w:t>C</w:t>
             </w:r>
           </w:p>
         </w:tc>
@@ -3245,7 +3435,7 @@
               <w:rPr>
                 <w:sz w:val="14"/>
               </w:rPr>
-              <w:t>C</w:t>
+              <w:t>0.5</w:t>
             </w:r>
           </w:p>
         </w:tc>
@@ -3266,23 +3456,23 @@
               <w:rPr>
                 <w:sz w:val="14"/>
               </w:rPr>
-              <w:t>GAD</w:t>
-            </w:r>
-          </w:p>
-        </w:tc>
-        <w:tc>
-          <w:tcPr>
-            <w:tcW w:type="dxa" w:w="2438"/>
-          </w:tcPr>
-          <w:p>
-            <w:pPr>
-              <w:spacing w:after="0"/>
-            </w:pPr>
-            <w:r>
-              <w:rPr>
-                <w:sz w:val="14"/>
-              </w:rPr>
-              <w:t>General arrangement drawing</w:t>
+              <w:t>ELY</w:t>
+            </w:r>
+          </w:p>
+        </w:tc>
+        <w:tc>
+          <w:tcPr>
+            <w:tcW w:type="dxa" w:w="2268"/>
+          </w:tcPr>
+          <w:p>
+            <w:pPr>
+              <w:spacing w:after="0"/>
+            </w:pPr>
+            <w:r>
+              <w:rPr>
+                <w:sz w:val="14"/>
+              </w:rPr>
+              <w:t>Electrical layout (earthing, lighting, trays, equipment)</w:t>
             </w:r>
           </w:p>
         </w:tc>
@@ -3304,7 +3494,7 @@
         </w:tc>
         <w:tc>
           <w:tcPr>
-            <w:tcW w:type="dxa" w:w="1134"/>
+            <w:tcW w:type="dxa" w:w="1077"/>
           </w:tcPr>
           <w:p>
             <w:pPr>
@@ -3336,7 +3526,7 @@
         </w:tc>
         <w:tc>
           <w:tcPr>
-            <w:tcW w:type="dxa" w:w="624"/>
+            <w:tcW w:type="dxa" w:w="567"/>
           </w:tcPr>
           <w:p>
             <w:pPr>
@@ -3352,7 +3542,7 @@
         </w:tc>
         <w:tc>
           <w:tcPr>
-            <w:tcW w:type="dxa" w:w="737"/>
+            <w:tcW w:type="dxa" w:w="680"/>
           </w:tcPr>
           <w:p>
             <w:pPr>
@@ -3368,17 +3558,33 @@
         </w:tc>
         <w:tc>
           <w:tcPr>
-            <w:tcW w:type="dxa" w:w="2098"/>
-          </w:tcPr>
-          <w:p>
-            <w:pPr>
-              <w:spacing w:after="0"/>
-            </w:pPr>
-            <w:r>
-              <w:rPr>
-                <w:sz w:val="14"/>
-              </w:rPr>
-              <w:t>LAY</w:t>
+            <w:tcW w:type="dxa" w:w="1984"/>
+          </w:tcPr>
+          <w:p>
+            <w:pPr>
+              <w:spacing w:after="0"/>
+            </w:pPr>
+            <w:r>
+              <w:rPr>
+                <w:sz w:val="14"/>
+              </w:rPr>
+              <w:t>ARC, CVL, ELY, FND, LAY, PPL, SLD, STU</w:t>
+            </w:r>
+          </w:p>
+        </w:tc>
+        <w:tc>
+          <w:tcPr>
+            <w:tcW w:type="dxa" w:w="510"/>
+          </w:tcPr>
+          <w:p>
+            <w:pPr>
+              <w:spacing w:after="0"/>
+            </w:pPr>
+            <w:r>
+              <w:rPr>
+                <w:sz w:val="14"/>
+              </w:rPr>
+              <w:t>C</w:t>
             </w:r>
           </w:p>
         </w:tc>
@@ -3394,7 +3600,7 @@
               <w:rPr>
                 <w:sz w:val="14"/>
               </w:rPr>
-              <w:t>C</w:t>
+              <w:t>0.2</w:t>
             </w:r>
           </w:p>
         </w:tc>
@@ -3415,23 +3621,23 @@
               <w:rPr>
                 <w:sz w:val="14"/>
               </w:rPr>
-              <w:t>HAZ</w:t>
-            </w:r>
-          </w:p>
-        </w:tc>
-        <w:tc>
-          <w:tcPr>
-            <w:tcW w:type="dxa" w:w="2438"/>
-          </w:tcPr>
-          <w:p>
-            <w:pPr>
-              <w:spacing w:after="0"/>
-            </w:pPr>
-            <w:r>
-              <w:rPr>
-                <w:sz w:val="14"/>
-              </w:rPr>
-              <w:t>Safety study (HAZID, HAZOP, SIL, hazardous areas, fire, QRA)</w:t>
+              <w:t>FND</w:t>
+            </w:r>
+          </w:p>
+        </w:tc>
+        <w:tc>
+          <w:tcPr>
+            <w:tcW w:type="dxa" w:w="2268"/>
+          </w:tcPr>
+          <w:p>
+            <w:pPr>
+              <w:spacing w:after="0"/>
+            </w:pPr>
+            <w:r>
+              <w:rPr>
+                <w:sz w:val="14"/>
+              </w:rPr>
+              <w:t>Foundation / underground drawing</w:t>
             </w:r>
           </w:p>
         </w:tc>
@@ -3447,13 +3653,13 @@
               <w:rPr>
                 <w:sz w:val="14"/>
               </w:rPr>
-              <w:t>S</w:t>
-            </w:r>
-          </w:p>
-        </w:tc>
-        <w:tc>
-          <w:tcPr>
-            <w:tcW w:type="dxa" w:w="1134"/>
+              <w:t>L</w:t>
+            </w:r>
+          </w:p>
+        </w:tc>
+        <w:tc>
+          <w:tcPr>
+            <w:tcW w:type="dxa" w:w="1077"/>
           </w:tcPr>
           <w:p>
             <w:pPr>
@@ -3485,7 +3691,7 @@
         </w:tc>
         <w:tc>
           <w:tcPr>
-            <w:tcW w:type="dxa" w:w="624"/>
+            <w:tcW w:type="dxa" w:w="567"/>
           </w:tcPr>
           <w:p>
             <w:pPr>
@@ -3501,7 +3707,7 @@
         </w:tc>
         <w:tc>
           <w:tcPr>
-            <w:tcW w:type="dxa" w:w="737"/>
+            <w:tcW w:type="dxa" w:w="680"/>
           </w:tcPr>
           <w:p>
             <w:pPr>
@@ -3517,17 +3723,33 @@
         </w:tc>
         <w:tc>
           <w:tcPr>
-            <w:tcW w:type="dxa" w:w="2098"/>
-          </w:tcPr>
-          <w:p>
-            <w:pPr>
-              <w:spacing w:after="0"/>
-            </w:pPr>
-            <w:r>
-              <w:rPr>
-                <w:sz w:val="14"/>
-              </w:rPr>
-              <w:t>PID, PLT, HAZ</w:t>
+            <w:tcW w:type="dxa" w:w="1984"/>
+          </w:tcPr>
+          <w:p>
+            <w:pPr>
+              <w:spacing w:after="0"/>
+            </w:pPr>
+            <w:r>
+              <w:rPr>
+                <w:sz w:val="14"/>
+              </w:rPr>
+              <w:t>LAY, CAL</w:t>
+            </w:r>
+          </w:p>
+        </w:tc>
+        <w:tc>
+          <w:tcPr>
+            <w:tcW w:type="dxa" w:w="510"/>
+          </w:tcPr>
+          <w:p>
+            <w:pPr>
+              <w:spacing w:after="0"/>
+            </w:pPr>
+            <w:r>
+              <w:rPr>
+                <w:sz w:val="14"/>
+              </w:rPr>
+              <w:t>C</w:t>
             </w:r>
           </w:p>
         </w:tc>
@@ -3543,6 +3765,7 @@
               <w:rPr>
                 <w:sz w:val="14"/>
               </w:rPr>
+              <w:t>0.2</w:t>
             </w:r>
           </w:p>
         </w:tc>
@@ -3563,23 +3786,23 @@
               <w:rPr>
                 <w:sz w:val="14"/>
               </w:rPr>
-              <w:t>HMB</w:t>
-            </w:r>
-          </w:p>
-        </w:tc>
-        <w:tc>
-          <w:tcPr>
-            <w:tcW w:type="dxa" w:w="2438"/>
-          </w:tcPr>
-          <w:p>
-            <w:pPr>
-              <w:spacing w:after="0"/>
-            </w:pPr>
-            <w:r>
-              <w:rPr>
-                <w:sz w:val="14"/>
-              </w:rPr>
-              <w:t>Heat and mass balance</w:t>
+              <w:t>GAD</w:t>
+            </w:r>
+          </w:p>
+        </w:tc>
+        <w:tc>
+          <w:tcPr>
+            <w:tcW w:type="dxa" w:w="2268"/>
+          </w:tcPr>
+          <w:p>
+            <w:pPr>
+              <w:spacing w:after="0"/>
+            </w:pPr>
+            <w:r>
+              <w:rPr>
+                <w:sz w:val="14"/>
+              </w:rPr>
+              <w:t>General arrangement drawing</w:t>
             </w:r>
           </w:p>
         </w:tc>
@@ -3595,23 +3818,23 @@
               <w:rPr>
                 <w:sz w:val="14"/>
               </w:rPr>
-              <w:t>F</w:t>
-            </w:r>
-          </w:p>
-        </w:tc>
-        <w:tc>
-          <w:tcPr>
-            <w:tcW w:type="dxa" w:w="1134"/>
-          </w:tcPr>
-          <w:p>
-            <w:pPr>
-              <w:spacing w:after="0"/>
-            </w:pPr>
-            <w:r>
-              <w:rPr>
-                <w:sz w:val="14"/>
-              </w:rPr>
-              <w:t>approval</w:t>
+              <w:t>L</w:t>
+            </w:r>
+          </w:p>
+        </w:tc>
+        <w:tc>
+          <w:tcPr>
+            <w:tcW w:type="dxa" w:w="1077"/>
+          </w:tcPr>
+          <w:p>
+            <w:pPr>
+              <w:spacing w:after="0"/>
+            </w:pPr>
+            <w:r>
+              <w:rPr>
+                <w:sz w:val="14"/>
+              </w:rPr>
+              <w:t>review</w:t>
             </w:r>
           </w:p>
         </w:tc>
@@ -3627,13 +3850,13 @@
               <w:rPr>
                 <w:sz w:val="14"/>
               </w:rPr>
-              <w:t>15</w:t>
-            </w:r>
-          </w:p>
-        </w:tc>
-        <w:tc>
-          <w:tcPr>
-            <w:tcW w:type="dxa" w:w="624"/>
+              <w:t>20</w:t>
+            </w:r>
+          </w:p>
+        </w:tc>
+        <w:tc>
+          <w:tcPr>
+            <w:tcW w:type="dxa" w:w="567"/>
           </w:tcPr>
           <w:p>
             <w:pPr>
@@ -3649,7 +3872,7 @@
         </w:tc>
         <w:tc>
           <w:tcPr>
-            <w:tcW w:type="dxa" w:w="737"/>
+            <w:tcW w:type="dxa" w:w="680"/>
           </w:tcPr>
           <w:p>
             <w:pPr>
@@ -3665,17 +3888,33 @@
         </w:tc>
         <w:tc>
           <w:tcPr>
-            <w:tcW w:type="dxa" w:w="2098"/>
-          </w:tcPr>
-          <w:p>
-            <w:pPr>
-              <w:spacing w:after="0"/>
-            </w:pPr>
-            <w:r>
-              <w:rPr>
-                <w:sz w:val="14"/>
-              </w:rPr>
-              <w:t>DBR</w:t>
+            <w:tcW w:type="dxa" w:w="1984"/>
+          </w:tcPr>
+          <w:p>
+            <w:pPr>
+              <w:spacing w:after="0"/>
+            </w:pPr>
+            <w:r>
+              <w:rPr>
+                <w:sz w:val="14"/>
+              </w:rPr>
+              <w:t>ARC, DBR, LAY</w:t>
+            </w:r>
+          </w:p>
+        </w:tc>
+        <w:tc>
+          <w:tcPr>
+            <w:tcW w:type="dxa" w:w="510"/>
+          </w:tcPr>
+          <w:p>
+            <w:pPr>
+              <w:spacing w:after="0"/>
+            </w:pPr>
+            <w:r>
+              <w:rPr>
+                <w:sz w:val="14"/>
+              </w:rPr>
+              <w:t>C</w:t>
             </w:r>
           </w:p>
         </w:tc>
@@ -3691,6 +3930,7 @@
               <w:rPr>
                 <w:sz w:val="14"/>
               </w:rPr>
+              <w:t>0.3</w:t>
             </w:r>
           </w:p>
         </w:tc>
@@ -3711,23 +3951,23 @@
               <w:rPr>
                 <w:sz w:val="14"/>
               </w:rPr>
-              <w:t>IOL</w:t>
-            </w:r>
-          </w:p>
-        </w:tc>
-        <w:tc>
-          <w:tcPr>
-            <w:tcW w:type="dxa" w:w="2438"/>
-          </w:tcPr>
-          <w:p>
-            <w:pPr>
-              <w:spacing w:after="0"/>
-            </w:pPr>
-            <w:r>
-              <w:rPr>
-                <w:sz w:val="14"/>
-              </w:rPr>
-              <w:t>I/O list</w:t>
+              <w:t>HAZ</w:t>
+            </w:r>
+          </w:p>
+        </w:tc>
+        <w:tc>
+          <w:tcPr>
+            <w:tcW w:type="dxa" w:w="2268"/>
+          </w:tcPr>
+          <w:p>
+            <w:pPr>
+              <w:spacing w:after="0"/>
+            </w:pPr>
+            <w:r>
+              <w:rPr>
+                <w:sz w:val="14"/>
+              </w:rPr>
+              <w:t>Safety study (HAZID, HAZOP, SIL, hazardous areas, fire, QRA)</w:t>
             </w:r>
           </w:p>
         </w:tc>
@@ -3743,23 +3983,23 @@
               <w:rPr>
                 <w:sz w:val="14"/>
               </w:rPr>
-              <w:t>P</w:t>
-            </w:r>
-          </w:p>
-        </w:tc>
-        <w:tc>
-          <w:tcPr>
-            <w:tcW w:type="dxa" w:w="1134"/>
-          </w:tcPr>
-          <w:p>
-            <w:pPr>
-              <w:spacing w:after="0"/>
-            </w:pPr>
-            <w:r>
-              <w:rPr>
-                <w:sz w:val="14"/>
-              </w:rPr>
-              <w:t>review</w:t>
+              <w:t>S</w:t>
+            </w:r>
+          </w:p>
+        </w:tc>
+        <w:tc>
+          <w:tcPr>
+            <w:tcW w:type="dxa" w:w="1077"/>
+          </w:tcPr>
+          <w:p>
+            <w:pPr>
+              <w:spacing w:after="0"/>
+            </w:pPr>
+            <w:r>
+              <w:rPr>
+                <w:sz w:val="14"/>
+              </w:rPr>
+              <w:t>approval</w:t>
             </w:r>
           </w:p>
         </w:tc>
@@ -3775,13 +4015,13 @@
               <w:rPr>
                 <w:sz w:val="14"/>
               </w:rPr>
-              <w:t>15</w:t>
-            </w:r>
-          </w:p>
-        </w:tc>
-        <w:tc>
-          <w:tcPr>
-            <w:tcW w:type="dxa" w:w="624"/>
+              <w:t>20</w:t>
+            </w:r>
+          </w:p>
+        </w:tc>
+        <w:tc>
+          <w:tcPr>
+            <w:tcW w:type="dxa" w:w="567"/>
           </w:tcPr>
           <w:p>
             <w:pPr>
@@ -3797,7 +4037,7 @@
         </w:tc>
         <w:tc>
           <w:tcPr>
-            <w:tcW w:type="dxa" w:w="737"/>
+            <w:tcW w:type="dxa" w:w="680"/>
           </w:tcPr>
           <w:p>
             <w:pPr>
@@ -3813,17 +4053,32 @@
         </w:tc>
         <w:tc>
           <w:tcPr>
-            <w:tcW w:type="dxa" w:w="2098"/>
-          </w:tcPr>
-          <w:p>
-            <w:pPr>
-              <w:spacing w:after="0"/>
-            </w:pPr>
-            <w:r>
-              <w:rPr>
-                <w:sz w:val="14"/>
-              </w:rPr>
-              <w:t>PID, CNR, LST, IOL</w:t>
+            <w:tcW w:type="dxa" w:w="1984"/>
+          </w:tcPr>
+          <w:p>
+            <w:pPr>
+              <w:spacing w:after="0"/>
+            </w:pPr>
+            <w:r>
+              <w:rPr>
+                <w:sz w:val="14"/>
+              </w:rPr>
+              <w:t>PID, PLT, HAZ</w:t>
+            </w:r>
+          </w:p>
+        </w:tc>
+        <w:tc>
+          <w:tcPr>
+            <w:tcW w:type="dxa" w:w="510"/>
+          </w:tcPr>
+          <w:p>
+            <w:pPr>
+              <w:spacing w:after="0"/>
+            </w:pPr>
+            <w:r>
+              <w:rPr>
+                <w:sz w:val="14"/>
+              </w:rPr>
             </w:r>
           </w:p>
         </w:tc>
@@ -3859,23 +4114,23 @@
               <w:rPr>
                 <w:sz w:val="14"/>
               </w:rPr>
-              <w:t>ISO</w:t>
-            </w:r>
-          </w:p>
-        </w:tc>
-        <w:tc>
-          <w:tcPr>
-            <w:tcW w:type="dxa" w:w="2438"/>
-          </w:tcPr>
-          <w:p>
-            <w:pPr>
-              <w:spacing w:after="0"/>
-            </w:pPr>
-            <w:r>
-              <w:rPr>
-                <w:sz w:val="14"/>
-              </w:rPr>
-              <w:t>Isometric drawing package</w:t>
+              <w:t>HMB</w:t>
+            </w:r>
+          </w:p>
+        </w:tc>
+        <w:tc>
+          <w:tcPr>
+            <w:tcW w:type="dxa" w:w="2268"/>
+          </w:tcPr>
+          <w:p>
+            <w:pPr>
+              <w:spacing w:after="0"/>
+            </w:pPr>
+            <w:r>
+              <w:rPr>
+                <w:sz w:val="14"/>
+              </w:rPr>
+              <w:t>Heat and mass balance</w:t>
             </w:r>
           </w:p>
         </w:tc>
@@ -3891,23 +4146,23 @@
               <w:rPr>
                 <w:sz w:val="14"/>
               </w:rPr>
-              <w:t>L</w:t>
-            </w:r>
-          </w:p>
-        </w:tc>
-        <w:tc>
-          <w:tcPr>
-            <w:tcW w:type="dxa" w:w="1134"/>
-          </w:tcPr>
-          <w:p>
-            <w:pPr>
-              <w:spacing w:after="0"/>
-            </w:pPr>
-            <w:r>
-              <w:rPr>
-                <w:sz w:val="14"/>
-              </w:rPr>
-              <w:t>information</w:t>
+              <w:t>F</w:t>
+            </w:r>
+          </w:p>
+        </w:tc>
+        <w:tc>
+          <w:tcPr>
+            <w:tcW w:type="dxa" w:w="1077"/>
+          </w:tcPr>
+          <w:p>
+            <w:pPr>
+              <w:spacing w:after="0"/>
+            </w:pPr>
+            <w:r>
+              <w:rPr>
+                <w:sz w:val="14"/>
+              </w:rPr>
+              <w:t>approval</w:t>
             </w:r>
           </w:p>
         </w:tc>
@@ -3923,29 +4178,29 @@
               <w:rPr>
                 <w:sz w:val="14"/>
               </w:rPr>
-              <w:t>20</w:t>
-            </w:r>
-          </w:p>
-        </w:tc>
-        <w:tc>
-          <w:tcPr>
-            <w:tcW w:type="dxa" w:w="624"/>
-          </w:tcPr>
-          <w:p>
-            <w:pPr>
-              <w:spacing w:after="0"/>
-            </w:pPr>
-            <w:r>
-              <w:rPr>
-                <w:sz w:val="14"/>
-              </w:rPr>
-              <w:t>5</w:t>
-            </w:r>
-          </w:p>
-        </w:tc>
-        <w:tc>
-          <w:tcPr>
-            <w:tcW w:type="dxa" w:w="737"/>
+              <w:t>15</w:t>
+            </w:r>
+          </w:p>
+        </w:tc>
+        <w:tc>
+          <w:tcPr>
+            <w:tcW w:type="dxa" w:w="567"/>
+          </w:tcPr>
+          <w:p>
+            <w:pPr>
+              <w:spacing w:after="0"/>
+            </w:pPr>
+            <w:r>
+              <w:rPr>
+                <w:sz w:val="14"/>
+              </w:rPr>
+              <w:t>10</w:t>
+            </w:r>
+          </w:p>
+        </w:tc>
+        <w:tc>
+          <w:tcPr>
+            <w:tcW w:type="dxa" w:w="680"/>
           </w:tcPr>
           <w:p>
             <w:pPr>
@@ -3961,17 +4216,32 @@
         </w:tc>
         <w:tc>
           <w:tcPr>
-            <w:tcW w:type="dxa" w:w="2098"/>
-          </w:tcPr>
-          <w:p>
-            <w:pPr>
-              <w:spacing w:after="0"/>
-            </w:pPr>
-            <w:r>
-              <w:rPr>
-                <w:sz w:val="14"/>
-              </w:rPr>
-              <w:t>PPL</w:t>
+            <w:tcW w:type="dxa" w:w="1984"/>
+          </w:tcPr>
+          <w:p>
+            <w:pPr>
+              <w:spacing w:after="0"/>
+            </w:pPr>
+            <w:r>
+              <w:rPr>
+                <w:sz w:val="14"/>
+              </w:rPr>
+              <w:t>DBR</w:t>
+            </w:r>
+          </w:p>
+        </w:tc>
+        <w:tc>
+          <w:tcPr>
+            <w:tcW w:type="dxa" w:w="510"/>
+          </w:tcPr>
+          <w:p>
+            <w:pPr>
+              <w:spacing w:after="0"/>
+            </w:pPr>
+            <w:r>
+              <w:rPr>
+                <w:sz w:val="14"/>
+              </w:rPr>
             </w:r>
           </w:p>
         </w:tc>
@@ -3987,7 +4257,6 @@
               <w:rPr>
                 <w:sz w:val="14"/>
               </w:rPr>
-              <w:t>C</w:t>
             </w:r>
           </w:p>
         </w:tc>
@@ -4008,23 +4277,23 @@
               <w:rPr>
                 <w:sz w:val="14"/>
               </w:rPr>
-              <w:t>ITP</w:t>
-            </w:r>
-          </w:p>
-        </w:tc>
-        <w:tc>
-          <w:tcPr>
-            <w:tcW w:type="dxa" w:w="2438"/>
-          </w:tcPr>
-          <w:p>
-            <w:pPr>
-              <w:spacing w:after="0"/>
-            </w:pPr>
-            <w:r>
-              <w:rPr>
-                <w:sz w:val="14"/>
-              </w:rPr>
-              <w:t>Inspection and test plan</w:t>
+              <w:t>HMI</w:t>
+            </w:r>
+          </w:p>
+        </w:tc>
+        <w:tc>
+          <w:tcPr>
+            <w:tcW w:type="dxa" w:w="2268"/>
+          </w:tcPr>
+          <w:p>
+            <w:pPr>
+              <w:spacing w:after="0"/>
+            </w:pPr>
+            <w:r>
+              <w:rPr>
+                <w:sz w:val="14"/>
+              </w:rPr>
+              <w:t>Operator display (HMI graphics) drawings</w:t>
             </w:r>
           </w:p>
         </w:tc>
@@ -4040,23 +4309,23 @@
               <w:rPr>
                 <w:sz w:val="14"/>
               </w:rPr>
-              <w:t>Q</w:t>
-            </w:r>
-          </w:p>
-        </w:tc>
-        <w:tc>
-          <w:tcPr>
-            <w:tcW w:type="dxa" w:w="1134"/>
-          </w:tcPr>
-          <w:p>
-            <w:pPr>
-              <w:spacing w:after="0"/>
-            </w:pPr>
-            <w:r>
-              <w:rPr>
-                <w:sz w:val="14"/>
-              </w:rPr>
-              <w:t>approval</w:t>
+              <w:t>F</w:t>
+            </w:r>
+          </w:p>
+        </w:tc>
+        <w:tc>
+          <w:tcPr>
+            <w:tcW w:type="dxa" w:w="1077"/>
+          </w:tcPr>
+          <w:p>
+            <w:pPr>
+              <w:spacing w:after="0"/>
+            </w:pPr>
+            <w:r>
+              <w:rPr>
+                <w:sz w:val="14"/>
+              </w:rPr>
+              <w:t>review</w:t>
             </w:r>
           </w:p>
         </w:tc>
@@ -4072,13 +4341,13 @@
               <w:rPr>
                 <w:sz w:val="14"/>
               </w:rPr>
-              <w:t>10</w:t>
-            </w:r>
-          </w:p>
-        </w:tc>
-        <w:tc>
-          <w:tcPr>
-            <w:tcW w:type="dxa" w:w="624"/>
+              <w:t>15</w:t>
+            </w:r>
+          </w:p>
+        </w:tc>
+        <w:tc>
+          <w:tcPr>
+            <w:tcW w:type="dxa" w:w="567"/>
           </w:tcPr>
           <w:p>
             <w:pPr>
@@ -4094,7 +4363,7 @@
         </w:tc>
         <w:tc>
           <w:tcPr>
-            <w:tcW w:type="dxa" w:w="737"/>
+            <w:tcW w:type="dxa" w:w="680"/>
           </w:tcPr>
           <w:p>
             <w:pPr>
@@ -4110,17 +4379,32 @@
         </w:tc>
         <w:tc>
           <w:tcPr>
-            <w:tcW w:type="dxa" w:w="2098"/>
-          </w:tcPr>
-          <w:p>
-            <w:pPr>
-              <w:spacing w:after="0"/>
-            </w:pPr>
-            <w:r>
-              <w:rPr>
-                <w:sz w:val="14"/>
-              </w:rPr>
-              <w:t>SPC</w:t>
+            <w:tcW w:type="dxa" w:w="1984"/>
+          </w:tcPr>
+          <w:p>
+            <w:pPr>
+              <w:spacing w:after="0"/>
+            </w:pPr>
+            <w:r>
+              <w:rPr>
+                <w:sz w:val="14"/>
+              </w:rPr>
+              <w:t>PID, CNR</w:t>
+            </w:r>
+          </w:p>
+        </w:tc>
+        <w:tc>
+          <w:tcPr>
+            <w:tcW w:type="dxa" w:w="510"/>
+          </w:tcPr>
+          <w:p>
+            <w:pPr>
+              <w:spacing w:after="0"/>
+            </w:pPr>
+            <w:r>
+              <w:rPr>
+                <w:sz w:val="14"/>
+              </w:rPr>
             </w:r>
           </w:p>
         </w:tc>
@@ -4156,23 +4440,23 @@
               <w:rPr>
                 <w:sz w:val="14"/>
               </w:rPr>
-              <w:t>LAY</w:t>
-            </w:r>
-          </w:p>
-        </w:tc>
-        <w:tc>
-          <w:tcPr>
-            <w:tcW w:type="dxa" w:w="2438"/>
-          </w:tcPr>
-          <w:p>
-            <w:pPr>
-              <w:spacing w:after="0"/>
-            </w:pPr>
-            <w:r>
-              <w:rPr>
-                <w:sz w:val="14"/>
-              </w:rPr>
-              <w:t>Equipment layout / arrangement</w:t>
+              <w:t>HUP</w:t>
+            </w:r>
+          </w:p>
+        </w:tc>
+        <w:tc>
+          <w:tcPr>
+            <w:tcW w:type="dxa" w:w="2268"/>
+          </w:tcPr>
+          <w:p>
+            <w:pPr>
+              <w:spacing w:after="0"/>
+            </w:pPr>
+            <w:r>
+              <w:rPr>
+                <w:sz w:val="14"/>
+              </w:rPr>
+              <w:t>Instrument hook-up drawings</w:t>
             </w:r>
           </w:p>
         </w:tc>
@@ -4188,23 +4472,23 @@
               <w:rPr>
                 <w:sz w:val="14"/>
               </w:rPr>
-              <w:t>L</w:t>
-            </w:r>
-          </w:p>
-        </w:tc>
-        <w:tc>
-          <w:tcPr>
-            <w:tcW w:type="dxa" w:w="1134"/>
-          </w:tcPr>
-          <w:p>
-            <w:pPr>
-              <w:spacing w:after="0"/>
-            </w:pPr>
-            <w:r>
-              <w:rPr>
-                <w:sz w:val="14"/>
-              </w:rPr>
-              <w:t>approval</w:t>
+              <w:t>M</w:t>
+            </w:r>
+          </w:p>
+        </w:tc>
+        <w:tc>
+          <w:tcPr>
+            <w:tcW w:type="dxa" w:w="1077"/>
+          </w:tcPr>
+          <w:p>
+            <w:pPr>
+              <w:spacing w:after="0"/>
+            </w:pPr>
+            <w:r>
+              <w:rPr>
+                <w:sz w:val="14"/>
+              </w:rPr>
+              <w:t>information</w:t>
             </w:r>
           </w:p>
         </w:tc>
@@ -4220,29 +4504,29 @@
               <w:rPr>
                 <w:sz w:val="14"/>
               </w:rPr>
-              <w:t>20</w:t>
-            </w:r>
-          </w:p>
-        </w:tc>
-        <w:tc>
-          <w:tcPr>
-            <w:tcW w:type="dxa" w:w="624"/>
-          </w:tcPr>
-          <w:p>
-            <w:pPr>
-              <w:spacing w:after="0"/>
-            </w:pPr>
-            <w:r>
-              <w:rPr>
-                <w:sz w:val="14"/>
-              </w:rPr>
               <w:t>10</w:t>
             </w:r>
           </w:p>
         </w:tc>
         <w:tc>
           <w:tcPr>
-            <w:tcW w:type="dxa" w:w="737"/>
+            <w:tcW w:type="dxa" w:w="567"/>
+          </w:tcPr>
+          <w:p>
+            <w:pPr>
+              <w:spacing w:after="0"/>
+            </w:pPr>
+            <w:r>
+              <w:rPr>
+                <w:sz w:val="14"/>
+              </w:rPr>
+              <w:t>5</w:t>
+            </w:r>
+          </w:p>
+        </w:tc>
+        <w:tc>
+          <w:tcPr>
+            <w:tcW w:type="dxa" w:w="680"/>
           </w:tcPr>
           <w:p>
             <w:pPr>
@@ -4258,17 +4542,33 @@
         </w:tc>
         <w:tc>
           <w:tcPr>
-            <w:tcW w:type="dxa" w:w="2098"/>
-          </w:tcPr>
-          <w:p>
-            <w:pPr>
-              <w:spacing w:after="0"/>
-            </w:pPr>
-            <w:r>
-              <w:rPr>
-                <w:sz w:val="14"/>
-              </w:rPr>
-              <w:t>PLT</w:t>
+            <w:tcW w:type="dxa" w:w="1984"/>
+          </w:tcPr>
+          <w:p>
+            <w:pPr>
+              <w:spacing w:after="0"/>
+            </w:pPr>
+            <w:r>
+              <w:rPr>
+                <w:sz w:val="14"/>
+              </w:rPr>
+              <w:t>PID, SPC</w:t>
+            </w:r>
+          </w:p>
+        </w:tc>
+        <w:tc>
+          <w:tcPr>
+            <w:tcW w:type="dxa" w:w="510"/>
+          </w:tcPr>
+          <w:p>
+            <w:pPr>
+              <w:spacing w:after="0"/>
+            </w:pPr>
+            <w:r>
+              <w:rPr>
+                <w:sz w:val="14"/>
+              </w:rPr>
+              <w:t>C</w:t>
             </w:r>
           </w:p>
         </w:tc>
@@ -4284,7 +4584,7 @@
               <w:rPr>
                 <w:sz w:val="14"/>
               </w:rPr>
-              <w:t>C</w:t>
+              <w:t>0.5</w:t>
             </w:r>
           </w:p>
         </w:tc>
@@ -4305,23 +4605,23 @@
               <w:rPr>
                 <w:sz w:val="14"/>
               </w:rPr>
-              <w:t>LOG</w:t>
-            </w:r>
-          </w:p>
-        </w:tc>
-        <w:tc>
-          <w:tcPr>
-            <w:tcW w:type="dxa" w:w="2438"/>
-          </w:tcPr>
-          <w:p>
-            <w:pPr>
-              <w:spacing w:after="0"/>
-            </w:pPr>
-            <w:r>
-              <w:rPr>
-                <w:sz w:val="14"/>
-              </w:rPr>
-              <w:t>Logic diagram</w:t>
+              <w:t>IOL</w:t>
+            </w:r>
+          </w:p>
+        </w:tc>
+        <w:tc>
+          <w:tcPr>
+            <w:tcW w:type="dxa" w:w="2268"/>
+          </w:tcPr>
+          <w:p>
+            <w:pPr>
+              <w:spacing w:after="0"/>
+            </w:pPr>
+            <w:r>
+              <w:rPr>
+                <w:sz w:val="14"/>
+              </w:rPr>
+              <w:t>I/O list</w:t>
             </w:r>
           </w:p>
         </w:tc>
@@ -4337,23 +4637,23 @@
               <w:rPr>
                 <w:sz w:val="14"/>
               </w:rPr>
-              <w:t>F</w:t>
-            </w:r>
-          </w:p>
-        </w:tc>
-        <w:tc>
-          <w:tcPr>
-            <w:tcW w:type="dxa" w:w="1134"/>
-          </w:tcPr>
-          <w:p>
-            <w:pPr>
-              <w:spacing w:after="0"/>
-            </w:pPr>
-            <w:r>
-              <w:rPr>
-                <w:sz w:val="14"/>
-              </w:rPr>
-              <w:t>approval</w:t>
+              <w:t>P</w:t>
+            </w:r>
+          </w:p>
+        </w:tc>
+        <w:tc>
+          <w:tcPr>
+            <w:tcW w:type="dxa" w:w="1077"/>
+          </w:tcPr>
+          <w:p>
+            <w:pPr>
+              <w:spacing w:after="0"/>
+            </w:pPr>
+            <w:r>
+              <w:rPr>
+                <w:sz w:val="14"/>
+              </w:rPr>
+              <w:t>review</w:t>
             </w:r>
           </w:p>
         </w:tc>
@@ -4369,13 +4669,13 @@
               <w:rPr>
                 <w:sz w:val="14"/>
               </w:rPr>
-              <w:t>20</w:t>
-            </w:r>
-          </w:p>
-        </w:tc>
-        <w:tc>
-          <w:tcPr>
-            <w:tcW w:type="dxa" w:w="624"/>
+              <w:t>15</w:t>
+            </w:r>
+          </w:p>
+        </w:tc>
+        <w:tc>
+          <w:tcPr>
+            <w:tcW w:type="dxa" w:w="567"/>
           </w:tcPr>
           <w:p>
             <w:pPr>
@@ -4391,7 +4691,7 @@
         </w:tc>
         <w:tc>
           <w:tcPr>
-            <w:tcW w:type="dxa" w:w="737"/>
+            <w:tcW w:type="dxa" w:w="680"/>
           </w:tcPr>
           <w:p>
             <w:pPr>
@@ -4407,17 +4707,32 @@
         </w:tc>
         <w:tc>
           <w:tcPr>
-            <w:tcW w:type="dxa" w:w="2098"/>
-          </w:tcPr>
-          <w:p>
-            <w:pPr>
-              <w:spacing w:after="0"/>
-            </w:pPr>
-            <w:r>
-              <w:rPr>
-                <w:sz w:val="14"/>
-              </w:rPr>
-              <w:t>CNR, IOL</w:t>
+            <w:tcW w:type="dxa" w:w="1984"/>
+          </w:tcPr>
+          <w:p>
+            <w:pPr>
+              <w:spacing w:after="0"/>
+            </w:pPr>
+            <w:r>
+              <w:rPr>
+                <w:sz w:val="14"/>
+              </w:rPr>
+              <w:t>PID, CNR, LST, IOL</w:t>
+            </w:r>
+          </w:p>
+        </w:tc>
+        <w:tc>
+          <w:tcPr>
+            <w:tcW w:type="dxa" w:w="510"/>
+          </w:tcPr>
+          <w:p>
+            <w:pPr>
+              <w:spacing w:after="0"/>
+            </w:pPr>
+            <w:r>
+              <w:rPr>
+                <w:sz w:val="14"/>
+              </w:rPr>
             </w:r>
           </w:p>
         </w:tc>
@@ -4453,23 +4768,23 @@
               <w:rPr>
                 <w:sz w:val="14"/>
               </w:rPr>
-              <w:t>LOP</w:t>
-            </w:r>
-          </w:p>
-        </w:tc>
-        <w:tc>
-          <w:tcPr>
-            <w:tcW w:type="dxa" w:w="2438"/>
-          </w:tcPr>
-          <w:p>
-            <w:pPr>
-              <w:spacing w:after="0"/>
-            </w:pPr>
-            <w:r>
-              <w:rPr>
-                <w:sz w:val="14"/>
-              </w:rPr>
-              <w:t>Loop / connection diagram</w:t>
+              <w:t>ISO</w:t>
+            </w:r>
+          </w:p>
+        </w:tc>
+        <w:tc>
+          <w:tcPr>
+            <w:tcW w:type="dxa" w:w="2268"/>
+          </w:tcPr>
+          <w:p>
+            <w:pPr>
+              <w:spacing w:after="0"/>
+            </w:pPr>
+            <w:r>
+              <w:rPr>
+                <w:sz w:val="14"/>
+              </w:rPr>
+              <w:t>Isometric drawing package</w:t>
             </w:r>
           </w:p>
         </w:tc>
@@ -4485,13 +4800,13 @@
               <w:rPr>
                 <w:sz w:val="14"/>
               </w:rPr>
-              <w:t>M</w:t>
-            </w:r>
-          </w:p>
-        </w:tc>
-        <w:tc>
-          <w:tcPr>
-            <w:tcW w:type="dxa" w:w="1134"/>
+              <w:t>L</w:t>
+            </w:r>
+          </w:p>
+        </w:tc>
+        <w:tc>
+          <w:tcPr>
+            <w:tcW w:type="dxa" w:w="1077"/>
           </w:tcPr>
           <w:p>
             <w:pPr>
@@ -4517,13 +4832,13 @@
               <w:rPr>
                 <w:sz w:val="14"/>
               </w:rPr>
-              <w:t>15</w:t>
-            </w:r>
-          </w:p>
-        </w:tc>
-        <w:tc>
-          <w:tcPr>
-            <w:tcW w:type="dxa" w:w="624"/>
+              <w:t>20</w:t>
+            </w:r>
+          </w:p>
+        </w:tc>
+        <w:tc>
+          <w:tcPr>
+            <w:tcW w:type="dxa" w:w="567"/>
           </w:tcPr>
           <w:p>
             <w:pPr>
@@ -4539,7 +4854,7 @@
         </w:tc>
         <w:tc>
           <w:tcPr>
-            <w:tcW w:type="dxa" w:w="737"/>
+            <w:tcW w:type="dxa" w:w="680"/>
           </w:tcPr>
           <w:p>
             <w:pPr>
@@ -4555,17 +4870,33 @@
         </w:tc>
         <w:tc>
           <w:tcPr>
-            <w:tcW w:type="dxa" w:w="2098"/>
-          </w:tcPr>
-          <w:p>
-            <w:pPr>
-              <w:spacing w:after="0"/>
-            </w:pPr>
-            <w:r>
-              <w:rPr>
-                <w:sz w:val="14"/>
-              </w:rPr>
-              <w:t>IOL</w:t>
+            <w:tcW w:type="dxa" w:w="1984"/>
+          </w:tcPr>
+          <w:p>
+            <w:pPr>
+              <w:spacing w:after="0"/>
+            </w:pPr>
+            <w:r>
+              <w:rPr>
+                <w:sz w:val="14"/>
+              </w:rPr>
+              <w:t>PPL</w:t>
+            </w:r>
+          </w:p>
+        </w:tc>
+        <w:tc>
+          <w:tcPr>
+            <w:tcW w:type="dxa" w:w="510"/>
+          </w:tcPr>
+          <w:p>
+            <w:pPr>
+              <w:spacing w:after="0"/>
+            </w:pPr>
+            <w:r>
+              <w:rPr>
+                <w:sz w:val="14"/>
+              </w:rPr>
+              <w:t>C</w:t>
             </w:r>
           </w:p>
         </w:tc>
@@ -4581,7 +4912,7 @@
               <w:rPr>
                 <w:sz w:val="14"/>
               </w:rPr>
-              <w:t>C</w:t>
+              <w:t>0.4</w:t>
             </w:r>
           </w:p>
         </w:tc>
@@ -4602,23 +4933,23 @@
               <w:rPr>
                 <w:sz w:val="14"/>
               </w:rPr>
-              <w:t>LST</w:t>
-            </w:r>
-          </w:p>
-        </w:tc>
-        <w:tc>
-          <w:tcPr>
-            <w:tcW w:type="dxa" w:w="2438"/>
-          </w:tcPr>
-          <w:p>
-            <w:pPr>
-              <w:spacing w:after="0"/>
-            </w:pPr>
-            <w:r>
-              <w:rPr>
-                <w:sz w:val="14"/>
-              </w:rPr>
-              <w:t>List / index (equipment, lines, valves, instruments, loads, tie-ins)</w:t>
+              <w:t>ITP</w:t>
+            </w:r>
+          </w:p>
+        </w:tc>
+        <w:tc>
+          <w:tcPr>
+            <w:tcW w:type="dxa" w:w="2268"/>
+          </w:tcPr>
+          <w:p>
+            <w:pPr>
+              <w:spacing w:after="0"/>
+            </w:pPr>
+            <w:r>
+              <w:rPr>
+                <w:sz w:val="14"/>
+              </w:rPr>
+              <w:t>Inspection and test plan</w:t>
             </w:r>
           </w:p>
         </w:tc>
@@ -4634,23 +4965,23 @@
               <w:rPr>
                 <w:sz w:val="14"/>
               </w:rPr>
-              <w:t>P</w:t>
-            </w:r>
-          </w:p>
-        </w:tc>
-        <w:tc>
-          <w:tcPr>
-            <w:tcW w:type="dxa" w:w="1134"/>
-          </w:tcPr>
-          <w:p>
-            <w:pPr>
-              <w:spacing w:after="0"/>
-            </w:pPr>
-            <w:r>
-              <w:rPr>
-                <w:sz w:val="14"/>
-              </w:rPr>
-              <w:t>review</w:t>
+              <w:t>Q</w:t>
+            </w:r>
+          </w:p>
+        </w:tc>
+        <w:tc>
+          <w:tcPr>
+            <w:tcW w:type="dxa" w:w="1077"/>
+          </w:tcPr>
+          <w:p>
+            <w:pPr>
+              <w:spacing w:after="0"/>
+            </w:pPr>
+            <w:r>
+              <w:rPr>
+                <w:sz w:val="14"/>
+              </w:rPr>
+              <w:t>approval</w:t>
             </w:r>
           </w:p>
         </w:tc>
@@ -4666,29 +4997,29 @@
               <w:rPr>
                 <w:sz w:val="14"/>
               </w:rPr>
-              <w:t>15</w:t>
-            </w:r>
-          </w:p>
-        </w:tc>
-        <w:tc>
-          <w:tcPr>
-            <w:tcW w:type="dxa" w:w="624"/>
-          </w:tcPr>
-          <w:p>
-            <w:pPr>
-              <w:spacing w:after="0"/>
-            </w:pPr>
-            <w:r>
-              <w:rPr>
-                <w:sz w:val="14"/>
-              </w:rPr>
               <w:t>10</w:t>
             </w:r>
           </w:p>
         </w:tc>
         <w:tc>
           <w:tcPr>
-            <w:tcW w:type="dxa" w:w="737"/>
+            <w:tcW w:type="dxa" w:w="567"/>
+          </w:tcPr>
+          <w:p>
+            <w:pPr>
+              <w:spacing w:after="0"/>
+            </w:pPr>
+            <w:r>
+              <w:rPr>
+                <w:sz w:val="14"/>
+              </w:rPr>
+              <w:t>5</w:t>
+            </w:r>
+          </w:p>
+        </w:tc>
+        <w:tc>
+          <w:tcPr>
+            <w:tcW w:type="dxa" w:w="680"/>
           </w:tcPr>
           <w:p>
             <w:pPr>
@@ -4704,17 +5035,32 @@
         </w:tc>
         <w:tc>
           <w:tcPr>
-            <w:tcW w:type="dxa" w:w="2098"/>
-          </w:tcPr>
-          <w:p>
-            <w:pPr>
-              <w:spacing w:after="0"/>
-            </w:pPr>
-            <w:r>
-              <w:rPr>
-                <w:sz w:val="14"/>
-              </w:rPr>
-              <w:t>PID, PFD, LST, SLD, DBR, PRC</w:t>
+            <w:tcW w:type="dxa" w:w="1984"/>
+          </w:tcPr>
+          <w:p>
+            <w:pPr>
+              <w:spacing w:after="0"/>
+            </w:pPr>
+            <w:r>
+              <w:rPr>
+                <w:sz w:val="14"/>
+              </w:rPr>
+              <w:t>SPC</w:t>
+            </w:r>
+          </w:p>
+        </w:tc>
+        <w:tc>
+          <w:tcPr>
+            <w:tcW w:type="dxa" w:w="510"/>
+          </w:tcPr>
+          <w:p>
+            <w:pPr>
+              <w:spacing w:after="0"/>
+            </w:pPr>
+            <w:r>
+              <w:rPr>
+                <w:sz w:val="14"/>
+              </w:rPr>
             </w:r>
           </w:p>
         </w:tc>
@@ -4750,23 +5096,23 @@
               <w:rPr>
                 <w:sz w:val="14"/>
               </w:rPr>
-              <w:t>M3D</w:t>
-            </w:r>
-          </w:p>
-        </w:tc>
-        <w:tc>
-          <w:tcPr>
-            <w:tcW w:type="dxa" w:w="2438"/>
-          </w:tcPr>
-          <w:p>
-            <w:pPr>
-              <w:spacing w:after="0"/>
-            </w:pPr>
-            <w:r>
-              <w:rPr>
-                <w:sz w:val="14"/>
-              </w:rPr>
-              <w:t>3D model review report (30 / 60 / 90 %)</w:t>
+              <w:t>LAY</w:t>
+            </w:r>
+          </w:p>
+        </w:tc>
+        <w:tc>
+          <w:tcPr>
+            <w:tcW w:type="dxa" w:w="2268"/>
+          </w:tcPr>
+          <w:p>
+            <w:pPr>
+              <w:spacing w:after="0"/>
+            </w:pPr>
+            <w:r>
+              <w:rPr>
+                <w:sz w:val="14"/>
+              </w:rPr>
+              <w:t>Equipment layout / arrangement</w:t>
             </w:r>
           </w:p>
         </w:tc>
@@ -4788,17 +5134,17 @@
         </w:tc>
         <w:tc>
           <w:tcPr>
-            <w:tcW w:type="dxa" w:w="1134"/>
-          </w:tcPr>
-          <w:p>
-            <w:pPr>
-              <w:spacing w:after="0"/>
-            </w:pPr>
-            <w:r>
-              <w:rPr>
-                <w:sz w:val="14"/>
-              </w:rPr>
-              <w:t>review</w:t>
+            <w:tcW w:type="dxa" w:w="1077"/>
+          </w:tcPr>
+          <w:p>
+            <w:pPr>
+              <w:spacing w:after="0"/>
+            </w:pPr>
+            <w:r>
+              <w:rPr>
+                <w:sz w:val="14"/>
+              </w:rPr>
+              <w:t>approval</w:t>
             </w:r>
           </w:p>
         </w:tc>
@@ -4814,29 +5160,29 @@
               <w:rPr>
                 <w:sz w:val="14"/>
               </w:rPr>
-              <w:t>15</w:t>
-            </w:r>
-          </w:p>
-        </w:tc>
-        <w:tc>
-          <w:tcPr>
-            <w:tcW w:type="dxa" w:w="624"/>
-          </w:tcPr>
-          <w:p>
-            <w:pPr>
-              <w:spacing w:after="0"/>
-            </w:pPr>
-            <w:r>
-              <w:rPr>
-                <w:sz w:val="14"/>
-              </w:rPr>
-              <w:t>5</w:t>
-            </w:r>
-          </w:p>
-        </w:tc>
-        <w:tc>
-          <w:tcPr>
-            <w:tcW w:type="dxa" w:w="737"/>
+              <w:t>20</w:t>
+            </w:r>
+          </w:p>
+        </w:tc>
+        <w:tc>
+          <w:tcPr>
+            <w:tcW w:type="dxa" w:w="567"/>
+          </w:tcPr>
+          <w:p>
+            <w:pPr>
+              <w:spacing w:after="0"/>
+            </w:pPr>
+            <w:r>
+              <w:rPr>
+                <w:sz w:val="14"/>
+              </w:rPr>
+              <w:t>10</w:t>
+            </w:r>
+          </w:p>
+        </w:tc>
+        <w:tc>
+          <w:tcPr>
+            <w:tcW w:type="dxa" w:w="680"/>
           </w:tcPr>
           <w:p>
             <w:pPr>
@@ -4852,17 +5198,33 @@
         </w:tc>
         <w:tc>
           <w:tcPr>
-            <w:tcW w:type="dxa" w:w="2098"/>
-          </w:tcPr>
-          <w:p>
-            <w:pPr>
-              <w:spacing w:after="0"/>
-            </w:pPr>
-            <w:r>
-              <w:rPr>
-                <w:sz w:val="14"/>
-              </w:rPr>
-              <w:t>PLT, LAY, PPL, ISO</w:t>
+            <w:tcW w:type="dxa" w:w="1984"/>
+          </w:tcPr>
+          <w:p>
+            <w:pPr>
+              <w:spacing w:after="0"/>
+            </w:pPr>
+            <w:r>
+              <w:rPr>
+                <w:sz w:val="14"/>
+              </w:rPr>
+              <w:t>ARC, HAZ, PLT</w:t>
+            </w:r>
+          </w:p>
+        </w:tc>
+        <w:tc>
+          <w:tcPr>
+            <w:tcW w:type="dxa" w:w="510"/>
+          </w:tcPr>
+          <w:p>
+            <w:pPr>
+              <w:spacing w:after="0"/>
+            </w:pPr>
+            <w:r>
+              <w:rPr>
+                <w:sz w:val="14"/>
+              </w:rPr>
+              <w:t>C</w:t>
             </w:r>
           </w:p>
         </w:tc>
@@ -4898,23 +5260,23 @@
               <w:rPr>
                 <w:sz w:val="14"/>
               </w:rPr>
-              <w:t>MDL</w:t>
-            </w:r>
-          </w:p>
-        </w:tc>
-        <w:tc>
-          <w:tcPr>
-            <w:tcW w:type="dxa" w:w="2438"/>
-          </w:tcPr>
-          <w:p>
-            <w:pPr>
-              <w:spacing w:after="0"/>
-            </w:pPr>
-            <w:r>
-              <w:rPr>
-                <w:sz w:val="14"/>
-              </w:rPr>
-              <w:t>Master document list</w:t>
+              <w:t>LOG</w:t>
+            </w:r>
+          </w:p>
+        </w:tc>
+        <w:tc>
+          <w:tcPr>
+            <w:tcW w:type="dxa" w:w="2268"/>
+          </w:tcPr>
+          <w:p>
+            <w:pPr>
+              <w:spacing w:after="0"/>
+            </w:pPr>
+            <w:r>
+              <w:rPr>
+                <w:sz w:val="14"/>
+              </w:rPr>
+              <w:t>Logic diagram</w:t>
             </w:r>
           </w:p>
         </w:tc>
@@ -4930,23 +5292,23 @@
               <w:rPr>
                 <w:sz w:val="14"/>
               </w:rPr>
-              <w:t>A</w:t>
-            </w:r>
-          </w:p>
-        </w:tc>
-        <w:tc>
-          <w:tcPr>
-            <w:tcW w:type="dxa" w:w="1134"/>
-          </w:tcPr>
-          <w:p>
-            <w:pPr>
-              <w:spacing w:after="0"/>
-            </w:pPr>
-            <w:r>
-              <w:rPr>
-                <w:sz w:val="14"/>
-              </w:rPr>
-              <w:t>information</w:t>
+              <w:t>F</w:t>
+            </w:r>
+          </w:p>
+        </w:tc>
+        <w:tc>
+          <w:tcPr>
+            <w:tcW w:type="dxa" w:w="1077"/>
+          </w:tcPr>
+          <w:p>
+            <w:pPr>
+              <w:spacing w:after="0"/>
+            </w:pPr>
+            <w:r>
+              <w:rPr>
+                <w:sz w:val="14"/>
+              </w:rPr>
+              <w:t>approval</w:t>
             </w:r>
           </w:p>
         </w:tc>
@@ -4962,29 +5324,29 @@
               <w:rPr>
                 <w:sz w:val="14"/>
               </w:rPr>
+              <w:t>20</w:t>
+            </w:r>
+          </w:p>
+        </w:tc>
+        <w:tc>
+          <w:tcPr>
+            <w:tcW w:type="dxa" w:w="567"/>
+          </w:tcPr>
+          <w:p>
+            <w:pPr>
+              <w:spacing w:after="0"/>
+            </w:pPr>
+            <w:r>
+              <w:rPr>
+                <w:sz w:val="14"/>
+              </w:rPr>
               <w:t>10</w:t>
             </w:r>
           </w:p>
         </w:tc>
         <w:tc>
           <w:tcPr>
-            <w:tcW w:type="dxa" w:w="624"/>
-          </w:tcPr>
-          <w:p>
-            <w:pPr>
-              <w:spacing w:after="0"/>
-            </w:pPr>
-            <w:r>
-              <w:rPr>
-                <w:sz w:val="14"/>
-              </w:rPr>
-              <w:t>5</w:t>
-            </w:r>
-          </w:p>
-        </w:tc>
-        <w:tc>
-          <w:tcPr>
-            <w:tcW w:type="dxa" w:w="737"/>
+            <w:tcW w:type="dxa" w:w="680"/>
           </w:tcPr>
           <w:p>
             <w:pPr>
@@ -5000,17 +5362,32 @@
         </w:tc>
         <w:tc>
           <w:tcPr>
-            <w:tcW w:type="dxa" w:w="2098"/>
-          </w:tcPr>
-          <w:p>
-            <w:pPr>
-              <w:spacing w:after="0"/>
-            </w:pPr>
-            <w:r>
-              <w:rPr>
-                <w:sz w:val="14"/>
-              </w:rPr>
-              <w:t>-</w:t>
+            <w:tcW w:type="dxa" w:w="1984"/>
+          </w:tcPr>
+          <w:p>
+            <w:pPr>
+              <w:spacing w:after="0"/>
+            </w:pPr>
+            <w:r>
+              <w:rPr>
+                <w:sz w:val="14"/>
+              </w:rPr>
+              <w:t>CNR, IOL, RPT</w:t>
+            </w:r>
+          </w:p>
+        </w:tc>
+        <w:tc>
+          <w:tcPr>
+            <w:tcW w:type="dxa" w:w="510"/>
+          </w:tcPr>
+          <w:p>
+            <w:pPr>
+              <w:spacing w:after="0"/>
+            </w:pPr>
+            <w:r>
+              <w:rPr>
+                <w:sz w:val="14"/>
+              </w:rPr>
             </w:r>
           </w:p>
         </w:tc>
@@ -5046,23 +5423,23 @@
               <w:rPr>
                 <w:sz w:val="14"/>
               </w:rPr>
-              <w:t>MRQ</w:t>
-            </w:r>
-          </w:p>
-        </w:tc>
-        <w:tc>
-          <w:tcPr>
-            <w:tcW w:type="dxa" w:w="2438"/>
-          </w:tcPr>
-          <w:p>
-            <w:pPr>
-              <w:spacing w:after="0"/>
-            </w:pPr>
-            <w:r>
-              <w:rPr>
-                <w:sz w:val="14"/>
-              </w:rPr>
-              <w:t>Material requisition</w:t>
+              <w:t>LOP</w:t>
+            </w:r>
+          </w:p>
+        </w:tc>
+        <w:tc>
+          <w:tcPr>
+            <w:tcW w:type="dxa" w:w="2268"/>
+          </w:tcPr>
+          <w:p>
+            <w:pPr>
+              <w:spacing w:after="0"/>
+            </w:pPr>
+            <w:r>
+              <w:rPr>
+                <w:sz w:val="14"/>
+              </w:rPr>
+              <w:t>Loop / connection diagram</w:t>
             </w:r>
           </w:p>
         </w:tc>
@@ -5078,28 +5455,108 @@
               <w:rPr>
                 <w:sz w:val="14"/>
               </w:rPr>
+              <w:t>M</w:t>
+            </w:r>
+          </w:p>
+        </w:tc>
+        <w:tc>
+          <w:tcPr>
+            <w:tcW w:type="dxa" w:w="1077"/>
+          </w:tcPr>
+          <w:p>
+            <w:pPr>
+              <w:spacing w:after="0"/>
+            </w:pPr>
+            <w:r>
+              <w:rPr>
+                <w:sz w:val="14"/>
+              </w:rPr>
+              <w:t>information</w:t>
+            </w:r>
+          </w:p>
+        </w:tc>
+        <w:tc>
+          <w:tcPr>
+            <w:tcW w:type="dxa" w:w="567"/>
+          </w:tcPr>
+          <w:p>
+            <w:pPr>
+              <w:spacing w:after="0"/>
+            </w:pPr>
+            <w:r>
+              <w:rPr>
+                <w:sz w:val="14"/>
+              </w:rPr>
+              <w:t>15</w:t>
+            </w:r>
+          </w:p>
+        </w:tc>
+        <w:tc>
+          <w:tcPr>
+            <w:tcW w:type="dxa" w:w="567"/>
+          </w:tcPr>
+          <w:p>
+            <w:pPr>
+              <w:spacing w:after="0"/>
+            </w:pPr>
+            <w:r>
+              <w:rPr>
+                <w:sz w:val="14"/>
+              </w:rPr>
+              <w:t>5</w:t>
+            </w:r>
+          </w:p>
+        </w:tc>
+        <w:tc>
+          <w:tcPr>
+            <w:tcW w:type="dxa" w:w="680"/>
+          </w:tcPr>
+          <w:p>
+            <w:pPr>
+              <w:spacing w:after="0"/>
+            </w:pPr>
+            <w:r>
+              <w:rPr>
+                <w:sz w:val="14"/>
+              </w:rPr>
+              <w:t>IFR</w:t>
+            </w:r>
+          </w:p>
+        </w:tc>
+        <w:tc>
+          <w:tcPr>
+            <w:tcW w:type="dxa" w:w="1984"/>
+          </w:tcPr>
+          <w:p>
+            <w:pPr>
+              <w:spacing w:after="0"/>
+            </w:pPr>
+            <w:r>
+              <w:rPr>
+                <w:sz w:val="14"/>
+              </w:rPr>
+              <w:t>IOL</w:t>
+            </w:r>
+          </w:p>
+        </w:tc>
+        <w:tc>
+          <w:tcPr>
+            <w:tcW w:type="dxa" w:w="510"/>
+          </w:tcPr>
+          <w:p>
+            <w:pPr>
+              <w:spacing w:after="0"/>
+            </w:pPr>
+            <w:r>
+              <w:rPr>
+                <w:sz w:val="14"/>
+              </w:rPr>
               <w:t>C</w:t>
             </w:r>
           </w:p>
         </w:tc>
         <w:tc>
           <w:tcPr>
-            <w:tcW w:type="dxa" w:w="1134"/>
-          </w:tcPr>
-          <w:p>
-            <w:pPr>
-              <w:spacing w:after="0"/>
-            </w:pPr>
-            <w:r>
-              <w:rPr>
-                <w:sz w:val="14"/>
-              </w:rPr>
-              <w:t>information</w:t>
-            </w:r>
-          </w:p>
-        </w:tc>
-        <w:tc>
-          <w:tcPr>
             <w:tcW w:type="dxa" w:w="567"/>
           </w:tcPr>
           <w:p>
@@ -5110,71 +5567,7 @@
               <w:rPr>
                 <w:sz w:val="14"/>
               </w:rPr>
-              <w:t>5</w:t>
-            </w:r>
-          </w:p>
-        </w:tc>
-        <w:tc>
-          <w:tcPr>
-            <w:tcW w:type="dxa" w:w="624"/>
-          </w:tcPr>
-          <w:p>
-            <w:pPr>
-              <w:spacing w:after="0"/>
-            </w:pPr>
-            <w:r>
-              <w:rPr>
-                <w:sz w:val="14"/>
-              </w:rPr>
-              <w:t>3</w:t>
-            </w:r>
-          </w:p>
-        </w:tc>
-        <w:tc>
-          <w:tcPr>
-            <w:tcW w:type="dxa" w:w="737"/>
-          </w:tcPr>
-          <w:p>
-            <w:pPr>
-              <w:spacing w:after="0"/>
-            </w:pPr>
-            <w:r>
-              <w:rPr>
-                <w:sz w:val="14"/>
-              </w:rPr>
-              <w:t>IFR</w:t>
-            </w:r>
-          </w:p>
-        </w:tc>
-        <w:tc>
-          <w:tcPr>
-            <w:tcW w:type="dxa" w:w="2098"/>
-          </w:tcPr>
-          <w:p>
-            <w:pPr>
-              <w:spacing w:after="0"/>
-            </w:pPr>
-            <w:r>
-              <w:rPr>
-                <w:sz w:val="14"/>
-              </w:rPr>
-              <w:t>SPC</w:t>
-            </w:r>
-          </w:p>
-        </w:tc>
-        <w:tc>
-          <w:tcPr>
-            <w:tcW w:type="dxa" w:w="567"/>
-          </w:tcPr>
-          <w:p>
-            <w:pPr>
-              <w:spacing w:after="0"/>
-            </w:pPr>
-            <w:r>
-              <w:rPr>
-                <w:sz w:val="14"/>
-              </w:rPr>
-              <w:t>P</w:t>
+              <w:t>0.5</w:t>
             </w:r>
           </w:p>
         </w:tc>
@@ -5195,23 +5588,23 @@
               <w:rPr>
                 <w:sz w:val="14"/>
               </w:rPr>
-              <w:t>OMM</w:t>
-            </w:r>
-          </w:p>
-        </w:tc>
-        <w:tc>
-          <w:tcPr>
-            <w:tcW w:type="dxa" w:w="2438"/>
-          </w:tcPr>
-          <w:p>
-            <w:pPr>
-              <w:spacing w:after="0"/>
-            </w:pPr>
-            <w:r>
-              <w:rPr>
-                <w:sz w:val="14"/>
-              </w:rPr>
-              <w:t>Operation and maintenance manual</w:t>
+              <w:t>LST</w:t>
+            </w:r>
+          </w:p>
+        </w:tc>
+        <w:tc>
+          <w:tcPr>
+            <w:tcW w:type="dxa" w:w="2268"/>
+          </w:tcPr>
+          <w:p>
+            <w:pPr>
+              <w:spacing w:after="0"/>
+            </w:pPr>
+            <w:r>
+              <w:rPr>
+                <w:sz w:val="14"/>
+              </w:rPr>
+              <w:t>List / index (equipment, lines, valves, instruments, loads, tie-ins)</w:t>
             </w:r>
           </w:p>
         </w:tc>
@@ -5227,13 +5620,13 @@
               <w:rPr>
                 <w:sz w:val="14"/>
               </w:rPr>
-              <w:t>D</w:t>
-            </w:r>
-          </w:p>
-        </w:tc>
-        <w:tc>
-          <w:tcPr>
-            <w:tcW w:type="dxa" w:w="1134"/>
+              <w:t>P</w:t>
+            </w:r>
+          </w:p>
+        </w:tc>
+        <w:tc>
+          <w:tcPr>
+            <w:tcW w:type="dxa" w:w="1077"/>
           </w:tcPr>
           <w:p>
             <w:pPr>
@@ -5259,13 +5652,13 @@
               <w:rPr>
                 <w:sz w:val="14"/>
               </w:rPr>
-              <w:t>30</w:t>
-            </w:r>
-          </w:p>
-        </w:tc>
-        <w:tc>
-          <w:tcPr>
-            <w:tcW w:type="dxa" w:w="624"/>
+              <w:t>15</w:t>
+            </w:r>
+          </w:p>
+        </w:tc>
+        <w:tc>
+          <w:tcPr>
+            <w:tcW w:type="dxa" w:w="567"/>
           </w:tcPr>
           <w:p>
             <w:pPr>
@@ -5281,7 +5674,7 @@
         </w:tc>
         <w:tc>
           <w:tcPr>
-            <w:tcW w:type="dxa" w:w="737"/>
+            <w:tcW w:type="dxa" w:w="680"/>
           </w:tcPr>
           <w:p>
             <w:pPr>
@@ -5297,17 +5690,32 @@
         </w:tc>
         <w:tc>
           <w:tcPr>
-            <w:tcW w:type="dxa" w:w="2098"/>
-          </w:tcPr>
-          <w:p>
-            <w:pPr>
-              <w:spacing w:after="0"/>
-            </w:pPr>
-            <w:r>
-              <w:rPr>
-                <w:sz w:val="14"/>
-              </w:rPr>
-              <w:t>PID</w:t>
+            <w:tcW w:type="dxa" w:w="1984"/>
+          </w:tcPr>
+          <w:p>
+            <w:pPr>
+              <w:spacing w:after="0"/>
+            </w:pPr>
+            <w:r>
+              <w:rPr>
+                <w:sz w:val="14"/>
+              </w:rPr>
+              <w:t>DBR, HAZ, LST, PFD, PID, PRC, RPT, SLD, STU</w:t>
+            </w:r>
+          </w:p>
+        </w:tc>
+        <w:tc>
+          <w:tcPr>
+            <w:tcW w:type="dxa" w:w="510"/>
+          </w:tcPr>
+          <w:p>
+            <w:pPr>
+              <w:spacing w:after="0"/>
+            </w:pPr>
+            <w:r>
+              <w:rPr>
+                <w:sz w:val="14"/>
+              </w:rPr>
             </w:r>
           </w:p>
         </w:tc>
@@ -5343,23 +5751,23 @@
               <w:rPr>
                 <w:sz w:val="14"/>
               </w:rPr>
-              <w:t>PFD</w:t>
-            </w:r>
-          </w:p>
-        </w:tc>
-        <w:tc>
-          <w:tcPr>
-            <w:tcW w:type="dxa" w:w="2438"/>
-          </w:tcPr>
-          <w:p>
-            <w:pPr>
-              <w:spacing w:after="0"/>
-            </w:pPr>
-            <w:r>
-              <w:rPr>
-                <w:sz w:val="14"/>
-              </w:rPr>
-              <w:t>Process flow diagram</w:t>
+              <w:t>M3D</w:t>
+            </w:r>
+          </w:p>
+        </w:tc>
+        <w:tc>
+          <w:tcPr>
+            <w:tcW w:type="dxa" w:w="2268"/>
+          </w:tcPr>
+          <w:p>
+            <w:pPr>
+              <w:spacing w:after="0"/>
+            </w:pPr>
+            <w:r>
+              <w:rPr>
+                <w:sz w:val="14"/>
+              </w:rPr>
+              <w:t>3D model review report (30 / 60 / 90 %)</w:t>
             </w:r>
           </w:p>
         </w:tc>
@@ -5375,23 +5783,23 @@
               <w:rPr>
                 <w:sz w:val="14"/>
               </w:rPr>
-              <w:t>F</w:t>
-            </w:r>
-          </w:p>
-        </w:tc>
-        <w:tc>
-          <w:tcPr>
-            <w:tcW w:type="dxa" w:w="1134"/>
-          </w:tcPr>
-          <w:p>
-            <w:pPr>
-              <w:spacing w:after="0"/>
-            </w:pPr>
-            <w:r>
-              <w:rPr>
-                <w:sz w:val="14"/>
-              </w:rPr>
-              <w:t>approval</w:t>
+              <w:t>L</w:t>
+            </w:r>
+          </w:p>
+        </w:tc>
+        <w:tc>
+          <w:tcPr>
+            <w:tcW w:type="dxa" w:w="1077"/>
+          </w:tcPr>
+          <w:p>
+            <w:pPr>
+              <w:spacing w:after="0"/>
+            </w:pPr>
+            <w:r>
+              <w:rPr>
+                <w:sz w:val="14"/>
+              </w:rPr>
+              <w:t>review</w:t>
             </w:r>
           </w:p>
         </w:tc>
@@ -5413,23 +5821,23 @@
         </w:tc>
         <w:tc>
           <w:tcPr>
-            <w:tcW w:type="dxa" w:w="624"/>
-          </w:tcPr>
-          <w:p>
-            <w:pPr>
-              <w:spacing w:after="0"/>
-            </w:pPr>
-            <w:r>
-              <w:rPr>
-                <w:sz w:val="14"/>
-              </w:rPr>
-              <w:t>10</w:t>
-            </w:r>
-          </w:p>
-        </w:tc>
-        <w:tc>
-          <w:tcPr>
-            <w:tcW w:type="dxa" w:w="737"/>
+            <w:tcW w:type="dxa" w:w="567"/>
+          </w:tcPr>
+          <w:p>
+            <w:pPr>
+              <w:spacing w:after="0"/>
+            </w:pPr>
+            <w:r>
+              <w:rPr>
+                <w:sz w:val="14"/>
+              </w:rPr>
+              <w:t>5</w:t>
+            </w:r>
+          </w:p>
+        </w:tc>
+        <w:tc>
+          <w:tcPr>
+            <w:tcW w:type="dxa" w:w="680"/>
           </w:tcPr>
           <w:p>
             <w:pPr>
@@ -5445,17 +5853,32 @@
         </w:tc>
         <w:tc>
           <w:tcPr>
-            <w:tcW w:type="dxa" w:w="2098"/>
-          </w:tcPr>
-          <w:p>
-            <w:pPr>
-              <w:spacing w:after="0"/>
-            </w:pPr>
-            <w:r>
-              <w:rPr>
-                <w:sz w:val="14"/>
-              </w:rPr>
-              <w:t>HMB</w:t>
+            <w:tcW w:type="dxa" w:w="1984"/>
+          </w:tcPr>
+          <w:p>
+            <w:pPr>
+              <w:spacing w:after="0"/>
+            </w:pPr>
+            <w:r>
+              <w:rPr>
+                <w:sz w:val="14"/>
+              </w:rPr>
+              <w:t>PLT, LAY, PPL, ISO</w:t>
+            </w:r>
+          </w:p>
+        </w:tc>
+        <w:tc>
+          <w:tcPr>
+            <w:tcW w:type="dxa" w:w="510"/>
+          </w:tcPr>
+          <w:p>
+            <w:pPr>
+              <w:spacing w:after="0"/>
+            </w:pPr>
+            <w:r>
+              <w:rPr>
+                <w:sz w:val="14"/>
+              </w:rPr>
             </w:r>
           </w:p>
         </w:tc>
@@ -5491,23 +5914,23 @@
               <w:rPr>
                 <w:sz w:val="14"/>
               </w:rPr>
-              <w:t>PID</w:t>
-            </w:r>
-          </w:p>
-        </w:tc>
-        <w:tc>
-          <w:tcPr>
-            <w:tcW w:type="dxa" w:w="2438"/>
-          </w:tcPr>
-          <w:p>
-            <w:pPr>
-              <w:spacing w:after="0"/>
-            </w:pPr>
-            <w:r>
-              <w:rPr>
-                <w:sz w:val="14"/>
-              </w:rPr>
-              <w:t>Piping and instrumentation diagram</w:t>
+              <w:t>MDB</w:t>
+            </w:r>
+          </w:p>
+        </w:tc>
+        <w:tc>
+          <w:tcPr>
+            <w:tcW w:type="dxa" w:w="2268"/>
+          </w:tcPr>
+          <w:p>
+            <w:pPr>
+              <w:spacing w:after="0"/>
+            </w:pPr>
+            <w:r>
+              <w:rPr>
+                <w:sz w:val="14"/>
+              </w:rPr>
+              <w:t>Manufacturing record book / conformity certificates / turnover dossier</w:t>
             </w:r>
           </w:p>
         </w:tc>
@@ -5523,23 +5946,23 @@
               <w:rPr>
                 <w:sz w:val="14"/>
               </w:rPr>
-              <w:t>F</w:t>
-            </w:r>
-          </w:p>
-        </w:tc>
-        <w:tc>
-          <w:tcPr>
-            <w:tcW w:type="dxa" w:w="1134"/>
-          </w:tcPr>
-          <w:p>
-            <w:pPr>
-              <w:spacing w:after="0"/>
-            </w:pPr>
-            <w:r>
-              <w:rPr>
-                <w:sz w:val="14"/>
-              </w:rPr>
-              <w:t>approval</w:t>
+              <w:t>Q</w:t>
+            </w:r>
+          </w:p>
+        </w:tc>
+        <w:tc>
+          <w:tcPr>
+            <w:tcW w:type="dxa" w:w="1077"/>
+          </w:tcPr>
+          <w:p>
+            <w:pPr>
+              <w:spacing w:after="0"/>
+            </w:pPr>
+            <w:r>
+              <w:rPr>
+                <w:sz w:val="14"/>
+              </w:rPr>
+              <w:t>information</w:t>
             </w:r>
           </w:p>
         </w:tc>
@@ -5555,29 +5978,29 @@
               <w:rPr>
                 <w:sz w:val="14"/>
               </w:rPr>
-              <w:t>25</w:t>
-            </w:r>
-          </w:p>
-        </w:tc>
-        <w:tc>
-          <w:tcPr>
-            <w:tcW w:type="dxa" w:w="624"/>
-          </w:tcPr>
-          <w:p>
-            <w:pPr>
-              <w:spacing w:after="0"/>
-            </w:pPr>
-            <w:r>
-              <w:rPr>
-                <w:sz w:val="14"/>
-              </w:rPr>
-              <w:t>15</w:t>
-            </w:r>
-          </w:p>
-        </w:tc>
-        <w:tc>
-          <w:tcPr>
-            <w:tcW w:type="dxa" w:w="737"/>
+              <w:t>10</w:t>
+            </w:r>
+          </w:p>
+        </w:tc>
+        <w:tc>
+          <w:tcPr>
+            <w:tcW w:type="dxa" w:w="567"/>
+          </w:tcPr>
+          <w:p>
+            <w:pPr>
+              <w:spacing w:after="0"/>
+            </w:pPr>
+            <w:r>
+              <w:rPr>
+                <w:sz w:val="14"/>
+              </w:rPr>
+              <w:t>5</w:t>
+            </w:r>
+          </w:p>
+        </w:tc>
+        <w:tc>
+          <w:tcPr>
+            <w:tcW w:type="dxa" w:w="680"/>
           </w:tcPr>
           <w:p>
             <w:pPr>
@@ -5593,17 +6016,32 @@
         </w:tc>
         <w:tc>
           <w:tcPr>
-            <w:tcW w:type="dxa" w:w="2098"/>
-          </w:tcPr>
-          <w:p>
-            <w:pPr>
-              <w:spacing w:after="0"/>
-            </w:pPr>
-            <w:r>
-              <w:rPr>
-                <w:sz w:val="14"/>
-              </w:rPr>
-              <w:t>SDS</w:t>
+            <w:tcW w:type="dxa" w:w="1984"/>
+          </w:tcPr>
+          <w:p>
+            <w:pPr>
+              <w:spacing w:after="0"/>
+            </w:pPr>
+            <w:r>
+              <w:rPr>
+                <w:sz w:val="14"/>
+              </w:rPr>
+              <w:t>CMP, ITP</w:t>
+            </w:r>
+          </w:p>
+        </w:tc>
+        <w:tc>
+          <w:tcPr>
+            <w:tcW w:type="dxa" w:w="510"/>
+          </w:tcPr>
+          <w:p>
+            <w:pPr>
+              <w:spacing w:after="0"/>
+            </w:pPr>
+            <w:r>
+              <w:rPr>
+                <w:sz w:val="14"/>
+              </w:rPr>
             </w:r>
           </w:p>
         </w:tc>
@@ -5639,23 +6077,23 @@
               <w:rPr>
                 <w:sz w:val="14"/>
               </w:rPr>
-              <w:t>PLN</w:t>
-            </w:r>
-          </w:p>
-        </w:tc>
-        <w:tc>
-          <w:tcPr>
-            <w:tcW w:type="dxa" w:w="2438"/>
-          </w:tcPr>
-          <w:p>
-            <w:pPr>
-              <w:spacing w:after="0"/>
-            </w:pPr>
-            <w:r>
-              <w:rPr>
-                <w:sz w:val="14"/>
-              </w:rPr>
-              <w:t>Plan (execution, quality, HSE, commissioning, training)</w:t>
+              <w:t>MDL</w:t>
+            </w:r>
+          </w:p>
+        </w:tc>
+        <w:tc>
+          <w:tcPr>
+            <w:tcW w:type="dxa" w:w="2268"/>
+          </w:tcPr>
+          <w:p>
+            <w:pPr>
+              <w:spacing w:after="0"/>
+            </w:pPr>
+            <w:r>
+              <w:rPr>
+                <w:sz w:val="14"/>
+              </w:rPr>
+              <w:t>Master document list</w:t>
             </w:r>
           </w:p>
         </w:tc>
@@ -5671,23 +6109,23 @@
               <w:rPr>
                 <w:sz w:val="14"/>
               </w:rPr>
-              <w:t>B</w:t>
-            </w:r>
-          </w:p>
-        </w:tc>
-        <w:tc>
-          <w:tcPr>
-            <w:tcW w:type="dxa" w:w="1134"/>
-          </w:tcPr>
-          <w:p>
-            <w:pPr>
-              <w:spacing w:after="0"/>
-            </w:pPr>
-            <w:r>
-              <w:rPr>
-                <w:sz w:val="14"/>
-              </w:rPr>
-              <w:t>approval</w:t>
+              <w:t>A</w:t>
+            </w:r>
+          </w:p>
+        </w:tc>
+        <w:tc>
+          <w:tcPr>
+            <w:tcW w:type="dxa" w:w="1077"/>
+          </w:tcPr>
+          <w:p>
+            <w:pPr>
+              <w:spacing w:after="0"/>
+            </w:pPr>
+            <w:r>
+              <w:rPr>
+                <w:sz w:val="14"/>
+              </w:rPr>
+              <w:t>information</w:t>
             </w:r>
           </w:p>
         </w:tc>
@@ -5703,29 +6141,29 @@
               <w:rPr>
                 <w:sz w:val="14"/>
               </w:rPr>
-              <w:t>20</w:t>
-            </w:r>
-          </w:p>
-        </w:tc>
-        <w:tc>
-          <w:tcPr>
-            <w:tcW w:type="dxa" w:w="624"/>
-          </w:tcPr>
-          <w:p>
-            <w:pPr>
-              <w:spacing w:after="0"/>
-            </w:pPr>
-            <w:r>
-              <w:rPr>
-                <w:sz w:val="14"/>
-              </w:rPr>
               <w:t>10</w:t>
             </w:r>
           </w:p>
         </w:tc>
         <w:tc>
           <w:tcPr>
-            <w:tcW w:type="dxa" w:w="737"/>
+            <w:tcW w:type="dxa" w:w="567"/>
+          </w:tcPr>
+          <w:p>
+            <w:pPr>
+              <w:spacing w:after="0"/>
+            </w:pPr>
+            <w:r>
+              <w:rPr>
+                <w:sz w:val="14"/>
+              </w:rPr>
+              <w:t>5</w:t>
+            </w:r>
+          </w:p>
+        </w:tc>
+        <w:tc>
+          <w:tcPr>
+            <w:tcW w:type="dxa" w:w="680"/>
           </w:tcPr>
           <w:p>
             <w:pPr>
@@ -5741,17 +6179,32 @@
         </w:tc>
         <w:tc>
           <w:tcPr>
-            <w:tcW w:type="dxa" w:w="2098"/>
-          </w:tcPr>
-          <w:p>
-            <w:pPr>
-              <w:spacing w:after="0"/>
-            </w:pPr>
-            <w:r>
-              <w:rPr>
-                <w:sz w:val="14"/>
-              </w:rPr>
-              <w:t>PRC, PLN, DBR, PFD, LST</w:t>
+            <w:tcW w:type="dxa" w:w="1984"/>
+          </w:tcPr>
+          <w:p>
+            <w:pPr>
+              <w:spacing w:after="0"/>
+            </w:pPr>
+            <w:r>
+              <w:rPr>
+                <w:sz w:val="14"/>
+              </w:rPr>
+              <w:t>-</w:t>
+            </w:r>
+          </w:p>
+        </w:tc>
+        <w:tc>
+          <w:tcPr>
+            <w:tcW w:type="dxa" w:w="510"/>
+          </w:tcPr>
+          <w:p>
+            <w:pPr>
+              <w:spacing w:after="0"/>
+            </w:pPr>
+            <w:r>
+              <w:rPr>
+                <w:sz w:val="14"/>
+              </w:rPr>
             </w:r>
           </w:p>
         </w:tc>
@@ -5787,23 +6240,23 @@
               <w:rPr>
                 <w:sz w:val="14"/>
               </w:rPr>
-              <w:t>PLT</w:t>
-            </w:r>
-          </w:p>
-        </w:tc>
-        <w:tc>
-          <w:tcPr>
-            <w:tcW w:type="dxa" w:w="2438"/>
-          </w:tcPr>
-          <w:p>
-            <w:pPr>
-              <w:spacing w:after="0"/>
-            </w:pPr>
-            <w:r>
-              <w:rPr>
-                <w:sz w:val="14"/>
-              </w:rPr>
-              <w:t>Plot plan</w:t>
+              <w:t>MOS</w:t>
+            </w:r>
+          </w:p>
+        </w:tc>
+        <w:tc>
+          <w:tcPr>
+            <w:tcW w:type="dxa" w:w="2268"/>
+          </w:tcPr>
+          <w:p>
+            <w:pPr>
+              <w:spacing w:after="0"/>
+            </w:pPr>
+            <w:r>
+              <w:rPr>
+                <w:sz w:val="14"/>
+              </w:rPr>
+              <w:t>Method statement / construction execution plan</w:t>
             </w:r>
           </w:p>
         </w:tc>
@@ -5819,23 +6272,23 @@
               <w:rPr>
                 <w:sz w:val="14"/>
               </w:rPr>
-              <w:t>L</w:t>
-            </w:r>
-          </w:p>
-        </w:tc>
-        <w:tc>
-          <w:tcPr>
-            <w:tcW w:type="dxa" w:w="1134"/>
-          </w:tcPr>
-          <w:p>
-            <w:pPr>
-              <w:spacing w:after="0"/>
-            </w:pPr>
-            <w:r>
-              <w:rPr>
-                <w:sz w:val="14"/>
-              </w:rPr>
-              <w:t>approval</w:t>
+              <w:t>B</w:t>
+            </w:r>
+          </w:p>
+        </w:tc>
+        <w:tc>
+          <w:tcPr>
+            <w:tcW w:type="dxa" w:w="1077"/>
+          </w:tcPr>
+          <w:p>
+            <w:pPr>
+              <w:spacing w:after="0"/>
+            </w:pPr>
+            <w:r>
+              <w:rPr>
+                <w:sz w:val="14"/>
+              </w:rPr>
+              <w:t>review</w:t>
             </w:r>
           </w:p>
         </w:tc>
@@ -5851,29 +6304,29 @@
               <w:rPr>
                 <w:sz w:val="14"/>
               </w:rPr>
-              <w:t>20</w:t>
-            </w:r>
-          </w:p>
-        </w:tc>
-        <w:tc>
-          <w:tcPr>
-            <w:tcW w:type="dxa" w:w="624"/>
-          </w:tcPr>
-          <w:p>
-            <w:pPr>
-              <w:spacing w:after="0"/>
-            </w:pPr>
-            <w:r>
-              <w:rPr>
-                <w:sz w:val="14"/>
-              </w:rPr>
               <w:t>10</w:t>
             </w:r>
           </w:p>
         </w:tc>
         <w:tc>
           <w:tcPr>
-            <w:tcW w:type="dxa" w:w="737"/>
+            <w:tcW w:type="dxa" w:w="567"/>
+          </w:tcPr>
+          <w:p>
+            <w:pPr>
+              <w:spacing w:after="0"/>
+            </w:pPr>
+            <w:r>
+              <w:rPr>
+                <w:sz w:val="14"/>
+              </w:rPr>
+              <w:t>5</w:t>
+            </w:r>
+          </w:p>
+        </w:tc>
+        <w:tc>
+          <w:tcPr>
+            <w:tcW w:type="dxa" w:w="680"/>
           </w:tcPr>
           <w:p>
             <w:pPr>
@@ -5889,17 +6342,32 @@
         </w:tc>
         <w:tc>
           <w:tcPr>
-            <w:tcW w:type="dxa" w:w="2098"/>
-          </w:tcPr>
-          <w:p>
-            <w:pPr>
-              <w:spacing w:after="0"/>
-            </w:pPr>
-            <w:r>
-              <w:rPr>
-                <w:sz w:val="14"/>
-              </w:rPr>
-              <w:t>DBR</w:t>
+            <w:tcW w:type="dxa" w:w="1984"/>
+          </w:tcPr>
+          <w:p>
+            <w:pPr>
+              <w:spacing w:after="0"/>
+            </w:pPr>
+            <w:r>
+              <w:rPr>
+                <w:sz w:val="14"/>
+              </w:rPr>
+              <w:t>CVL, PLN</w:t>
+            </w:r>
+          </w:p>
+        </w:tc>
+        <w:tc>
+          <w:tcPr>
+            <w:tcW w:type="dxa" w:w="510"/>
+          </w:tcPr>
+          <w:p>
+            <w:pPr>
+              <w:spacing w:after="0"/>
+            </w:pPr>
+            <w:r>
+              <w:rPr>
+                <w:sz w:val="14"/>
+              </w:rPr>
             </w:r>
           </w:p>
         </w:tc>
@@ -5935,23 +6403,23 @@
               <w:rPr>
                 <w:sz w:val="14"/>
               </w:rPr>
-              <w:t>PPL</w:t>
-            </w:r>
-          </w:p>
-        </w:tc>
-        <w:tc>
-          <w:tcPr>
-            <w:tcW w:type="dxa" w:w="2438"/>
-          </w:tcPr>
-          <w:p>
-            <w:pPr>
-              <w:spacing w:after="0"/>
-            </w:pPr>
-            <w:r>
-              <w:rPr>
-                <w:sz w:val="14"/>
-              </w:rPr>
-              <w:t>Piping general arrangement / plans</w:t>
+              <w:t>MRQ</w:t>
+            </w:r>
+          </w:p>
+        </w:tc>
+        <w:tc>
+          <w:tcPr>
+            <w:tcW w:type="dxa" w:w="2268"/>
+          </w:tcPr>
+          <w:p>
+            <w:pPr>
+              <w:spacing w:after="0"/>
+            </w:pPr>
+            <w:r>
+              <w:rPr>
+                <w:sz w:val="14"/>
+              </w:rPr>
+              <w:t>Material requisition</w:t>
             </w:r>
           </w:p>
         </w:tc>
@@ -5967,23 +6435,23 @@
               <w:rPr>
                 <w:sz w:val="14"/>
               </w:rPr>
-              <w:t>L</w:t>
-            </w:r>
-          </w:p>
-        </w:tc>
-        <w:tc>
-          <w:tcPr>
-            <w:tcW w:type="dxa" w:w="1134"/>
-          </w:tcPr>
-          <w:p>
-            <w:pPr>
-              <w:spacing w:after="0"/>
-            </w:pPr>
-            <w:r>
-              <w:rPr>
-                <w:sz w:val="14"/>
-              </w:rPr>
-              <w:t>review</w:t>
+              <w:t>C</w:t>
+            </w:r>
+          </w:p>
+        </w:tc>
+        <w:tc>
+          <w:tcPr>
+            <w:tcW w:type="dxa" w:w="1077"/>
+          </w:tcPr>
+          <w:p>
+            <w:pPr>
+              <w:spacing w:after="0"/>
+            </w:pPr>
+            <w:r>
+              <w:rPr>
+                <w:sz w:val="14"/>
+              </w:rPr>
+              <w:t>information</w:t>
             </w:r>
           </w:p>
         </w:tc>
@@ -5999,29 +6467,29 @@
               <w:rPr>
                 <w:sz w:val="14"/>
               </w:rPr>
-              <w:t>25</w:t>
-            </w:r>
-          </w:p>
-        </w:tc>
-        <w:tc>
-          <w:tcPr>
-            <w:tcW w:type="dxa" w:w="624"/>
-          </w:tcPr>
-          <w:p>
-            <w:pPr>
-              <w:spacing w:after="0"/>
-            </w:pPr>
-            <w:r>
-              <w:rPr>
-                <w:sz w:val="14"/>
-              </w:rPr>
-              <w:t>10</w:t>
-            </w:r>
-          </w:p>
-        </w:tc>
-        <w:tc>
-          <w:tcPr>
-            <w:tcW w:type="dxa" w:w="737"/>
+              <w:t>5</w:t>
+            </w:r>
+          </w:p>
+        </w:tc>
+        <w:tc>
+          <w:tcPr>
+            <w:tcW w:type="dxa" w:w="567"/>
+          </w:tcPr>
+          <w:p>
+            <w:pPr>
+              <w:spacing w:after="0"/>
+            </w:pPr>
+            <w:r>
+              <w:rPr>
+                <w:sz w:val="14"/>
+              </w:rPr>
+              <w:t>3</w:t>
+            </w:r>
+          </w:p>
+        </w:tc>
+        <w:tc>
+          <w:tcPr>
+            <w:tcW w:type="dxa" w:w="680"/>
           </w:tcPr>
           <w:p>
             <w:pPr>
@@ -6037,17 +6505,33 @@
         </w:tc>
         <w:tc>
           <w:tcPr>
-            <w:tcW w:type="dxa" w:w="2098"/>
-          </w:tcPr>
-          <w:p>
-            <w:pPr>
-              <w:spacing w:after="0"/>
-            </w:pPr>
-            <w:r>
-              <w:rPr>
-                <w:sz w:val="14"/>
-              </w:rPr>
-              <w:t>PID, LAY</w:t>
+            <w:tcW w:type="dxa" w:w="1984"/>
+          </w:tcPr>
+          <w:p>
+            <w:pPr>
+              <w:spacing w:after="0"/>
+            </w:pPr>
+            <w:r>
+              <w:rPr>
+                <w:sz w:val="14"/>
+              </w:rPr>
+              <w:t>SPC</w:t>
+            </w:r>
+          </w:p>
+        </w:tc>
+        <w:tc>
+          <w:tcPr>
+            <w:tcW w:type="dxa" w:w="510"/>
+          </w:tcPr>
+          <w:p>
+            <w:pPr>
+              <w:spacing w:after="0"/>
+            </w:pPr>
+            <w:r>
+              <w:rPr>
+                <w:sz w:val="14"/>
+              </w:rPr>
+              <w:t>P</w:t>
             </w:r>
           </w:p>
         </w:tc>
@@ -6063,7 +6547,6 @@
               <w:rPr>
                 <w:sz w:val="14"/>
               </w:rPr>
-              <w:t>C</w:t>
             </w:r>
           </w:p>
         </w:tc>
@@ -6084,23 +6567,23 @@
               <w:rPr>
                 <w:sz w:val="14"/>
               </w:rPr>
-              <w:t>PRC</w:t>
-            </w:r>
-          </w:p>
-        </w:tc>
-        <w:tc>
-          <w:tcPr>
-            <w:tcW w:type="dxa" w:w="2438"/>
-          </w:tcPr>
-          <w:p>
-            <w:pPr>
-              <w:spacing w:after="0"/>
-            </w:pPr>
-            <w:r>
-              <w:rPr>
-                <w:sz w:val="14"/>
-              </w:rPr>
-              <w:t>Procedure / project standard</w:t>
+              <w:t>OMM</w:t>
+            </w:r>
+          </w:p>
+        </w:tc>
+        <w:tc>
+          <w:tcPr>
+            <w:tcW w:type="dxa" w:w="2268"/>
+          </w:tcPr>
+          <w:p>
+            <w:pPr>
+              <w:spacing w:after="0"/>
+            </w:pPr>
+            <w:r>
+              <w:rPr>
+                <w:sz w:val="14"/>
+              </w:rPr>
+              <w:t>Operation and maintenance manual</w:t>
             </w:r>
           </w:p>
         </w:tc>
@@ -6116,23 +6599,23 @@
               <w:rPr>
                 <w:sz w:val="14"/>
               </w:rPr>
-              <w:t>B</w:t>
-            </w:r>
-          </w:p>
-        </w:tc>
-        <w:tc>
-          <w:tcPr>
-            <w:tcW w:type="dxa" w:w="1134"/>
-          </w:tcPr>
-          <w:p>
-            <w:pPr>
-              <w:spacing w:after="0"/>
-            </w:pPr>
-            <w:r>
-              <w:rPr>
-                <w:sz w:val="14"/>
-              </w:rPr>
-              <w:t>approval</w:t>
+              <w:t>D</w:t>
+            </w:r>
+          </w:p>
+        </w:tc>
+        <w:tc>
+          <w:tcPr>
+            <w:tcW w:type="dxa" w:w="1077"/>
+          </w:tcPr>
+          <w:p>
+            <w:pPr>
+              <w:spacing w:after="0"/>
+            </w:pPr>
+            <w:r>
+              <w:rPr>
+                <w:sz w:val="14"/>
+              </w:rPr>
+              <w:t>review</w:t>
             </w:r>
           </w:p>
         </w:tc>
@@ -6148,13 +6631,13 @@
               <w:rPr>
                 <w:sz w:val="14"/>
               </w:rPr>
-              <w:t>15</w:t>
-            </w:r>
-          </w:p>
-        </w:tc>
-        <w:tc>
-          <w:tcPr>
-            <w:tcW w:type="dxa" w:w="624"/>
+              <w:t>30</w:t>
+            </w:r>
+          </w:p>
+        </w:tc>
+        <w:tc>
+          <w:tcPr>
+            <w:tcW w:type="dxa" w:w="567"/>
           </w:tcPr>
           <w:p>
             <w:pPr>
@@ -6170,7 +6653,7 @@
         </w:tc>
         <w:tc>
           <w:tcPr>
-            <w:tcW w:type="dxa" w:w="737"/>
+            <w:tcW w:type="dxa" w:w="680"/>
           </w:tcPr>
           <w:p>
             <w:pPr>
@@ -6186,17 +6669,32 @@
         </w:tc>
         <w:tc>
           <w:tcPr>
-            <w:tcW w:type="dxa" w:w="2098"/>
-          </w:tcPr>
-          <w:p>
-            <w:pPr>
-              <w:spacing w:after="0"/>
-            </w:pPr>
-            <w:r>
-              <w:rPr>
-                <w:sz w:val="14"/>
-              </w:rPr>
-              <w:t>-</w:t>
+            <w:tcW w:type="dxa" w:w="1984"/>
+          </w:tcPr>
+          <w:p>
+            <w:pPr>
+              <w:spacing w:after="0"/>
+            </w:pPr>
+            <w:r>
+              <w:rPr>
+                <w:sz w:val="14"/>
+              </w:rPr>
+              <w:t>CMP, PID</w:t>
+            </w:r>
+          </w:p>
+        </w:tc>
+        <w:tc>
+          <w:tcPr>
+            <w:tcW w:type="dxa" w:w="510"/>
+          </w:tcPr>
+          <w:p>
+            <w:pPr>
+              <w:spacing w:after="0"/>
+            </w:pPr>
+            <w:r>
+              <w:rPr>
+                <w:sz w:val="14"/>
+              </w:rPr>
             </w:r>
           </w:p>
         </w:tc>
@@ -6232,23 +6730,23 @@
               <w:rPr>
                 <w:sz w:val="14"/>
               </w:rPr>
-              <w:t>RPT</w:t>
-            </w:r>
-          </w:p>
-        </w:tc>
-        <w:tc>
-          <w:tcPr>
-            <w:tcW w:type="dxa" w:w="2438"/>
-          </w:tcPr>
-          <w:p>
-            <w:pPr>
-              <w:spacing w:after="0"/>
-            </w:pPr>
-            <w:r>
-              <w:rPr>
-                <w:sz w:val="14"/>
-              </w:rPr>
-              <w:t>Technical report</w:t>
+              <w:t>PFD</w:t>
+            </w:r>
+          </w:p>
+        </w:tc>
+        <w:tc>
+          <w:tcPr>
+            <w:tcW w:type="dxa" w:w="2268"/>
+          </w:tcPr>
+          <w:p>
+            <w:pPr>
+              <w:spacing w:after="0"/>
+            </w:pPr>
+            <w:r>
+              <w:rPr>
+                <w:sz w:val="14"/>
+              </w:rPr>
+              <w:t>Process flow diagram</w:t>
             </w:r>
           </w:p>
         </w:tc>
@@ -6264,23 +6762,23 @@
               <w:rPr>
                 <w:sz w:val="14"/>
               </w:rPr>
-              <w:t>D</w:t>
-            </w:r>
-          </w:p>
-        </w:tc>
-        <w:tc>
-          <w:tcPr>
-            <w:tcW w:type="dxa" w:w="1134"/>
-          </w:tcPr>
-          <w:p>
-            <w:pPr>
-              <w:spacing w:after="0"/>
-            </w:pPr>
-            <w:r>
-              <w:rPr>
-                <w:sz w:val="14"/>
-              </w:rPr>
-              <w:t>review</w:t>
+              <w:t>F</w:t>
+            </w:r>
+          </w:p>
+        </w:tc>
+        <w:tc>
+          <w:tcPr>
+            <w:tcW w:type="dxa" w:w="1077"/>
+          </w:tcPr>
+          <w:p>
+            <w:pPr>
+              <w:spacing w:after="0"/>
+            </w:pPr>
+            <w:r>
+              <w:rPr>
+                <w:sz w:val="14"/>
+              </w:rPr>
+              <w:t>approval</w:t>
             </w:r>
           </w:p>
         </w:tc>
@@ -6302,23 +6800,23 @@
         </w:tc>
         <w:tc>
           <w:tcPr>
-            <w:tcW w:type="dxa" w:w="624"/>
-          </w:tcPr>
-          <w:p>
-            <w:pPr>
-              <w:spacing w:after="0"/>
-            </w:pPr>
-            <w:r>
-              <w:rPr>
-                <w:sz w:val="14"/>
-              </w:rPr>
-              <w:t>5</w:t>
-            </w:r>
-          </w:p>
-        </w:tc>
-        <w:tc>
-          <w:tcPr>
-            <w:tcW w:type="dxa" w:w="737"/>
+            <w:tcW w:type="dxa" w:w="567"/>
+          </w:tcPr>
+          <w:p>
+            <w:pPr>
+              <w:spacing w:after="0"/>
+            </w:pPr>
+            <w:r>
+              <w:rPr>
+                <w:sz w:val="14"/>
+              </w:rPr>
+              <w:t>10</w:t>
+            </w:r>
+          </w:p>
+        </w:tc>
+        <w:tc>
+          <w:tcPr>
+            <w:tcW w:type="dxa" w:w="680"/>
           </w:tcPr>
           <w:p>
             <w:pPr>
@@ -6334,17 +6832,32 @@
         </w:tc>
         <w:tc>
           <w:tcPr>
-            <w:tcW w:type="dxa" w:w="2098"/>
-          </w:tcPr>
-          <w:p>
-            <w:pPr>
-              <w:spacing w:after="0"/>
-            </w:pPr>
-            <w:r>
-              <w:rPr>
-                <w:sz w:val="14"/>
-              </w:rPr>
-              <w:t>-</w:t>
+            <w:tcW w:type="dxa" w:w="1984"/>
+          </w:tcPr>
+          <w:p>
+            <w:pPr>
+              <w:spacing w:after="0"/>
+            </w:pPr>
+            <w:r>
+              <w:rPr>
+                <w:sz w:val="14"/>
+              </w:rPr>
+              <w:t>HMB</w:t>
+            </w:r>
+          </w:p>
+        </w:tc>
+        <w:tc>
+          <w:tcPr>
+            <w:tcW w:type="dxa" w:w="510"/>
+          </w:tcPr>
+          <w:p>
+            <w:pPr>
+              <w:spacing w:after="0"/>
+            </w:pPr>
+            <w:r>
+              <w:rPr>
+                <w:sz w:val="14"/>
+              </w:rPr>
             </w:r>
           </w:p>
         </w:tc>
@@ -6380,23 +6893,23 @@
               <w:rPr>
                 <w:sz w:val="14"/>
               </w:rPr>
-              <w:t>SCH</w:t>
-            </w:r>
-          </w:p>
-        </w:tc>
-        <w:tc>
-          <w:tcPr>
-            <w:tcW w:type="dxa" w:w="2438"/>
-          </w:tcPr>
-          <w:p>
-            <w:pPr>
-              <w:spacing w:after="0"/>
-            </w:pPr>
-            <w:r>
-              <w:rPr>
-                <w:sz w:val="14"/>
-              </w:rPr>
-              <w:t>Schedule</w:t>
+              <w:t>PID</w:t>
+            </w:r>
+          </w:p>
+        </w:tc>
+        <w:tc>
+          <w:tcPr>
+            <w:tcW w:type="dxa" w:w="2268"/>
+          </w:tcPr>
+          <w:p>
+            <w:pPr>
+              <w:spacing w:after="0"/>
+            </w:pPr>
+            <w:r>
+              <w:rPr>
+                <w:sz w:val="14"/>
+              </w:rPr>
+              <w:t>Piping and instrumentation diagram</w:t>
             </w:r>
           </w:p>
         </w:tc>
@@ -6412,23 +6925,23 @@
               <w:rPr>
                 <w:sz w:val="14"/>
               </w:rPr>
-              <w:t>B</w:t>
-            </w:r>
-          </w:p>
-        </w:tc>
-        <w:tc>
-          <w:tcPr>
-            <w:tcW w:type="dxa" w:w="1134"/>
-          </w:tcPr>
-          <w:p>
-            <w:pPr>
-              <w:spacing w:after="0"/>
-            </w:pPr>
-            <w:r>
-              <w:rPr>
-                <w:sz w:val="14"/>
-              </w:rPr>
-              <w:t>review</w:t>
+              <w:t>F</w:t>
+            </w:r>
+          </w:p>
+        </w:tc>
+        <w:tc>
+          <w:tcPr>
+            <w:tcW w:type="dxa" w:w="1077"/>
+          </w:tcPr>
+          <w:p>
+            <w:pPr>
+              <w:spacing w:after="0"/>
+            </w:pPr>
+            <w:r>
+              <w:rPr>
+                <w:sz w:val="14"/>
+              </w:rPr>
+              <w:t>approval</w:t>
             </w:r>
           </w:p>
         </w:tc>
@@ -6444,29 +6957,29 @@
               <w:rPr>
                 <w:sz w:val="14"/>
               </w:rPr>
+              <w:t>25</w:t>
+            </w:r>
+          </w:p>
+        </w:tc>
+        <w:tc>
+          <w:tcPr>
+            <w:tcW w:type="dxa" w:w="567"/>
+          </w:tcPr>
+          <w:p>
+            <w:pPr>
+              <w:spacing w:after="0"/>
+            </w:pPr>
+            <w:r>
+              <w:rPr>
+                <w:sz w:val="14"/>
+              </w:rPr>
               <w:t>15</w:t>
             </w:r>
           </w:p>
         </w:tc>
         <w:tc>
           <w:tcPr>
-            <w:tcW w:type="dxa" w:w="624"/>
-          </w:tcPr>
-          <w:p>
-            <w:pPr>
-              <w:spacing w:after="0"/>
-            </w:pPr>
-            <w:r>
-              <w:rPr>
-                <w:sz w:val="14"/>
-              </w:rPr>
-              <w:t>5</w:t>
-            </w:r>
-          </w:p>
-        </w:tc>
-        <w:tc>
-          <w:tcPr>
-            <w:tcW w:type="dxa" w:w="737"/>
+            <w:tcW w:type="dxa" w:w="680"/>
           </w:tcPr>
           <w:p>
             <w:pPr>
@@ -6482,17 +6995,32 @@
         </w:tc>
         <w:tc>
           <w:tcPr>
-            <w:tcW w:type="dxa" w:w="2098"/>
-          </w:tcPr>
-          <w:p>
-            <w:pPr>
-              <w:spacing w:after="0"/>
-            </w:pPr>
-            <w:r>
-              <w:rPr>
-                <w:sz w:val="14"/>
-              </w:rPr>
-              <w:t>MDL</w:t>
+            <w:tcW w:type="dxa" w:w="1984"/>
+          </w:tcPr>
+          <w:p>
+            <w:pPr>
+              <w:spacing w:after="0"/>
+            </w:pPr>
+            <w:r>
+              <w:rPr>
+                <w:sz w:val="14"/>
+              </w:rPr>
+              <w:t>SDS</w:t>
+            </w:r>
+          </w:p>
+        </w:tc>
+        <w:tc>
+          <w:tcPr>
+            <w:tcW w:type="dxa" w:w="510"/>
+          </w:tcPr>
+          <w:p>
+            <w:pPr>
+              <w:spacing w:after="0"/>
+            </w:pPr>
+            <w:r>
+              <w:rPr>
+                <w:sz w:val="14"/>
+              </w:rPr>
             </w:r>
           </w:p>
         </w:tc>
@@ -6528,23 +7056,23 @@
               <w:rPr>
                 <w:sz w:val="14"/>
               </w:rPr>
-              <w:t>SDS</w:t>
-            </w:r>
-          </w:p>
-        </w:tc>
-        <w:tc>
-          <w:tcPr>
-            <w:tcW w:type="dxa" w:w="2438"/>
-          </w:tcPr>
-          <w:p>
-            <w:pPr>
-              <w:spacing w:after="0"/>
-            </w:pPr>
-            <w:r>
-              <w:rPr>
-                <w:sz w:val="14"/>
-              </w:rPr>
-              <w:t>System design description</w:t>
+              <w:t>PLN</w:t>
+            </w:r>
+          </w:p>
+        </w:tc>
+        <w:tc>
+          <w:tcPr>
+            <w:tcW w:type="dxa" w:w="2268"/>
+          </w:tcPr>
+          <w:p>
+            <w:pPr>
+              <w:spacing w:after="0"/>
+            </w:pPr>
+            <w:r>
+              <w:rPr>
+                <w:sz w:val="14"/>
+              </w:rPr>
+              <w:t>Plan (execution, quality, HSE, commissioning, training)</w:t>
             </w:r>
           </w:p>
         </w:tc>
@@ -6560,23 +7088,23 @@
               <w:rPr>
                 <w:sz w:val="14"/>
               </w:rPr>
-              <w:t>D</w:t>
-            </w:r>
-          </w:p>
-        </w:tc>
-        <w:tc>
-          <w:tcPr>
-            <w:tcW w:type="dxa" w:w="1134"/>
-          </w:tcPr>
-          <w:p>
-            <w:pPr>
-              <w:spacing w:after="0"/>
-            </w:pPr>
-            <w:r>
-              <w:rPr>
-                <w:sz w:val="14"/>
-              </w:rPr>
-              <w:t>review</w:t>
+              <w:t>B</w:t>
+            </w:r>
+          </w:p>
+        </w:tc>
+        <w:tc>
+          <w:tcPr>
+            <w:tcW w:type="dxa" w:w="1077"/>
+          </w:tcPr>
+          <w:p>
+            <w:pPr>
+              <w:spacing w:after="0"/>
+            </w:pPr>
+            <w:r>
+              <w:rPr>
+                <w:sz w:val="14"/>
+              </w:rPr>
+              <w:t>approval</w:t>
             </w:r>
           </w:p>
         </w:tc>
@@ -6592,13 +7120,13 @@
               <w:rPr>
                 <w:sz w:val="14"/>
               </w:rPr>
-              <w:t>15</w:t>
-            </w:r>
-          </w:p>
-        </w:tc>
-        <w:tc>
-          <w:tcPr>
-            <w:tcW w:type="dxa" w:w="624"/>
+              <w:t>20</w:t>
+            </w:r>
+          </w:p>
+        </w:tc>
+        <w:tc>
+          <w:tcPr>
+            <w:tcW w:type="dxa" w:w="567"/>
           </w:tcPr>
           <w:p>
             <w:pPr>
@@ -6614,7 +7142,7 @@
         </w:tc>
         <w:tc>
           <w:tcPr>
-            <w:tcW w:type="dxa" w:w="737"/>
+            <w:tcW w:type="dxa" w:w="680"/>
           </w:tcPr>
           <w:p>
             <w:pPr>
@@ -6630,17 +7158,32 @@
         </w:tc>
         <w:tc>
           <w:tcPr>
-            <w:tcW w:type="dxa" w:w="2098"/>
-          </w:tcPr>
-          <w:p>
-            <w:pPr>
-              <w:spacing w:after="0"/>
-            </w:pPr>
-            <w:r>
-              <w:rPr>
-                <w:sz w:val="14"/>
-              </w:rPr>
-              <w:t>DBR</w:t>
+            <w:tcW w:type="dxa" w:w="1984"/>
+          </w:tcPr>
+          <w:p>
+            <w:pPr>
+              <w:spacing w:after="0"/>
+            </w:pPr>
+            <w:r>
+              <w:rPr>
+                <w:sz w:val="14"/>
+              </w:rPr>
+              <w:t>DBR, HAZ, LST, PFD, PLN, PRC, RPT, SPC, STU</w:t>
+            </w:r>
+          </w:p>
+        </w:tc>
+        <w:tc>
+          <w:tcPr>
+            <w:tcW w:type="dxa" w:w="510"/>
+          </w:tcPr>
+          <w:p>
+            <w:pPr>
+              <w:spacing w:after="0"/>
+            </w:pPr>
+            <w:r>
+              <w:rPr>
+                <w:sz w:val="14"/>
+              </w:rPr>
             </w:r>
           </w:p>
         </w:tc>
@@ -6676,23 +7219,23 @@
               <w:rPr>
                 <w:sz w:val="14"/>
               </w:rPr>
-              <w:t>SLD</w:t>
-            </w:r>
-          </w:p>
-        </w:tc>
-        <w:tc>
-          <w:tcPr>
-            <w:tcW w:type="dxa" w:w="2438"/>
-          </w:tcPr>
-          <w:p>
-            <w:pPr>
-              <w:spacing w:after="0"/>
-            </w:pPr>
-            <w:r>
-              <w:rPr>
-                <w:sz w:val="14"/>
-              </w:rPr>
-              <w:t>Single line diagram</w:t>
+              <w:t>PLT</w:t>
+            </w:r>
+          </w:p>
+        </w:tc>
+        <w:tc>
+          <w:tcPr>
+            <w:tcW w:type="dxa" w:w="2268"/>
+          </w:tcPr>
+          <w:p>
+            <w:pPr>
+              <w:spacing w:after="0"/>
+            </w:pPr>
+            <w:r>
+              <w:rPr>
+                <w:sz w:val="14"/>
+              </w:rPr>
+              <w:t>Plot plan</w:t>
             </w:r>
           </w:p>
         </w:tc>
@@ -6708,13 +7251,13 @@
               <w:rPr>
                 <w:sz w:val="14"/>
               </w:rPr>
-              <w:t>F</w:t>
-            </w:r>
-          </w:p>
-        </w:tc>
-        <w:tc>
-          <w:tcPr>
-            <w:tcW w:type="dxa" w:w="1134"/>
+              <w:t>L</w:t>
+            </w:r>
+          </w:p>
+        </w:tc>
+        <w:tc>
+          <w:tcPr>
+            <w:tcW w:type="dxa" w:w="1077"/>
           </w:tcPr>
           <w:p>
             <w:pPr>
@@ -6740,13 +7283,13 @@
               <w:rPr>
                 <w:sz w:val="14"/>
               </w:rPr>
-              <w:t>15</w:t>
-            </w:r>
-          </w:p>
-        </w:tc>
-        <w:tc>
-          <w:tcPr>
-            <w:tcW w:type="dxa" w:w="624"/>
+              <w:t>20</w:t>
+            </w:r>
+          </w:p>
+        </w:tc>
+        <w:tc>
+          <w:tcPr>
+            <w:tcW w:type="dxa" w:w="567"/>
           </w:tcPr>
           <w:p>
             <w:pPr>
@@ -6762,7 +7305,7 @@
         </w:tc>
         <w:tc>
           <w:tcPr>
-            <w:tcW w:type="dxa" w:w="737"/>
+            <w:tcW w:type="dxa" w:w="680"/>
           </w:tcPr>
           <w:p>
             <w:pPr>
@@ -6778,17 +7321,32 @@
         </w:tc>
         <w:tc>
           <w:tcPr>
-            <w:tcW w:type="dxa" w:w="2098"/>
-          </w:tcPr>
-          <w:p>
-            <w:pPr>
-              <w:spacing w:after="0"/>
-            </w:pPr>
-            <w:r>
-              <w:rPr>
-                <w:sz w:val="14"/>
-              </w:rPr>
-              <w:t>LST</w:t>
+            <w:tcW w:type="dxa" w:w="1984"/>
+          </w:tcPr>
+          <w:p>
+            <w:pPr>
+              <w:spacing w:after="0"/>
+            </w:pPr>
+            <w:r>
+              <w:rPr>
+                <w:sz w:val="14"/>
+              </w:rPr>
+              <w:t>DBR</w:t>
+            </w:r>
+          </w:p>
+        </w:tc>
+        <w:tc>
+          <w:tcPr>
+            <w:tcW w:type="dxa" w:w="510"/>
+          </w:tcPr>
+          <w:p>
+            <w:pPr>
+              <w:spacing w:after="0"/>
+            </w:pPr>
+            <w:r>
+              <w:rPr>
+                <w:sz w:val="14"/>
+              </w:rPr>
             </w:r>
           </w:p>
         </w:tc>
@@ -6824,23 +7382,23 @@
               <w:rPr>
                 <w:sz w:val="14"/>
               </w:rPr>
-              <w:t>SPC</w:t>
-            </w:r>
-          </w:p>
-        </w:tc>
-        <w:tc>
-          <w:tcPr>
-            <w:tcW w:type="dxa" w:w="2438"/>
-          </w:tcPr>
-          <w:p>
-            <w:pPr>
-              <w:spacing w:after="0"/>
-            </w:pPr>
-            <w:r>
-              <w:rPr>
-                <w:sz w:val="14"/>
-              </w:rPr>
-              <w:t>Technical specification</w:t>
+              <w:t>PPL</w:t>
+            </w:r>
+          </w:p>
+        </w:tc>
+        <w:tc>
+          <w:tcPr>
+            <w:tcW w:type="dxa" w:w="2268"/>
+          </w:tcPr>
+          <w:p>
+            <w:pPr>
+              <w:spacing w:after="0"/>
+            </w:pPr>
+            <w:r>
+              <w:rPr>
+                <w:sz w:val="14"/>
+              </w:rPr>
+              <w:t>Piping general arrangement / plans</w:t>
             </w:r>
           </w:p>
         </w:tc>
@@ -6856,23 +7414,23 @@
               <w:rPr>
                 <w:sz w:val="14"/>
               </w:rPr>
-              <w:t>E</w:t>
-            </w:r>
-          </w:p>
-        </w:tc>
-        <w:tc>
-          <w:tcPr>
-            <w:tcW w:type="dxa" w:w="1134"/>
-          </w:tcPr>
-          <w:p>
-            <w:pPr>
-              <w:spacing w:after="0"/>
-            </w:pPr>
-            <w:r>
-              <w:rPr>
-                <w:sz w:val="14"/>
-              </w:rPr>
-              <w:t>approval</w:t>
+              <w:t>L</w:t>
+            </w:r>
+          </w:p>
+        </w:tc>
+        <w:tc>
+          <w:tcPr>
+            <w:tcW w:type="dxa" w:w="1077"/>
+          </w:tcPr>
+          <w:p>
+            <w:pPr>
+              <w:spacing w:after="0"/>
+            </w:pPr>
+            <w:r>
+              <w:rPr>
+                <w:sz w:val="14"/>
+              </w:rPr>
+              <w:t>review</w:t>
             </w:r>
           </w:p>
         </w:tc>
@@ -6888,13 +7446,13 @@
               <w:rPr>
                 <w:sz w:val="14"/>
               </w:rPr>
-              <w:t>20</w:t>
-            </w:r>
-          </w:p>
-        </w:tc>
-        <w:tc>
-          <w:tcPr>
-            <w:tcW w:type="dxa" w:w="624"/>
+              <w:t>25</w:t>
+            </w:r>
+          </w:p>
+        </w:tc>
+        <w:tc>
+          <w:tcPr>
+            <w:tcW w:type="dxa" w:w="567"/>
           </w:tcPr>
           <w:p>
             <w:pPr>
@@ -6910,7 +7468,7 @@
         </w:tc>
         <w:tc>
           <w:tcPr>
-            <w:tcW w:type="dxa" w:w="737"/>
+            <w:tcW w:type="dxa" w:w="680"/>
           </w:tcPr>
           <w:p>
             <w:pPr>
@@ -6926,17 +7484,33 @@
         </w:tc>
         <w:tc>
           <w:tcPr>
-            <w:tcW w:type="dxa" w:w="2098"/>
-          </w:tcPr>
-          <w:p>
-            <w:pPr>
-              <w:spacing w:after="0"/>
-            </w:pPr>
-            <w:r>
-              <w:rPr>
-                <w:sz w:val="14"/>
-              </w:rPr>
-              <w:t>-</w:t>
+            <w:tcW w:type="dxa" w:w="1984"/>
+          </w:tcPr>
+          <w:p>
+            <w:pPr>
+              <w:spacing w:after="0"/>
+            </w:pPr>
+            <w:r>
+              <w:rPr>
+                <w:sz w:val="14"/>
+              </w:rPr>
+              <w:t>PID, LAY</w:t>
+            </w:r>
+          </w:p>
+        </w:tc>
+        <w:tc>
+          <w:tcPr>
+            <w:tcW w:type="dxa" w:w="510"/>
+          </w:tcPr>
+          <w:p>
+            <w:pPr>
+              <w:spacing w:after="0"/>
+            </w:pPr>
+            <w:r>
+              <w:rPr>
+                <w:sz w:val="14"/>
+              </w:rPr>
+              <w:t>C</w:t>
             </w:r>
           </w:p>
         </w:tc>
@@ -6952,7 +7526,7 @@
               <w:rPr>
                 <w:sz w:val="14"/>
               </w:rPr>
-              <w:t>P</w:t>
+              <w:t>0.2</w:t>
             </w:r>
           </w:p>
         </w:tc>
@@ -6973,23 +7547,23 @@
               <w:rPr>
                 <w:sz w:val="14"/>
               </w:rPr>
-              <w:t>STL</w:t>
-            </w:r>
-          </w:p>
-        </w:tc>
-        <w:tc>
-          <w:tcPr>
-            <w:tcW w:type="dxa" w:w="2438"/>
-          </w:tcPr>
-          <w:p>
-            <w:pPr>
-              <w:spacing w:after="0"/>
-            </w:pPr>
-            <w:r>
-              <w:rPr>
-                <w:sz w:val="14"/>
-              </w:rPr>
-              <w:t>Steel structure drawing</w:t>
+              <w:t>PRC</w:t>
+            </w:r>
+          </w:p>
+        </w:tc>
+        <w:tc>
+          <w:tcPr>
+            <w:tcW w:type="dxa" w:w="2268"/>
+          </w:tcPr>
+          <w:p>
+            <w:pPr>
+              <w:spacing w:after="0"/>
+            </w:pPr>
+            <w:r>
+              <w:rPr>
+                <w:sz w:val="14"/>
+              </w:rPr>
+              <w:t>Procedure / project standard</w:t>
             </w:r>
           </w:p>
         </w:tc>
@@ -7005,13 +7579,13 @@
               <w:rPr>
                 <w:sz w:val="14"/>
               </w:rPr>
-              <w:t>L</w:t>
-            </w:r>
-          </w:p>
-        </w:tc>
-        <w:tc>
-          <w:tcPr>
-            <w:tcW w:type="dxa" w:w="1134"/>
+              <w:t>B</w:t>
+            </w:r>
+          </w:p>
+        </w:tc>
+        <w:tc>
+          <w:tcPr>
+            <w:tcW w:type="dxa" w:w="1077"/>
           </w:tcPr>
           <w:p>
             <w:pPr>
@@ -7037,13 +7611,13 @@
               <w:rPr>
                 <w:sz w:val="14"/>
               </w:rPr>
-              <w:t>20</w:t>
-            </w:r>
-          </w:p>
-        </w:tc>
-        <w:tc>
-          <w:tcPr>
-            <w:tcW w:type="dxa" w:w="624"/>
+              <w:t>15</w:t>
+            </w:r>
+          </w:p>
+        </w:tc>
+        <w:tc>
+          <w:tcPr>
+            <w:tcW w:type="dxa" w:w="567"/>
           </w:tcPr>
           <w:p>
             <w:pPr>
@@ -7059,7 +7633,7 @@
         </w:tc>
         <w:tc>
           <w:tcPr>
-            <w:tcW w:type="dxa" w:w="737"/>
+            <w:tcW w:type="dxa" w:w="680"/>
           </w:tcPr>
           <w:p>
             <w:pPr>
@@ -7075,17 +7649,32 @@
         </w:tc>
         <w:tc>
           <w:tcPr>
-            <w:tcW w:type="dxa" w:w="2098"/>
-          </w:tcPr>
-          <w:p>
-            <w:pPr>
-              <w:spacing w:after="0"/>
-            </w:pPr>
-            <w:r>
-              <w:rPr>
-                <w:sz w:val="14"/>
-              </w:rPr>
-              <w:t>GAD, CAL</w:t>
+            <w:tcW w:type="dxa" w:w="1984"/>
+          </w:tcPr>
+          <w:p>
+            <w:pPr>
+              <w:spacing w:after="0"/>
+            </w:pPr>
+            <w:r>
+              <w:rPr>
+                <w:sz w:val="14"/>
+              </w:rPr>
+              <w:t>-</w:t>
+            </w:r>
+          </w:p>
+        </w:tc>
+        <w:tc>
+          <w:tcPr>
+            <w:tcW w:type="dxa" w:w="510"/>
+          </w:tcPr>
+          <w:p>
+            <w:pPr>
+              <w:spacing w:after="0"/>
+            </w:pPr>
+            <w:r>
+              <w:rPr>
+                <w:sz w:val="14"/>
+              </w:rPr>
             </w:r>
           </w:p>
         </w:tc>
@@ -7101,7 +7690,6 @@
               <w:rPr>
                 <w:sz w:val="14"/>
               </w:rPr>
-              <w:t>C</w:t>
             </w:r>
           </w:p>
         </w:tc>
@@ -7122,23 +7710,23 @@
               <w:rPr>
                 <w:sz w:val="14"/>
               </w:rPr>
-              <w:t>STR</w:t>
-            </w:r>
-          </w:p>
-        </w:tc>
-        <w:tc>
-          <w:tcPr>
-            <w:tcW w:type="dxa" w:w="2438"/>
-          </w:tcPr>
-          <w:p>
-            <w:pPr>
-              <w:spacing w:after="0"/>
-            </w:pPr>
-            <w:r>
-              <w:rPr>
-                <w:sz w:val="14"/>
-              </w:rPr>
-              <w:t>Pipe stress analysis report</w:t>
+              <w:t>RBR</w:t>
+            </w:r>
+          </w:p>
+        </w:tc>
+        <w:tc>
+          <w:tcPr>
+            <w:tcW w:type="dxa" w:w="2268"/>
+          </w:tcPr>
+          <w:p>
+            <w:pPr>
+              <w:spacing w:after="0"/>
+            </w:pPr>
+            <w:r>
+              <w:rPr>
+                <w:sz w:val="14"/>
+              </w:rPr>
+              <w:t>Reinforcement drawings</w:t>
             </w:r>
           </w:p>
         </w:tc>
@@ -7154,13 +7742,13 @@
               <w:rPr>
                 <w:sz w:val="14"/>
               </w:rPr>
-              <w:t>E</w:t>
-            </w:r>
-          </w:p>
-        </w:tc>
-        <w:tc>
-          <w:tcPr>
-            <w:tcW w:type="dxa" w:w="1134"/>
+              <w:t>L</w:t>
+            </w:r>
+          </w:p>
+        </w:tc>
+        <w:tc>
+          <w:tcPr>
+            <w:tcW w:type="dxa" w:w="1077"/>
           </w:tcPr>
           <w:p>
             <w:pPr>
@@ -7186,13 +7774,13 @@
               <w:rPr>
                 <w:sz w:val="14"/>
               </w:rPr>
-              <w:t>20</w:t>
-            </w:r>
-          </w:p>
-        </w:tc>
-        <w:tc>
-          <w:tcPr>
-            <w:tcW w:type="dxa" w:w="624"/>
+              <w:t>15</w:t>
+            </w:r>
+          </w:p>
+        </w:tc>
+        <w:tc>
+          <w:tcPr>
+            <w:tcW w:type="dxa" w:w="567"/>
           </w:tcPr>
           <w:p>
             <w:pPr>
@@ -7208,7 +7796,7 @@
         </w:tc>
         <w:tc>
           <w:tcPr>
-            <w:tcW w:type="dxa" w:w="737"/>
+            <w:tcW w:type="dxa" w:w="680"/>
           </w:tcPr>
           <w:p>
             <w:pPr>
@@ -7224,17 +7812,33 @@
         </w:tc>
         <w:tc>
           <w:tcPr>
-            <w:tcW w:type="dxa" w:w="2098"/>
-          </w:tcPr>
-          <w:p>
-            <w:pPr>
-              <w:spacing w:after="0"/>
-            </w:pPr>
-            <w:r>
-              <w:rPr>
-                <w:sz w:val="14"/>
-              </w:rPr>
-              <w:t>PPL</w:t>
+            <w:tcW w:type="dxa" w:w="1984"/>
+          </w:tcPr>
+          <w:p>
+            <w:pPr>
+              <w:spacing w:after="0"/>
+            </w:pPr>
+            <w:r>
+              <w:rPr>
+                <w:sz w:val="14"/>
+              </w:rPr>
+              <w:t>FND</w:t>
+            </w:r>
+          </w:p>
+        </w:tc>
+        <w:tc>
+          <w:tcPr>
+            <w:tcW w:type="dxa" w:w="510"/>
+          </w:tcPr>
+          <w:p>
+            <w:pPr>
+              <w:spacing w:after="0"/>
+            </w:pPr>
+            <w:r>
+              <w:rPr>
+                <w:sz w:val="14"/>
+              </w:rPr>
+              <w:t>C</w:t>
             </w:r>
           </w:p>
         </w:tc>
@@ -7250,6 +7854,7 @@
               <w:rPr>
                 <w:sz w:val="14"/>
               </w:rPr>
+              <w:t>0.3</w:t>
             </w:r>
           </w:p>
         </w:tc>
@@ -7270,13 +7875,1157 @@
               <w:rPr>
                 <w:sz w:val="14"/>
               </w:rPr>
+              <w:t>RPT</w:t>
+            </w:r>
+          </w:p>
+        </w:tc>
+        <w:tc>
+          <w:tcPr>
+            <w:tcW w:type="dxa" w:w="2268"/>
+          </w:tcPr>
+          <w:p>
+            <w:pPr>
+              <w:spacing w:after="0"/>
+            </w:pPr>
+            <w:r>
+              <w:rPr>
+                <w:sz w:val="14"/>
+              </w:rPr>
+              <w:t>Technical report</w:t>
+            </w:r>
+          </w:p>
+        </w:tc>
+        <w:tc>
+          <w:tcPr>
+            <w:tcW w:type="dxa" w:w="737"/>
+          </w:tcPr>
+          <w:p>
+            <w:pPr>
+              <w:spacing w:after="0"/>
+            </w:pPr>
+            <w:r>
+              <w:rPr>
+                <w:sz w:val="14"/>
+              </w:rPr>
+              <w:t>D</w:t>
+            </w:r>
+          </w:p>
+        </w:tc>
+        <w:tc>
+          <w:tcPr>
+            <w:tcW w:type="dxa" w:w="1077"/>
+          </w:tcPr>
+          <w:p>
+            <w:pPr>
+              <w:spacing w:after="0"/>
+            </w:pPr>
+            <w:r>
+              <w:rPr>
+                <w:sz w:val="14"/>
+              </w:rPr>
+              <w:t>review</w:t>
+            </w:r>
+          </w:p>
+        </w:tc>
+        <w:tc>
+          <w:tcPr>
+            <w:tcW w:type="dxa" w:w="567"/>
+          </w:tcPr>
+          <w:p>
+            <w:pPr>
+              <w:spacing w:after="0"/>
+            </w:pPr>
+            <w:r>
+              <w:rPr>
+                <w:sz w:val="14"/>
+              </w:rPr>
+              <w:t>15</w:t>
+            </w:r>
+          </w:p>
+        </w:tc>
+        <w:tc>
+          <w:tcPr>
+            <w:tcW w:type="dxa" w:w="567"/>
+          </w:tcPr>
+          <w:p>
+            <w:pPr>
+              <w:spacing w:after="0"/>
+            </w:pPr>
+            <w:r>
+              <w:rPr>
+                <w:sz w:val="14"/>
+              </w:rPr>
+              <w:t>5</w:t>
+            </w:r>
+          </w:p>
+        </w:tc>
+        <w:tc>
+          <w:tcPr>
+            <w:tcW w:type="dxa" w:w="680"/>
+          </w:tcPr>
+          <w:p>
+            <w:pPr>
+              <w:spacing w:after="0"/>
+            </w:pPr>
+            <w:r>
+              <w:rPr>
+                <w:sz w:val="14"/>
+              </w:rPr>
+              <w:t>IFR</w:t>
+            </w:r>
+          </w:p>
+        </w:tc>
+        <w:tc>
+          <w:tcPr>
+            <w:tcW w:type="dxa" w:w="1984"/>
+          </w:tcPr>
+          <w:p>
+            <w:pPr>
+              <w:spacing w:after="0"/>
+            </w:pPr>
+            <w:r>
+              <w:rPr>
+                <w:sz w:val="14"/>
+              </w:rPr>
+              <w:t>-</w:t>
+            </w:r>
+          </w:p>
+        </w:tc>
+        <w:tc>
+          <w:tcPr>
+            <w:tcW w:type="dxa" w:w="510"/>
+          </w:tcPr>
+          <w:p>
+            <w:pPr>
+              <w:spacing w:after="0"/>
+            </w:pPr>
+            <w:r>
+              <w:rPr>
+                <w:sz w:val="14"/>
+              </w:rPr>
+            </w:r>
+          </w:p>
+        </w:tc>
+        <w:tc>
+          <w:tcPr>
+            <w:tcW w:type="dxa" w:w="567"/>
+          </w:tcPr>
+          <w:p>
+            <w:pPr>
+              <w:spacing w:after="0"/>
+            </w:pPr>
+            <w:r>
+              <w:rPr>
+                <w:sz w:val="14"/>
+              </w:rPr>
+            </w:r>
+          </w:p>
+        </w:tc>
+      </w:tr>
+      <w:tr>
+        <w:trPr>
+          <w:cantSplit w:val="true"/>
+        </w:trPr>
+        <w:tc>
+          <w:tcPr>
+            <w:tcW w:type="dxa" w:w="567"/>
+          </w:tcPr>
+          <w:p>
+            <w:pPr>
+              <w:spacing w:after="0"/>
+            </w:pPr>
+            <w:r>
+              <w:rPr>
+                <w:sz w:val="14"/>
+              </w:rPr>
+              <w:t>SCH</w:t>
+            </w:r>
+          </w:p>
+        </w:tc>
+        <w:tc>
+          <w:tcPr>
+            <w:tcW w:type="dxa" w:w="2268"/>
+          </w:tcPr>
+          <w:p>
+            <w:pPr>
+              <w:spacing w:after="0"/>
+            </w:pPr>
+            <w:r>
+              <w:rPr>
+                <w:sz w:val="14"/>
+              </w:rPr>
+              <w:t>Schedule</w:t>
+            </w:r>
+          </w:p>
+        </w:tc>
+        <w:tc>
+          <w:tcPr>
+            <w:tcW w:type="dxa" w:w="737"/>
+          </w:tcPr>
+          <w:p>
+            <w:pPr>
+              <w:spacing w:after="0"/>
+            </w:pPr>
+            <w:r>
+              <w:rPr>
+                <w:sz w:val="14"/>
+              </w:rPr>
+              <w:t>B</w:t>
+            </w:r>
+          </w:p>
+        </w:tc>
+        <w:tc>
+          <w:tcPr>
+            <w:tcW w:type="dxa" w:w="1077"/>
+          </w:tcPr>
+          <w:p>
+            <w:pPr>
+              <w:spacing w:after="0"/>
+            </w:pPr>
+            <w:r>
+              <w:rPr>
+                <w:sz w:val="14"/>
+              </w:rPr>
+              <w:t>review</w:t>
+            </w:r>
+          </w:p>
+        </w:tc>
+        <w:tc>
+          <w:tcPr>
+            <w:tcW w:type="dxa" w:w="567"/>
+          </w:tcPr>
+          <w:p>
+            <w:pPr>
+              <w:spacing w:after="0"/>
+            </w:pPr>
+            <w:r>
+              <w:rPr>
+                <w:sz w:val="14"/>
+              </w:rPr>
+              <w:t>15</w:t>
+            </w:r>
+          </w:p>
+        </w:tc>
+        <w:tc>
+          <w:tcPr>
+            <w:tcW w:type="dxa" w:w="567"/>
+          </w:tcPr>
+          <w:p>
+            <w:pPr>
+              <w:spacing w:after="0"/>
+            </w:pPr>
+            <w:r>
+              <w:rPr>
+                <w:sz w:val="14"/>
+              </w:rPr>
+              <w:t>5</w:t>
+            </w:r>
+          </w:p>
+        </w:tc>
+        <w:tc>
+          <w:tcPr>
+            <w:tcW w:type="dxa" w:w="680"/>
+          </w:tcPr>
+          <w:p>
+            <w:pPr>
+              <w:spacing w:after="0"/>
+            </w:pPr>
+            <w:r>
+              <w:rPr>
+                <w:sz w:val="14"/>
+              </w:rPr>
+              <w:t>IFR</w:t>
+            </w:r>
+          </w:p>
+        </w:tc>
+        <w:tc>
+          <w:tcPr>
+            <w:tcW w:type="dxa" w:w="1984"/>
+          </w:tcPr>
+          <w:p>
+            <w:pPr>
+              <w:spacing w:after="0"/>
+            </w:pPr>
+            <w:r>
+              <w:rPr>
+                <w:sz w:val="14"/>
+              </w:rPr>
+              <w:t>MDL</w:t>
+            </w:r>
+          </w:p>
+        </w:tc>
+        <w:tc>
+          <w:tcPr>
+            <w:tcW w:type="dxa" w:w="510"/>
+          </w:tcPr>
+          <w:p>
+            <w:pPr>
+              <w:spacing w:after="0"/>
+            </w:pPr>
+            <w:r>
+              <w:rPr>
+                <w:sz w:val="14"/>
+              </w:rPr>
+            </w:r>
+          </w:p>
+        </w:tc>
+        <w:tc>
+          <w:tcPr>
+            <w:tcW w:type="dxa" w:w="567"/>
+          </w:tcPr>
+          <w:p>
+            <w:pPr>
+              <w:spacing w:after="0"/>
+            </w:pPr>
+            <w:r>
+              <w:rPr>
+                <w:sz w:val="14"/>
+              </w:rPr>
+            </w:r>
+          </w:p>
+        </w:tc>
+      </w:tr>
+      <w:tr>
+        <w:trPr>
+          <w:cantSplit w:val="true"/>
+        </w:trPr>
+        <w:tc>
+          <w:tcPr>
+            <w:tcW w:type="dxa" w:w="567"/>
+          </w:tcPr>
+          <w:p>
+            <w:pPr>
+              <w:spacing w:after="0"/>
+            </w:pPr>
+            <w:r>
+              <w:rPr>
+                <w:sz w:val="14"/>
+              </w:rPr>
+              <w:t>SDS</w:t>
+            </w:r>
+          </w:p>
+        </w:tc>
+        <w:tc>
+          <w:tcPr>
+            <w:tcW w:type="dxa" w:w="2268"/>
+          </w:tcPr>
+          <w:p>
+            <w:pPr>
+              <w:spacing w:after="0"/>
+            </w:pPr>
+            <w:r>
+              <w:rPr>
+                <w:sz w:val="14"/>
+              </w:rPr>
+              <w:t>System design description</w:t>
+            </w:r>
+          </w:p>
+        </w:tc>
+        <w:tc>
+          <w:tcPr>
+            <w:tcW w:type="dxa" w:w="737"/>
+          </w:tcPr>
+          <w:p>
+            <w:pPr>
+              <w:spacing w:after="0"/>
+            </w:pPr>
+            <w:r>
+              <w:rPr>
+                <w:sz w:val="14"/>
+              </w:rPr>
+              <w:t>D</w:t>
+            </w:r>
+          </w:p>
+        </w:tc>
+        <w:tc>
+          <w:tcPr>
+            <w:tcW w:type="dxa" w:w="1077"/>
+          </w:tcPr>
+          <w:p>
+            <w:pPr>
+              <w:spacing w:after="0"/>
+            </w:pPr>
+            <w:r>
+              <w:rPr>
+                <w:sz w:val="14"/>
+              </w:rPr>
+              <w:t>review</w:t>
+            </w:r>
+          </w:p>
+        </w:tc>
+        <w:tc>
+          <w:tcPr>
+            <w:tcW w:type="dxa" w:w="567"/>
+          </w:tcPr>
+          <w:p>
+            <w:pPr>
+              <w:spacing w:after="0"/>
+            </w:pPr>
+            <w:r>
+              <w:rPr>
+                <w:sz w:val="14"/>
+              </w:rPr>
+              <w:t>15</w:t>
+            </w:r>
+          </w:p>
+        </w:tc>
+        <w:tc>
+          <w:tcPr>
+            <w:tcW w:type="dxa" w:w="567"/>
+          </w:tcPr>
+          <w:p>
+            <w:pPr>
+              <w:spacing w:after="0"/>
+            </w:pPr>
+            <w:r>
+              <w:rPr>
+                <w:sz w:val="14"/>
+              </w:rPr>
+              <w:t>10</w:t>
+            </w:r>
+          </w:p>
+        </w:tc>
+        <w:tc>
+          <w:tcPr>
+            <w:tcW w:type="dxa" w:w="680"/>
+          </w:tcPr>
+          <w:p>
+            <w:pPr>
+              <w:spacing w:after="0"/>
+            </w:pPr>
+            <w:r>
+              <w:rPr>
+                <w:sz w:val="14"/>
+              </w:rPr>
+              <w:t>IFR</w:t>
+            </w:r>
+          </w:p>
+        </w:tc>
+        <w:tc>
+          <w:tcPr>
+            <w:tcW w:type="dxa" w:w="1984"/>
+          </w:tcPr>
+          <w:p>
+            <w:pPr>
+              <w:spacing w:after="0"/>
+            </w:pPr>
+            <w:r>
+              <w:rPr>
+                <w:sz w:val="14"/>
+              </w:rPr>
+              <w:t>DBR</w:t>
+            </w:r>
+          </w:p>
+        </w:tc>
+        <w:tc>
+          <w:tcPr>
+            <w:tcW w:type="dxa" w:w="510"/>
+          </w:tcPr>
+          <w:p>
+            <w:pPr>
+              <w:spacing w:after="0"/>
+            </w:pPr>
+            <w:r>
+              <w:rPr>
+                <w:sz w:val="14"/>
+              </w:rPr>
+            </w:r>
+          </w:p>
+        </w:tc>
+        <w:tc>
+          <w:tcPr>
+            <w:tcW w:type="dxa" w:w="567"/>
+          </w:tcPr>
+          <w:p>
+            <w:pPr>
+              <w:spacing w:after="0"/>
+            </w:pPr>
+            <w:r>
+              <w:rPr>
+                <w:sz w:val="14"/>
+              </w:rPr>
+            </w:r>
+          </w:p>
+        </w:tc>
+      </w:tr>
+      <w:tr>
+        <w:trPr>
+          <w:cantSplit w:val="true"/>
+        </w:trPr>
+        <w:tc>
+          <w:tcPr>
+            <w:tcW w:type="dxa" w:w="567"/>
+          </w:tcPr>
+          <w:p>
+            <w:pPr>
+              <w:spacing w:after="0"/>
+            </w:pPr>
+            <w:r>
+              <w:rPr>
+                <w:sz w:val="14"/>
+              </w:rPr>
+              <w:t>SLD</w:t>
+            </w:r>
+          </w:p>
+        </w:tc>
+        <w:tc>
+          <w:tcPr>
+            <w:tcW w:type="dxa" w:w="2268"/>
+          </w:tcPr>
+          <w:p>
+            <w:pPr>
+              <w:spacing w:after="0"/>
+            </w:pPr>
+            <w:r>
+              <w:rPr>
+                <w:sz w:val="14"/>
+              </w:rPr>
+              <w:t>Single line diagram</w:t>
+            </w:r>
+          </w:p>
+        </w:tc>
+        <w:tc>
+          <w:tcPr>
+            <w:tcW w:type="dxa" w:w="737"/>
+          </w:tcPr>
+          <w:p>
+            <w:pPr>
+              <w:spacing w:after="0"/>
+            </w:pPr>
+            <w:r>
+              <w:rPr>
+                <w:sz w:val="14"/>
+              </w:rPr>
+              <w:t>F</w:t>
+            </w:r>
+          </w:p>
+        </w:tc>
+        <w:tc>
+          <w:tcPr>
+            <w:tcW w:type="dxa" w:w="1077"/>
+          </w:tcPr>
+          <w:p>
+            <w:pPr>
+              <w:spacing w:after="0"/>
+            </w:pPr>
+            <w:r>
+              <w:rPr>
+                <w:sz w:val="14"/>
+              </w:rPr>
+              <w:t>approval</w:t>
+            </w:r>
+          </w:p>
+        </w:tc>
+        <w:tc>
+          <w:tcPr>
+            <w:tcW w:type="dxa" w:w="567"/>
+          </w:tcPr>
+          <w:p>
+            <w:pPr>
+              <w:spacing w:after="0"/>
+            </w:pPr>
+            <w:r>
+              <w:rPr>
+                <w:sz w:val="14"/>
+              </w:rPr>
+              <w:t>15</w:t>
+            </w:r>
+          </w:p>
+        </w:tc>
+        <w:tc>
+          <w:tcPr>
+            <w:tcW w:type="dxa" w:w="567"/>
+          </w:tcPr>
+          <w:p>
+            <w:pPr>
+              <w:spacing w:after="0"/>
+            </w:pPr>
+            <w:r>
+              <w:rPr>
+                <w:sz w:val="14"/>
+              </w:rPr>
+              <w:t>10</w:t>
+            </w:r>
+          </w:p>
+        </w:tc>
+        <w:tc>
+          <w:tcPr>
+            <w:tcW w:type="dxa" w:w="680"/>
+          </w:tcPr>
+          <w:p>
+            <w:pPr>
+              <w:spacing w:after="0"/>
+            </w:pPr>
+            <w:r>
+              <w:rPr>
+                <w:sz w:val="14"/>
+              </w:rPr>
+              <w:t>IFR</w:t>
+            </w:r>
+          </w:p>
+        </w:tc>
+        <w:tc>
+          <w:tcPr>
+            <w:tcW w:type="dxa" w:w="1984"/>
+          </w:tcPr>
+          <w:p>
+            <w:pPr>
+              <w:spacing w:after="0"/>
+            </w:pPr>
+            <w:r>
+              <w:rPr>
+                <w:sz w:val="14"/>
+              </w:rPr>
+              <w:t>DBR, LST</w:t>
+            </w:r>
+          </w:p>
+        </w:tc>
+        <w:tc>
+          <w:tcPr>
+            <w:tcW w:type="dxa" w:w="510"/>
+          </w:tcPr>
+          <w:p>
+            <w:pPr>
+              <w:spacing w:after="0"/>
+            </w:pPr>
+            <w:r>
+              <w:rPr>
+                <w:sz w:val="14"/>
+              </w:rPr>
+            </w:r>
+          </w:p>
+        </w:tc>
+        <w:tc>
+          <w:tcPr>
+            <w:tcW w:type="dxa" w:w="567"/>
+          </w:tcPr>
+          <w:p>
+            <w:pPr>
+              <w:spacing w:after="0"/>
+            </w:pPr>
+            <w:r>
+              <w:rPr>
+                <w:sz w:val="14"/>
+              </w:rPr>
+            </w:r>
+          </w:p>
+        </w:tc>
+      </w:tr>
+      <w:tr>
+        <w:trPr>
+          <w:cantSplit w:val="true"/>
+        </w:trPr>
+        <w:tc>
+          <w:tcPr>
+            <w:tcW w:type="dxa" w:w="567"/>
+          </w:tcPr>
+          <w:p>
+            <w:pPr>
+              <w:spacing w:after="0"/>
+            </w:pPr>
+            <w:r>
+              <w:rPr>
+                <w:sz w:val="14"/>
+              </w:rPr>
+              <w:t>SPC</w:t>
+            </w:r>
+          </w:p>
+        </w:tc>
+        <w:tc>
+          <w:tcPr>
+            <w:tcW w:type="dxa" w:w="2268"/>
+          </w:tcPr>
+          <w:p>
+            <w:pPr>
+              <w:spacing w:after="0"/>
+            </w:pPr>
+            <w:r>
+              <w:rPr>
+                <w:sz w:val="14"/>
+              </w:rPr>
+              <w:t>Technical specification</w:t>
+            </w:r>
+          </w:p>
+        </w:tc>
+        <w:tc>
+          <w:tcPr>
+            <w:tcW w:type="dxa" w:w="737"/>
+          </w:tcPr>
+          <w:p>
+            <w:pPr>
+              <w:spacing w:after="0"/>
+            </w:pPr>
+            <w:r>
+              <w:rPr>
+                <w:sz w:val="14"/>
+              </w:rPr>
+              <w:t>E</w:t>
+            </w:r>
+          </w:p>
+        </w:tc>
+        <w:tc>
+          <w:tcPr>
+            <w:tcW w:type="dxa" w:w="1077"/>
+          </w:tcPr>
+          <w:p>
+            <w:pPr>
+              <w:spacing w:after="0"/>
+            </w:pPr>
+            <w:r>
+              <w:rPr>
+                <w:sz w:val="14"/>
+              </w:rPr>
+              <w:t>approval</w:t>
+            </w:r>
+          </w:p>
+        </w:tc>
+        <w:tc>
+          <w:tcPr>
+            <w:tcW w:type="dxa" w:w="567"/>
+          </w:tcPr>
+          <w:p>
+            <w:pPr>
+              <w:spacing w:after="0"/>
+            </w:pPr>
+            <w:r>
+              <w:rPr>
+                <w:sz w:val="14"/>
+              </w:rPr>
+              <w:t>20</w:t>
+            </w:r>
+          </w:p>
+        </w:tc>
+        <w:tc>
+          <w:tcPr>
+            <w:tcW w:type="dxa" w:w="567"/>
+          </w:tcPr>
+          <w:p>
+            <w:pPr>
+              <w:spacing w:after="0"/>
+            </w:pPr>
+            <w:r>
+              <w:rPr>
+                <w:sz w:val="14"/>
+              </w:rPr>
+              <w:t>10</w:t>
+            </w:r>
+          </w:p>
+        </w:tc>
+        <w:tc>
+          <w:tcPr>
+            <w:tcW w:type="dxa" w:w="680"/>
+          </w:tcPr>
+          <w:p>
+            <w:pPr>
+              <w:spacing w:after="0"/>
+            </w:pPr>
+            <w:r>
+              <w:rPr>
+                <w:sz w:val="14"/>
+              </w:rPr>
+              <w:t>IFR</w:t>
+            </w:r>
+          </w:p>
+        </w:tc>
+        <w:tc>
+          <w:tcPr>
+            <w:tcW w:type="dxa" w:w="1984"/>
+          </w:tcPr>
+          <w:p>
+            <w:pPr>
+              <w:spacing w:after="0"/>
+            </w:pPr>
+            <w:r>
+              <w:rPr>
+                <w:sz w:val="14"/>
+              </w:rPr>
+              <w:t>-</w:t>
+            </w:r>
+          </w:p>
+        </w:tc>
+        <w:tc>
+          <w:tcPr>
+            <w:tcW w:type="dxa" w:w="510"/>
+          </w:tcPr>
+          <w:p>
+            <w:pPr>
+              <w:spacing w:after="0"/>
+            </w:pPr>
+            <w:r>
+              <w:rPr>
+                <w:sz w:val="14"/>
+              </w:rPr>
+              <w:t>P</w:t>
+            </w:r>
+          </w:p>
+        </w:tc>
+        <w:tc>
+          <w:tcPr>
+            <w:tcW w:type="dxa" w:w="567"/>
+          </w:tcPr>
+          <w:p>
+            <w:pPr>
+              <w:spacing w:after="0"/>
+            </w:pPr>
+            <w:r>
+              <w:rPr>
+                <w:sz w:val="14"/>
+              </w:rPr>
+            </w:r>
+          </w:p>
+        </w:tc>
+      </w:tr>
+      <w:tr>
+        <w:trPr>
+          <w:cantSplit w:val="true"/>
+        </w:trPr>
+        <w:tc>
+          <w:tcPr>
+            <w:tcW w:type="dxa" w:w="567"/>
+          </w:tcPr>
+          <w:p>
+            <w:pPr>
+              <w:spacing w:after="0"/>
+            </w:pPr>
+            <w:r>
+              <w:rPr>
+                <w:sz w:val="14"/>
+              </w:rPr>
+              <w:t>STL</w:t>
+            </w:r>
+          </w:p>
+        </w:tc>
+        <w:tc>
+          <w:tcPr>
+            <w:tcW w:type="dxa" w:w="2268"/>
+          </w:tcPr>
+          <w:p>
+            <w:pPr>
+              <w:spacing w:after="0"/>
+            </w:pPr>
+            <w:r>
+              <w:rPr>
+                <w:sz w:val="14"/>
+              </w:rPr>
+              <w:t>Steel structure drawing</w:t>
+            </w:r>
+          </w:p>
+        </w:tc>
+        <w:tc>
+          <w:tcPr>
+            <w:tcW w:type="dxa" w:w="737"/>
+          </w:tcPr>
+          <w:p>
+            <w:pPr>
+              <w:spacing w:after="0"/>
+            </w:pPr>
+            <w:r>
+              <w:rPr>
+                <w:sz w:val="14"/>
+              </w:rPr>
+              <w:t>L</w:t>
+            </w:r>
+          </w:p>
+        </w:tc>
+        <w:tc>
+          <w:tcPr>
+            <w:tcW w:type="dxa" w:w="1077"/>
+          </w:tcPr>
+          <w:p>
+            <w:pPr>
+              <w:spacing w:after="0"/>
+            </w:pPr>
+            <w:r>
+              <w:rPr>
+                <w:sz w:val="14"/>
+              </w:rPr>
+              <w:t>approval</w:t>
+            </w:r>
+          </w:p>
+        </w:tc>
+        <w:tc>
+          <w:tcPr>
+            <w:tcW w:type="dxa" w:w="567"/>
+          </w:tcPr>
+          <w:p>
+            <w:pPr>
+              <w:spacing w:after="0"/>
+            </w:pPr>
+            <w:r>
+              <w:rPr>
+                <w:sz w:val="14"/>
+              </w:rPr>
+              <w:t>20</w:t>
+            </w:r>
+          </w:p>
+        </w:tc>
+        <w:tc>
+          <w:tcPr>
+            <w:tcW w:type="dxa" w:w="567"/>
+          </w:tcPr>
+          <w:p>
+            <w:pPr>
+              <w:spacing w:after="0"/>
+            </w:pPr>
+            <w:r>
+              <w:rPr>
+                <w:sz w:val="14"/>
+              </w:rPr>
+              <w:t>10</w:t>
+            </w:r>
+          </w:p>
+        </w:tc>
+        <w:tc>
+          <w:tcPr>
+            <w:tcW w:type="dxa" w:w="680"/>
+          </w:tcPr>
+          <w:p>
+            <w:pPr>
+              <w:spacing w:after="0"/>
+            </w:pPr>
+            <w:r>
+              <w:rPr>
+                <w:sz w:val="14"/>
+              </w:rPr>
+              <w:t>IFR</w:t>
+            </w:r>
+          </w:p>
+        </w:tc>
+        <w:tc>
+          <w:tcPr>
+            <w:tcW w:type="dxa" w:w="1984"/>
+          </w:tcPr>
+          <w:p>
+            <w:pPr>
+              <w:spacing w:after="0"/>
+            </w:pPr>
+            <w:r>
+              <w:rPr>
+                <w:sz w:val="14"/>
+              </w:rPr>
+              <w:t>GAD, CAL</w:t>
+            </w:r>
+          </w:p>
+        </w:tc>
+        <w:tc>
+          <w:tcPr>
+            <w:tcW w:type="dxa" w:w="510"/>
+          </w:tcPr>
+          <w:p>
+            <w:pPr>
+              <w:spacing w:after="0"/>
+            </w:pPr>
+            <w:r>
+              <w:rPr>
+                <w:sz w:val="14"/>
+              </w:rPr>
+              <w:t>C</w:t>
+            </w:r>
+          </w:p>
+        </w:tc>
+        <w:tc>
+          <w:tcPr>
+            <w:tcW w:type="dxa" w:w="567"/>
+          </w:tcPr>
+          <w:p>
+            <w:pPr>
+              <w:spacing w:after="0"/>
+            </w:pPr>
+            <w:r>
+              <w:rPr>
+                <w:sz w:val="14"/>
+              </w:rPr>
+              <w:t>0.3</w:t>
+            </w:r>
+          </w:p>
+        </w:tc>
+      </w:tr>
+      <w:tr>
+        <w:trPr>
+          <w:cantSplit w:val="true"/>
+        </w:trPr>
+        <w:tc>
+          <w:tcPr>
+            <w:tcW w:type="dxa" w:w="567"/>
+          </w:tcPr>
+          <w:p>
+            <w:pPr>
+              <w:spacing w:after="0"/>
+            </w:pPr>
+            <w:r>
+              <w:rPr>
+                <w:sz w:val="14"/>
+              </w:rPr>
+              <w:t>STR</w:t>
+            </w:r>
+          </w:p>
+        </w:tc>
+        <w:tc>
+          <w:tcPr>
+            <w:tcW w:type="dxa" w:w="2268"/>
+          </w:tcPr>
+          <w:p>
+            <w:pPr>
+              <w:spacing w:after="0"/>
+            </w:pPr>
+            <w:r>
+              <w:rPr>
+                <w:sz w:val="14"/>
+              </w:rPr>
+              <w:t>Pipe stress analysis report</w:t>
+            </w:r>
+          </w:p>
+        </w:tc>
+        <w:tc>
+          <w:tcPr>
+            <w:tcW w:type="dxa" w:w="737"/>
+          </w:tcPr>
+          <w:p>
+            <w:pPr>
+              <w:spacing w:after="0"/>
+            </w:pPr>
+            <w:r>
+              <w:rPr>
+                <w:sz w:val="14"/>
+              </w:rPr>
+              <w:t>E</w:t>
+            </w:r>
+          </w:p>
+        </w:tc>
+        <w:tc>
+          <w:tcPr>
+            <w:tcW w:type="dxa" w:w="1077"/>
+          </w:tcPr>
+          <w:p>
+            <w:pPr>
+              <w:spacing w:after="0"/>
+            </w:pPr>
+            <w:r>
+              <w:rPr>
+                <w:sz w:val="14"/>
+              </w:rPr>
+              <w:t>review</w:t>
+            </w:r>
+          </w:p>
+        </w:tc>
+        <w:tc>
+          <w:tcPr>
+            <w:tcW w:type="dxa" w:w="567"/>
+          </w:tcPr>
+          <w:p>
+            <w:pPr>
+              <w:spacing w:after="0"/>
+            </w:pPr>
+            <w:r>
+              <w:rPr>
+                <w:sz w:val="14"/>
+              </w:rPr>
+              <w:t>20</w:t>
+            </w:r>
+          </w:p>
+        </w:tc>
+        <w:tc>
+          <w:tcPr>
+            <w:tcW w:type="dxa" w:w="567"/>
+          </w:tcPr>
+          <w:p>
+            <w:pPr>
+              <w:spacing w:after="0"/>
+            </w:pPr>
+            <w:r>
+              <w:rPr>
+                <w:sz w:val="14"/>
+              </w:rPr>
+              <w:t>5</w:t>
+            </w:r>
+          </w:p>
+        </w:tc>
+        <w:tc>
+          <w:tcPr>
+            <w:tcW w:type="dxa" w:w="680"/>
+          </w:tcPr>
+          <w:p>
+            <w:pPr>
+              <w:spacing w:after="0"/>
+            </w:pPr>
+            <w:r>
+              <w:rPr>
+                <w:sz w:val="14"/>
+              </w:rPr>
+              <w:t>IFR</w:t>
+            </w:r>
+          </w:p>
+        </w:tc>
+        <w:tc>
+          <w:tcPr>
+            <w:tcW w:type="dxa" w:w="1984"/>
+          </w:tcPr>
+          <w:p>
+            <w:pPr>
+              <w:spacing w:after="0"/>
+            </w:pPr>
+            <w:r>
+              <w:rPr>
+                <w:sz w:val="14"/>
+              </w:rPr>
+              <w:t>PPL</w:t>
+            </w:r>
+          </w:p>
+        </w:tc>
+        <w:tc>
+          <w:tcPr>
+            <w:tcW w:type="dxa" w:w="510"/>
+          </w:tcPr>
+          <w:p>
+            <w:pPr>
+              <w:spacing w:after="0"/>
+            </w:pPr>
+            <w:r>
+              <w:rPr>
+                <w:sz w:val="14"/>
+              </w:rPr>
+            </w:r>
+          </w:p>
+        </w:tc>
+        <w:tc>
+          <w:tcPr>
+            <w:tcW w:type="dxa" w:w="567"/>
+          </w:tcPr>
+          <w:p>
+            <w:pPr>
+              <w:spacing w:after="0"/>
+            </w:pPr>
+            <w:r>
+              <w:rPr>
+                <w:sz w:val="14"/>
+              </w:rPr>
+            </w:r>
+          </w:p>
+        </w:tc>
+      </w:tr>
+      <w:tr>
+        <w:trPr>
+          <w:cantSplit w:val="true"/>
+        </w:trPr>
+        <w:tc>
+          <w:tcPr>
+            <w:tcW w:type="dxa" w:w="567"/>
+          </w:tcPr>
+          <w:p>
+            <w:pPr>
+              <w:spacing w:after="0"/>
+            </w:pPr>
+            <w:r>
+              <w:rPr>
+                <w:sz w:val="14"/>
+              </w:rPr>
               <w:t>STU</w:t>
             </w:r>
           </w:p>
         </w:tc>
         <w:tc>
           <w:tcPr>
-            <w:tcW w:type="dxa" w:w="2438"/>
+            <w:tcW w:type="dxa" w:w="2268"/>
           </w:tcPr>
           <w:p>
             <w:pPr>
@@ -7308,7 +9057,7 @@
         </w:tc>
         <w:tc>
           <w:tcPr>
-            <w:tcW w:type="dxa" w:w="1134"/>
+            <w:tcW w:type="dxa" w:w="1077"/>
           </w:tcPr>
           <w:p>
             <w:pPr>
@@ -7340,7 +9089,7 @@
         </w:tc>
         <w:tc>
           <w:tcPr>
-            <w:tcW w:type="dxa" w:w="624"/>
+            <w:tcW w:type="dxa" w:w="567"/>
           </w:tcPr>
           <w:p>
             <w:pPr>
@@ -7356,6 +9105,105 @@
         </w:tc>
         <w:tc>
           <w:tcPr>
+            <w:tcW w:type="dxa" w:w="680"/>
+          </w:tcPr>
+          <w:p>
+            <w:pPr>
+              <w:spacing w:after="0"/>
+            </w:pPr>
+            <w:r>
+              <w:rPr>
+                <w:sz w:val="14"/>
+              </w:rPr>
+              <w:t>IFR</w:t>
+            </w:r>
+          </w:p>
+        </w:tc>
+        <w:tc>
+          <w:tcPr>
+            <w:tcW w:type="dxa" w:w="1984"/>
+          </w:tcPr>
+          <w:p>
+            <w:pPr>
+              <w:spacing w:after="0"/>
+            </w:pPr>
+            <w:r>
+              <w:rPr>
+                <w:sz w:val="14"/>
+              </w:rPr>
+              <w:t>-</w:t>
+            </w:r>
+          </w:p>
+        </w:tc>
+        <w:tc>
+          <w:tcPr>
+            <w:tcW w:type="dxa" w:w="510"/>
+          </w:tcPr>
+          <w:p>
+            <w:pPr>
+              <w:spacing w:after="0"/>
+            </w:pPr>
+            <w:r>
+              <w:rPr>
+                <w:sz w:val="14"/>
+              </w:rPr>
+            </w:r>
+          </w:p>
+        </w:tc>
+        <w:tc>
+          <w:tcPr>
+            <w:tcW w:type="dxa" w:w="567"/>
+          </w:tcPr>
+          <w:p>
+            <w:pPr>
+              <w:spacing w:after="0"/>
+            </w:pPr>
+            <w:r>
+              <w:rPr>
+                <w:sz w:val="14"/>
+              </w:rPr>
+            </w:r>
+          </w:p>
+        </w:tc>
+      </w:tr>
+      <w:tr>
+        <w:trPr>
+          <w:cantSplit w:val="true"/>
+        </w:trPr>
+        <w:tc>
+          <w:tcPr>
+            <w:tcW w:type="dxa" w:w="567"/>
+          </w:tcPr>
+          <w:p>
+            <w:pPr>
+              <w:spacing w:after="0"/>
+            </w:pPr>
+            <w:r>
+              <w:rPr>
+                <w:sz w:val="14"/>
+              </w:rPr>
+              <w:t>SUP</w:t>
+            </w:r>
+          </w:p>
+        </w:tc>
+        <w:tc>
+          <w:tcPr>
+            <w:tcW w:type="dxa" w:w="2268"/>
+          </w:tcPr>
+          <w:p>
+            <w:pPr>
+              <w:spacing w:after="0"/>
+            </w:pPr>
+            <w:r>
+              <w:rPr>
+                <w:sz w:val="14"/>
+              </w:rPr>
+              <w:t>Pipe support drawings</w:t>
+            </w:r>
+          </w:p>
+        </w:tc>
+        <w:tc>
+          <w:tcPr>
             <w:tcW w:type="dxa" w:w="737"/>
           </w:tcPr>
           <w:p>
@@ -7366,23 +9214,267 @@
               <w:rPr>
                 <w:sz w:val="14"/>
               </w:rPr>
+              <w:t>L</w:t>
+            </w:r>
+          </w:p>
+        </w:tc>
+        <w:tc>
+          <w:tcPr>
+            <w:tcW w:type="dxa" w:w="1077"/>
+          </w:tcPr>
+          <w:p>
+            <w:pPr>
+              <w:spacing w:after="0"/>
+            </w:pPr>
+            <w:r>
+              <w:rPr>
+                <w:sz w:val="14"/>
+              </w:rPr>
+              <w:t>information</w:t>
+            </w:r>
+          </w:p>
+        </w:tc>
+        <w:tc>
+          <w:tcPr>
+            <w:tcW w:type="dxa" w:w="567"/>
+          </w:tcPr>
+          <w:p>
+            <w:pPr>
+              <w:spacing w:after="0"/>
+            </w:pPr>
+            <w:r>
+              <w:rPr>
+                <w:sz w:val="14"/>
+              </w:rPr>
+              <w:t>15</w:t>
+            </w:r>
+          </w:p>
+        </w:tc>
+        <w:tc>
+          <w:tcPr>
+            <w:tcW w:type="dxa" w:w="567"/>
+          </w:tcPr>
+          <w:p>
+            <w:pPr>
+              <w:spacing w:after="0"/>
+            </w:pPr>
+            <w:r>
+              <w:rPr>
+                <w:sz w:val="14"/>
+              </w:rPr>
+              <w:t>5</w:t>
+            </w:r>
+          </w:p>
+        </w:tc>
+        <w:tc>
+          <w:tcPr>
+            <w:tcW w:type="dxa" w:w="680"/>
+          </w:tcPr>
+          <w:p>
+            <w:pPr>
+              <w:spacing w:after="0"/>
+            </w:pPr>
+            <w:r>
+              <w:rPr>
+                <w:sz w:val="14"/>
+              </w:rPr>
+              <w:t>IFC</w:t>
+            </w:r>
+          </w:p>
+        </w:tc>
+        <w:tc>
+          <w:tcPr>
+            <w:tcW w:type="dxa" w:w="1984"/>
+          </w:tcPr>
+          <w:p>
+            <w:pPr>
+              <w:spacing w:after="0"/>
+            </w:pPr>
+            <w:r>
+              <w:rPr>
+                <w:sz w:val="14"/>
+              </w:rPr>
+              <w:t>ISO, STR</w:t>
+            </w:r>
+          </w:p>
+        </w:tc>
+        <w:tc>
+          <w:tcPr>
+            <w:tcW w:type="dxa" w:w="510"/>
+          </w:tcPr>
+          <w:p>
+            <w:pPr>
+              <w:spacing w:after="0"/>
+            </w:pPr>
+            <w:r>
+              <w:rPr>
+                <w:sz w:val="14"/>
+              </w:rPr>
+              <w:t>C</w:t>
+            </w:r>
+          </w:p>
+        </w:tc>
+        <w:tc>
+          <w:tcPr>
+            <w:tcW w:type="dxa" w:w="567"/>
+          </w:tcPr>
+          <w:p>
+            <w:pPr>
+              <w:spacing w:after="0"/>
+            </w:pPr>
+            <w:r>
+              <w:rPr>
+                <w:sz w:val="14"/>
+              </w:rPr>
+              <w:t>0.5</w:t>
+            </w:r>
+          </w:p>
+        </w:tc>
+      </w:tr>
+      <w:tr>
+        <w:trPr>
+          <w:cantSplit w:val="true"/>
+        </w:trPr>
+        <w:tc>
+          <w:tcPr>
+            <w:tcW w:type="dxa" w:w="567"/>
+          </w:tcPr>
+          <w:p>
+            <w:pPr>
+              <w:spacing w:after="0"/>
+            </w:pPr>
+            <w:r>
+              <w:rPr>
+                <w:sz w:val="14"/>
+              </w:rPr>
+              <w:t>TRP</w:t>
+            </w:r>
+          </w:p>
+        </w:tc>
+        <w:tc>
+          <w:tcPr>
+            <w:tcW w:type="dxa" w:w="2268"/>
+          </w:tcPr>
+          <w:p>
+            <w:pPr>
+              <w:spacing w:after="0"/>
+            </w:pPr>
+            <w:r>
+              <w:rPr>
+                <w:sz w:val="14"/>
+              </w:rPr>
+              <w:t>Test report / test record / certificate</w:t>
+            </w:r>
+          </w:p>
+        </w:tc>
+        <w:tc>
+          <w:tcPr>
+            <w:tcW w:type="dxa" w:w="737"/>
+          </w:tcPr>
+          <w:p>
+            <w:pPr>
+              <w:spacing w:after="0"/>
+            </w:pPr>
+            <w:r>
+              <w:rPr>
+                <w:sz w:val="14"/>
+              </w:rPr>
+              <w:t>Q</w:t>
+            </w:r>
+          </w:p>
+        </w:tc>
+        <w:tc>
+          <w:tcPr>
+            <w:tcW w:type="dxa" w:w="1077"/>
+          </w:tcPr>
+          <w:p>
+            <w:pPr>
+              <w:spacing w:after="0"/>
+            </w:pPr>
+            <w:r>
+              <w:rPr>
+                <w:sz w:val="14"/>
+              </w:rPr>
+              <w:t>review</w:t>
+            </w:r>
+          </w:p>
+        </w:tc>
+        <w:tc>
+          <w:tcPr>
+            <w:tcW w:type="dxa" w:w="567"/>
+          </w:tcPr>
+          <w:p>
+            <w:pPr>
+              <w:spacing w:after="0"/>
+            </w:pPr>
+            <w:r>
+              <w:rPr>
+                <w:sz w:val="14"/>
+              </w:rPr>
+              <w:t>5</w:t>
+            </w:r>
+          </w:p>
+        </w:tc>
+        <w:tc>
+          <w:tcPr>
+            <w:tcW w:type="dxa" w:w="567"/>
+          </w:tcPr>
+          <w:p>
+            <w:pPr>
+              <w:spacing w:after="0"/>
+            </w:pPr>
+            <w:r>
+              <w:rPr>
+                <w:sz w:val="14"/>
+              </w:rPr>
+              <w:t>5</w:t>
+            </w:r>
+          </w:p>
+        </w:tc>
+        <w:tc>
+          <w:tcPr>
+            <w:tcW w:type="dxa" w:w="680"/>
+          </w:tcPr>
+          <w:p>
+            <w:pPr>
+              <w:spacing w:after="0"/>
+            </w:pPr>
+            <w:r>
+              <w:rPr>
+                <w:sz w:val="14"/>
+              </w:rPr>
               <w:t>IFR</w:t>
             </w:r>
           </w:p>
         </w:tc>
         <w:tc>
           <w:tcPr>
-            <w:tcW w:type="dxa" w:w="2098"/>
-          </w:tcPr>
-          <w:p>
-            <w:pPr>
-              <w:spacing w:after="0"/>
-            </w:pPr>
-            <w:r>
-              <w:rPr>
-                <w:sz w:val="14"/>
-              </w:rPr>
-              <w:t>-</w:t>
+            <w:tcW w:type="dxa" w:w="1984"/>
+          </w:tcPr>
+          <w:p>
+            <w:pPr>
+              <w:spacing w:after="0"/>
+            </w:pPr>
+            <w:r>
+              <w:rPr>
+                <w:sz w:val="14"/>
+              </w:rPr>
+              <w:t>CMP, SPC, TST</w:t>
+            </w:r>
+          </w:p>
+        </w:tc>
+        <w:tc>
+          <w:tcPr>
+            <w:tcW w:type="dxa" w:w="510"/>
+          </w:tcPr>
+          <w:p>
+            <w:pPr>
+              <w:spacing w:after="0"/>
+            </w:pPr>
+            <w:r>
+              <w:rPr>
+                <w:sz w:val="14"/>
+              </w:rPr>
             </w:r>
           </w:p>
         </w:tc>
@@ -7398,6 +9490,334 @@
               <w:rPr>
                 <w:sz w:val="14"/>
               </w:rPr>
+            </w:r>
+          </w:p>
+        </w:tc>
+      </w:tr>
+      <w:tr>
+        <w:trPr>
+          <w:cantSplit w:val="true"/>
+        </w:trPr>
+        <w:tc>
+          <w:tcPr>
+            <w:tcW w:type="dxa" w:w="567"/>
+          </w:tcPr>
+          <w:p>
+            <w:pPr>
+              <w:spacing w:after="0"/>
+            </w:pPr>
+            <w:r>
+              <w:rPr>
+                <w:sz w:val="14"/>
+              </w:rPr>
+              <w:t>TST</w:t>
+            </w:r>
+          </w:p>
+        </w:tc>
+        <w:tc>
+          <w:tcPr>
+            <w:tcW w:type="dxa" w:w="2268"/>
+          </w:tcPr>
+          <w:p>
+            <w:pPr>
+              <w:spacing w:after="0"/>
+            </w:pPr>
+            <w:r>
+              <w:rPr>
+                <w:sz w:val="14"/>
+              </w:rPr>
+              <w:t>Test procedure (FAT, SAT, site and performance tests)</w:t>
+            </w:r>
+          </w:p>
+        </w:tc>
+        <w:tc>
+          <w:tcPr>
+            <w:tcW w:type="dxa" w:w="737"/>
+          </w:tcPr>
+          <w:p>
+            <w:pPr>
+              <w:spacing w:after="0"/>
+            </w:pPr>
+            <w:r>
+              <w:rPr>
+                <w:sz w:val="14"/>
+              </w:rPr>
+              <w:t>Q</w:t>
+            </w:r>
+          </w:p>
+        </w:tc>
+        <w:tc>
+          <w:tcPr>
+            <w:tcW w:type="dxa" w:w="1077"/>
+          </w:tcPr>
+          <w:p>
+            <w:pPr>
+              <w:spacing w:after="0"/>
+            </w:pPr>
+            <w:r>
+              <w:rPr>
+                <w:sz w:val="14"/>
+              </w:rPr>
+              <w:t>approval</w:t>
+            </w:r>
+          </w:p>
+        </w:tc>
+        <w:tc>
+          <w:tcPr>
+            <w:tcW w:type="dxa" w:w="567"/>
+          </w:tcPr>
+          <w:p>
+            <w:pPr>
+              <w:spacing w:after="0"/>
+            </w:pPr>
+            <w:r>
+              <w:rPr>
+                <w:sz w:val="14"/>
+              </w:rPr>
+              <w:t>15</w:t>
+            </w:r>
+          </w:p>
+        </w:tc>
+        <w:tc>
+          <w:tcPr>
+            <w:tcW w:type="dxa" w:w="567"/>
+          </w:tcPr>
+          <w:p>
+            <w:pPr>
+              <w:spacing w:after="0"/>
+            </w:pPr>
+            <w:r>
+              <w:rPr>
+                <w:sz w:val="14"/>
+              </w:rPr>
+              <w:t>10</w:t>
+            </w:r>
+          </w:p>
+        </w:tc>
+        <w:tc>
+          <w:tcPr>
+            <w:tcW w:type="dxa" w:w="680"/>
+          </w:tcPr>
+          <w:p>
+            <w:pPr>
+              <w:spacing w:after="0"/>
+            </w:pPr>
+            <w:r>
+              <w:rPr>
+                <w:sz w:val="14"/>
+              </w:rPr>
+              <w:t>IFR</w:t>
+            </w:r>
+          </w:p>
+        </w:tc>
+        <w:tc>
+          <w:tcPr>
+            <w:tcW w:type="dxa" w:w="1984"/>
+          </w:tcPr>
+          <w:p>
+            <w:pPr>
+              <w:spacing w:after="0"/>
+            </w:pPr>
+            <w:r>
+              <w:rPr>
+                <w:sz w:val="14"/>
+              </w:rPr>
+              <w:t>DBR, ITP, RPT, SPC</w:t>
+            </w:r>
+          </w:p>
+        </w:tc>
+        <w:tc>
+          <w:tcPr>
+            <w:tcW w:type="dxa" w:w="510"/>
+          </w:tcPr>
+          <w:p>
+            <w:pPr>
+              <w:spacing w:after="0"/>
+            </w:pPr>
+            <w:r>
+              <w:rPr>
+                <w:sz w:val="14"/>
+              </w:rPr>
+            </w:r>
+          </w:p>
+        </w:tc>
+        <w:tc>
+          <w:tcPr>
+            <w:tcW w:type="dxa" w:w="567"/>
+          </w:tcPr>
+          <w:p>
+            <w:pPr>
+              <w:spacing w:after="0"/>
+            </w:pPr>
+            <w:r>
+              <w:rPr>
+                <w:sz w:val="14"/>
+              </w:rPr>
+            </w:r>
+          </w:p>
+        </w:tc>
+      </w:tr>
+      <w:tr>
+        <w:trPr>
+          <w:cantSplit w:val="true"/>
+        </w:trPr>
+        <w:tc>
+          <w:tcPr>
+            <w:tcW w:type="dxa" w:w="567"/>
+          </w:tcPr>
+          <w:p>
+            <w:pPr>
+              <w:spacing w:after="0"/>
+            </w:pPr>
+            <w:r>
+              <w:rPr>
+                <w:sz w:val="14"/>
+              </w:rPr>
+              <w:t>WIR</w:t>
+            </w:r>
+          </w:p>
+        </w:tc>
+        <w:tc>
+          <w:tcPr>
+            <w:tcW w:type="dxa" w:w="2268"/>
+          </w:tcPr>
+          <w:p>
+            <w:pPr>
+              <w:spacing w:after="0"/>
+            </w:pPr>
+            <w:r>
+              <w:rPr>
+                <w:sz w:val="14"/>
+              </w:rPr>
+              <w:t>Schematic and wiring diagrams</w:t>
+            </w:r>
+          </w:p>
+        </w:tc>
+        <w:tc>
+          <w:tcPr>
+            <w:tcW w:type="dxa" w:w="737"/>
+          </w:tcPr>
+          <w:p>
+            <w:pPr>
+              <w:spacing w:after="0"/>
+            </w:pPr>
+            <w:r>
+              <w:rPr>
+                <w:sz w:val="14"/>
+              </w:rPr>
+              <w:t>F</w:t>
+            </w:r>
+          </w:p>
+        </w:tc>
+        <w:tc>
+          <w:tcPr>
+            <w:tcW w:type="dxa" w:w="1077"/>
+          </w:tcPr>
+          <w:p>
+            <w:pPr>
+              <w:spacing w:after="0"/>
+            </w:pPr>
+            <w:r>
+              <w:rPr>
+                <w:sz w:val="14"/>
+              </w:rPr>
+              <w:t>information</w:t>
+            </w:r>
+          </w:p>
+        </w:tc>
+        <w:tc>
+          <w:tcPr>
+            <w:tcW w:type="dxa" w:w="567"/>
+          </w:tcPr>
+          <w:p>
+            <w:pPr>
+              <w:spacing w:after="0"/>
+            </w:pPr>
+            <w:r>
+              <w:rPr>
+                <w:sz w:val="14"/>
+              </w:rPr>
+              <w:t>15</w:t>
+            </w:r>
+          </w:p>
+        </w:tc>
+        <w:tc>
+          <w:tcPr>
+            <w:tcW w:type="dxa" w:w="567"/>
+          </w:tcPr>
+          <w:p>
+            <w:pPr>
+              <w:spacing w:after="0"/>
+            </w:pPr>
+            <w:r>
+              <w:rPr>
+                <w:sz w:val="14"/>
+              </w:rPr>
+              <w:t>5</w:t>
+            </w:r>
+          </w:p>
+        </w:tc>
+        <w:tc>
+          <w:tcPr>
+            <w:tcW w:type="dxa" w:w="680"/>
+          </w:tcPr>
+          <w:p>
+            <w:pPr>
+              <w:spacing w:after="0"/>
+            </w:pPr>
+            <w:r>
+              <w:rPr>
+                <w:sz w:val="14"/>
+              </w:rPr>
+              <w:t>IFC</w:t>
+            </w:r>
+          </w:p>
+        </w:tc>
+        <w:tc>
+          <w:tcPr>
+            <w:tcW w:type="dxa" w:w="1984"/>
+          </w:tcPr>
+          <w:p>
+            <w:pPr>
+              <w:spacing w:after="0"/>
+            </w:pPr>
+            <w:r>
+              <w:rPr>
+                <w:sz w:val="14"/>
+              </w:rPr>
+              <w:t>SLD, LST</w:t>
+            </w:r>
+          </w:p>
+        </w:tc>
+        <w:tc>
+          <w:tcPr>
+            <w:tcW w:type="dxa" w:w="510"/>
+          </w:tcPr>
+          <w:p>
+            <w:pPr>
+              <w:spacing w:after="0"/>
+            </w:pPr>
+            <w:r>
+              <w:rPr>
+                <w:sz w:val="14"/>
+              </w:rPr>
+              <w:t>C</w:t>
+            </w:r>
+          </w:p>
+        </w:tc>
+        <w:tc>
+          <w:tcPr>
+            <w:tcW w:type="dxa" w:w="567"/>
+          </w:tcPr>
+          <w:p>
+            <w:pPr>
+              <w:spacing w:after="0"/>
+            </w:pPr>
+            <w:r>
+              <w:rPr>
+                <w:sz w:val="14"/>
+              </w:rPr>
+              <w:t>0.5</w:t>
             </w:r>
           </w:p>
         </w:tc>
@@ -8417,7 +10837,7 @@
     </w:p>
     <w:p>
       <w:r>
-        <w:t>The MDL is generated by the engineering_plan engine from the document records (623 documents: EPC 586, IEC 37; 22 in the Basic Design Package). It is updated with every change of the records and issued monthly with the progress report (TQ-035).</w:t>
+        <w:t>The MDL is generated by the engineering_plan engine from the document records (2205 documents: C01 7, C02 7, C03 7, E01 14, E02 14, E03 11, E04 11, E05 12, E06 14, E07 12, E08 3, E09 3, E10 8, E11 8, E12 7, EPC 1455, H01 15, I01 12, I02 13, I03 14, I04 3, I05 3, I06 12, I07 12, I08 13, I09 12, I10 3, IEC 120, M01 15, M02 15, M03 15, M04 15, M05 16, M06 14, M07 15, M08 16, M09 16, M10 14, M11 14, M12 16, M13 15, M14 16, M15 15, M16 15, M17 7, M18 15, M19 15, M20 15, M21 13, M22 7, M23 7, M24 7, P01 3, P02 3, P03 3, P04 3, P05 3, P06 3, P07 3, S01 23, S02 8; 22 in the Basic Design Package). It is updated with every change of the records and issued monthly with the progress report (TQ-035).</w:t>
       </w:r>
     </w:p>
     <w:tbl>
@@ -8534,7 +10954,7 @@
               <w:rPr>
                 <w:sz w:val="15"/>
               </w:rPr>
-              <w:t>42</w:t>
+              <w:t>141</w:t>
             </w:r>
           </w:p>
         </w:tc>
@@ -8550,7 +10970,7 @@
               <w:rPr>
                 <w:sz w:val="15"/>
               </w:rPr>
-              <w:t>3,072</w:t>
+              <w:t>29,928</w:t>
             </w:r>
           </w:p>
         </w:tc>
@@ -8566,7 +10986,7 @@
               <w:rPr>
                 <w:sz w:val="15"/>
               </w:rPr>
-              <w:t>140</w:t>
+              <w:t>796</w:t>
             </w:r>
           </w:p>
         </w:tc>
@@ -8603,7 +11023,7 @@
               <w:rPr>
                 <w:sz w:val="15"/>
               </w:rPr>
-              <w:t>11</w:t>
+              <w:t>212</w:t>
             </w:r>
           </w:p>
         </w:tc>
@@ -8619,7 +11039,7 @@
               <w:rPr>
                 <w:sz w:val="15"/>
               </w:rPr>
-              <w:t>960</w:t>
+              <w:t>7,430</w:t>
             </w:r>
           </w:p>
         </w:tc>
@@ -8635,7 +11055,7 @@
               <w:rPr>
                 <w:sz w:val="15"/>
               </w:rPr>
-              <w:t>11</w:t>
+              <w:t>235</w:t>
             </w:r>
           </w:p>
         </w:tc>
@@ -8672,7 +11092,7 @@
               <w:rPr>
                 <w:sz w:val="15"/>
               </w:rPr>
-              <w:t>82</w:t>
+              <w:t>184</w:t>
             </w:r>
           </w:p>
         </w:tc>
@@ -8688,7 +11108,7 @@
               <w:rPr>
                 <w:sz w:val="15"/>
               </w:rPr>
-              <w:t>5,215</w:t>
+              <w:t>16,546</w:t>
             </w:r>
           </w:p>
         </w:tc>
@@ -8704,7 +11124,7 @@
               <w:rPr>
                 <w:sz w:val="15"/>
               </w:rPr>
-              <w:t>144</w:t>
+              <w:t>3107</w:t>
             </w:r>
           </w:p>
         </w:tc>
@@ -8741,7 +11161,7 @@
               <w:rPr>
                 <w:sz w:val="15"/>
               </w:rPr>
-              <w:t>15</w:t>
+              <w:t>181</w:t>
             </w:r>
           </w:p>
         </w:tc>
@@ -8757,7 +11177,7 @@
               <w:rPr>
                 <w:sz w:val="15"/>
               </w:rPr>
-              <w:t>1,440</w:t>
+              <w:t>6,152</w:t>
             </w:r>
           </w:p>
         </w:tc>
@@ -8773,7 +11193,7 @@
               <w:rPr>
                 <w:sz w:val="15"/>
               </w:rPr>
-              <w:t>15</w:t>
+              <w:t>181</w:t>
             </w:r>
           </w:p>
         </w:tc>
@@ -8810,7 +11230,7 @@
               <w:rPr>
                 <w:sz w:val="15"/>
               </w:rPr>
-              <w:t>16</w:t>
+              <w:t>37</w:t>
             </w:r>
           </w:p>
         </w:tc>
@@ -8826,7 +11246,7 @@
               <w:rPr>
                 <w:sz w:val="15"/>
               </w:rPr>
-              <w:t>2,420</w:t>
+              <w:t>3,724</w:t>
             </w:r>
           </w:p>
         </w:tc>
@@ -8842,7 +11262,7 @@
               <w:rPr>
                 <w:sz w:val="15"/>
               </w:rPr>
-              <w:t>21</w:t>
+              <w:t>58</w:t>
             </w:r>
           </w:p>
         </w:tc>
@@ -8879,7 +11299,7 @@
               <w:rPr>
                 <w:sz w:val="15"/>
               </w:rPr>
-              <w:t>11</w:t>
+              <w:t>22</w:t>
             </w:r>
           </w:p>
         </w:tc>
@@ -8895,7 +11315,7 @@
               <w:rPr>
                 <w:sz w:val="15"/>
               </w:rPr>
-              <w:t>871</w:t>
+              <w:t>4,890</w:t>
             </w:r>
           </w:p>
         </w:tc>
@@ -8911,7 +11331,7 @@
               <w:rPr>
                 <w:sz w:val="15"/>
               </w:rPr>
-              <w:t>21</w:t>
+              <w:t>156</w:t>
             </w:r>
           </w:p>
         </w:tc>
@@ -8948,7 +11368,7 @@
               <w:rPr>
                 <w:sz w:val="15"/>
               </w:rPr>
-              <w:t>88</w:t>
+              <w:t>425</w:t>
             </w:r>
           </w:p>
         </w:tc>
@@ -8964,7 +11384,7 @@
               <w:rPr>
                 <w:sz w:val="15"/>
               </w:rPr>
-              <w:t>6,020</w:t>
+              <w:t>28,520</w:t>
             </w:r>
           </w:p>
         </w:tc>
@@ -8980,7 +11400,7 @@
               <w:rPr>
                 <w:sz w:val="15"/>
               </w:rPr>
-              <w:t>264</w:t>
+              <w:t>9148</w:t>
             </w:r>
           </w:p>
         </w:tc>
@@ -9017,7 +11437,7 @@
               <w:rPr>
                 <w:sz w:val="15"/>
               </w:rPr>
-              <w:t>155</w:t>
+              <w:t>655</w:t>
             </w:r>
           </w:p>
         </w:tc>
@@ -9033,7 +11453,7 @@
               <w:rPr>
                 <w:sz w:val="15"/>
               </w:rPr>
-              <w:t>6,620</w:t>
+              <w:t>13,218</w:t>
             </w:r>
           </w:p>
         </w:tc>
@@ -9049,7 +11469,7 @@
               <w:rPr>
                 <w:sz w:val="15"/>
               </w:rPr>
-              <w:t>155</w:t>
+              <w:t>2252</w:t>
             </w:r>
           </w:p>
         </w:tc>
@@ -9086,7 +11506,7 @@
               <w:rPr>
                 <w:sz w:val="15"/>
               </w:rPr>
-              <w:t>89</w:t>
+              <w:t>152</w:t>
             </w:r>
           </w:p>
         </w:tc>
@@ -9102,7 +11522,7 @@
               <w:rPr>
                 <w:sz w:val="15"/>
               </w:rPr>
-              <w:t>11,556</w:t>
+              <w:t>74,788</w:t>
             </w:r>
           </w:p>
         </w:tc>
@@ -9118,7 +11538,7 @@
               <w:rPr>
                 <w:sz w:val="15"/>
               </w:rPr>
-              <w:t>983</w:t>
+              <w:t>4075</w:t>
             </w:r>
           </w:p>
         </w:tc>
@@ -9155,7 +11575,7 @@
               <w:rPr>
                 <w:sz w:val="15"/>
               </w:rPr>
-              <w:t>98</w:t>
+              <w:t>152</w:t>
             </w:r>
           </w:p>
         </w:tc>
@@ -9171,7 +11591,7 @@
               <w:rPr>
                 <w:sz w:val="15"/>
               </w:rPr>
-              <w:t>9,825</w:t>
+              <w:t>17,807</w:t>
             </w:r>
           </w:p>
         </w:tc>
@@ -9187,7 +11607,7 @@
               <w:rPr>
                 <w:sz w:val="15"/>
               </w:rPr>
-              <w:t>198</w:t>
+              <w:t>401</w:t>
             </w:r>
           </w:p>
         </w:tc>
@@ -9293,7 +11713,7 @@
               <w:rPr>
                 <w:sz w:val="15"/>
               </w:rPr>
-              <w:t>14</w:t>
+              <w:t>42</w:t>
             </w:r>
           </w:p>
         </w:tc>
@@ -9309,7 +11729,7 @@
               <w:rPr>
                 <w:sz w:val="15"/>
               </w:rPr>
-              <w:t>1,158</w:t>
+              <w:t>8,282</w:t>
             </w:r>
           </w:p>
         </w:tc>
@@ -9325,7 +11745,7 @@
               <w:rPr>
                 <w:sz w:val="15"/>
               </w:rPr>
-              <w:t>65</w:t>
+              <w:t>951</w:t>
             </w:r>
           </w:p>
         </w:tc>
@@ -9496,7 +11916,7 @@
               <w:rPr>
                 <w:sz w:val="15"/>
               </w:rPr>
-              <w:t>623 document numbers checked, 0 finding(s)</w:t>
+              <w:t>2205 document numbers checked, 0 finding(s)</w:t>
             </w:r>
           </w:p>
         </w:tc>
@@ -9529,7 +11949,7 @@
       <w:rPr>
         <w:sz w:val="14"/>
       </w:rPr>
-      <w:t>engine procedures v1.1.0 | data af86df2f34eb9f24 | generated 2026-09-28 - generated from the project database; do not edit</w:t>
+      <w:t>engine procedures v1.2.0 | data acdf9631a0dc2983 | generated 2026-09-28 - generated from the project database; do not edit</w:t>
     </w:r>
   </w:p>
 </w:ftr>

--- a/output/procedures/ALP-EPC-00000-GE-PRC-0002.docx
+++ b/output/procedures/ALP-EPC-00000-GE-PRC-0002.docx
@@ -211,7 +211,7 @@
               <w:rPr>
                 <w:sz w:val="16"/>
               </w:rPr>
-              <w:t>IFR 2027-02-12, IFA 2027-03-12, IFC 2027-03-19</w:t>
+              <w:t>IFR 2027-02-03, IFA 2027-03-03, IFC 2027-03-10</w:t>
             </w:r>
           </w:p>
         </w:tc>
@@ -10837,7 +10837,7 @@
     </w:p>
     <w:p>
       <w:r>
-        <w:t>The MDL is generated by the engineering_plan engine from the document records (2205 documents: C01 7, C02 7, C03 7, E01 14, E02 14, E03 11, E04 11, E05 12, E06 14, E07 12, E08 3, E09 3, E10 8, E11 8, E12 7, EPC 1455, H01 15, I01 12, I02 13, I03 14, I04 3, I05 3, I06 12, I07 12, I08 13, I09 12, I10 3, IEC 120, M01 15, M02 15, M03 15, M04 15, M05 16, M06 14, M07 15, M08 16, M09 16, M10 14, M11 14, M12 16, M13 15, M14 16, M15 15, M16 15, M17 7, M18 15, M19 15, M20 15, M21 13, M22 7, M23 7, M24 7, P01 3, P02 3, P03 3, P04 3, P05 3, P06 3, P07 3, S01 23, S02 8; 22 in the Basic Design Package). It is updated with every change of the records and issued monthly with the progress report (TQ-035).</w:t>
+        <w:t>The MDL is generated by the engineering_plan engine from the document records (2208 documents: C01 7, C02 7, C03 7, E01 14, E02 14, E03 11, E04 11, E05 12, E06 14, E07 12, E08 3, E09 3, E10 8, E11 8, E12 7, EPC 1458, H01 15, I01 12, I02 13, I03 14, I04 3, I05 3, I06 12, I07 12, I08 13, I09 12, I10 3, IEC 120, M01 15, M02 15, M03 15, M04 15, M05 16, M06 14, M07 15, M08 16, M09 16, M10 14, M11 14, M12 16, M13 15, M14 16, M15 15, M16 15, M17 7, M18 15, M19 15, M20 15, M21 13, M22 7, M23 7, M24 7, P01 3, P02 3, P03 3, P04 3, P05 3, P06 3, P07 3, S01 23, S02 8; 25 in the Basic Design Package). It is updated with every change of the records and issued monthly with the progress report (TQ-035).</w:t>
       </w:r>
     </w:p>
     <w:tbl>
@@ -10970,7 +10970,7 @@
               <w:rPr>
                 <w:sz w:val="15"/>
               </w:rPr>
-              <w:t>29,928</w:t>
+              <w:t>29,888</w:t>
             </w:r>
           </w:p>
         </w:tc>
@@ -11108,7 +11108,7 @@
               <w:rPr>
                 <w:sz w:val="15"/>
               </w:rPr>
-              <w:t>16,546</w:t>
+              <w:t>16,506</w:t>
             </w:r>
           </w:p>
         </w:tc>
@@ -11177,7 +11177,7 @@
               <w:rPr>
                 <w:sz w:val="15"/>
               </w:rPr>
-              <w:t>6,152</w:t>
+              <w:t>6,112</w:t>
             </w:r>
           </w:p>
         </w:tc>
@@ -11230,7 +11230,7 @@
               <w:rPr>
                 <w:sz w:val="15"/>
               </w:rPr>
-              <w:t>37</w:t>
+              <w:t>38</w:t>
             </w:r>
           </w:p>
         </w:tc>
@@ -11246,7 +11246,7 @@
               <w:rPr>
                 <w:sz w:val="15"/>
               </w:rPr>
-              <w:t>3,724</w:t>
+              <w:t>3,924</w:t>
             </w:r>
           </w:p>
         </w:tc>
@@ -11262,7 +11262,7 @@
               <w:rPr>
                 <w:sz w:val="15"/>
               </w:rPr>
-              <w:t>58</w:t>
+              <w:t>59</w:t>
             </w:r>
           </w:p>
         </w:tc>
@@ -11315,7 +11315,7 @@
               <w:rPr>
                 <w:sz w:val="15"/>
               </w:rPr>
-              <w:t>4,890</w:t>
+              <w:t>4,850</w:t>
             </w:r>
           </w:p>
         </w:tc>
@@ -11384,7 +11384,7 @@
               <w:rPr>
                 <w:sz w:val="15"/>
               </w:rPr>
-              <w:t>28,520</w:t>
+              <w:t>28,480</w:t>
             </w:r>
           </w:p>
         </w:tc>
@@ -11437,7 +11437,7 @@
               <w:rPr>
                 <w:sz w:val="15"/>
               </w:rPr>
-              <w:t>655</w:t>
+              <w:t>656</w:t>
             </w:r>
           </w:p>
         </w:tc>
@@ -11453,7 +11453,7 @@
               <w:rPr>
                 <w:sz w:val="15"/>
               </w:rPr>
-              <w:t>13,218</w:t>
+              <w:t>13,418</w:t>
             </w:r>
           </w:p>
         </w:tc>
@@ -11469,7 +11469,7 @@
               <w:rPr>
                 <w:sz w:val="15"/>
               </w:rPr>
-              <w:t>2252</w:t>
+              <w:t>2253</w:t>
             </w:r>
           </w:p>
         </w:tc>
@@ -11575,7 +11575,7 @@
               <w:rPr>
                 <w:sz w:val="15"/>
               </w:rPr>
-              <w:t>152</w:t>
+              <w:t>153</w:t>
             </w:r>
           </w:p>
         </w:tc>
@@ -11591,7 +11591,7 @@
               <w:rPr>
                 <w:sz w:val="15"/>
               </w:rPr>
-              <w:t>17,807</w:t>
+              <w:t>18,007</w:t>
             </w:r>
           </w:p>
         </w:tc>
@@ -11607,7 +11607,7 @@
               <w:rPr>
                 <w:sz w:val="15"/>
               </w:rPr>
-              <w:t>401</w:t>
+              <w:t>402</w:t>
             </w:r>
           </w:p>
         </w:tc>
@@ -11916,7 +11916,7 @@
               <w:rPr>
                 <w:sz w:val="15"/>
               </w:rPr>
-              <w:t>2205 document numbers checked, 0 finding(s)</w:t>
+              <w:t>2208 document numbers checked, 0 finding(s)</w:t>
             </w:r>
           </w:p>
         </w:tc>
@@ -11949,7 +11949,7 @@
       <w:rPr>
         <w:sz w:val="14"/>
       </w:rPr>
-      <w:t>engine procedures v1.2.0 | data acdf9631a0dc2983 | generated 2026-09-28 - generated from the project database; do not edit</w:t>
+      <w:t>engine procedures v1.2.0 | data 011e000123dfa0e1 | generated 2026-09-28 - generated from the project database; do not edit</w:t>
     </w:r>
   </w:p>
 </w:ftr>

--- a/output/procedures/ALP-EPC-00000-GE-PRC-0002.docx
+++ b/output/procedures/ALP-EPC-00000-GE-PRC-0002.docx
@@ -211,7 +211,7 @@
               <w:rPr>
                 <w:sz w:val="16"/>
               </w:rPr>
-              <w:t>IFR 2027-02-03, IFA 2027-03-03, IFC 2027-03-10</w:t>
+              <w:t>IFR 2027-04-07, IFA 2027-05-05, IFC 2027-05-12</w:t>
             </w:r>
           </w:p>
         </w:tc>
@@ -10837,7 +10837,7 @@
     </w:p>
     <w:p>
       <w:r>
-        <w:t>The MDL is generated by the engineering_plan engine from the document records (2208 documents: C01 7, C02 7, C03 7, E01 14, E02 14, E03 11, E04 11, E05 12, E06 14, E07 12, E08 3, E09 3, E10 8, E11 8, E12 7, EPC 1458, H01 15, I01 12, I02 13, I03 14, I04 3, I05 3, I06 12, I07 12, I08 13, I09 12, I10 3, IEC 120, M01 15, M02 15, M03 15, M04 15, M05 16, M06 14, M07 15, M08 16, M09 16, M10 14, M11 14, M12 16, M13 15, M14 16, M15 15, M16 15, M17 7, M18 15, M19 15, M20 15, M21 13, M22 7, M23 7, M24 7, P01 3, P02 3, P03 3, P04 3, P05 3, P06 3, P07 3, S01 23, S02 8; 25 in the Basic Design Package). It is updated with every change of the records and issued monthly with the progress report (TQ-035).</w:t>
+        <w:t>The MDL is generated by the engineering_plan engine from the document records (2238 documents: C01 7, C02 7, C03 7, E01 14, E02 14, E03 11, E04 11, E05 12, E06 14, E07 12, E08 3, E09 3, E10 8, E11 8, E12 7, EPC 1488, H01 15, I01 12, I02 13, I03 14, I04 3, I05 3, I06 12, I07 12, I08 13, I09 12, I10 3, IEC 120, M01 15, M02 15, M03 15, M04 15, M05 16, M06 14, M07 15, M08 16, M09 16, M10 14, M11 14, M12 16, M13 15, M14 16, M15 15, M16 15, M17 7, M18 15, M19 15, M20 15, M21 13, M22 7, M23 7, M24 7, P01 3, P02 3, P03 3, P04 3, P05 3, P06 3, P07 3, S01 23, S02 8; 25 in the Basic Design Package). It is updated with every change of the records and issued monthly with the progress report (TQ-035).</w:t>
       </w:r>
     </w:p>
     <w:tbl>
@@ -11023,7 +11023,7 @@
               <w:rPr>
                 <w:sz w:val="15"/>
               </w:rPr>
-              <w:t>212</w:t>
+              <w:t>242</w:t>
             </w:r>
           </w:p>
         </w:tc>
@@ -11039,7 +11039,7 @@
               <w:rPr>
                 <w:sz w:val="15"/>
               </w:rPr>
-              <w:t>7,430</w:t>
+              <w:t>7,910</w:t>
             </w:r>
           </w:p>
         </w:tc>
@@ -11055,7 +11055,7 @@
               <w:rPr>
                 <w:sz w:val="15"/>
               </w:rPr>
-              <w:t>235</w:t>
+              <w:t>265</w:t>
             </w:r>
           </w:p>
         </w:tc>
@@ -11755,6 +11755,3624 @@
       <w:pPr>
         <w:spacing w:after="40"/>
       </w:pPr>
+    </w:p>
+    <w:p>
+      <w:pPr>
+        <w:pStyle w:val="Heading1"/>
+        <w:keepNext/>
+      </w:pPr>
+      <w:r>
+        <w:t>10. Release control and process gates</w:t>
+      </w:r>
+    </w:p>
+    <w:p>
+      <w:r>
+        <w:t>A document is released in the order of its input network and only at the maturity its inputs allow; the processes that use the documents (procurement, Owner acceptance, construction, commissioning / acceptance, operations) start only through gates that name the documents and statuses they need. The rules below are applied by the engine: python -m engine doc status &lt;document&gt; shows the next purpose and revision and what blocks it; python -m engine doc issue &lt;document&gt; --purpose &lt;purpose&gt; refuses a blocked release (an --override is recorded on the revision); python -m engine gate lists the gates. The release_control engine issues the release plan, the relations, the impacts and the gate status (Excel).</w:t>
+      </w:r>
+    </w:p>
+    <w:tbl>
+      <w:tblPr>
+        <w:tblStyle w:val="TableGrid"/>
+        <w:tblW w:type="auto" w:w="0"/>
+        <w:tblLayout w:type="fixed"/>
+        <w:tblLook w:firstColumn="1" w:firstRow="1" w:lastColumn="0" w:lastRow="0" w:noHBand="0" w:noVBand="1" w:val="04A0"/>
+      </w:tblPr>
+      <w:tblGrid>
+        <w:gridCol w:w="1360"/>
+        <w:gridCol w:w="8504"/>
+      </w:tblGrid>
+      <w:tr>
+        <w:trPr>
+          <w:tblHeader w:val="true"/>
+        </w:trPr>
+        <w:tc>
+          <w:tcPr>
+            <w:tcW w:type="dxa" w:w="1361"/>
+            <w:shd w:val="clear" w:color="auto" w:fill="1F3864"/>
+          </w:tcPr>
+          <w:p>
+            <w:r>
+              <w:rPr>
+                <w:b/>
+                <w:color w:val="FFFFFF"/>
+                <w:sz w:val="15"/>
+              </w:rPr>
+              <w:t>Status</w:t>
+            </w:r>
+          </w:p>
+        </w:tc>
+        <w:tc>
+          <w:tcPr>
+            <w:tcW w:type="dxa" w:w="8504"/>
+            <w:shd w:val="clear" w:color="auto" w:fill="1F3864"/>
+          </w:tcPr>
+          <w:p>
+            <w:r>
+              <w:rPr>
+                <w:b/>
+                <w:color w:val="FFFFFF"/>
+                <w:sz w:val="15"/>
+              </w:rPr>
+              <w:t>Reached when</w:t>
+            </w:r>
+          </w:p>
+        </w:tc>
+      </w:tr>
+      <w:tr>
+        <w:trPr>
+          <w:cantSplit w:val="true"/>
+        </w:trPr>
+        <w:tc>
+          <w:tcPr>
+            <w:tcW w:type="dxa" w:w="1361"/>
+          </w:tcPr>
+          <w:p>
+            <w:pPr>
+              <w:spacing w:after="0"/>
+            </w:pPr>
+            <w:r>
+              <w:rPr>
+                <w:sz w:val="15"/>
+              </w:rPr>
+              <w:t>IFR</w:t>
+            </w:r>
+          </w:p>
+        </w:tc>
+        <w:tc>
+          <w:tcPr>
+            <w:tcW w:type="dxa" w:w="8504"/>
+          </w:tcPr>
+          <w:p>
+            <w:pPr>
+              <w:spacing w:after="0"/>
+            </w:pPr>
+            <w:r>
+              <w:rPr>
+                <w:sz w:val="15"/>
+              </w:rPr>
+              <w:t>first issue (also IFI / IFD / IFP)</w:t>
+            </w:r>
+          </w:p>
+        </w:tc>
+      </w:tr>
+      <w:tr>
+        <w:trPr>
+          <w:cantSplit w:val="true"/>
+        </w:trPr>
+        <w:tc>
+          <w:tcPr>
+            <w:tcW w:type="dxa" w:w="1361"/>
+          </w:tcPr>
+          <w:p>
+            <w:pPr>
+              <w:spacing w:after="0"/>
+            </w:pPr>
+            <w:r>
+              <w:rPr>
+                <w:sz w:val="15"/>
+              </w:rPr>
+              <w:t>IFA</w:t>
+            </w:r>
+          </w:p>
+        </w:tc>
+        <w:tc>
+          <w:tcPr>
+            <w:tcW w:type="dxa" w:w="8504"/>
+          </w:tcPr>
+          <w:p>
+            <w:pPr>
+              <w:spacing w:after="0"/>
+            </w:pPr>
+            <w:r>
+              <w:rPr>
+                <w:sz w:val="15"/>
+              </w:rPr>
+              <w:t>issued for approval (approval class)</w:t>
+            </w:r>
+          </w:p>
+        </w:tc>
+      </w:tr>
+      <w:tr>
+        <w:trPr>
+          <w:cantSplit w:val="true"/>
+        </w:trPr>
+        <w:tc>
+          <w:tcPr>
+            <w:tcW w:type="dxa" w:w="1361"/>
+          </w:tcPr>
+          <w:p>
+            <w:pPr>
+              <w:spacing w:after="0"/>
+            </w:pPr>
+            <w:r>
+              <w:rPr>
+                <w:sz w:val="15"/>
+              </w:rPr>
+              <w:t>ACCEPTED</w:t>
+            </w:r>
+          </w:p>
+        </w:tc>
+        <w:tc>
+          <w:tcPr>
+            <w:tcW w:type="dxa" w:w="8504"/>
+          </w:tcPr>
+          <w:p>
+            <w:pPr>
+              <w:spacing w:after="0"/>
+            </w:pPr>
+            <w:r>
+              <w:rPr>
+                <w:sz w:val="15"/>
+              </w:rPr>
+              <w:t>review code 1 or 2 on the latest issue; information and internal EPC documents when issued; supplier documents when accepted by Istanbul EPC</w:t>
+            </w:r>
+          </w:p>
+        </w:tc>
+      </w:tr>
+      <w:tr>
+        <w:trPr>
+          <w:cantSplit w:val="true"/>
+        </w:trPr>
+        <w:tc>
+          <w:tcPr>
+            <w:tcW w:type="dxa" w:w="1361"/>
+          </w:tcPr>
+          <w:p>
+            <w:pPr>
+              <w:spacing w:after="0"/>
+            </w:pPr>
+            <w:r>
+              <w:rPr>
+                <w:sz w:val="15"/>
+              </w:rPr>
+              <w:t>IFC</w:t>
+            </w:r>
+          </w:p>
+        </w:tc>
+        <w:tc>
+          <w:tcPr>
+            <w:tcW w:type="dxa" w:w="8504"/>
+          </w:tcPr>
+          <w:p>
+            <w:pPr>
+              <w:spacing w:after="0"/>
+            </w:pPr>
+            <w:r>
+              <w:rPr>
+                <w:sz w:val="15"/>
+              </w:rPr>
+              <w:t>issued for construction / final (certified for supplier documents)</w:t>
+            </w:r>
+          </w:p>
+        </w:tc>
+      </w:tr>
+      <w:tr>
+        <w:trPr>
+          <w:cantSplit w:val="true"/>
+        </w:trPr>
+        <w:tc>
+          <w:tcPr>
+            <w:tcW w:type="dxa" w:w="1361"/>
+          </w:tcPr>
+          <w:p>
+            <w:pPr>
+              <w:spacing w:after="0"/>
+            </w:pPr>
+            <w:r>
+              <w:rPr>
+                <w:sz w:val="15"/>
+              </w:rPr>
+              <w:t>AB</w:t>
+            </w:r>
+          </w:p>
+        </w:tc>
+        <w:tc>
+          <w:tcPr>
+            <w:tcW w:type="dxa" w:w="8504"/>
+          </w:tcPr>
+          <w:p>
+            <w:pPr>
+              <w:spacing w:after="0"/>
+            </w:pPr>
+            <w:r>
+              <w:rPr>
+                <w:sz w:val="15"/>
+              </w:rPr>
+              <w:t>as built</w:t>
+            </w:r>
+          </w:p>
+        </w:tc>
+      </w:tr>
+    </w:tbl>
+    <w:p>
+      <w:pPr>
+        <w:spacing w:after="40"/>
+      </w:pPr>
+    </w:p>
+    <w:tbl>
+      <w:tblPr>
+        <w:tblStyle w:val="TableGrid"/>
+        <w:tblW w:type="auto" w:w="0"/>
+        <w:tblLayout w:type="fixed"/>
+        <w:tblLook w:firstColumn="1" w:firstRow="1" w:lastColumn="0" w:lastRow="0" w:noHBand="0" w:noVBand="1" w:val="04A0"/>
+      </w:tblPr>
+      <w:tblGrid>
+        <w:gridCol w:w="1360"/>
+        <w:gridCol w:w="8504"/>
+      </w:tblGrid>
+      <w:tr>
+        <w:trPr>
+          <w:tblHeader w:val="true"/>
+        </w:trPr>
+        <w:tc>
+          <w:tcPr>
+            <w:tcW w:type="dxa" w:w="1361"/>
+            <w:shd w:val="clear" w:color="auto" w:fill="1F3864"/>
+          </w:tcPr>
+          <w:p>
+            <w:r>
+              <w:rPr>
+                <w:b/>
+                <w:color w:val="FFFFFF"/>
+                <w:sz w:val="15"/>
+              </w:rPr>
+              <w:t>Release</w:t>
+            </w:r>
+          </w:p>
+        </w:tc>
+        <w:tc>
+          <w:tcPr>
+            <w:tcW w:type="dxa" w:w="8504"/>
+            <w:shd w:val="clear" w:color="auto" w:fill="1F3864"/>
+          </w:tcPr>
+          <w:p>
+            <w:r>
+              <w:rPr>
+                <w:b/>
+                <w:color w:val="FFFFFF"/>
+                <w:sz w:val="15"/>
+              </w:rPr>
+              <w:t>Condition</w:t>
+            </w:r>
+          </w:p>
+        </w:tc>
+      </w:tr>
+      <w:tr>
+        <w:trPr>
+          <w:cantSplit w:val="true"/>
+        </w:trPr>
+        <w:tc>
+          <w:tcPr>
+            <w:tcW w:type="dxa" w:w="1361"/>
+          </w:tcPr>
+          <w:p>
+            <w:pPr>
+              <w:spacing w:after="0"/>
+            </w:pPr>
+            <w:r>
+              <w:rPr>
+                <w:sz w:val="15"/>
+              </w:rPr>
+              <w:t>IFR / IFA</w:t>
+            </w:r>
+          </w:p>
+        </w:tc>
+        <w:tc>
+          <w:tcPr>
+            <w:tcW w:type="dxa" w:w="8504"/>
+          </w:tcPr>
+          <w:p>
+            <w:pPr>
+              <w:spacing w:after="0"/>
+            </w:pPr>
+            <w:r>
+              <w:rPr>
+                <w:sz w:val="15"/>
+              </w:rPr>
+              <w:t>every input at least at the maturity the document type requires (Inputs at, section 4); IFA after a reviewed IFR</w:t>
+            </w:r>
+          </w:p>
+        </w:tc>
+      </w:tr>
+      <w:tr>
+        <w:trPr>
+          <w:cantSplit w:val="true"/>
+        </w:trPr>
+        <w:tc>
+          <w:tcPr>
+            <w:tcW w:type="dxa" w:w="1361"/>
+          </w:tcPr>
+          <w:p>
+            <w:pPr>
+              <w:spacing w:after="0"/>
+            </w:pPr>
+            <w:r>
+              <w:rPr>
+                <w:sz w:val="15"/>
+              </w:rPr>
+              <w:t>IFC</w:t>
+            </w:r>
+          </w:p>
+        </w:tc>
+        <w:tc>
+          <w:tcPr>
+            <w:tcW w:type="dxa" w:w="8504"/>
+          </w:tcPr>
+          <w:p>
+            <w:pPr>
+              <w:spacing w:after="0"/>
+            </w:pPr>
+            <w:r>
+              <w:rPr>
+                <w:sz w:val="15"/>
+              </w:rPr>
+              <w:t>every EPC input IFC, every supplier input ACCEPTED; the document ACCEPTED (approval / review class, supplier documents); no code 3</w:t>
+            </w:r>
+          </w:p>
+        </w:tc>
+      </w:tr>
+      <w:tr>
+        <w:trPr>
+          <w:cantSplit w:val="true"/>
+        </w:trPr>
+        <w:tc>
+          <w:tcPr>
+            <w:tcW w:type="dxa" w:w="1361"/>
+          </w:tcPr>
+          <w:p>
+            <w:pPr>
+              <w:spacing w:after="0"/>
+            </w:pPr>
+            <w:r>
+              <w:rPr>
+                <w:sz w:val="15"/>
+              </w:rPr>
+              <w:t>AB</w:t>
+            </w:r>
+          </w:p>
+        </w:tc>
+        <w:tc>
+          <w:tcPr>
+            <w:tcW w:type="dxa" w:w="8504"/>
+          </w:tcPr>
+          <w:p>
+            <w:pPr>
+              <w:spacing w:after="0"/>
+            </w:pPr>
+            <w:r>
+              <w:rPr>
+                <w:sz w:val="15"/>
+              </w:rPr>
+              <w:t>the document is IFC</w:t>
+            </w:r>
+          </w:p>
+        </w:tc>
+      </w:tr>
+      <w:tr>
+        <w:trPr>
+          <w:cantSplit w:val="true"/>
+        </w:trPr>
+        <w:tc>
+          <w:tcPr>
+            <w:tcW w:type="dxa" w:w="1361"/>
+          </w:tcPr>
+          <w:p>
+            <w:pPr>
+              <w:spacing w:after="0"/>
+            </w:pPr>
+            <w:r>
+              <w:rPr>
+                <w:sz w:val="15"/>
+              </w:rPr>
+              <w:t>Impact</w:t>
+            </w:r>
+          </w:p>
+        </w:tc>
+        <w:tc>
+          <w:tcPr>
+            <w:tcW w:type="dxa" w:w="8504"/>
+          </w:tcPr>
+          <w:p>
+            <w:pPr>
+              <w:spacing w:after="0"/>
+            </w:pPr>
+            <w:r>
+              <w:rPr>
+                <w:sz w:val="15"/>
+              </w:rPr>
+              <w:t>each revision records the input revisions it was based on; an input revised later makes the document CHECK REQUIRED, which blocks the release of the documents using it until it is re-issued or confirmed</w:t>
+            </w:r>
+          </w:p>
+        </w:tc>
+      </w:tr>
+    </w:tbl>
+    <w:p>
+      <w:pPr>
+        <w:spacing w:after="40"/>
+      </w:pPr>
+    </w:p>
+    <w:p>
+      <w:r>
+        <w:t>Gate requirement: '[any:]selector[|selector][?] STATUS' - selector type:&lt;TYPE&gt;, rule:&lt;MDL rule&gt;, id:&lt;document&gt;, bdp, construction, ewp-first, ewp-all; @mr = documents of the packages of the gate scope, @plant = plant-general documents, @epc / @supplier = originator; '|' unites several selectors, '?' = optional (none selected is not a finding), 'any:' = one selected document is enough. The plan uses the same gates: the PO is planned when the prerequisites of the PO gate are met, and the documents a milestone, key-date or CWP gate requires are prioritised to its date (ALP-EPC-00000-GE-PLN-0001).</w:t>
+      </w:r>
+    </w:p>
+    <w:tbl>
+      <w:tblPr>
+        <w:tblStyle w:val="TableGrid"/>
+        <w:tblW w:type="auto" w:w="0"/>
+        <w:tblLayout w:type="fixed"/>
+        <w:tblLook w:firstColumn="1" w:firstRow="1" w:lastColumn="0" w:lastRow="0" w:noHBand="0" w:noVBand="1" w:val="04A0"/>
+      </w:tblPr>
+      <w:tblGrid>
+        <w:gridCol w:w="1273"/>
+        <w:gridCol w:w="1379"/>
+        <w:gridCol w:w="1803"/>
+        <w:gridCol w:w="2599"/>
+        <w:gridCol w:w="1166"/>
+        <w:gridCol w:w="477"/>
+        <w:gridCol w:w="530"/>
+        <w:gridCol w:w="636"/>
+      </w:tblGrid>
+      <w:tr>
+        <w:trPr>
+          <w:tblHeader w:val="true"/>
+        </w:trPr>
+        <w:tc>
+          <w:tcPr>
+            <w:tcW w:type="dxa" w:w="1273"/>
+            <w:shd w:val="clear" w:color="auto" w:fill="1F3864"/>
+          </w:tcPr>
+          <w:p>
+            <w:r>
+              <w:rPr>
+                <w:b/>
+                <w:color w:val="FFFFFF"/>
+                <w:sz w:val="14"/>
+              </w:rPr>
+              <w:t>Gate</w:t>
+            </w:r>
+          </w:p>
+        </w:tc>
+        <w:tc>
+          <w:tcPr>
+            <w:tcW w:type="dxa" w:w="1379"/>
+            <w:shd w:val="clear" w:color="auto" w:fill="1F3864"/>
+          </w:tcPr>
+          <w:p>
+            <w:r>
+              <w:rPr>
+                <w:b/>
+                <w:color w:val="FFFFFF"/>
+                <w:sz w:val="14"/>
+              </w:rPr>
+              <w:t>Process</w:t>
+            </w:r>
+          </w:p>
+        </w:tc>
+        <w:tc>
+          <w:tcPr>
+            <w:tcW w:type="dxa" w:w="1803"/>
+            <w:shd w:val="clear" w:color="auto" w:fill="1F3864"/>
+          </w:tcPr>
+          <w:p>
+            <w:r>
+              <w:rPr>
+                <w:b/>
+                <w:color w:val="FFFFFF"/>
+                <w:sz w:val="14"/>
+              </w:rPr>
+              <w:t>Step</w:t>
+            </w:r>
+          </w:p>
+        </w:tc>
+        <w:tc>
+          <w:tcPr>
+            <w:tcW w:type="dxa" w:w="2599"/>
+            <w:shd w:val="clear" w:color="auto" w:fill="1F3864"/>
+          </w:tcPr>
+          <w:p>
+            <w:r>
+              <w:rPr>
+                <w:b/>
+                <w:color w:val="FFFFFF"/>
+                <w:sz w:val="14"/>
+              </w:rPr>
+              <w:t>Requires</w:t>
+            </w:r>
+          </w:p>
+        </w:tc>
+        <w:tc>
+          <w:tcPr>
+            <w:tcW w:type="dxa" w:w="1167"/>
+            <w:shd w:val="clear" w:color="auto" w:fill="1F3864"/>
+          </w:tcPr>
+          <w:p>
+            <w:r>
+              <w:rPr>
+                <w:b/>
+                <w:color w:val="FFFFFF"/>
+                <w:sz w:val="14"/>
+              </w:rPr>
+              <w:t>Need</w:t>
+            </w:r>
+          </w:p>
+        </w:tc>
+        <w:tc>
+          <w:tcPr>
+            <w:tcW w:type="dxa" w:w="477"/>
+            <w:shd w:val="clear" w:color="auto" w:fill="1F3864"/>
+          </w:tcPr>
+          <w:p>
+            <w:r>
+              <w:rPr>
+                <w:b/>
+                <w:color w:val="FFFFFF"/>
+                <w:sz w:val="14"/>
+              </w:rPr>
+              <w:t>No.</w:t>
+            </w:r>
+          </w:p>
+        </w:tc>
+        <w:tc>
+          <w:tcPr>
+            <w:tcW w:type="dxa" w:w="530"/>
+            <w:shd w:val="clear" w:color="auto" w:fill="1F3864"/>
+          </w:tcPr>
+          <w:p>
+            <w:r>
+              <w:rPr>
+                <w:b/>
+                <w:color w:val="FFFFFF"/>
+                <w:sz w:val="14"/>
+              </w:rPr>
+              <w:t>Late</w:t>
+            </w:r>
+          </w:p>
+        </w:tc>
+        <w:tc>
+          <w:tcPr>
+            <w:tcW w:type="dxa" w:w="636"/>
+            <w:shd w:val="clear" w:color="auto" w:fill="1F3864"/>
+          </w:tcPr>
+          <w:p>
+            <w:r>
+              <w:rPr>
+                <w:b/>
+                <w:color w:val="FFFFFF"/>
+                <w:sz w:val="14"/>
+              </w:rPr>
+              <w:t>Float</w:t>
+            </w:r>
+          </w:p>
+        </w:tc>
+      </w:tr>
+      <w:tr>
+        <w:trPr>
+          <w:cantSplit w:val="true"/>
+        </w:trPr>
+        <w:tc>
+          <w:tcPr>
+            <w:tcW w:type="dxa" w:w="1273"/>
+          </w:tcPr>
+          <w:p>
+            <w:pPr>
+              <w:spacing w:after="0"/>
+            </w:pPr>
+            <w:r>
+              <w:rPr>
+                <w:sz w:val="14"/>
+              </w:rPr>
+              <w:t>G-PRC-ENQ</w:t>
+            </w:r>
+          </w:p>
+        </w:tc>
+        <w:tc>
+          <w:tcPr>
+            <w:tcW w:type="dxa" w:w="1379"/>
+          </w:tcPr>
+          <w:p>
+            <w:pPr>
+              <w:spacing w:after="0"/>
+            </w:pPr>
+            <w:r>
+              <w:rPr>
+                <w:sz w:val="14"/>
+              </w:rPr>
+              <w:t>Procurement</w:t>
+            </w:r>
+          </w:p>
+        </w:tc>
+        <w:tc>
+          <w:tcPr>
+            <w:tcW w:type="dxa" w:w="1803"/>
+          </w:tcPr>
+          <w:p>
+            <w:pPr>
+              <w:spacing w:after="0"/>
+            </w:pPr>
+            <w:r>
+              <w:rPr>
+                <w:sz w:val="14"/>
+              </w:rPr>
+              <w:t>Enquiry issued to bidders</w:t>
+            </w:r>
+          </w:p>
+        </w:tc>
+        <w:tc>
+          <w:tcPr>
+            <w:tcW w:type="dxa" w:w="2599"/>
+          </w:tcPr>
+          <w:p>
+            <w:pPr>
+              <w:spacing w:after="0"/>
+            </w:pPr>
+            <w:r>
+              <w:rPr>
+                <w:sz w:val="14"/>
+              </w:rPr>
+              <w:t>type:SPC@epc IFR; type:MRQ@epc IFR</w:t>
+            </w:r>
+          </w:p>
+        </w:tc>
+        <w:tc>
+          <w:tcPr>
+            <w:tcW w:type="dxa" w:w="1167"/>
+          </w:tcPr>
+          <w:p>
+            <w:pPr>
+              <w:spacing w:after="0"/>
+            </w:pPr>
+            <w:r>
+              <w:rPr>
+                <w:sz w:val="14"/>
+              </w:rPr>
+              <w:t>enquiry</w:t>
+            </w:r>
+          </w:p>
+        </w:tc>
+        <w:tc>
+          <w:tcPr>
+            <w:tcW w:type="dxa" w:w="477"/>
+          </w:tcPr>
+          <w:p>
+            <w:pPr>
+              <w:spacing w:after="0"/>
+            </w:pPr>
+            <w:r>
+              <w:rPr>
+                <w:sz w:val="14"/>
+              </w:rPr>
+              <w:t>59</w:t>
+            </w:r>
+          </w:p>
+        </w:tc>
+        <w:tc>
+          <w:tcPr>
+            <w:tcW w:type="dxa" w:w="530"/>
+          </w:tcPr>
+          <w:p>
+            <w:pPr>
+              <w:spacing w:after="0"/>
+            </w:pPr>
+            <w:r>
+              <w:rPr>
+                <w:sz w:val="14"/>
+              </w:rPr>
+              <w:t>0</w:t>
+            </w:r>
+          </w:p>
+        </w:tc>
+        <w:tc>
+          <w:tcPr>
+            <w:tcW w:type="dxa" w:w="636"/>
+          </w:tcPr>
+          <w:p>
+            <w:pPr>
+              <w:spacing w:after="0"/>
+            </w:pPr>
+            <w:r>
+              <w:rPr>
+                <w:sz w:val="14"/>
+              </w:rPr>
+              <w:t>5</w:t>
+            </w:r>
+          </w:p>
+        </w:tc>
+      </w:tr>
+      <w:tr>
+        <w:trPr>
+          <w:cantSplit w:val="true"/>
+        </w:trPr>
+        <w:tc>
+          <w:tcPr>
+            <w:tcW w:type="dxa" w:w="1273"/>
+          </w:tcPr>
+          <w:p>
+            <w:pPr>
+              <w:spacing w:after="0"/>
+            </w:pPr>
+            <w:r>
+              <w:rPr>
+                <w:sz w:val="14"/>
+              </w:rPr>
+              <w:t>G-PRC-FAB</w:t>
+            </w:r>
+          </w:p>
+        </w:tc>
+        <w:tc>
+          <w:tcPr>
+            <w:tcW w:type="dxa" w:w="1379"/>
+          </w:tcPr>
+          <w:p>
+            <w:pPr>
+              <w:spacing w:after="0"/>
+            </w:pPr>
+            <w:r>
+              <w:rPr>
+                <w:sz w:val="14"/>
+              </w:rPr>
+              <w:t>Procurement</w:t>
+            </w:r>
+          </w:p>
+        </w:tc>
+        <w:tc>
+          <w:tcPr>
+            <w:tcW w:type="dxa" w:w="1803"/>
+          </w:tcPr>
+          <w:p>
+            <w:pPr>
+              <w:spacing w:after="0"/>
+            </w:pPr>
+            <w:r>
+              <w:rPr>
+                <w:sz w:val="14"/>
+              </w:rPr>
+              <w:t>Manufacturing release (certified supplier data accepted)</w:t>
+            </w:r>
+          </w:p>
+        </w:tc>
+        <w:tc>
+          <w:tcPr>
+            <w:tcW w:type="dxa" w:w="2599"/>
+          </w:tcPr>
+          <w:p>
+            <w:pPr>
+              <w:spacing w:after="0"/>
+            </w:pPr>
+            <w:r>
+              <w:rPr>
+                <w:sz w:val="14"/>
+              </w:rPr>
+              <w:t>rule:DL-V-GAD|rule:DL-V-DSH? ACCEPTED; rule:DL-V-PID? ACCEPTED; rule:DL-V-CAL? ACCEPTED; rule:DL-V-FDL? ACCEPTED; rule:DL-V-ITP? ACCEPTED</w:t>
+            </w:r>
+          </w:p>
+        </w:tc>
+        <w:tc>
+          <w:tcPr>
+            <w:tcW w:type="dxa" w:w="1167"/>
+          </w:tcPr>
+          <w:p>
+            <w:pPr>
+              <w:spacing w:after="0"/>
+            </w:pPr>
+            <w:r>
+              <w:rPr>
+                <w:sz w:val="14"/>
+              </w:rPr>
+              <w:t>fabrication</w:t>
+            </w:r>
+          </w:p>
+        </w:tc>
+        <w:tc>
+          <w:tcPr>
+            <w:tcW w:type="dxa" w:w="477"/>
+          </w:tcPr>
+          <w:p>
+            <w:pPr>
+              <w:spacing w:after="0"/>
+            </w:pPr>
+            <w:r>
+              <w:rPr>
+                <w:sz w:val="14"/>
+              </w:rPr>
+              <w:t>43</w:t>
+            </w:r>
+          </w:p>
+        </w:tc>
+        <w:tc>
+          <w:tcPr>
+            <w:tcW w:type="dxa" w:w="530"/>
+          </w:tcPr>
+          <w:p>
+            <w:pPr>
+              <w:spacing w:after="0"/>
+            </w:pPr>
+            <w:r>
+              <w:rPr>
+                <w:sz w:val="14"/>
+              </w:rPr>
+              <w:t>1</w:t>
+            </w:r>
+          </w:p>
+        </w:tc>
+        <w:tc>
+          <w:tcPr>
+            <w:tcW w:type="dxa" w:w="636"/>
+          </w:tcPr>
+          <w:p>
+            <w:pPr>
+              <w:spacing w:after="0"/>
+            </w:pPr>
+            <w:r>
+              <w:rPr>
+                <w:sz w:val="14"/>
+              </w:rPr>
+              <w:t>-4</w:t>
+            </w:r>
+          </w:p>
+        </w:tc>
+      </w:tr>
+      <w:tr>
+        <w:trPr>
+          <w:cantSplit w:val="true"/>
+        </w:trPr>
+        <w:tc>
+          <w:tcPr>
+            <w:tcW w:type="dxa" w:w="1273"/>
+          </w:tcPr>
+          <w:p>
+            <w:pPr>
+              <w:spacing w:after="0"/>
+            </w:pPr>
+            <w:r>
+              <w:rPr>
+                <w:sz w:val="14"/>
+              </w:rPr>
+              <w:t>G-PRC-FAT</w:t>
+            </w:r>
+          </w:p>
+        </w:tc>
+        <w:tc>
+          <w:tcPr>
+            <w:tcW w:type="dxa" w:w="1379"/>
+          </w:tcPr>
+          <w:p>
+            <w:pPr>
+              <w:spacing w:after="0"/>
+            </w:pPr>
+            <w:r>
+              <w:rPr>
+                <w:sz w:val="14"/>
+              </w:rPr>
+              <w:t>Procurement</w:t>
+            </w:r>
+          </w:p>
+        </w:tc>
+        <w:tc>
+          <w:tcPr>
+            <w:tcW w:type="dxa" w:w="1803"/>
+          </w:tcPr>
+          <w:p>
+            <w:pPr>
+              <w:spacing w:after="0"/>
+            </w:pPr>
+            <w:r>
+              <w:rPr>
+                <w:sz w:val="14"/>
+              </w:rPr>
+              <w:t>Factory acceptance test (procedure approved)</w:t>
+            </w:r>
+          </w:p>
+        </w:tc>
+        <w:tc>
+          <w:tcPr>
+            <w:tcW w:type="dxa" w:w="2599"/>
+          </w:tcPr>
+          <w:p>
+            <w:pPr>
+              <w:spacing w:after="0"/>
+            </w:pPr>
+            <w:r>
+              <w:rPr>
+                <w:sz w:val="14"/>
+              </w:rPr>
+              <w:t>rule:DL-V-FAT ACCEPTED</w:t>
+            </w:r>
+          </w:p>
+        </w:tc>
+        <w:tc>
+          <w:tcPr>
+            <w:tcW w:type="dxa" w:w="1167"/>
+          </w:tcPr>
+          <w:p>
+            <w:pPr>
+              <w:spacing w:after="0"/>
+            </w:pPr>
+            <w:r>
+              <w:rPr>
+                <w:sz w:val="14"/>
+              </w:rPr>
+              <w:t>shipment -20 wd</w:t>
+            </w:r>
+          </w:p>
+        </w:tc>
+        <w:tc>
+          <w:tcPr>
+            <w:tcW w:type="dxa" w:w="477"/>
+          </w:tcPr>
+          <w:p>
+            <w:pPr>
+              <w:spacing w:after="0"/>
+            </w:pPr>
+            <w:r>
+              <w:rPr>
+                <w:sz w:val="14"/>
+              </w:rPr>
+              <w:t>43</w:t>
+            </w:r>
+          </w:p>
+        </w:tc>
+        <w:tc>
+          <w:tcPr>
+            <w:tcW w:type="dxa" w:w="530"/>
+          </w:tcPr>
+          <w:p>
+            <w:pPr>
+              <w:spacing w:after="0"/>
+            </w:pPr>
+            <w:r>
+              <w:rPr>
+                <w:sz w:val="14"/>
+              </w:rPr>
+              <w:t>0</w:t>
+            </w:r>
+          </w:p>
+        </w:tc>
+        <w:tc>
+          <w:tcPr>
+            <w:tcW w:type="dxa" w:w="636"/>
+          </w:tcPr>
+          <w:p>
+            <w:pPr>
+              <w:spacing w:after="0"/>
+            </w:pPr>
+            <w:r>
+              <w:rPr>
+                <w:sz w:val="14"/>
+              </w:rPr>
+              <w:t>30</w:t>
+            </w:r>
+          </w:p>
+        </w:tc>
+      </w:tr>
+      <w:tr>
+        <w:trPr>
+          <w:cantSplit w:val="true"/>
+        </w:trPr>
+        <w:tc>
+          <w:tcPr>
+            <w:tcW w:type="dxa" w:w="1273"/>
+          </w:tcPr>
+          <w:p>
+            <w:pPr>
+              <w:spacing w:after="0"/>
+            </w:pPr>
+            <w:r>
+              <w:rPr>
+                <w:sz w:val="14"/>
+              </w:rPr>
+              <w:t>G-PRC-PO</w:t>
+            </w:r>
+          </w:p>
+        </w:tc>
+        <w:tc>
+          <w:tcPr>
+            <w:tcW w:type="dxa" w:w="1379"/>
+          </w:tcPr>
+          <w:p>
+            <w:pPr>
+              <w:spacing w:after="0"/>
+            </w:pPr>
+            <w:r>
+              <w:rPr>
+                <w:sz w:val="14"/>
+              </w:rPr>
+              <w:t>Procurement</w:t>
+            </w:r>
+          </w:p>
+        </w:tc>
+        <w:tc>
+          <w:tcPr>
+            <w:tcW w:type="dxa" w:w="1803"/>
+          </w:tcPr>
+          <w:p>
+            <w:pPr>
+              <w:spacing w:after="0"/>
+            </w:pPr>
+            <w:r>
+              <w:rPr>
+                <w:sz w:val="14"/>
+              </w:rPr>
+              <w:t>Purchase order award</w:t>
+            </w:r>
+          </w:p>
+        </w:tc>
+        <w:tc>
+          <w:tcPr>
+            <w:tcW w:type="dxa" w:w="2599"/>
+          </w:tcPr>
+          <w:p>
+            <w:pPr>
+              <w:spacing w:after="0"/>
+            </w:pPr>
+            <w:r>
+              <w:rPr>
+                <w:sz w:val="14"/>
+              </w:rPr>
+              <w:t>type:SPC@epc IFC; type:MRQ@epc IFC; rule:DL-MR-TBE IFR; type:ITP@epc? IFR</w:t>
+            </w:r>
+          </w:p>
+        </w:tc>
+        <w:tc>
+          <w:tcPr>
+            <w:tcW w:type="dxa" w:w="1167"/>
+          </w:tcPr>
+          <w:p>
+            <w:pPr>
+              <w:spacing w:after="0"/>
+            </w:pPr>
+            <w:r>
+              <w:rPr>
+                <w:sz w:val="14"/>
+              </w:rPr>
+              <w:t>po</w:t>
+            </w:r>
+          </w:p>
+        </w:tc>
+        <w:tc>
+          <w:tcPr>
+            <w:tcW w:type="dxa" w:w="477"/>
+          </w:tcPr>
+          <w:p>
+            <w:pPr>
+              <w:spacing w:after="0"/>
+            </w:pPr>
+            <w:r>
+              <w:rPr>
+                <w:sz w:val="14"/>
+              </w:rPr>
+              <w:t>59</w:t>
+            </w:r>
+          </w:p>
+        </w:tc>
+        <w:tc>
+          <w:tcPr>
+            <w:tcW w:type="dxa" w:w="530"/>
+          </w:tcPr>
+          <w:p>
+            <w:pPr>
+              <w:spacing w:after="0"/>
+            </w:pPr>
+            <w:r>
+              <w:rPr>
+                <w:sz w:val="14"/>
+              </w:rPr>
+              <w:t>0</w:t>
+            </w:r>
+          </w:p>
+        </w:tc>
+        <w:tc>
+          <w:tcPr>
+            <w:tcW w:type="dxa" w:w="636"/>
+          </w:tcPr>
+          <w:p>
+            <w:pPr>
+              <w:spacing w:after="0"/>
+            </w:pPr>
+            <w:r>
+              <w:rPr>
+                <w:sz w:val="14"/>
+              </w:rPr>
+              <w:t>0</w:t>
+            </w:r>
+          </w:p>
+        </w:tc>
+      </w:tr>
+      <w:tr>
+        <w:trPr>
+          <w:cantSplit w:val="true"/>
+        </w:trPr>
+        <w:tc>
+          <w:tcPr>
+            <w:tcW w:type="dxa" w:w="1273"/>
+          </w:tcPr>
+          <w:p>
+            <w:pPr>
+              <w:spacing w:after="0"/>
+            </w:pPr>
+            <w:r>
+              <w:rPr>
+                <w:sz w:val="14"/>
+              </w:rPr>
+              <w:t>G-PRC-SHP</w:t>
+            </w:r>
+          </w:p>
+        </w:tc>
+        <w:tc>
+          <w:tcPr>
+            <w:tcW w:type="dxa" w:w="1379"/>
+          </w:tcPr>
+          <w:p>
+            <w:pPr>
+              <w:spacing w:after="0"/>
+            </w:pPr>
+            <w:r>
+              <w:rPr>
+                <w:sz w:val="14"/>
+              </w:rPr>
+              <w:t>Procurement</w:t>
+            </w:r>
+          </w:p>
+        </w:tc>
+        <w:tc>
+          <w:tcPr>
+            <w:tcW w:type="dxa" w:w="1803"/>
+          </w:tcPr>
+          <w:p>
+            <w:pPr>
+              <w:spacing w:after="0"/>
+            </w:pPr>
+            <w:r>
+              <w:rPr>
+                <w:sz w:val="14"/>
+              </w:rPr>
+              <w:t>Release for shipment</w:t>
+            </w:r>
+          </w:p>
+        </w:tc>
+        <w:tc>
+          <w:tcPr>
+            <w:tcW w:type="dxa" w:w="2599"/>
+          </w:tcPr>
+          <w:p>
+            <w:pPr>
+              <w:spacing w:after="0"/>
+            </w:pPr>
+            <w:r>
+              <w:rPr>
+                <w:sz w:val="14"/>
+              </w:rPr>
+              <w:t>rule:DL-V-FTR? ACCEPTED; rule:DL-V-MDB IFR</w:t>
+            </w:r>
+          </w:p>
+        </w:tc>
+        <w:tc>
+          <w:tcPr>
+            <w:tcW w:type="dxa" w:w="1167"/>
+          </w:tcPr>
+          <w:p>
+            <w:pPr>
+              <w:spacing w:after="0"/>
+            </w:pPr>
+            <w:r>
+              <w:rPr>
+                <w:sz w:val="14"/>
+              </w:rPr>
+              <w:t>shipment</w:t>
+            </w:r>
+          </w:p>
+        </w:tc>
+        <w:tc>
+          <w:tcPr>
+            <w:tcW w:type="dxa" w:w="477"/>
+          </w:tcPr>
+          <w:p>
+            <w:pPr>
+              <w:spacing w:after="0"/>
+            </w:pPr>
+            <w:r>
+              <w:rPr>
+                <w:sz w:val="14"/>
+              </w:rPr>
+              <w:t>55</w:t>
+            </w:r>
+          </w:p>
+        </w:tc>
+        <w:tc>
+          <w:tcPr>
+            <w:tcW w:type="dxa" w:w="530"/>
+          </w:tcPr>
+          <w:p>
+            <w:pPr>
+              <w:spacing w:after="0"/>
+            </w:pPr>
+            <w:r>
+              <w:rPr>
+                <w:sz w:val="14"/>
+              </w:rPr>
+              <w:t>0</w:t>
+            </w:r>
+          </w:p>
+        </w:tc>
+        <w:tc>
+          <w:tcPr>
+            <w:tcW w:type="dxa" w:w="636"/>
+          </w:tcPr>
+          <w:p>
+            <w:pPr>
+              <w:spacing w:after="0"/>
+            </w:pPr>
+            <w:r>
+              <w:rPr>
+                <w:sz w:val="14"/>
+              </w:rPr>
+              <w:t>10</w:t>
+            </w:r>
+          </w:p>
+        </w:tc>
+      </w:tr>
+      <w:tr>
+        <w:trPr>
+          <w:cantSplit w:val="true"/>
+        </w:trPr>
+        <w:tc>
+          <w:tcPr>
+            <w:tcW w:type="dxa" w:w="1273"/>
+          </w:tcPr>
+          <w:p>
+            <w:pPr>
+              <w:spacing w:after="0"/>
+            </w:pPr>
+            <w:r>
+              <w:rPr>
+                <w:sz w:val="14"/>
+              </w:rPr>
+              <w:t>G-OWN-BDP</w:t>
+            </w:r>
+          </w:p>
+        </w:tc>
+        <w:tc>
+          <w:tcPr>
+            <w:tcW w:type="dxa" w:w="1379"/>
+          </w:tcPr>
+          <w:p>
+            <w:pPr>
+              <w:spacing w:after="0"/>
+            </w:pPr>
+            <w:r>
+              <w:rPr>
+                <w:sz w:val="14"/>
+              </w:rPr>
+              <w:t>Owner acceptance</w:t>
+            </w:r>
+          </w:p>
+        </w:tc>
+        <w:tc>
+          <w:tcPr>
+            <w:tcW w:type="dxa" w:w="1803"/>
+          </w:tcPr>
+          <w:p>
+            <w:pPr>
+              <w:spacing w:after="0"/>
+            </w:pPr>
+            <w:r>
+              <w:rPr>
+                <w:sz w:val="14"/>
+              </w:rPr>
+              <w:t>Basic Design Package approved (payment milestone MS-02)</w:t>
+            </w:r>
+          </w:p>
+        </w:tc>
+        <w:tc>
+          <w:tcPr>
+            <w:tcW w:type="dxa" w:w="2599"/>
+          </w:tcPr>
+          <w:p>
+            <w:pPr>
+              <w:spacing w:after="0"/>
+            </w:pPr>
+            <w:r>
+              <w:rPr>
+                <w:sz w:val="14"/>
+              </w:rPr>
+              <w:t>bdp ACCEPTED</w:t>
+            </w:r>
+          </w:p>
+        </w:tc>
+        <w:tc>
+          <w:tcPr>
+            <w:tcW w:type="dxa" w:w="1167"/>
+          </w:tcPr>
+          <w:p>
+            <w:pPr>
+              <w:spacing w:after="0"/>
+            </w:pPr>
+            <w:r>
+              <w:rPr>
+                <w:sz w:val="14"/>
+              </w:rPr>
+              <w:t>milestone:MS-02</w:t>
+            </w:r>
+          </w:p>
+        </w:tc>
+        <w:tc>
+          <w:tcPr>
+            <w:tcW w:type="dxa" w:w="477"/>
+          </w:tcPr>
+          <w:p>
+            <w:pPr>
+              <w:spacing w:after="0"/>
+            </w:pPr>
+            <w:r>
+              <w:rPr>
+                <w:sz w:val="14"/>
+              </w:rPr>
+              <w:t>1</w:t>
+            </w:r>
+          </w:p>
+        </w:tc>
+        <w:tc>
+          <w:tcPr>
+            <w:tcW w:type="dxa" w:w="530"/>
+          </w:tcPr>
+          <w:p>
+            <w:pPr>
+              <w:spacing w:after="0"/>
+            </w:pPr>
+            <w:r>
+              <w:rPr>
+                <w:sz w:val="14"/>
+              </w:rPr>
+              <w:t>1</w:t>
+            </w:r>
+          </w:p>
+        </w:tc>
+        <w:tc>
+          <w:tcPr>
+            <w:tcW w:type="dxa" w:w="636"/>
+          </w:tcPr>
+          <w:p>
+            <w:pPr>
+              <w:spacing w:after="0"/>
+            </w:pPr>
+            <w:r>
+              <w:rPr>
+                <w:sz w:val="14"/>
+              </w:rPr>
+              <w:t>-121</w:t>
+            </w:r>
+          </w:p>
+        </w:tc>
+      </w:tr>
+      <w:tr>
+        <w:trPr>
+          <w:cantSplit w:val="true"/>
+        </w:trPr>
+        <w:tc>
+          <w:tcPr>
+            <w:tcW w:type="dxa" w:w="1273"/>
+          </w:tcPr>
+          <w:p>
+            <w:pPr>
+              <w:spacing w:after="0"/>
+            </w:pPr>
+            <w:r>
+              <w:rPr>
+                <w:sz w:val="14"/>
+              </w:rPr>
+              <w:t>G-OWN-TO</w:t>
+            </w:r>
+          </w:p>
+        </w:tc>
+        <w:tc>
+          <w:tcPr>
+            <w:tcW w:type="dxa" w:w="1379"/>
+          </w:tcPr>
+          <w:p>
+            <w:pPr>
+              <w:spacing w:after="0"/>
+            </w:pPr>
+            <w:r>
+              <w:rPr>
+                <w:sz w:val="14"/>
+              </w:rPr>
+              <w:t>Owner acceptance</w:t>
+            </w:r>
+          </w:p>
+        </w:tc>
+        <w:tc>
+          <w:tcPr>
+            <w:tcW w:type="dxa" w:w="1803"/>
+          </w:tcPr>
+          <w:p>
+            <w:pPr>
+              <w:spacing w:after="0"/>
+            </w:pPr>
+            <w:r>
+              <w:rPr>
+                <w:sz w:val="14"/>
+              </w:rPr>
+              <w:t>Taking-Over: test reports accepted, O&amp;M, spares, special tools, punch list</w:t>
+            </w:r>
+          </w:p>
+        </w:tc>
+        <w:tc>
+          <w:tcPr>
+            <w:tcW w:type="dxa" w:w="2599"/>
+          </w:tcPr>
+          <w:p>
+            <w:pPr>
+              <w:spacing w:after="0"/>
+            </w:pPr>
+            <w:r>
+              <w:rPr>
+                <w:sz w:val="14"/>
+              </w:rPr>
+              <w:t>type:TRP@plant ACCEPTED; id:ALP-EPC-00000-CM-OMM-0001 IFC; id:ALP-EPC-00000-CM-LST-0002 IFC; type:LST@plant IFR</w:t>
+            </w:r>
+          </w:p>
+        </w:tc>
+        <w:tc>
+          <w:tcPr>
+            <w:tcW w:type="dxa" w:w="1167"/>
+          </w:tcPr>
+          <w:p>
+            <w:pPr>
+              <w:spacing w:after="0"/>
+            </w:pPr>
+            <w:r>
+              <w:rPr>
+                <w:sz w:val="14"/>
+              </w:rPr>
+              <w:t>activity:KD-040</w:t>
+            </w:r>
+          </w:p>
+        </w:tc>
+        <w:tc>
+          <w:tcPr>
+            <w:tcW w:type="dxa" w:w="477"/>
+          </w:tcPr>
+          <w:p>
+            <w:pPr>
+              <w:spacing w:after="0"/>
+            </w:pPr>
+            <w:r>
+              <w:rPr>
+                <w:sz w:val="14"/>
+              </w:rPr>
+              <w:t>1</w:t>
+            </w:r>
+          </w:p>
+        </w:tc>
+        <w:tc>
+          <w:tcPr>
+            <w:tcW w:type="dxa" w:w="530"/>
+          </w:tcPr>
+          <w:p>
+            <w:pPr>
+              <w:spacing w:after="0"/>
+            </w:pPr>
+            <w:r>
+              <w:rPr>
+                <w:sz w:val="14"/>
+              </w:rPr>
+              <w:t>0</w:t>
+            </w:r>
+          </w:p>
+        </w:tc>
+        <w:tc>
+          <w:tcPr>
+            <w:tcW w:type="dxa" w:w="636"/>
+          </w:tcPr>
+          <w:p>
+            <w:pPr>
+              <w:spacing w:after="0"/>
+            </w:pPr>
+            <w:r>
+              <w:rPr>
+                <w:sz w:val="14"/>
+              </w:rPr>
+              <w:t>0</w:t>
+            </w:r>
+          </w:p>
+        </w:tc>
+      </w:tr>
+      <w:tr>
+        <w:trPr>
+          <w:cantSplit w:val="true"/>
+        </w:trPr>
+        <w:tc>
+          <w:tcPr>
+            <w:tcW w:type="dxa" w:w="1273"/>
+          </w:tcPr>
+          <w:p>
+            <w:pPr>
+              <w:spacing w:after="0"/>
+            </w:pPr>
+            <w:r>
+              <w:rPr>
+                <w:sz w:val="14"/>
+              </w:rPr>
+              <w:t>G-OWN-TOC</w:t>
+            </w:r>
+          </w:p>
+        </w:tc>
+        <w:tc>
+          <w:tcPr>
+            <w:tcW w:type="dxa" w:w="1379"/>
+          </w:tcPr>
+          <w:p>
+            <w:pPr>
+              <w:spacing w:after="0"/>
+            </w:pPr>
+            <w:r>
+              <w:rPr>
+                <w:sz w:val="14"/>
+              </w:rPr>
+              <w:t>Owner acceptance</w:t>
+            </w:r>
+          </w:p>
+        </w:tc>
+        <w:tc>
+          <w:tcPr>
+            <w:tcW w:type="dxa" w:w="1803"/>
+          </w:tcPr>
+          <w:p>
+            <w:pPr>
+              <w:spacing w:after="0"/>
+            </w:pPr>
+            <w:r>
+              <w:rPr>
+                <w:sz w:val="14"/>
+              </w:rPr>
+              <w:t>Tests on Completion procedures approved (90 days before the tests)</w:t>
+            </w:r>
+          </w:p>
+        </w:tc>
+        <w:tc>
+          <w:tcPr>
+            <w:tcW w:type="dxa" w:w="2599"/>
+          </w:tcPr>
+          <w:p>
+            <w:pPr>
+              <w:spacing w:after="0"/>
+            </w:pPr>
+            <w:r>
+              <w:rPr>
+                <w:sz w:val="14"/>
+              </w:rPr>
+              <w:t>id:ALP-EPC-00000-CM-CMP-0001 ACCEPTED; id:ALP-EPC-00000-CM-CMP-0002 ACCEPTED; id:ALP-EPC-00000-CM-CMP-0003 ACCEPTED; id:ALP-EPC-00000-CM-CMP-0004 ACCEPTED; id:ALP-EPC-00000-CM-CMP-0005 ACCEPTED; id:ALP-EPC-00000-CM-CMP-0006 ACCEPTED</w:t>
+            </w:r>
+          </w:p>
+        </w:tc>
+        <w:tc>
+          <w:tcPr>
+            <w:tcW w:type="dxa" w:w="1167"/>
+          </w:tcPr>
+          <w:p>
+            <w:pPr>
+              <w:spacing w:after="0"/>
+            </w:pPr>
+            <w:r>
+              <w:rPr>
+                <w:sz w:val="14"/>
+              </w:rPr>
+              <w:t>activity:KD-030 -65 wd</w:t>
+            </w:r>
+          </w:p>
+        </w:tc>
+        <w:tc>
+          <w:tcPr>
+            <w:tcW w:type="dxa" w:w="477"/>
+          </w:tcPr>
+          <w:p>
+            <w:pPr>
+              <w:spacing w:after="0"/>
+            </w:pPr>
+            <w:r>
+              <w:rPr>
+                <w:sz w:val="14"/>
+              </w:rPr>
+              <w:t>1</w:t>
+            </w:r>
+          </w:p>
+        </w:tc>
+        <w:tc>
+          <w:tcPr>
+            <w:tcW w:type="dxa" w:w="530"/>
+          </w:tcPr>
+          <w:p>
+            <w:pPr>
+              <w:spacing w:after="0"/>
+            </w:pPr>
+            <w:r>
+              <w:rPr>
+                <w:sz w:val="14"/>
+              </w:rPr>
+              <w:t>0</w:t>
+            </w:r>
+          </w:p>
+        </w:tc>
+        <w:tc>
+          <w:tcPr>
+            <w:tcW w:type="dxa" w:w="636"/>
+          </w:tcPr>
+          <w:p>
+            <w:pPr>
+              <w:spacing w:after="0"/>
+            </w:pPr>
+            <w:r>
+              <w:rPr>
+                <w:sz w:val="14"/>
+              </w:rPr>
+              <w:t>199</w:t>
+            </w:r>
+          </w:p>
+        </w:tc>
+      </w:tr>
+      <w:tr>
+        <w:trPr>
+          <w:cantSplit w:val="true"/>
+        </w:trPr>
+        <w:tc>
+          <w:tcPr>
+            <w:tcW w:type="dxa" w:w="1273"/>
+          </w:tcPr>
+          <w:p>
+            <w:pPr>
+              <w:spacing w:after="0"/>
+            </w:pPr>
+            <w:r>
+              <w:rPr>
+                <w:sz w:val="14"/>
+              </w:rPr>
+              <w:t>G-CON-CWP</w:t>
+            </w:r>
+          </w:p>
+        </w:tc>
+        <w:tc>
+          <w:tcPr>
+            <w:tcW w:type="dxa" w:w="1379"/>
+          </w:tcPr>
+          <w:p>
+            <w:pPr>
+              <w:spacing w:after="0"/>
+            </w:pPr>
+            <w:r>
+              <w:rPr>
+                <w:sz w:val="14"/>
+              </w:rPr>
+              <w:t>Construction</w:t>
+            </w:r>
+          </w:p>
+        </w:tc>
+        <w:tc>
+          <w:tcPr>
+            <w:tcW w:type="dxa" w:w="1803"/>
+          </w:tcPr>
+          <w:p>
+            <w:pPr>
+              <w:spacing w:after="0"/>
+            </w:pPr>
+            <w:r>
+              <w:rPr>
+                <w:sz w:val="14"/>
+              </w:rPr>
+              <w:t>CWP release: documents of the first IWPs IFC, installation manuals issued</w:t>
+            </w:r>
+          </w:p>
+        </w:tc>
+        <w:tc>
+          <w:tcPr>
+            <w:tcW w:type="dxa" w:w="2599"/>
+          </w:tcPr>
+          <w:p>
+            <w:pPr>
+              <w:spacing w:after="0"/>
+            </w:pPr>
+            <w:r>
+              <w:rPr>
+                <w:sz w:val="14"/>
+              </w:rPr>
+              <w:t>ewp-first? IFC; any:ewp-all IFC; rule:DL-V-ERC@mr? IFR</w:t>
+            </w:r>
+          </w:p>
+        </w:tc>
+        <w:tc>
+          <w:tcPr>
+            <w:tcW w:type="dxa" w:w="1167"/>
+          </w:tcPr>
+          <w:p>
+            <w:pPr>
+              <w:spacing w:after="0"/>
+            </w:pPr>
+            <w:r>
+              <w:rPr>
+                <w:sz w:val="14"/>
+              </w:rPr>
+              <w:t>cwp_start</w:t>
+            </w:r>
+          </w:p>
+        </w:tc>
+        <w:tc>
+          <w:tcPr>
+            <w:tcW w:type="dxa" w:w="477"/>
+          </w:tcPr>
+          <w:p>
+            <w:pPr>
+              <w:spacing w:after="0"/>
+            </w:pPr>
+            <w:r>
+              <w:rPr>
+                <w:sz w:val="14"/>
+              </w:rPr>
+              <w:t>59</w:t>
+            </w:r>
+          </w:p>
+        </w:tc>
+        <w:tc>
+          <w:tcPr>
+            <w:tcW w:type="dxa" w:w="530"/>
+          </w:tcPr>
+          <w:p>
+            <w:pPr>
+              <w:spacing w:after="0"/>
+            </w:pPr>
+            <w:r>
+              <w:rPr>
+                <w:sz w:val="14"/>
+              </w:rPr>
+              <w:t>0</w:t>
+            </w:r>
+          </w:p>
+        </w:tc>
+        <w:tc>
+          <w:tcPr>
+            <w:tcW w:type="dxa" w:w="636"/>
+          </w:tcPr>
+          <w:p>
+            <w:pPr>
+              <w:spacing w:after="0"/>
+            </w:pPr>
+            <w:r>
+              <w:rPr>
+                <w:sz w:val="14"/>
+              </w:rPr>
+              <w:t>4</w:t>
+            </w:r>
+          </w:p>
+        </w:tc>
+      </w:tr>
+      <w:tr>
+        <w:trPr>
+          <w:cantSplit w:val="true"/>
+        </w:trPr>
+        <w:tc>
+          <w:tcPr>
+            <w:tcW w:type="dxa" w:w="1273"/>
+          </w:tcPr>
+          <w:p>
+            <w:pPr>
+              <w:spacing w:after="0"/>
+            </w:pPr>
+            <w:r>
+              <w:rPr>
+                <w:sz w:val="14"/>
+              </w:rPr>
+              <w:t>G-CON-IWP</w:t>
+            </w:r>
+          </w:p>
+        </w:tc>
+        <w:tc>
+          <w:tcPr>
+            <w:tcW w:type="dxa" w:w="1379"/>
+          </w:tcPr>
+          <w:p>
+            <w:pPr>
+              <w:spacing w:after="0"/>
+            </w:pPr>
+            <w:r>
+              <w:rPr>
+                <w:sz w:val="14"/>
+              </w:rPr>
+              <w:t>Construction</w:t>
+            </w:r>
+          </w:p>
+        </w:tc>
+        <w:tc>
+          <w:tcPr>
+            <w:tcW w:type="dxa" w:w="1803"/>
+          </w:tcPr>
+          <w:p>
+            <w:pPr>
+              <w:spacing w:after="0"/>
+            </w:pPr>
+            <w:r>
+              <w:rPr>
+                <w:sz w:val="14"/>
+              </w:rPr>
+              <w:t>Progressive IWP documents IFC (isometrics, supports, schematics, loops ...)</w:t>
+            </w:r>
+          </w:p>
+        </w:tc>
+        <w:tc>
+          <w:tcPr>
+            <w:tcW w:type="dxa" w:w="2599"/>
+          </w:tcPr>
+          <w:p>
+            <w:pPr>
+              <w:spacing w:after="0"/>
+            </w:pPr>
+            <w:r>
+              <w:rPr>
+                <w:sz w:val="14"/>
+              </w:rPr>
+              <w:t>ewp-all IFC</w:t>
+            </w:r>
+          </w:p>
+        </w:tc>
+        <w:tc>
+          <w:tcPr>
+            <w:tcW w:type="dxa" w:w="1167"/>
+          </w:tcPr>
+          <w:p>
+            <w:pPr>
+              <w:spacing w:after="0"/>
+            </w:pPr>
+            <w:r>
+              <w:rPr>
+                <w:sz w:val="14"/>
+              </w:rPr>
+              <w:t>cwp_mid</w:t>
+            </w:r>
+          </w:p>
+        </w:tc>
+        <w:tc>
+          <w:tcPr>
+            <w:tcW w:type="dxa" w:w="477"/>
+          </w:tcPr>
+          <w:p>
+            <w:pPr>
+              <w:spacing w:after="0"/>
+            </w:pPr>
+            <w:r>
+              <w:rPr>
+                <w:sz w:val="14"/>
+              </w:rPr>
+              <w:t>59</w:t>
+            </w:r>
+          </w:p>
+        </w:tc>
+        <w:tc>
+          <w:tcPr>
+            <w:tcW w:type="dxa" w:w="530"/>
+          </w:tcPr>
+          <w:p>
+            <w:pPr>
+              <w:spacing w:after="0"/>
+            </w:pPr>
+            <w:r>
+              <w:rPr>
+                <w:sz w:val="14"/>
+              </w:rPr>
+              <w:t>0</w:t>
+            </w:r>
+          </w:p>
+        </w:tc>
+        <w:tc>
+          <w:tcPr>
+            <w:tcW w:type="dxa" w:w="636"/>
+          </w:tcPr>
+          <w:p>
+            <w:pPr>
+              <w:spacing w:after="0"/>
+            </w:pPr>
+            <w:r>
+              <w:rPr>
+                <w:sz w:val="14"/>
+              </w:rPr>
+              <w:t>12</w:t>
+            </w:r>
+          </w:p>
+        </w:tc>
+      </w:tr>
+      <w:tr>
+        <w:trPr>
+          <w:cantSplit w:val="true"/>
+        </w:trPr>
+        <w:tc>
+          <w:tcPr>
+            <w:tcW w:type="dxa" w:w="1273"/>
+          </w:tcPr>
+          <w:p>
+            <w:pPr>
+              <w:spacing w:after="0"/>
+            </w:pPr>
+            <w:r>
+              <w:rPr>
+                <w:sz w:val="14"/>
+              </w:rPr>
+              <w:t>G-COM-MC-EL</w:t>
+            </w:r>
+          </w:p>
+        </w:tc>
+        <w:tc>
+          <w:tcPr>
+            <w:tcW w:type="dxa" w:w="1379"/>
+          </w:tcPr>
+          <w:p>
+            <w:pPr>
+              <w:spacing w:after="0"/>
+            </w:pPr>
+            <w:r>
+              <w:rPr>
+                <w:sz w:val="14"/>
+              </w:rPr>
+              <w:t>Commissioning</w:t>
+            </w:r>
+          </w:p>
+        </w:tc>
+        <w:tc>
+          <w:tcPr>
+            <w:tcW w:type="dxa" w:w="1803"/>
+          </w:tcPr>
+          <w:p>
+            <w:pPr>
+              <w:spacing w:after="0"/>
+            </w:pPr>
+            <w:r>
+              <w:rPr>
+                <w:sz w:val="14"/>
+              </w:rPr>
+              <w:t>Mechanical completion of the system (before KD-010)</w:t>
+            </w:r>
+          </w:p>
+        </w:tc>
+        <w:tc>
+          <w:tcPr>
+            <w:tcW w:type="dxa" w:w="2599"/>
+          </w:tcPr>
+          <w:p>
+            <w:pPr>
+              <w:spacing w:after="0"/>
+            </w:pPr>
+            <w:r>
+              <w:rPr>
+                <w:sz w:val="14"/>
+              </w:rPr>
+              <w:t>construction? IFC; rule:DL-CM-TOD IFR</w:t>
+            </w:r>
+          </w:p>
+        </w:tc>
+        <w:tc>
+          <w:tcPr>
+            <w:tcW w:type="dxa" w:w="1167"/>
+          </w:tcPr>
+          <w:p>
+            <w:pPr>
+              <w:spacing w:after="0"/>
+            </w:pPr>
+            <w:r>
+              <w:rPr>
+                <w:sz w:val="14"/>
+              </w:rPr>
+              <w:t>activity:KD-010 -60 wd</w:t>
+            </w:r>
+          </w:p>
+        </w:tc>
+        <w:tc>
+          <w:tcPr>
+            <w:tcW w:type="dxa" w:w="477"/>
+          </w:tcPr>
+          <w:p>
+            <w:pPr>
+              <w:spacing w:after="0"/>
+            </w:pPr>
+            <w:r>
+              <w:rPr>
+                <w:sz w:val="14"/>
+              </w:rPr>
+              <w:t>18</w:t>
+            </w:r>
+          </w:p>
+        </w:tc>
+        <w:tc>
+          <w:tcPr>
+            <w:tcW w:type="dxa" w:w="530"/>
+          </w:tcPr>
+          <w:p>
+            <w:pPr>
+              <w:spacing w:after="0"/>
+            </w:pPr>
+            <w:r>
+              <w:rPr>
+                <w:sz w:val="14"/>
+              </w:rPr>
+              <w:t>0</w:t>
+            </w:r>
+          </w:p>
+        </w:tc>
+        <w:tc>
+          <w:tcPr>
+            <w:tcW w:type="dxa" w:w="636"/>
+          </w:tcPr>
+          <w:p>
+            <w:pPr>
+              <w:spacing w:after="0"/>
+            </w:pPr>
+            <w:r>
+              <w:rPr>
+                <w:sz w:val="14"/>
+              </w:rPr>
+              <w:t>50</w:t>
+            </w:r>
+          </w:p>
+        </w:tc>
+      </w:tr>
+      <w:tr>
+        <w:trPr>
+          <w:cantSplit w:val="true"/>
+        </w:trPr>
+        <w:tc>
+          <w:tcPr>
+            <w:tcW w:type="dxa" w:w="1273"/>
+          </w:tcPr>
+          <w:p>
+            <w:pPr>
+              <w:spacing w:after="0"/>
+            </w:pPr>
+            <w:r>
+              <w:rPr>
+                <w:sz w:val="14"/>
+              </w:rPr>
+              <w:t>G-COM-MC-FF</w:t>
+            </w:r>
+          </w:p>
+        </w:tc>
+        <w:tc>
+          <w:tcPr>
+            <w:tcW w:type="dxa" w:w="1379"/>
+          </w:tcPr>
+          <w:p>
+            <w:pPr>
+              <w:spacing w:after="0"/>
+            </w:pPr>
+            <w:r>
+              <w:rPr>
+                <w:sz w:val="14"/>
+              </w:rPr>
+              <w:t>Commissioning</w:t>
+            </w:r>
+          </w:p>
+        </w:tc>
+        <w:tc>
+          <w:tcPr>
+            <w:tcW w:type="dxa" w:w="1803"/>
+          </w:tcPr>
+          <w:p>
+            <w:pPr>
+              <w:spacing w:after="0"/>
+            </w:pPr>
+            <w:r>
+              <w:rPr>
+                <w:sz w:val="14"/>
+              </w:rPr>
+              <w:t>Mechanical completion of the system (before KD-020)</w:t>
+            </w:r>
+          </w:p>
+        </w:tc>
+        <w:tc>
+          <w:tcPr>
+            <w:tcW w:type="dxa" w:w="2599"/>
+          </w:tcPr>
+          <w:p>
+            <w:pPr>
+              <w:spacing w:after="0"/>
+            </w:pPr>
+            <w:r>
+              <w:rPr>
+                <w:sz w:val="14"/>
+              </w:rPr>
+              <w:t>construction? IFC; rule:DL-CM-TOD IFR</w:t>
+            </w:r>
+          </w:p>
+        </w:tc>
+        <w:tc>
+          <w:tcPr>
+            <w:tcW w:type="dxa" w:w="1167"/>
+          </w:tcPr>
+          <w:p>
+            <w:pPr>
+              <w:spacing w:after="0"/>
+            </w:pPr>
+            <w:r>
+              <w:rPr>
+                <w:sz w:val="14"/>
+              </w:rPr>
+              <w:t>activity:KD-020 -60 wd</w:t>
+            </w:r>
+          </w:p>
+        </w:tc>
+        <w:tc>
+          <w:tcPr>
+            <w:tcW w:type="dxa" w:w="477"/>
+          </w:tcPr>
+          <w:p>
+            <w:pPr>
+              <w:spacing w:after="0"/>
+            </w:pPr>
+            <w:r>
+              <w:rPr>
+                <w:sz w:val="14"/>
+              </w:rPr>
+              <w:t>53</w:t>
+            </w:r>
+          </w:p>
+        </w:tc>
+        <w:tc>
+          <w:tcPr>
+            <w:tcW w:type="dxa" w:w="530"/>
+          </w:tcPr>
+          <w:p>
+            <w:pPr>
+              <w:spacing w:after="0"/>
+            </w:pPr>
+            <w:r>
+              <w:rPr>
+                <w:sz w:val="14"/>
+              </w:rPr>
+              <w:t>0</w:t>
+            </w:r>
+          </w:p>
+        </w:tc>
+        <w:tc>
+          <w:tcPr>
+            <w:tcW w:type="dxa" w:w="636"/>
+          </w:tcPr>
+          <w:p>
+            <w:pPr>
+              <w:spacing w:after="0"/>
+            </w:pPr>
+            <w:r>
+              <w:rPr>
+                <w:sz w:val="14"/>
+              </w:rPr>
+              <w:t>30</w:t>
+            </w:r>
+          </w:p>
+        </w:tc>
+      </w:tr>
+      <w:tr>
+        <w:trPr>
+          <w:cantSplit w:val="true"/>
+        </w:trPr>
+        <w:tc>
+          <w:tcPr>
+            <w:tcW w:type="dxa" w:w="1273"/>
+          </w:tcPr>
+          <w:p>
+            <w:pPr>
+              <w:spacing w:after="0"/>
+            </w:pPr>
+            <w:r>
+              <w:rPr>
+                <w:sz w:val="14"/>
+              </w:rPr>
+              <w:t>G-COM-MC-WS</w:t>
+            </w:r>
+          </w:p>
+        </w:tc>
+        <w:tc>
+          <w:tcPr>
+            <w:tcW w:type="dxa" w:w="1379"/>
+          </w:tcPr>
+          <w:p>
+            <w:pPr>
+              <w:spacing w:after="0"/>
+            </w:pPr>
+            <w:r>
+              <w:rPr>
+                <w:sz w:val="14"/>
+              </w:rPr>
+              <w:t>Commissioning</w:t>
+            </w:r>
+          </w:p>
+        </w:tc>
+        <w:tc>
+          <w:tcPr>
+            <w:tcW w:type="dxa" w:w="1803"/>
+          </w:tcPr>
+          <w:p>
+            <w:pPr>
+              <w:spacing w:after="0"/>
+            </w:pPr>
+            <w:r>
+              <w:rPr>
+                <w:sz w:val="14"/>
+              </w:rPr>
+              <w:t>Mechanical completion of the system (before KD-030)</w:t>
+            </w:r>
+          </w:p>
+        </w:tc>
+        <w:tc>
+          <w:tcPr>
+            <w:tcW w:type="dxa" w:w="2599"/>
+          </w:tcPr>
+          <w:p>
+            <w:pPr>
+              <w:spacing w:after="0"/>
+            </w:pPr>
+            <w:r>
+              <w:rPr>
+                <w:sz w:val="14"/>
+              </w:rPr>
+              <w:t>construction? IFC; rule:DL-CM-TOD IFR</w:t>
+            </w:r>
+          </w:p>
+        </w:tc>
+        <w:tc>
+          <w:tcPr>
+            <w:tcW w:type="dxa" w:w="1167"/>
+          </w:tcPr>
+          <w:p>
+            <w:pPr>
+              <w:spacing w:after="0"/>
+            </w:pPr>
+            <w:r>
+              <w:rPr>
+                <w:sz w:val="14"/>
+              </w:rPr>
+              <w:t>activity:KD-030 -60 wd</w:t>
+            </w:r>
+          </w:p>
+        </w:tc>
+        <w:tc>
+          <w:tcPr>
+            <w:tcW w:type="dxa" w:w="477"/>
+          </w:tcPr>
+          <w:p>
+            <w:pPr>
+              <w:spacing w:after="0"/>
+            </w:pPr>
+            <w:r>
+              <w:rPr>
+                <w:sz w:val="14"/>
+              </w:rPr>
+              <w:t>20</w:t>
+            </w:r>
+          </w:p>
+        </w:tc>
+        <w:tc>
+          <w:tcPr>
+            <w:tcW w:type="dxa" w:w="530"/>
+          </w:tcPr>
+          <w:p>
+            <w:pPr>
+              <w:spacing w:after="0"/>
+            </w:pPr>
+            <w:r>
+              <w:rPr>
+                <w:sz w:val="14"/>
+              </w:rPr>
+              <w:t>0</w:t>
+            </w:r>
+          </w:p>
+        </w:tc>
+        <w:tc>
+          <w:tcPr>
+            <w:tcW w:type="dxa" w:w="636"/>
+          </w:tcPr>
+          <w:p>
+            <w:pPr>
+              <w:spacing w:after="0"/>
+            </w:pPr>
+            <w:r>
+              <w:rPr>
+                <w:sz w:val="14"/>
+              </w:rPr>
+              <w:t>50</w:t>
+            </w:r>
+          </w:p>
+        </w:tc>
+      </w:tr>
+      <w:tr>
+        <w:trPr>
+          <w:cantSplit w:val="true"/>
+        </w:trPr>
+        <w:tc>
+          <w:tcPr>
+            <w:tcW w:type="dxa" w:w="1273"/>
+          </w:tcPr>
+          <w:p>
+            <w:pPr>
+              <w:spacing w:after="0"/>
+            </w:pPr>
+            <w:r>
+              <w:rPr>
+                <w:sz w:val="14"/>
+              </w:rPr>
+              <w:t>G-COM-SC-EL</w:t>
+            </w:r>
+          </w:p>
+        </w:tc>
+        <w:tc>
+          <w:tcPr>
+            <w:tcW w:type="dxa" w:w="1379"/>
+          </w:tcPr>
+          <w:p>
+            <w:pPr>
+              <w:spacing w:after="0"/>
+            </w:pPr>
+            <w:r>
+              <w:rPr>
+                <w:sz w:val="14"/>
+              </w:rPr>
+              <w:t>Commissioning</w:t>
+            </w:r>
+          </w:p>
+        </w:tc>
+        <w:tc>
+          <w:tcPr>
+            <w:tcW w:type="dxa" w:w="1803"/>
+          </w:tcPr>
+          <w:p>
+            <w:pPr>
+              <w:spacing w:after="0"/>
+            </w:pPr>
+            <w:r>
+              <w:rPr>
+                <w:sz w:val="14"/>
+              </w:rPr>
+              <w:t>Start of system commissioning (before KD-010)</w:t>
+            </w:r>
+          </w:p>
+        </w:tc>
+        <w:tc>
+          <w:tcPr>
+            <w:tcW w:type="dxa" w:w="2599"/>
+          </w:tcPr>
+          <w:p>
+            <w:pPr>
+              <w:spacing w:after="0"/>
+            </w:pPr>
+            <w:r>
+              <w:rPr>
+                <w:sz w:val="14"/>
+              </w:rPr>
+              <w:t>rule:DL-CM-CMP|rule:DL-V-CMP@mr? ACCEPTED; rule:DL-CM-OPR|rule:DL-V-OMM@mr? IFR; rule:DL-CM-TOD IFR</w:t>
+            </w:r>
+          </w:p>
+        </w:tc>
+        <w:tc>
+          <w:tcPr>
+            <w:tcW w:type="dxa" w:w="1167"/>
+          </w:tcPr>
+          <w:p>
+            <w:pPr>
+              <w:spacing w:after="0"/>
+            </w:pPr>
+            <w:r>
+              <w:rPr>
+                <w:sz w:val="14"/>
+              </w:rPr>
+              <w:t>activity:KD-010 -40 wd</w:t>
+            </w:r>
+          </w:p>
+        </w:tc>
+        <w:tc>
+          <w:tcPr>
+            <w:tcW w:type="dxa" w:w="477"/>
+          </w:tcPr>
+          <w:p>
+            <w:pPr>
+              <w:spacing w:after="0"/>
+            </w:pPr>
+            <w:r>
+              <w:rPr>
+                <w:sz w:val="14"/>
+              </w:rPr>
+              <w:t>18</w:t>
+            </w:r>
+          </w:p>
+        </w:tc>
+        <w:tc>
+          <w:tcPr>
+            <w:tcW w:type="dxa" w:w="530"/>
+          </w:tcPr>
+          <w:p>
+            <w:pPr>
+              <w:spacing w:after="0"/>
+            </w:pPr>
+            <w:r>
+              <w:rPr>
+                <w:sz w:val="14"/>
+              </w:rPr>
+              <w:t>0</w:t>
+            </w:r>
+          </w:p>
+        </w:tc>
+        <w:tc>
+          <w:tcPr>
+            <w:tcW w:type="dxa" w:w="636"/>
+          </w:tcPr>
+          <w:p>
+            <w:pPr>
+              <w:spacing w:after="0"/>
+            </w:pPr>
+            <w:r>
+              <w:rPr>
+                <w:sz w:val="14"/>
+              </w:rPr>
+              <w:t>70</w:t>
+            </w:r>
+          </w:p>
+        </w:tc>
+      </w:tr>
+      <w:tr>
+        <w:trPr>
+          <w:cantSplit w:val="true"/>
+        </w:trPr>
+        <w:tc>
+          <w:tcPr>
+            <w:tcW w:type="dxa" w:w="1273"/>
+          </w:tcPr>
+          <w:p>
+            <w:pPr>
+              <w:spacing w:after="0"/>
+            </w:pPr>
+            <w:r>
+              <w:rPr>
+                <w:sz w:val="14"/>
+              </w:rPr>
+              <w:t>G-COM-SC-FF</w:t>
+            </w:r>
+          </w:p>
+        </w:tc>
+        <w:tc>
+          <w:tcPr>
+            <w:tcW w:type="dxa" w:w="1379"/>
+          </w:tcPr>
+          <w:p>
+            <w:pPr>
+              <w:spacing w:after="0"/>
+            </w:pPr>
+            <w:r>
+              <w:rPr>
+                <w:sz w:val="14"/>
+              </w:rPr>
+              <w:t>Commissioning</w:t>
+            </w:r>
+          </w:p>
+        </w:tc>
+        <w:tc>
+          <w:tcPr>
+            <w:tcW w:type="dxa" w:w="1803"/>
+          </w:tcPr>
+          <w:p>
+            <w:pPr>
+              <w:spacing w:after="0"/>
+            </w:pPr>
+            <w:r>
+              <w:rPr>
+                <w:sz w:val="14"/>
+              </w:rPr>
+              <w:t>Start of system commissioning (before KD-020)</w:t>
+            </w:r>
+          </w:p>
+        </w:tc>
+        <w:tc>
+          <w:tcPr>
+            <w:tcW w:type="dxa" w:w="2599"/>
+          </w:tcPr>
+          <w:p>
+            <w:pPr>
+              <w:spacing w:after="0"/>
+            </w:pPr>
+            <w:r>
+              <w:rPr>
+                <w:sz w:val="14"/>
+              </w:rPr>
+              <w:t>rule:DL-CM-CMP|rule:DL-V-CMP@mr? ACCEPTED; rule:DL-CM-OPR|rule:DL-V-OMM@mr? IFR; rule:DL-CM-TOD IFR</w:t>
+            </w:r>
+          </w:p>
+        </w:tc>
+        <w:tc>
+          <w:tcPr>
+            <w:tcW w:type="dxa" w:w="1167"/>
+          </w:tcPr>
+          <w:p>
+            <w:pPr>
+              <w:spacing w:after="0"/>
+            </w:pPr>
+            <w:r>
+              <w:rPr>
+                <w:sz w:val="14"/>
+              </w:rPr>
+              <w:t>activity:KD-020 -40 wd</w:t>
+            </w:r>
+          </w:p>
+        </w:tc>
+        <w:tc>
+          <w:tcPr>
+            <w:tcW w:type="dxa" w:w="477"/>
+          </w:tcPr>
+          <w:p>
+            <w:pPr>
+              <w:spacing w:after="0"/>
+            </w:pPr>
+            <w:r>
+              <w:rPr>
+                <w:sz w:val="14"/>
+              </w:rPr>
+              <w:t>53</w:t>
+            </w:r>
+          </w:p>
+        </w:tc>
+        <w:tc>
+          <w:tcPr>
+            <w:tcW w:type="dxa" w:w="530"/>
+          </w:tcPr>
+          <w:p>
+            <w:pPr>
+              <w:spacing w:after="0"/>
+            </w:pPr>
+            <w:r>
+              <w:rPr>
+                <w:sz w:val="14"/>
+              </w:rPr>
+              <w:t>0</w:t>
+            </w:r>
+          </w:p>
+        </w:tc>
+        <w:tc>
+          <w:tcPr>
+            <w:tcW w:type="dxa" w:w="636"/>
+          </w:tcPr>
+          <w:p>
+            <w:pPr>
+              <w:spacing w:after="0"/>
+            </w:pPr>
+            <w:r>
+              <w:rPr>
+                <w:sz w:val="14"/>
+              </w:rPr>
+              <w:t>50</w:t>
+            </w:r>
+          </w:p>
+        </w:tc>
+      </w:tr>
+      <w:tr>
+        <w:trPr>
+          <w:cantSplit w:val="true"/>
+        </w:trPr>
+        <w:tc>
+          <w:tcPr>
+            <w:tcW w:type="dxa" w:w="1273"/>
+          </w:tcPr>
+          <w:p>
+            <w:pPr>
+              <w:spacing w:after="0"/>
+            </w:pPr>
+            <w:r>
+              <w:rPr>
+                <w:sz w:val="14"/>
+              </w:rPr>
+              <w:t>G-COM-SC-WS</w:t>
+            </w:r>
+          </w:p>
+        </w:tc>
+        <w:tc>
+          <w:tcPr>
+            <w:tcW w:type="dxa" w:w="1379"/>
+          </w:tcPr>
+          <w:p>
+            <w:pPr>
+              <w:spacing w:after="0"/>
+            </w:pPr>
+            <w:r>
+              <w:rPr>
+                <w:sz w:val="14"/>
+              </w:rPr>
+              <w:t>Commissioning</w:t>
+            </w:r>
+          </w:p>
+        </w:tc>
+        <w:tc>
+          <w:tcPr>
+            <w:tcW w:type="dxa" w:w="1803"/>
+          </w:tcPr>
+          <w:p>
+            <w:pPr>
+              <w:spacing w:after="0"/>
+            </w:pPr>
+            <w:r>
+              <w:rPr>
+                <w:sz w:val="14"/>
+              </w:rPr>
+              <w:t>Start of system commissioning (before KD-030)</w:t>
+            </w:r>
+          </w:p>
+        </w:tc>
+        <w:tc>
+          <w:tcPr>
+            <w:tcW w:type="dxa" w:w="2599"/>
+          </w:tcPr>
+          <w:p>
+            <w:pPr>
+              <w:spacing w:after="0"/>
+            </w:pPr>
+            <w:r>
+              <w:rPr>
+                <w:sz w:val="14"/>
+              </w:rPr>
+              <w:t>rule:DL-CM-CMP|rule:DL-V-CMP@mr? ACCEPTED; rule:DL-CM-OPR|rule:DL-V-OMM@mr? IFR; rule:DL-CM-TOD IFR</w:t>
+            </w:r>
+          </w:p>
+        </w:tc>
+        <w:tc>
+          <w:tcPr>
+            <w:tcW w:type="dxa" w:w="1167"/>
+          </w:tcPr>
+          <w:p>
+            <w:pPr>
+              <w:spacing w:after="0"/>
+            </w:pPr>
+            <w:r>
+              <w:rPr>
+                <w:sz w:val="14"/>
+              </w:rPr>
+              <w:t>activity:KD-030 -40 wd</w:t>
+            </w:r>
+          </w:p>
+        </w:tc>
+        <w:tc>
+          <w:tcPr>
+            <w:tcW w:type="dxa" w:w="477"/>
+          </w:tcPr>
+          <w:p>
+            <w:pPr>
+              <w:spacing w:after="0"/>
+            </w:pPr>
+            <w:r>
+              <w:rPr>
+                <w:sz w:val="14"/>
+              </w:rPr>
+              <w:t>20</w:t>
+            </w:r>
+          </w:p>
+        </w:tc>
+        <w:tc>
+          <w:tcPr>
+            <w:tcW w:type="dxa" w:w="530"/>
+          </w:tcPr>
+          <w:p>
+            <w:pPr>
+              <w:spacing w:after="0"/>
+            </w:pPr>
+            <w:r>
+              <w:rPr>
+                <w:sz w:val="14"/>
+              </w:rPr>
+              <w:t>0</w:t>
+            </w:r>
+          </w:p>
+        </w:tc>
+        <w:tc>
+          <w:tcPr>
+            <w:tcW w:type="dxa" w:w="636"/>
+          </w:tcPr>
+          <w:p>
+            <w:pPr>
+              <w:spacing w:after="0"/>
+            </w:pPr>
+            <w:r>
+              <w:rPr>
+                <w:sz w:val="14"/>
+              </w:rPr>
+              <w:t>70</w:t>
+            </w:r>
+          </w:p>
+        </w:tc>
+      </w:tr>
+      <w:tr>
+        <w:trPr>
+          <w:cantSplit w:val="true"/>
+        </w:trPr>
+        <w:tc>
+          <w:tcPr>
+            <w:tcW w:type="dxa" w:w="1273"/>
+          </w:tcPr>
+          <w:p>
+            <w:pPr>
+              <w:spacing w:after="0"/>
+            </w:pPr>
+            <w:r>
+              <w:rPr>
+                <w:sz w:val="14"/>
+              </w:rPr>
+              <w:t>G-OPS-AB</w:t>
+            </w:r>
+          </w:p>
+        </w:tc>
+        <w:tc>
+          <w:tcPr>
+            <w:tcW w:type="dxa" w:w="1379"/>
+          </w:tcPr>
+          <w:p>
+            <w:pPr>
+              <w:spacing w:after="0"/>
+            </w:pPr>
+            <w:r>
+              <w:rPr>
+                <w:sz w:val="14"/>
+              </w:rPr>
+              <w:t>Operations</w:t>
+            </w:r>
+          </w:p>
+        </w:tc>
+        <w:tc>
+          <w:tcPr>
+            <w:tcW w:type="dxa" w:w="1803"/>
+          </w:tcPr>
+          <w:p>
+            <w:pPr>
+              <w:spacing w:after="0"/>
+            </w:pPr>
+            <w:r>
+              <w:rPr>
+                <w:sz w:val="14"/>
+              </w:rPr>
+              <w:t>As-built documentation, 3D model and engineering database (3 months after Taking-Over)</w:t>
+            </w:r>
+          </w:p>
+        </w:tc>
+        <w:tc>
+          <w:tcPr>
+            <w:tcW w:type="dxa" w:w="2599"/>
+          </w:tcPr>
+          <w:p>
+            <w:pPr>
+              <w:spacing w:after="0"/>
+            </w:pPr>
+            <w:r>
+              <w:rPr>
+                <w:sz w:val="14"/>
+              </w:rPr>
+              <w:t>type:PID AB; type:SLD AB; type:ISO AB; rule:DL-PI-LAY AB; type:M3D@plant AB</w:t>
+            </w:r>
+          </w:p>
+        </w:tc>
+        <w:tc>
+          <w:tcPr>
+            <w:tcW w:type="dxa" w:w="1167"/>
+          </w:tcPr>
+          <w:p>
+            <w:pPr>
+              <w:spacing w:after="0"/>
+            </w:pPr>
+            <w:r>
+              <w:rPr>
+                <w:sz w:val="14"/>
+              </w:rPr>
+              <w:t>activity:KD-040 +65 wd</w:t>
+            </w:r>
+          </w:p>
+        </w:tc>
+        <w:tc>
+          <w:tcPr>
+            <w:tcW w:type="dxa" w:w="477"/>
+          </w:tcPr>
+          <w:p>
+            <w:pPr>
+              <w:spacing w:after="0"/>
+            </w:pPr>
+            <w:r>
+              <w:rPr>
+                <w:sz w:val="14"/>
+              </w:rPr>
+              <w:t>1</w:t>
+            </w:r>
+          </w:p>
+        </w:tc>
+        <w:tc>
+          <w:tcPr>
+            <w:tcW w:type="dxa" w:w="530"/>
+          </w:tcPr>
+          <w:p>
+            <w:pPr>
+              <w:spacing w:after="0"/>
+            </w:pPr>
+            <w:r>
+              <w:rPr>
+                <w:sz w:val="14"/>
+              </w:rPr>
+              <w:t>0</w:t>
+            </w:r>
+          </w:p>
+        </w:tc>
+        <w:tc>
+          <w:tcPr>
+            <w:tcW w:type="dxa" w:w="636"/>
+          </w:tcPr>
+          <w:p>
+            <w:pPr>
+              <w:spacing w:after="0"/>
+            </w:pPr>
+            <w:r>
+              <w:rPr>
+                <w:sz w:val="14"/>
+              </w:rPr>
+              <w:t>-</w:t>
+            </w:r>
+          </w:p>
+        </w:tc>
+      </w:tr>
+      <w:tr>
+        <w:trPr>
+          <w:cantSplit w:val="true"/>
+        </w:trPr>
+        <w:tc>
+          <w:tcPr>
+            <w:tcW w:type="dxa" w:w="1273"/>
+          </w:tcPr>
+          <w:p>
+            <w:pPr>
+              <w:spacing w:after="0"/>
+            </w:pPr>
+            <w:r>
+              <w:rPr>
+                <w:sz w:val="14"/>
+              </w:rPr>
+              <w:t>G-OPS-HO-EL</w:t>
+            </w:r>
+          </w:p>
+        </w:tc>
+        <w:tc>
+          <w:tcPr>
+            <w:tcW w:type="dxa" w:w="1379"/>
+          </w:tcPr>
+          <w:p>
+            <w:pPr>
+              <w:spacing w:after="0"/>
+            </w:pPr>
+            <w:r>
+              <w:rPr>
+                <w:sz w:val="14"/>
+              </w:rPr>
+              <w:t>Operations</w:t>
+            </w:r>
+          </w:p>
+        </w:tc>
+        <w:tc>
+          <w:tcPr>
+            <w:tcW w:type="dxa" w:w="1803"/>
+          </w:tcPr>
+          <w:p>
+            <w:pPr>
+              <w:spacing w:after="0"/>
+            </w:pPr>
+            <w:r>
+              <w:rPr>
+                <w:sz w:val="14"/>
+              </w:rPr>
+              <w:t>Handover of the system to operations</w:t>
+            </w:r>
+          </w:p>
+        </w:tc>
+        <w:tc>
+          <w:tcPr>
+            <w:tcW w:type="dxa" w:w="2599"/>
+          </w:tcPr>
+          <w:p>
+            <w:pPr>
+              <w:spacing w:after="0"/>
+            </w:pPr>
+            <w:r>
+              <w:rPr>
+                <w:sz w:val="14"/>
+              </w:rPr>
+              <w:t>rule:DL-CM-OPR|rule:DL-V-OMM@mr? IFC; rule:DL-CM-TOD IFC</w:t>
+            </w:r>
+          </w:p>
+        </w:tc>
+        <w:tc>
+          <w:tcPr>
+            <w:tcW w:type="dxa" w:w="1167"/>
+          </w:tcPr>
+          <w:p>
+            <w:pPr>
+              <w:spacing w:after="0"/>
+            </w:pPr>
+            <w:r>
+              <w:rPr>
+                <w:sz w:val="14"/>
+              </w:rPr>
+              <w:t>activity:KD-040</w:t>
+            </w:r>
+          </w:p>
+        </w:tc>
+        <w:tc>
+          <w:tcPr>
+            <w:tcW w:type="dxa" w:w="477"/>
+          </w:tcPr>
+          <w:p>
+            <w:pPr>
+              <w:spacing w:after="0"/>
+            </w:pPr>
+            <w:r>
+              <w:rPr>
+                <w:sz w:val="14"/>
+              </w:rPr>
+              <w:t>18</w:t>
+            </w:r>
+          </w:p>
+        </w:tc>
+        <w:tc>
+          <w:tcPr>
+            <w:tcW w:type="dxa" w:w="530"/>
+          </w:tcPr>
+          <w:p>
+            <w:pPr>
+              <w:spacing w:after="0"/>
+            </w:pPr>
+            <w:r>
+              <w:rPr>
+                <w:sz w:val="14"/>
+              </w:rPr>
+              <w:t>0</w:t>
+            </w:r>
+          </w:p>
+        </w:tc>
+        <w:tc>
+          <w:tcPr>
+            <w:tcW w:type="dxa" w:w="636"/>
+          </w:tcPr>
+          <w:p>
+            <w:pPr>
+              <w:spacing w:after="0"/>
+            </w:pPr>
+            <w:r>
+              <w:rPr>
+                <w:sz w:val="14"/>
+              </w:rPr>
+              <w:t>291</w:t>
+            </w:r>
+          </w:p>
+        </w:tc>
+      </w:tr>
+      <w:tr>
+        <w:trPr>
+          <w:cantSplit w:val="true"/>
+        </w:trPr>
+        <w:tc>
+          <w:tcPr>
+            <w:tcW w:type="dxa" w:w="1273"/>
+          </w:tcPr>
+          <w:p>
+            <w:pPr>
+              <w:spacing w:after="0"/>
+            </w:pPr>
+            <w:r>
+              <w:rPr>
+                <w:sz w:val="14"/>
+              </w:rPr>
+              <w:t>G-OPS-HO-FF</w:t>
+            </w:r>
+          </w:p>
+        </w:tc>
+        <w:tc>
+          <w:tcPr>
+            <w:tcW w:type="dxa" w:w="1379"/>
+          </w:tcPr>
+          <w:p>
+            <w:pPr>
+              <w:spacing w:after="0"/>
+            </w:pPr>
+            <w:r>
+              <w:rPr>
+                <w:sz w:val="14"/>
+              </w:rPr>
+              <w:t>Operations</w:t>
+            </w:r>
+          </w:p>
+        </w:tc>
+        <w:tc>
+          <w:tcPr>
+            <w:tcW w:type="dxa" w:w="1803"/>
+          </w:tcPr>
+          <w:p>
+            <w:pPr>
+              <w:spacing w:after="0"/>
+            </w:pPr>
+            <w:r>
+              <w:rPr>
+                <w:sz w:val="14"/>
+              </w:rPr>
+              <w:t>Handover of the system to operations</w:t>
+            </w:r>
+          </w:p>
+        </w:tc>
+        <w:tc>
+          <w:tcPr>
+            <w:tcW w:type="dxa" w:w="2599"/>
+          </w:tcPr>
+          <w:p>
+            <w:pPr>
+              <w:spacing w:after="0"/>
+            </w:pPr>
+            <w:r>
+              <w:rPr>
+                <w:sz w:val="14"/>
+              </w:rPr>
+              <w:t>rule:DL-CM-OPR|rule:DL-V-OMM@mr? IFC; rule:DL-CM-TOD IFC</w:t>
+            </w:r>
+          </w:p>
+        </w:tc>
+        <w:tc>
+          <w:tcPr>
+            <w:tcW w:type="dxa" w:w="1167"/>
+          </w:tcPr>
+          <w:p>
+            <w:pPr>
+              <w:spacing w:after="0"/>
+            </w:pPr>
+            <w:r>
+              <w:rPr>
+                <w:sz w:val="14"/>
+              </w:rPr>
+              <w:t>activity:KD-040</w:t>
+            </w:r>
+          </w:p>
+        </w:tc>
+        <w:tc>
+          <w:tcPr>
+            <w:tcW w:type="dxa" w:w="477"/>
+          </w:tcPr>
+          <w:p>
+            <w:pPr>
+              <w:spacing w:after="0"/>
+            </w:pPr>
+            <w:r>
+              <w:rPr>
+                <w:sz w:val="14"/>
+              </w:rPr>
+              <w:t>53</w:t>
+            </w:r>
+          </w:p>
+        </w:tc>
+        <w:tc>
+          <w:tcPr>
+            <w:tcW w:type="dxa" w:w="530"/>
+          </w:tcPr>
+          <w:p>
+            <w:pPr>
+              <w:spacing w:after="0"/>
+            </w:pPr>
+            <w:r>
+              <w:rPr>
+                <w:sz w:val="14"/>
+              </w:rPr>
+              <w:t>0</w:t>
+            </w:r>
+          </w:p>
+        </w:tc>
+        <w:tc>
+          <w:tcPr>
+            <w:tcW w:type="dxa" w:w="636"/>
+          </w:tcPr>
+          <w:p>
+            <w:pPr>
+              <w:spacing w:after="0"/>
+            </w:pPr>
+            <w:r>
+              <w:rPr>
+                <w:sz w:val="14"/>
+              </w:rPr>
+              <w:t>192</w:t>
+            </w:r>
+          </w:p>
+        </w:tc>
+      </w:tr>
+      <w:tr>
+        <w:trPr>
+          <w:cantSplit w:val="true"/>
+        </w:trPr>
+        <w:tc>
+          <w:tcPr>
+            <w:tcW w:type="dxa" w:w="1273"/>
+          </w:tcPr>
+          <w:p>
+            <w:pPr>
+              <w:spacing w:after="0"/>
+            </w:pPr>
+            <w:r>
+              <w:rPr>
+                <w:sz w:val="14"/>
+              </w:rPr>
+              <w:t>G-OPS-HO-WS</w:t>
+            </w:r>
+          </w:p>
+        </w:tc>
+        <w:tc>
+          <w:tcPr>
+            <w:tcW w:type="dxa" w:w="1379"/>
+          </w:tcPr>
+          <w:p>
+            <w:pPr>
+              <w:spacing w:after="0"/>
+            </w:pPr>
+            <w:r>
+              <w:rPr>
+                <w:sz w:val="14"/>
+              </w:rPr>
+              <w:t>Operations</w:t>
+            </w:r>
+          </w:p>
+        </w:tc>
+        <w:tc>
+          <w:tcPr>
+            <w:tcW w:type="dxa" w:w="1803"/>
+          </w:tcPr>
+          <w:p>
+            <w:pPr>
+              <w:spacing w:after="0"/>
+            </w:pPr>
+            <w:r>
+              <w:rPr>
+                <w:sz w:val="14"/>
+              </w:rPr>
+              <w:t>Handover of the system to operations</w:t>
+            </w:r>
+          </w:p>
+        </w:tc>
+        <w:tc>
+          <w:tcPr>
+            <w:tcW w:type="dxa" w:w="2599"/>
+          </w:tcPr>
+          <w:p>
+            <w:pPr>
+              <w:spacing w:after="0"/>
+            </w:pPr>
+            <w:r>
+              <w:rPr>
+                <w:sz w:val="14"/>
+              </w:rPr>
+              <w:t>rule:DL-CM-OPR|rule:DL-V-OMM@mr? IFC; rule:DL-CM-TOD IFC</w:t>
+            </w:r>
+          </w:p>
+        </w:tc>
+        <w:tc>
+          <w:tcPr>
+            <w:tcW w:type="dxa" w:w="1167"/>
+          </w:tcPr>
+          <w:p>
+            <w:pPr>
+              <w:spacing w:after="0"/>
+            </w:pPr>
+            <w:r>
+              <w:rPr>
+                <w:sz w:val="14"/>
+              </w:rPr>
+              <w:t>activity:KD-040</w:t>
+            </w:r>
+          </w:p>
+        </w:tc>
+        <w:tc>
+          <w:tcPr>
+            <w:tcW w:type="dxa" w:w="477"/>
+          </w:tcPr>
+          <w:p>
+            <w:pPr>
+              <w:spacing w:after="0"/>
+            </w:pPr>
+            <w:r>
+              <w:rPr>
+                <w:sz w:val="14"/>
+              </w:rPr>
+              <w:t>20</w:t>
+            </w:r>
+          </w:p>
+        </w:tc>
+        <w:tc>
+          <w:tcPr>
+            <w:tcW w:type="dxa" w:w="530"/>
+          </w:tcPr>
+          <w:p>
+            <w:pPr>
+              <w:spacing w:after="0"/>
+            </w:pPr>
+            <w:r>
+              <w:rPr>
+                <w:sz w:val="14"/>
+              </w:rPr>
+              <w:t>0</w:t>
+            </w:r>
+          </w:p>
+        </w:tc>
+        <w:tc>
+          <w:tcPr>
+            <w:tcW w:type="dxa" w:w="636"/>
+          </w:tcPr>
+          <w:p>
+            <w:pPr>
+              <w:spacing w:after="0"/>
+            </w:pPr>
+            <w:r>
+              <w:rPr>
+                <w:sz w:val="14"/>
+              </w:rPr>
+              <w:t>212</w:t>
+            </w:r>
+          </w:p>
+        </w:tc>
+      </w:tr>
+    </w:tbl>
+    <w:p>
+      <w:pPr>
+        <w:spacing w:after="40"/>
+      </w:pPr>
+    </w:p>
+    <w:p>
+      <w:r>
+        <w:t>654 gate instances, 0 open now, 2 planned after their need date, 0 with a mandatory requirement selecting no document.</w:t>
+      </w:r>
+    </w:p>
+    <w:tbl>
+      <w:tblPr>
+        <w:tblStyle w:val="TableGrid"/>
+        <w:tblW w:type="auto" w:w="0"/>
+        <w:tblLayout w:type="fixed"/>
+        <w:tblLook w:firstColumn="1" w:firstRow="1" w:lastColumn="0" w:lastRow="0" w:noHBand="0" w:noVBand="1" w:val="04A0"/>
+      </w:tblPr>
+      <w:tblGrid>
+        <w:gridCol w:w="1360"/>
+        <w:gridCol w:w="1474"/>
+        <w:gridCol w:w="1247"/>
+        <w:gridCol w:w="1247"/>
+        <w:gridCol w:w="907"/>
+        <w:gridCol w:w="3628"/>
+      </w:tblGrid>
+      <w:tr>
+        <w:trPr>
+          <w:tblHeader w:val="true"/>
+        </w:trPr>
+        <w:tc>
+          <w:tcPr>
+            <w:tcW w:type="dxa" w:w="1361"/>
+            <w:shd w:val="clear" w:color="auto" w:fill="1F3864"/>
+          </w:tcPr>
+          <w:p>
+            <w:r>
+              <w:rPr>
+                <w:b/>
+                <w:color w:val="FFFFFF"/>
+                <w:sz w:val="15"/>
+              </w:rPr>
+              <w:t>Gate</w:t>
+            </w:r>
+          </w:p>
+        </w:tc>
+        <w:tc>
+          <w:tcPr>
+            <w:tcW w:type="dxa" w:w="1474"/>
+            <w:shd w:val="clear" w:color="auto" w:fill="1F3864"/>
+          </w:tcPr>
+          <w:p>
+            <w:r>
+              <w:rPr>
+                <w:b/>
+                <w:color w:val="FFFFFF"/>
+                <w:sz w:val="15"/>
+              </w:rPr>
+              <w:t>Scope</w:t>
+            </w:r>
+          </w:p>
+        </w:tc>
+        <w:tc>
+          <w:tcPr>
+            <w:tcW w:type="dxa" w:w="1247"/>
+            <w:shd w:val="clear" w:color="auto" w:fill="1F3864"/>
+          </w:tcPr>
+          <w:p>
+            <w:r>
+              <w:rPr>
+                <w:b/>
+                <w:color w:val="FFFFFF"/>
+                <w:sz w:val="15"/>
+              </w:rPr>
+              <w:t>Need</w:t>
+            </w:r>
+          </w:p>
+        </w:tc>
+        <w:tc>
+          <w:tcPr>
+            <w:tcW w:type="dxa" w:w="1247"/>
+            <w:shd w:val="clear" w:color="auto" w:fill="1F3864"/>
+          </w:tcPr>
+          <w:p>
+            <w:r>
+              <w:rPr>
+                <w:b/>
+                <w:color w:val="FFFFFF"/>
+                <w:sz w:val="15"/>
+              </w:rPr>
+              <w:t>Planned</w:t>
+            </w:r>
+          </w:p>
+        </w:tc>
+        <w:tc>
+          <w:tcPr>
+            <w:tcW w:type="dxa" w:w="907"/>
+            <w:shd w:val="clear" w:color="auto" w:fill="1F3864"/>
+          </w:tcPr>
+          <w:p>
+            <w:r>
+              <w:rPr>
+                <w:b/>
+                <w:color w:val="FFFFFF"/>
+                <w:sz w:val="15"/>
+              </w:rPr>
+              <w:t>Float wd</w:t>
+            </w:r>
+          </w:p>
+        </w:tc>
+        <w:tc>
+          <w:tcPr>
+            <w:tcW w:type="dxa" w:w="3628"/>
+            <w:shd w:val="clear" w:color="auto" w:fill="1F3864"/>
+          </w:tcPr>
+          <w:p>
+            <w:r>
+              <w:rPr>
+                <w:b/>
+                <w:color w:val="FFFFFF"/>
+                <w:sz w:val="15"/>
+              </w:rPr>
+              <w:t>Driving document</w:t>
+            </w:r>
+          </w:p>
+        </w:tc>
+      </w:tr>
+      <w:tr>
+        <w:trPr>
+          <w:cantSplit w:val="true"/>
+        </w:trPr>
+        <w:tc>
+          <w:tcPr>
+            <w:tcW w:type="dxa" w:w="1361"/>
+          </w:tcPr>
+          <w:p>
+            <w:pPr>
+              <w:spacing w:after="0"/>
+            </w:pPr>
+            <w:r>
+              <w:rPr>
+                <w:sz w:val="15"/>
+              </w:rPr>
+              <w:t>G-OWN-BDP</w:t>
+            </w:r>
+          </w:p>
+        </w:tc>
+        <w:tc>
+          <w:tcPr>
+            <w:tcW w:type="dxa" w:w="1474"/>
+          </w:tcPr>
+          <w:p>
+            <w:pPr>
+              <w:spacing w:after="0"/>
+            </w:pPr>
+            <w:r>
+              <w:rPr>
+                <w:sz w:val="15"/>
+              </w:rPr>
+              <w:t>00000</w:t>
+            </w:r>
+          </w:p>
+        </w:tc>
+        <w:tc>
+          <w:tcPr>
+            <w:tcW w:type="dxa" w:w="1247"/>
+          </w:tcPr>
+          <w:p>
+            <w:pPr>
+              <w:spacing w:after="0"/>
+            </w:pPr>
+            <w:r>
+              <w:rPr>
+                <w:sz w:val="15"/>
+              </w:rPr>
+              <w:t>2027-02-02</w:t>
+            </w:r>
+          </w:p>
+        </w:tc>
+        <w:tc>
+          <w:tcPr>
+            <w:tcW w:type="dxa" w:w="1247"/>
+          </w:tcPr>
+          <w:p>
+            <w:pPr>
+              <w:spacing w:after="0"/>
+            </w:pPr>
+            <w:r>
+              <w:rPr>
+                <w:sz w:val="15"/>
+              </w:rPr>
+              <w:t>2027-07-21</w:t>
+            </w:r>
+          </w:p>
+        </w:tc>
+        <w:tc>
+          <w:tcPr>
+            <w:tcW w:type="dxa" w:w="907"/>
+          </w:tcPr>
+          <w:p>
+            <w:pPr>
+              <w:spacing w:after="0"/>
+            </w:pPr>
+            <w:r>
+              <w:rPr>
+                <w:sz w:val="15"/>
+              </w:rPr>
+              <w:t>-121</w:t>
+            </w:r>
+          </w:p>
+        </w:tc>
+        <w:tc>
+          <w:tcPr>
+            <w:tcW w:type="dxa" w:w="3628"/>
+          </w:tcPr>
+          <w:p>
+            <w:pPr>
+              <w:spacing w:after="0"/>
+            </w:pPr>
+            <w:r>
+              <w:rPr>
+                <w:sz w:val="15"/>
+              </w:rPr>
+              <w:t>ALP-EPC-20LCB-PR-PID-0001</w:t>
+            </w:r>
+          </w:p>
+        </w:tc>
+      </w:tr>
+      <w:tr>
+        <w:trPr>
+          <w:cantSplit w:val="true"/>
+        </w:trPr>
+        <w:tc>
+          <w:tcPr>
+            <w:tcW w:type="dxa" w:w="1361"/>
+          </w:tcPr>
+          <w:p>
+            <w:pPr>
+              <w:spacing w:after="0"/>
+            </w:pPr>
+            <w:r>
+              <w:rPr>
+                <w:sz w:val="15"/>
+              </w:rPr>
+              <w:t>G-PRC-FAB</w:t>
+            </w:r>
+          </w:p>
+        </w:tc>
+        <w:tc>
+          <w:tcPr>
+            <w:tcW w:type="dxa" w:w="1474"/>
+          </w:tcPr>
+          <w:p>
+            <w:pPr>
+              <w:spacing w:after="0"/>
+            </w:pPr>
+            <w:r>
+              <w:rPr>
+                <w:sz w:val="15"/>
+              </w:rPr>
+              <w:t>MR-EL-011</w:t>
+            </w:r>
+          </w:p>
+        </w:tc>
+        <w:tc>
+          <w:tcPr>
+            <w:tcW w:type="dxa" w:w="1247"/>
+          </w:tcPr>
+          <w:p>
+            <w:pPr>
+              <w:spacing w:after="0"/>
+            </w:pPr>
+            <w:r>
+              <w:rPr>
+                <w:sz w:val="15"/>
+              </w:rPr>
+              <w:t>2026-12-08</w:t>
+            </w:r>
+          </w:p>
+        </w:tc>
+        <w:tc>
+          <w:tcPr>
+            <w:tcW w:type="dxa" w:w="1247"/>
+          </w:tcPr>
+          <w:p>
+            <w:pPr>
+              <w:spacing w:after="0"/>
+            </w:pPr>
+            <w:r>
+              <w:rPr>
+                <w:sz w:val="15"/>
+              </w:rPr>
+              <w:t>2026-12-14</w:t>
+            </w:r>
+          </w:p>
+        </w:tc>
+        <w:tc>
+          <w:tcPr>
+            <w:tcW w:type="dxa" w:w="907"/>
+          </w:tcPr>
+          <w:p>
+            <w:pPr>
+              <w:spacing w:after="0"/>
+            </w:pPr>
+            <w:r>
+              <w:rPr>
+                <w:sz w:val="15"/>
+              </w:rPr>
+              <w:t>-4</w:t>
+            </w:r>
+          </w:p>
+        </w:tc>
+        <w:tc>
+          <w:tcPr>
+            <w:tcW w:type="dxa" w:w="3628"/>
+          </w:tcPr>
+          <w:p>
+            <w:pPr>
+              <w:spacing w:after="0"/>
+            </w:pPr>
+            <w:r>
+              <w:rPr>
+                <w:sz w:val="15"/>
+              </w:rPr>
+              <w:t>ALP-E11-00000-ME-ITP-0001</w:t>
+            </w:r>
+          </w:p>
+        </w:tc>
+      </w:tr>
+    </w:tbl>
+    <w:p>
+      <w:pPr>
+        <w:spacing w:after="40"/>
+      </w:pPr>
+    </w:p>
+    <w:p>
+      <w:r>
+        <w:t>A gate planned late is resolved by resequencing (priority, staffing), expediting the supplier or a technical query; it stays a WARN of the release_control engine until the plan meets the need date.</w:t>
+      </w:r>
+    </w:p>
+    <w:p>
+      <w:pPr>
+        <w:pStyle w:val="ListBullet"/>
+      </w:pPr>
+      <w:r>
+        <w:t>TQ-038 (open, raised 2026-09-28): Payment milestone MS-02 (Basic Design Package approved, month 3) cannot be met</w:t>
+      </w:r>
     </w:p>
     <w:p>
       <w:pPr>
@@ -11916,7 +15534,7 @@
               <w:rPr>
                 <w:sz w:val="15"/>
               </w:rPr>
-              <w:t>2208 document numbers checked, 0 finding(s)</w:t>
+              <w:t>2238 document numbers checked, 0 finding(s)</w:t>
             </w:r>
           </w:p>
         </w:tc>
@@ -11949,7 +15567,7 @@
       <w:rPr>
         <w:sz w:val="14"/>
       </w:rPr>
-      <w:t>engine procedures v1.2.0 | data 011e000123dfa0e1 | generated 2026-09-28 - generated from the project database; do not edit</w:t>
+      <w:t>engine procedures v1.3.0 | data 62297076fe80769d | generated 2026-09-28 - generated from the project database; do not edit</w:t>
     </w:r>
   </w:p>
 </w:ftr>

--- a/output/procedures/ALP-EPC-00000-GE-PRC-0002.docx
+++ b/output/procedures/ALP-EPC-00000-GE-PRC-0002.docx
@@ -12,7 +12,7 @@
         </w:rPr>
         <w:t>Alpilla 600 MW Combined Cycle Power Plant</w:t>
         <w:br/>
-        <w:t>Document numbering and document control procedure</w:t>
+        <w:t>Document Numbering and Document Control Procedure</w:t>
       </w:r>
     </w:p>
     <w:tbl>
@@ -10837,7 +10837,7 @@
     </w:p>
     <w:p>
       <w:r>
-        <w:t>The MDL is generated by the engineering_plan engine from the document records (2238 documents: C01 7, C02 7, C03 7, E01 14, E02 14, E03 11, E04 11, E05 12, E06 14, E07 12, E08 3, E09 3, E10 8, E11 8, E12 7, EPC 1488, H01 15, I01 12, I02 13, I03 14, I04 3, I05 3, I06 12, I07 12, I08 13, I09 12, I10 3, IEC 120, M01 15, M02 15, M03 15, M04 15, M05 16, M06 14, M07 15, M08 16, M09 16, M10 14, M11 14, M12 16, M13 15, M14 16, M15 15, M16 15, M17 7, M18 15, M19 15, M20 15, M21 13, M22 7, M23 7, M24 7, P01 3, P02 3, P03 3, P04 3, P05 3, P06 3, P07 3, S01 23, S02 8; 25 in the Basic Design Package). It is updated with every change of the records and issued monthly with the progress report (TQ-035).</w:t>
+        <w:t>The MDL is generated by the engineering_plan engine from the document records (2237 documents: C01 7, C02 7, C03 7, E01 14, E02 14, E03 11, E04 11, E05 12, E06 14, E07 12, E08 3, E09 3, E10 8, E11 8, E12 7, EPC 1487, H01 15, I01 12, I02 13, I03 14, I04 3, I05 3, I06 12, I07 12, I08 13, I09 12, I10 3, IEC 120, M01 15, M02 15, M03 15, M04 15, M05 16, M06 14, M07 15, M08 16, M09 16, M10 14, M11 14, M12 16, M13 15, M14 16, M15 15, M16 15, M17 7, M18 15, M19 15, M20 15, M21 13, M22 7, M23 7, M24 7, P01 3, P02 3, P03 3, P04 3, P05 3, P06 3, P07 3, S01 23, S02 8; 25 in the Basic Design Package). It is updated with every change of the records and issued monthly with the progress report (TQ-035).</w:t>
       </w:r>
     </w:p>
     <w:tbl>
@@ -10970,7 +10970,7 @@
               <w:rPr>
                 <w:sz w:val="15"/>
               </w:rPr>
-              <w:t>29,888</w:t>
+              <w:t>29,886</w:t>
             </w:r>
           </w:p>
         </w:tc>
@@ -10986,7 +10986,7 @@
               <w:rPr>
                 <w:sz w:val="15"/>
               </w:rPr>
-              <w:t>796</w:t>
+              <w:t>794</w:t>
             </w:r>
           </w:p>
         </w:tc>
@@ -11108,7 +11108,7 @@
               <w:rPr>
                 <w:sz w:val="15"/>
               </w:rPr>
-              <w:t>16,506</w:t>
+              <w:t>16,498</w:t>
             </w:r>
           </w:p>
         </w:tc>
@@ -11124,7 +11124,7 @@
               <w:rPr>
                 <w:sz w:val="15"/>
               </w:rPr>
-              <w:t>3107</w:t>
+              <w:t>3091</w:t>
             </w:r>
           </w:p>
         </w:tc>
@@ -11384,7 +11384,7 @@
               <w:rPr>
                 <w:sz w:val="15"/>
               </w:rPr>
-              <w:t>28,480</w:t>
+              <w:t>28,472</w:t>
             </w:r>
           </w:p>
         </w:tc>
@@ -11400,7 +11400,7 @@
               <w:rPr>
                 <w:sz w:val="15"/>
               </w:rPr>
-              <w:t>9148</w:t>
+              <w:t>9116</w:t>
             </w:r>
           </w:p>
         </w:tc>
@@ -11437,7 +11437,7 @@
               <w:rPr>
                 <w:sz w:val="15"/>
               </w:rPr>
-              <w:t>656</w:t>
+              <w:t>655</w:t>
             </w:r>
           </w:p>
         </w:tc>
@@ -11453,7 +11453,7 @@
               <w:rPr>
                 <w:sz w:val="15"/>
               </w:rPr>
-              <w:t>13,418</w:t>
+              <w:t>13,390</w:t>
             </w:r>
           </w:p>
         </w:tc>
@@ -11469,7 +11469,7 @@
               <w:rPr>
                 <w:sz w:val="15"/>
               </w:rPr>
-              <w:t>2253</w:t>
+              <w:t>2235</w:t>
             </w:r>
           </w:p>
         </w:tc>
@@ -11591,7 +11591,7 @@
               <w:rPr>
                 <w:sz w:val="15"/>
               </w:rPr>
-              <w:t>18,007</w:t>
+              <w:t>17,989</w:t>
             </w:r>
           </w:p>
         </w:tc>
@@ -11607,7 +11607,7 @@
               <w:rPr>
                 <w:sz w:val="15"/>
               </w:rPr>
-              <w:t>402</w:t>
+              <w:t>396</w:t>
             </w:r>
           </w:p>
         </w:tc>
@@ -12414,7 +12414,7 @@
               <w:rPr>
                 <w:sz w:val="14"/>
               </w:rPr>
-              <w:t>Enquiry issued to bidders</w:t>
+              <w:t>Enquiry Issued to Bidders</w:t>
             </w:r>
           </w:p>
         </w:tc>
@@ -12547,7 +12547,7 @@
               <w:rPr>
                 <w:sz w:val="14"/>
               </w:rPr>
-              <w:t>Manufacturing release (certified supplier data accepted)</w:t>
+              <w:t>Manufacturing Release</w:t>
             </w:r>
           </w:p>
         </w:tc>
@@ -12680,7 +12680,7 @@
               <w:rPr>
                 <w:sz w:val="14"/>
               </w:rPr>
-              <w:t>Factory acceptance test (procedure approved)</w:t>
+              <w:t>Factory Acceptance Test</w:t>
             </w:r>
           </w:p>
         </w:tc>
@@ -12813,7 +12813,7 @@
               <w:rPr>
                 <w:sz w:val="14"/>
               </w:rPr>
-              <w:t>Purchase order award</w:t>
+              <w:t>Purchase Order Award</w:t>
             </w:r>
           </w:p>
         </w:tc>
@@ -12946,7 +12946,7 @@
               <w:rPr>
                 <w:sz w:val="14"/>
               </w:rPr>
-              <w:t>Release for shipment</w:t>
+              <w:t>Release for Shipment</w:t>
             </w:r>
           </w:p>
         </w:tc>
@@ -13079,7 +13079,7 @@
               <w:rPr>
                 <w:sz w:val="14"/>
               </w:rPr>
-              <w:t>Basic Design Package approved (payment milestone MS-02)</w:t>
+              <w:t>Basic Design Package Approved</w:t>
             </w:r>
           </w:p>
         </w:tc>
@@ -13212,7 +13212,7 @@
               <w:rPr>
                 <w:sz w:val="14"/>
               </w:rPr>
-              <w:t>Taking-Over: test reports accepted, O&amp;M, spares, special tools, punch list</w:t>
+              <w:t>Taking-Over</w:t>
             </w:r>
           </w:p>
         </w:tc>
@@ -13345,7 +13345,7 @@
               <w:rPr>
                 <w:sz w:val="14"/>
               </w:rPr>
-              <w:t>Tests on Completion procedures approved (90 days before the tests)</w:t>
+              <w:t>Tests on Completion Procedures Approved</w:t>
             </w:r>
           </w:p>
         </w:tc>
@@ -13478,7 +13478,7 @@
               <w:rPr>
                 <w:sz w:val="14"/>
               </w:rPr>
-              <w:t>CWP release: documents of the first IWPs IFC, installation manuals issued</w:t>
+              <w:t>CWP Release</w:t>
             </w:r>
           </w:p>
         </w:tc>
@@ -13611,7 +13611,7 @@
               <w:rPr>
                 <w:sz w:val="14"/>
               </w:rPr>
-              <w:t>Progressive IWP documents IFC (isometrics, supports, schematics, loops ...)</w:t>
+              <w:t>Progressive IWP Documents Issued for Construction</w:t>
             </w:r>
           </w:p>
         </w:tc>
@@ -13744,7 +13744,7 @@
               <w:rPr>
                 <w:sz w:val="14"/>
               </w:rPr>
-              <w:t>Mechanical completion of the system (before KD-010)</w:t>
+              <w:t>Mechanical Completion of the System before Back-Feed</w:t>
             </w:r>
           </w:p>
         </w:tc>
@@ -13877,7 +13877,7 @@
               <w:rPr>
                 <w:sz w:val="14"/>
               </w:rPr>
-              <w:t>Mechanical completion of the system (before KD-020)</w:t>
+              <w:t>Mechanical Completion of the System before GT First Fire</w:t>
             </w:r>
           </w:p>
         </w:tc>
@@ -14010,7 +14010,7 @@
               <w:rPr>
                 <w:sz w:val="14"/>
               </w:rPr>
-              <w:t>Mechanical completion of the system (before KD-030)</w:t>
+              <w:t>Mechanical Completion of the System before First Synchronisation</w:t>
             </w:r>
           </w:p>
         </w:tc>
@@ -14143,7 +14143,7 @@
               <w:rPr>
                 <w:sz w:val="14"/>
               </w:rPr>
-              <w:t>Start of system commissioning (before KD-010)</w:t>
+              <w:t>Start of System Commissioning before Back-Feed</w:t>
             </w:r>
           </w:p>
         </w:tc>
@@ -14276,7 +14276,7 @@
               <w:rPr>
                 <w:sz w:val="14"/>
               </w:rPr>
-              <w:t>Start of system commissioning (before KD-020)</w:t>
+              <w:t>Start of System Commissioning before GT First Fire</w:t>
             </w:r>
           </w:p>
         </w:tc>
@@ -14409,7 +14409,7 @@
               <w:rPr>
                 <w:sz w:val="14"/>
               </w:rPr>
-              <w:t>Start of system commissioning (before KD-030)</w:t>
+              <w:t>Start of System Commissioning before First Synchronisation</w:t>
             </w:r>
           </w:p>
         </w:tc>
@@ -14542,7 +14542,7 @@
               <w:rPr>
                 <w:sz w:val="14"/>
               </w:rPr>
-              <w:t>As-built documentation, 3D model and engineering database (3 months after Taking-Over)</w:t>
+              <w:t>As-Built Documentation, 3D Model and Engineering Database</w:t>
             </w:r>
           </w:p>
         </w:tc>
@@ -14675,7 +14675,7 @@
               <w:rPr>
                 <w:sz w:val="14"/>
               </w:rPr>
-              <w:t>Handover of the system to operations</w:t>
+              <w:t>Handover of the System to Operations</w:t>
             </w:r>
           </w:p>
         </w:tc>
@@ -14808,7 +14808,7 @@
               <w:rPr>
                 <w:sz w:val="14"/>
               </w:rPr>
-              <w:t>Handover of the system to operations</w:t>
+              <w:t>Handover of the System to Operations</w:t>
             </w:r>
           </w:p>
         </w:tc>
@@ -14941,7 +14941,7 @@
               <w:rPr>
                 <w:sz w:val="14"/>
               </w:rPr>
-              <w:t>Handover of the system to operations</w:t>
+              <w:t>Handover of the System to Operations</w:t>
             </w:r>
           </w:p>
         </w:tc>
@@ -15534,7 +15534,7 @@
               <w:rPr>
                 <w:sz w:val="15"/>
               </w:rPr>
-              <w:t>2238 document numbers checked, 0 finding(s)</w:t>
+              <w:t>2237 document numbers checked, 0 finding(s)</w:t>
             </w:r>
           </w:p>
         </w:tc>
@@ -15567,7 +15567,7 @@
       <w:rPr>
         <w:sz w:val="14"/>
       </w:rPr>
-      <w:t>engine procedures v1.3.0 | data 62297076fe80769d | generated 2026-09-28 - generated from the project database; do not edit</w:t>
+      <w:t>engine procedures v1.4.0 | data 13dbdbeca1a87ab1 | generated 2026-09-28 - generated from the project database; do not edit</w:t>
     </w:r>
   </w:p>
 </w:ftr>

--- a/output/procedures/ALP-EPC-00000-GE-PRC-0002.docx
+++ b/output/procedures/ALP-EPC-00000-GE-PRC-0002.docx
@@ -23,8 +23,8 @@
         <w:tblLook w:firstColumn="1" w:firstRow="1" w:lastColumn="0" w:lastRow="0" w:noHBand="0" w:noVBand="1" w:val="04A0"/>
       </w:tblPr>
       <w:tblGrid>
-        <w:gridCol w:w="2835"/>
-        <w:gridCol w:w="7030"/>
+        <w:gridCol w:w="2551"/>
+        <w:gridCol w:w="7314"/>
       </w:tblGrid>
       <w:tr>
         <w:trPr>
@@ -32,7 +32,7 @@
         </w:trPr>
         <w:tc>
           <w:tcPr>
-            <w:tcW w:type="dxa" w:w="2835"/>
+            <w:tcW w:type="dxa" w:w="2551"/>
           </w:tcPr>
           <w:p>
             <w:pPr>
@@ -49,7 +49,7 @@
         </w:tc>
         <w:tc>
           <w:tcPr>
-            <w:tcW w:type="dxa" w:w="7030"/>
+            <w:tcW w:type="dxa" w:w="7313"/>
           </w:tcPr>
           <w:p>
             <w:pPr>
@@ -70,7 +70,7 @@
         </w:trPr>
         <w:tc>
           <w:tcPr>
-            <w:tcW w:type="dxa" w:w="2835"/>
+            <w:tcW w:type="dxa" w:w="2551"/>
           </w:tcPr>
           <w:p>
             <w:pPr>
@@ -81,13 +81,13 @@
                 <w:b/>
                 <w:sz w:val="16"/>
               </w:rPr>
-              <w:t>Revision</w:t>
-            </w:r>
-          </w:p>
-        </w:tc>
-        <w:tc>
-          <w:tcPr>
-            <w:tcW w:type="dxa" w:w="7030"/>
+              <w:t>Revision / status</w:t>
+            </w:r>
+          </w:p>
+        </w:tc>
+        <w:tc>
+          <w:tcPr>
+            <w:tcW w:type="dxa" w:w="7313"/>
           </w:tcPr>
           <w:p>
             <w:pPr>
@@ -97,7 +97,7 @@
               <w:rPr>
                 <w:sz w:val="16"/>
               </w:rPr>
-              <w:t>draft - not yet issued (next issue: IFR rev A)</w:t>
+              <w:t>Rev A - IFR, issued 2026-11-13</w:t>
             </w:r>
           </w:p>
         </w:tc>
@@ -108,7 +108,7 @@
         </w:trPr>
         <w:tc>
           <w:tcPr>
-            <w:tcW w:type="dxa" w:w="2835"/>
+            <w:tcW w:type="dxa" w:w="2551"/>
           </w:tcPr>
           <w:p>
             <w:pPr>
@@ -125,7 +125,7 @@
         </w:tc>
         <w:tc>
           <w:tcPr>
-            <w:tcW w:type="dxa" w:w="7030"/>
+            <w:tcW w:type="dxa" w:w="7313"/>
           </w:tcPr>
           <w:p>
             <w:pPr>
@@ -135,7 +135,7 @@
               <w:rPr>
                 <w:sz w:val="16"/>
               </w:rPr>
-              <w:t>Istanbul EPC</w:t>
+              <w:t>Istanbul EPC Mühendislik ve Taahhüt A.Ş.</w:t>
             </w:r>
           </w:p>
         </w:tc>
@@ -146,7 +146,7 @@
         </w:trPr>
         <w:tc>
           <w:tcPr>
-            <w:tcW w:type="dxa" w:w="2835"/>
+            <w:tcW w:type="dxa" w:w="2551"/>
           </w:tcPr>
           <w:p>
             <w:pPr>
@@ -157,13 +157,13 @@
                 <w:b/>
                 <w:sz w:val="16"/>
               </w:rPr>
-              <w:t>Review class</w:t>
-            </w:r>
-          </w:p>
-        </w:tc>
-        <w:tc>
-          <w:tcPr>
-            <w:tcW w:type="dxa" w:w="7030"/>
+              <w:t>Discipline / type</w:t>
+            </w:r>
+          </w:p>
+        </w:tc>
+        <w:tc>
+          <w:tcPr>
+            <w:tcW w:type="dxa" w:w="7313"/>
           </w:tcPr>
           <w:p>
             <w:pPr>
@@ -173,7 +173,7 @@
               <w:rPr>
                 <w:sz w:val="16"/>
               </w:rPr>
-              <w:t>approval</w:t>
+              <w:t>general / PRC Procedure / project standard</w:t>
             </w:r>
           </w:p>
         </w:tc>
@@ -184,7 +184,7 @@
         </w:trPr>
         <w:tc>
           <w:tcPr>
-            <w:tcW w:type="dxa" w:w="2835"/>
+            <w:tcW w:type="dxa" w:w="2551"/>
           </w:tcPr>
           <w:p>
             <w:pPr>
@@ -195,13 +195,13 @@
                 <w:b/>
                 <w:sz w:val="16"/>
               </w:rPr>
-              <w:t>Planned issue (workflow timeline)</w:t>
-            </w:r>
-          </w:p>
-        </w:tc>
-        <w:tc>
-          <w:tcPr>
-            <w:tcW w:type="dxa" w:w="7030"/>
+              <w:t>Review class</w:t>
+            </w:r>
+          </w:p>
+        </w:tc>
+        <w:tc>
+          <w:tcPr>
+            <w:tcW w:type="dxa" w:w="7313"/>
           </w:tcPr>
           <w:p>
             <w:pPr>
@@ -211,7 +211,7 @@
               <w:rPr>
                 <w:sz w:val="16"/>
               </w:rPr>
-              <w:t>IFR 2027-04-07, IFA 2027-05-05, IFC 2027-05-12</w:t>
+              <w:t>approval</w:t>
             </w:r>
           </w:p>
         </w:tc>
@@ -222,7 +222,7 @@
         </w:trPr>
         <w:tc>
           <w:tcPr>
-            <w:tcW w:type="dxa" w:w="2835"/>
+            <w:tcW w:type="dxa" w:w="2551"/>
           </w:tcPr>
           <w:p>
             <w:pPr>
@@ -239,7 +239,7 @@
         </w:tc>
         <w:tc>
           <w:tcPr>
-            <w:tcW w:type="dxa" w:w="7030"/>
+            <w:tcW w:type="dxa" w:w="7313"/>
           </w:tcPr>
           <w:p>
             <w:pPr>
@@ -259,6 +259,273 @@
       <w:pPr>
         <w:spacing w:after="40"/>
       </w:pPr>
+    </w:p>
+    <w:tbl>
+      <w:tblPr>
+        <w:tblStyle w:val="TableGrid"/>
+        <w:tblW w:type="auto" w:w="0"/>
+        <w:tblLayout w:type="fixed"/>
+        <w:tblLook w:firstColumn="1" w:firstRow="1" w:lastColumn="0" w:lastRow="0" w:noHBand="0" w:noVBand="1" w:val="04A0"/>
+      </w:tblPr>
+      <w:tblGrid>
+        <w:gridCol w:w="567"/>
+        <w:gridCol w:w="793"/>
+        <w:gridCol w:w="1134"/>
+        <w:gridCol w:w="3968"/>
+        <w:gridCol w:w="1134"/>
+        <w:gridCol w:w="1134"/>
+        <w:gridCol w:w="1134"/>
+      </w:tblGrid>
+      <w:tr>
+        <w:trPr>
+          <w:tblHeader w:val="true"/>
+        </w:trPr>
+        <w:tc>
+          <w:tcPr>
+            <w:tcW w:type="dxa" w:w="567"/>
+            <w:shd w:val="clear" w:color="auto" w:fill="1F3864"/>
+          </w:tcPr>
+          <w:p>
+            <w:r>
+              <w:rPr>
+                <w:b/>
+                <w:color w:val="FFFFFF"/>
+                <w:sz w:val="14"/>
+              </w:rPr>
+              <w:t>Rev</w:t>
+            </w:r>
+          </w:p>
+        </w:tc>
+        <w:tc>
+          <w:tcPr>
+            <w:tcW w:type="dxa" w:w="794"/>
+            <w:shd w:val="clear" w:color="auto" w:fill="1F3864"/>
+          </w:tcPr>
+          <w:p>
+            <w:r>
+              <w:rPr>
+                <w:b/>
+                <w:color w:val="FFFFFF"/>
+                <w:sz w:val="14"/>
+              </w:rPr>
+              <w:t>Purpose</w:t>
+            </w:r>
+          </w:p>
+        </w:tc>
+        <w:tc>
+          <w:tcPr>
+            <w:tcW w:type="dxa" w:w="1134"/>
+            <w:shd w:val="clear" w:color="auto" w:fill="1F3864"/>
+          </w:tcPr>
+          <w:p>
+            <w:r>
+              <w:rPr>
+                <w:b/>
+                <w:color w:val="FFFFFF"/>
+                <w:sz w:val="14"/>
+              </w:rPr>
+              <w:t>Date</w:t>
+            </w:r>
+          </w:p>
+        </w:tc>
+        <w:tc>
+          <w:tcPr>
+            <w:tcW w:type="dxa" w:w="3969"/>
+            <w:shd w:val="clear" w:color="auto" w:fill="1F3864"/>
+          </w:tcPr>
+          <w:p>
+            <w:r>
+              <w:rPr>
+                <w:b/>
+                <w:color w:val="FFFFFF"/>
+                <w:sz w:val="14"/>
+              </w:rPr>
+              <w:t>Description</w:t>
+            </w:r>
+          </w:p>
+        </w:tc>
+        <w:tc>
+          <w:tcPr>
+            <w:tcW w:type="dxa" w:w="1134"/>
+            <w:shd w:val="clear" w:color="auto" w:fill="1F3864"/>
+          </w:tcPr>
+          <w:p>
+            <w:r>
+              <w:rPr>
+                <w:b/>
+                <w:color w:val="FFFFFF"/>
+                <w:sz w:val="14"/>
+              </w:rPr>
+              <w:t>Prepared</w:t>
+            </w:r>
+          </w:p>
+        </w:tc>
+        <w:tc>
+          <w:tcPr>
+            <w:tcW w:type="dxa" w:w="1134"/>
+            <w:shd w:val="clear" w:color="auto" w:fill="1F3864"/>
+          </w:tcPr>
+          <w:p>
+            <w:r>
+              <w:rPr>
+                <w:b/>
+                <w:color w:val="FFFFFF"/>
+                <w:sz w:val="14"/>
+              </w:rPr>
+              <w:t>Checked</w:t>
+            </w:r>
+          </w:p>
+        </w:tc>
+        <w:tc>
+          <w:tcPr>
+            <w:tcW w:type="dxa" w:w="1134"/>
+            <w:shd w:val="clear" w:color="auto" w:fill="1F3864"/>
+          </w:tcPr>
+          <w:p>
+            <w:r>
+              <w:rPr>
+                <w:b/>
+                <w:color w:val="FFFFFF"/>
+                <w:sz w:val="14"/>
+              </w:rPr>
+              <w:t>Approved</w:t>
+            </w:r>
+          </w:p>
+        </w:tc>
+      </w:tr>
+      <w:tr>
+        <w:trPr>
+          <w:cantSplit w:val="true"/>
+        </w:trPr>
+        <w:tc>
+          <w:tcPr>
+            <w:tcW w:type="dxa" w:w="567"/>
+          </w:tcPr>
+          <w:p>
+            <w:pPr>
+              <w:spacing w:after="0"/>
+            </w:pPr>
+            <w:r>
+              <w:rPr>
+                <w:sz w:val="14"/>
+              </w:rPr>
+              <w:t>A</w:t>
+            </w:r>
+          </w:p>
+        </w:tc>
+        <w:tc>
+          <w:tcPr>
+            <w:tcW w:type="dxa" w:w="794"/>
+          </w:tcPr>
+          <w:p>
+            <w:pPr>
+              <w:spacing w:after="0"/>
+            </w:pPr>
+            <w:r>
+              <w:rPr>
+                <w:sz w:val="14"/>
+              </w:rPr>
+              <w:t>IFR</w:t>
+            </w:r>
+          </w:p>
+        </w:tc>
+        <w:tc>
+          <w:tcPr>
+            <w:tcW w:type="dxa" w:w="1134"/>
+          </w:tcPr>
+          <w:p>
+            <w:pPr>
+              <w:spacing w:after="0"/>
+            </w:pPr>
+            <w:r>
+              <w:rPr>
+                <w:sz w:val="14"/>
+              </w:rPr>
+              <w:t>2026-11-13</w:t>
+            </w:r>
+          </w:p>
+        </w:tc>
+        <w:tc>
+          <w:tcPr>
+            <w:tcW w:type="dxa" w:w="3969"/>
+          </w:tcPr>
+          <w:p>
+            <w:pPr>
+              <w:spacing w:after="0"/>
+            </w:pPr>
+            <w:r>
+              <w:rPr>
+                <w:sz w:val="14"/>
+              </w:rPr>
+              <w:t>First issue for Owner approval</w:t>
+            </w:r>
+          </w:p>
+        </w:tc>
+        <w:tc>
+          <w:tcPr>
+            <w:tcW w:type="dxa" w:w="1134"/>
+          </w:tcPr>
+          <w:p>
+            <w:pPr>
+              <w:spacing w:after="0"/>
+            </w:pPr>
+            <w:r>
+              <w:rPr>
+                <w:sz w:val="14"/>
+              </w:rPr>
+              <w:t>EPCE</w:t>
+            </w:r>
+          </w:p>
+        </w:tc>
+        <w:tc>
+          <w:tcPr>
+            <w:tcW w:type="dxa" w:w="1134"/>
+          </w:tcPr>
+          <w:p>
+            <w:pPr>
+              <w:spacing w:after="0"/>
+            </w:pPr>
+            <w:r>
+              <w:rPr>
+                <w:sz w:val="14"/>
+              </w:rPr>
+              <w:t>EPC document control lead</w:t>
+            </w:r>
+          </w:p>
+        </w:tc>
+        <w:tc>
+          <w:tcPr>
+            <w:tcW w:type="dxa" w:w="1134"/>
+          </w:tcPr>
+          <w:p>
+            <w:pPr>
+              <w:spacing w:after="0"/>
+            </w:pPr>
+            <w:r>
+              <w:rPr>
+                <w:sz w:val="14"/>
+              </w:rPr>
+              <w:t>EPC engineering manager</w:t>
+            </w:r>
+          </w:p>
+        </w:tc>
+      </w:tr>
+    </w:tbl>
+    <w:p>
+      <w:pPr>
+        <w:spacing w:after="40"/>
+      </w:pPr>
+    </w:p>
+    <w:p>
+      <w:r>
+        <w:rPr>
+          <w:b/>
+        </w:rPr>
+        <w:t xml:space="preserve">Planned issues (workflow timeline): </w:t>
+      </w:r>
+      <w:r>
+        <w:t>IFR 2026-11-13, IFA 2026-12-11, IFC 2026-12-18</w:t>
+      </w:r>
     </w:p>
     <w:p>
       <w:pPr>
@@ -13425,7 +13692,7 @@
               <w:rPr>
                 <w:sz w:val="14"/>
               </w:rPr>
-              <w:t>199</w:t>
+              <w:t>193</w:t>
             </w:r>
           </w:p>
         </w:tc>
@@ -15567,7 +15834,7 @@
       <w:rPr>
         <w:sz w:val="14"/>
       </w:rPr>
-      <w:t>engine procedures v1.4.0 | data 13dbdbeca1a87ab1 | generated 2026-09-28 - generated from the project database; do not edit</w:t>
+      <w:t>engine procedures v1.5.0 | data 487fc4777e4a2d59 | generated 2026-09-28 - generated from the project database; do not edit</w:t>
     </w:r>
   </w:p>
 </w:ftr>
@@ -15584,7 +15851,7 @@
       <w:rPr>
         <w:sz w:val="14"/>
       </w:rPr>
-      <w:t>Alpilla 600 MW Combined Cycle Power Plant | ALP-EPC-00000-GE-PRC-0002</w:t>
+      <w:t>Alpilla 600 MW Combined Cycle Power Plant | ALP-EPC-00000-GE-PRC-0002 | Rev A</w:t>
     </w:r>
   </w:p>
 </w:hdr>

--- a/output/procedures/ALP-EPC-00000-GE-PRC-0002.docx
+++ b/output/procedures/ALP-EPC-00000-GE-PRC-0002.docx
@@ -11237,7 +11237,7 @@
               <w:rPr>
                 <w:sz w:val="15"/>
               </w:rPr>
-              <w:t>29,886</w:t>
+              <w:t>29,887</w:t>
             </w:r>
           </w:p>
         </w:tc>
@@ -11253,7 +11253,7 @@
               <w:rPr>
                 <w:sz w:val="15"/>
               </w:rPr>
-              <w:t>794</w:t>
+              <w:t>795</w:t>
             </w:r>
           </w:p>
         </w:tc>
@@ -11375,7 +11375,7 @@
               <w:rPr>
                 <w:sz w:val="15"/>
               </w:rPr>
-              <w:t>16,498</w:t>
+              <w:t>16,518</w:t>
             </w:r>
           </w:p>
         </w:tc>
@@ -11391,7 +11391,7 @@
               <w:rPr>
                 <w:sz w:val="15"/>
               </w:rPr>
-              <w:t>3091</w:t>
+              <w:t>3093</w:t>
             </w:r>
           </w:p>
         </w:tc>
@@ -11720,7 +11720,7 @@
               <w:rPr>
                 <w:sz w:val="15"/>
               </w:rPr>
-              <w:t>13,390</w:t>
+              <w:t>13,492</w:t>
             </w:r>
           </w:p>
         </w:tc>
@@ -11736,7 +11736,7 @@
               <w:rPr>
                 <w:sz w:val="15"/>
               </w:rPr>
-              <w:t>2235</w:t>
+              <w:t>2254</w:t>
             </w:r>
           </w:p>
         </w:tc>
@@ -11789,7 +11789,7 @@
               <w:rPr>
                 <w:sz w:val="15"/>
               </w:rPr>
-              <w:t>74,788</w:t>
+              <w:t>74,828</w:t>
             </w:r>
           </w:p>
         </w:tc>
@@ -11805,7 +11805,7 @@
               <w:rPr>
                 <w:sz w:val="15"/>
               </w:rPr>
-              <w:t>4075</w:t>
+              <w:t>4076</w:t>
             </w:r>
           </w:p>
         </w:tc>
@@ -12878,23 +12878,23 @@
               <w:rPr>
                 <w:sz w:val="14"/>
               </w:rPr>
+              <w:t>0</w:t>
+            </w:r>
+          </w:p>
+        </w:tc>
+        <w:tc>
+          <w:tcPr>
+            <w:tcW w:type="dxa" w:w="636"/>
+          </w:tcPr>
+          <w:p>
+            <w:pPr>
+              <w:spacing w:after="0"/>
+            </w:pPr>
+            <w:r>
+              <w:rPr>
+                <w:sz w:val="14"/>
+              </w:rPr>
               <w:t>1</w:t>
-            </w:r>
-          </w:p>
-        </w:tc>
-        <w:tc>
-          <w:tcPr>
-            <w:tcW w:type="dxa" w:w="636"/>
-          </w:tcPr>
-          <w:p>
-            <w:pPr>
-              <w:spacing w:after="0"/>
-            </w:pPr>
-            <w:r>
-              <w:rPr>
-                <w:sz w:val="14"/>
-              </w:rPr>
-              <w:t>-4</w:t>
             </w:r>
           </w:p>
         </w:tc>
@@ -13346,7 +13346,7 @@
               <w:rPr>
                 <w:sz w:val="14"/>
               </w:rPr>
-              <w:t>Basic Design Package Approved</w:t>
+              <w:t>Basic Design Package Batch 1 Approved</w:t>
             </w:r>
           </w:p>
         </w:tc>
@@ -13362,7 +13362,7 @@
               <w:rPr>
                 <w:sz w:val="14"/>
               </w:rPr>
-              <w:t>bdp ACCEPTED</w:t>
+              <w:t>bdp:1 ACCEPTED</w:t>
             </w:r>
           </w:p>
         </w:tc>
@@ -13410,7 +13410,7 @@
               <w:rPr>
                 <w:sz w:val="14"/>
               </w:rPr>
-              <w:t>1</w:t>
+              <w:t>0</w:t>
             </w:r>
           </w:p>
         </w:tc>
@@ -13426,7 +13426,7 @@
               <w:rPr>
                 <w:sz w:val="14"/>
               </w:rPr>
-              <w:t>-121</w:t>
+              <w:t>19</w:t>
             </w:r>
           </w:p>
         </w:tc>
@@ -13447,7 +13447,7 @@
               <w:rPr>
                 <w:sz w:val="14"/>
               </w:rPr>
-              <w:t>G-OWN-TO</w:t>
+              <w:t>G-OWN-BDP2</w:t>
             </w:r>
           </w:p>
         </w:tc>
@@ -13479,7 +13479,7 @@
               <w:rPr>
                 <w:sz w:val="14"/>
               </w:rPr>
-              <w:t>Taking-Over</w:t>
+              <w:t>Basic Design Package Batch 2 Approved</w:t>
             </w:r>
           </w:p>
         </w:tc>
@@ -13495,7 +13495,7 @@
               <w:rPr>
                 <w:sz w:val="14"/>
               </w:rPr>
-              <w:t>type:TRP@plant ACCEPTED; id:ALP-EPC-00000-CM-OMM-0001 IFC; id:ALP-EPC-00000-CM-LST-0002 IFC; type:LST@plant IFR</w:t>
+              <w:t>bdp:2 ACCEPTED</w:t>
             </w:r>
           </w:p>
         </w:tc>
@@ -13511,7 +13511,7 @@
               <w:rPr>
                 <w:sz w:val="14"/>
               </w:rPr>
-              <w:t>activity:KD-040</w:t>
+              <w:t>milestone:MS-13</w:t>
             </w:r>
           </w:p>
         </w:tc>
@@ -13559,7 +13559,7 @@
               <w:rPr>
                 <w:sz w:val="14"/>
               </w:rPr>
-              <w:t>0</w:t>
+              <w:t>8</w:t>
             </w:r>
           </w:p>
         </w:tc>
@@ -13580,7 +13580,7 @@
               <w:rPr>
                 <w:sz w:val="14"/>
               </w:rPr>
-              <w:t>G-OWN-TOC</w:t>
+              <w:t>G-OWN-TO</w:t>
             </w:r>
           </w:p>
         </w:tc>
@@ -13612,7 +13612,7 @@
               <w:rPr>
                 <w:sz w:val="14"/>
               </w:rPr>
-              <w:t>Tests on Completion Procedures Approved</w:t>
+              <w:t>Taking-Over</w:t>
             </w:r>
           </w:p>
         </w:tc>
@@ -13628,7 +13628,7 @@
               <w:rPr>
                 <w:sz w:val="14"/>
               </w:rPr>
-              <w:t>id:ALP-EPC-00000-CM-CMP-0001 ACCEPTED; id:ALP-EPC-00000-CM-CMP-0002 ACCEPTED; id:ALP-EPC-00000-CM-CMP-0003 ACCEPTED; id:ALP-EPC-00000-CM-CMP-0004 ACCEPTED; id:ALP-EPC-00000-CM-CMP-0005 ACCEPTED; id:ALP-EPC-00000-CM-CMP-0006 ACCEPTED</w:t>
+              <w:t>type:TRP@plant ACCEPTED; id:ALP-EPC-00000-CM-OMM-0001 IFC; id:ALP-EPC-00000-CM-LST-0002 IFC; type:LST@plant IFR</w:t>
             </w:r>
           </w:p>
         </w:tc>
@@ -13644,7 +13644,7 @@
               <w:rPr>
                 <w:sz w:val="14"/>
               </w:rPr>
-              <w:t>activity:KD-030 -65 wd</w:t>
+              <w:t>activity:KD-040</w:t>
             </w:r>
           </w:p>
         </w:tc>
@@ -13692,7 +13692,7 @@
               <w:rPr>
                 <w:sz w:val="14"/>
               </w:rPr>
-              <w:t>193</w:t>
+              <w:t>0</w:t>
             </w:r>
           </w:p>
         </w:tc>
@@ -13713,6 +13713,139 @@
               <w:rPr>
                 <w:sz w:val="14"/>
               </w:rPr>
+              <w:t>G-OWN-TOC</w:t>
+            </w:r>
+          </w:p>
+        </w:tc>
+        <w:tc>
+          <w:tcPr>
+            <w:tcW w:type="dxa" w:w="1379"/>
+          </w:tcPr>
+          <w:p>
+            <w:pPr>
+              <w:spacing w:after="0"/>
+            </w:pPr>
+            <w:r>
+              <w:rPr>
+                <w:sz w:val="14"/>
+              </w:rPr>
+              <w:t>Owner acceptance</w:t>
+            </w:r>
+          </w:p>
+        </w:tc>
+        <w:tc>
+          <w:tcPr>
+            <w:tcW w:type="dxa" w:w="1803"/>
+          </w:tcPr>
+          <w:p>
+            <w:pPr>
+              <w:spacing w:after="0"/>
+            </w:pPr>
+            <w:r>
+              <w:rPr>
+                <w:sz w:val="14"/>
+              </w:rPr>
+              <w:t>Tests on Completion Procedures Approved</w:t>
+            </w:r>
+          </w:p>
+        </w:tc>
+        <w:tc>
+          <w:tcPr>
+            <w:tcW w:type="dxa" w:w="2599"/>
+          </w:tcPr>
+          <w:p>
+            <w:pPr>
+              <w:spacing w:after="0"/>
+            </w:pPr>
+            <w:r>
+              <w:rPr>
+                <w:sz w:val="14"/>
+              </w:rPr>
+              <w:t>id:ALP-EPC-00000-CM-CMP-0001 ACCEPTED; id:ALP-EPC-00000-CM-CMP-0002 ACCEPTED; id:ALP-EPC-00000-CM-CMP-0003 ACCEPTED; id:ALP-EPC-00000-CM-CMP-0004 ACCEPTED; id:ALP-EPC-00000-CM-CMP-0005 ACCEPTED; id:ALP-EPC-00000-CM-CMP-0006 ACCEPTED</w:t>
+            </w:r>
+          </w:p>
+        </w:tc>
+        <w:tc>
+          <w:tcPr>
+            <w:tcW w:type="dxa" w:w="1167"/>
+          </w:tcPr>
+          <w:p>
+            <w:pPr>
+              <w:spacing w:after="0"/>
+            </w:pPr>
+            <w:r>
+              <w:rPr>
+                <w:sz w:val="14"/>
+              </w:rPr>
+              <w:t>activity:KD-030 -65 wd</w:t>
+            </w:r>
+          </w:p>
+        </w:tc>
+        <w:tc>
+          <w:tcPr>
+            <w:tcW w:type="dxa" w:w="477"/>
+          </w:tcPr>
+          <w:p>
+            <w:pPr>
+              <w:spacing w:after="0"/>
+            </w:pPr>
+            <w:r>
+              <w:rPr>
+                <w:sz w:val="14"/>
+              </w:rPr>
+              <w:t>1</w:t>
+            </w:r>
+          </w:p>
+        </w:tc>
+        <w:tc>
+          <w:tcPr>
+            <w:tcW w:type="dxa" w:w="530"/>
+          </w:tcPr>
+          <w:p>
+            <w:pPr>
+              <w:spacing w:after="0"/>
+            </w:pPr>
+            <w:r>
+              <w:rPr>
+                <w:sz w:val="14"/>
+              </w:rPr>
+              <w:t>0</w:t>
+            </w:r>
+          </w:p>
+        </w:tc>
+        <w:tc>
+          <w:tcPr>
+            <w:tcW w:type="dxa" w:w="636"/>
+          </w:tcPr>
+          <w:p>
+            <w:pPr>
+              <w:spacing w:after="0"/>
+            </w:pPr>
+            <w:r>
+              <w:rPr>
+                <w:sz w:val="14"/>
+              </w:rPr>
+              <w:t>193</w:t>
+            </w:r>
+          </w:p>
+        </w:tc>
+      </w:tr>
+      <w:tr>
+        <w:trPr>
+          <w:cantSplit w:val="true"/>
+        </w:trPr>
+        <w:tc>
+          <w:tcPr>
+            <w:tcW w:type="dxa" w:w="1273"/>
+          </w:tcPr>
+          <w:p>
+            <w:pPr>
+              <w:spacing w:after="0"/>
+            </w:pPr>
+            <w:r>
+              <w:rPr>
+                <w:sz w:val="14"/>
+              </w:rPr>
               <w:t>G-CON-CWP</w:t>
             </w:r>
           </w:p>
@@ -13825,7 +13958,7 @@
               <w:rPr>
                 <w:sz w:val="14"/>
               </w:rPr>
-              <w:t>4</w:t>
+              <w:t>3</w:t>
             </w:r>
           </w:p>
         </w:tc>
@@ -15301,344 +15434,7 @@
     </w:p>
     <w:p>
       <w:r>
-        <w:t>654 gate instances, 0 open now, 2 planned after their need date, 0 with a mandatory requirement selecting no document.</w:t>
-      </w:r>
-    </w:p>
-    <w:tbl>
-      <w:tblPr>
-        <w:tblStyle w:val="TableGrid"/>
-        <w:tblW w:type="auto" w:w="0"/>
-        <w:tblLayout w:type="fixed"/>
-        <w:tblLook w:firstColumn="1" w:firstRow="1" w:lastColumn="0" w:lastRow="0" w:noHBand="0" w:noVBand="1" w:val="04A0"/>
-      </w:tblPr>
-      <w:tblGrid>
-        <w:gridCol w:w="1360"/>
-        <w:gridCol w:w="1474"/>
-        <w:gridCol w:w="1247"/>
-        <w:gridCol w:w="1247"/>
-        <w:gridCol w:w="907"/>
-        <w:gridCol w:w="3628"/>
-      </w:tblGrid>
-      <w:tr>
-        <w:trPr>
-          <w:tblHeader w:val="true"/>
-        </w:trPr>
-        <w:tc>
-          <w:tcPr>
-            <w:tcW w:type="dxa" w:w="1361"/>
-            <w:shd w:val="clear" w:color="auto" w:fill="1F3864"/>
-          </w:tcPr>
-          <w:p>
-            <w:r>
-              <w:rPr>
-                <w:b/>
-                <w:color w:val="FFFFFF"/>
-                <w:sz w:val="15"/>
-              </w:rPr>
-              <w:t>Gate</w:t>
-            </w:r>
-          </w:p>
-        </w:tc>
-        <w:tc>
-          <w:tcPr>
-            <w:tcW w:type="dxa" w:w="1474"/>
-            <w:shd w:val="clear" w:color="auto" w:fill="1F3864"/>
-          </w:tcPr>
-          <w:p>
-            <w:r>
-              <w:rPr>
-                <w:b/>
-                <w:color w:val="FFFFFF"/>
-                <w:sz w:val="15"/>
-              </w:rPr>
-              <w:t>Scope</w:t>
-            </w:r>
-          </w:p>
-        </w:tc>
-        <w:tc>
-          <w:tcPr>
-            <w:tcW w:type="dxa" w:w="1247"/>
-            <w:shd w:val="clear" w:color="auto" w:fill="1F3864"/>
-          </w:tcPr>
-          <w:p>
-            <w:r>
-              <w:rPr>
-                <w:b/>
-                <w:color w:val="FFFFFF"/>
-                <w:sz w:val="15"/>
-              </w:rPr>
-              <w:t>Need</w:t>
-            </w:r>
-          </w:p>
-        </w:tc>
-        <w:tc>
-          <w:tcPr>
-            <w:tcW w:type="dxa" w:w="1247"/>
-            <w:shd w:val="clear" w:color="auto" w:fill="1F3864"/>
-          </w:tcPr>
-          <w:p>
-            <w:r>
-              <w:rPr>
-                <w:b/>
-                <w:color w:val="FFFFFF"/>
-                <w:sz w:val="15"/>
-              </w:rPr>
-              <w:t>Planned</w:t>
-            </w:r>
-          </w:p>
-        </w:tc>
-        <w:tc>
-          <w:tcPr>
-            <w:tcW w:type="dxa" w:w="907"/>
-            <w:shd w:val="clear" w:color="auto" w:fill="1F3864"/>
-          </w:tcPr>
-          <w:p>
-            <w:r>
-              <w:rPr>
-                <w:b/>
-                <w:color w:val="FFFFFF"/>
-                <w:sz w:val="15"/>
-              </w:rPr>
-              <w:t>Float wd</w:t>
-            </w:r>
-          </w:p>
-        </w:tc>
-        <w:tc>
-          <w:tcPr>
-            <w:tcW w:type="dxa" w:w="3628"/>
-            <w:shd w:val="clear" w:color="auto" w:fill="1F3864"/>
-          </w:tcPr>
-          <w:p>
-            <w:r>
-              <w:rPr>
-                <w:b/>
-                <w:color w:val="FFFFFF"/>
-                <w:sz w:val="15"/>
-              </w:rPr>
-              <w:t>Driving document</w:t>
-            </w:r>
-          </w:p>
-        </w:tc>
-      </w:tr>
-      <w:tr>
-        <w:trPr>
-          <w:cantSplit w:val="true"/>
-        </w:trPr>
-        <w:tc>
-          <w:tcPr>
-            <w:tcW w:type="dxa" w:w="1361"/>
-          </w:tcPr>
-          <w:p>
-            <w:pPr>
-              <w:spacing w:after="0"/>
-            </w:pPr>
-            <w:r>
-              <w:rPr>
-                <w:sz w:val="15"/>
-              </w:rPr>
-              <w:t>G-OWN-BDP</w:t>
-            </w:r>
-          </w:p>
-        </w:tc>
-        <w:tc>
-          <w:tcPr>
-            <w:tcW w:type="dxa" w:w="1474"/>
-          </w:tcPr>
-          <w:p>
-            <w:pPr>
-              <w:spacing w:after="0"/>
-            </w:pPr>
-            <w:r>
-              <w:rPr>
-                <w:sz w:val="15"/>
-              </w:rPr>
-              <w:t>00000</w:t>
-            </w:r>
-          </w:p>
-        </w:tc>
-        <w:tc>
-          <w:tcPr>
-            <w:tcW w:type="dxa" w:w="1247"/>
-          </w:tcPr>
-          <w:p>
-            <w:pPr>
-              <w:spacing w:after="0"/>
-            </w:pPr>
-            <w:r>
-              <w:rPr>
-                <w:sz w:val="15"/>
-              </w:rPr>
-              <w:t>2027-02-02</w:t>
-            </w:r>
-          </w:p>
-        </w:tc>
-        <w:tc>
-          <w:tcPr>
-            <w:tcW w:type="dxa" w:w="1247"/>
-          </w:tcPr>
-          <w:p>
-            <w:pPr>
-              <w:spacing w:after="0"/>
-            </w:pPr>
-            <w:r>
-              <w:rPr>
-                <w:sz w:val="15"/>
-              </w:rPr>
-              <w:t>2027-07-21</w:t>
-            </w:r>
-          </w:p>
-        </w:tc>
-        <w:tc>
-          <w:tcPr>
-            <w:tcW w:type="dxa" w:w="907"/>
-          </w:tcPr>
-          <w:p>
-            <w:pPr>
-              <w:spacing w:after="0"/>
-            </w:pPr>
-            <w:r>
-              <w:rPr>
-                <w:sz w:val="15"/>
-              </w:rPr>
-              <w:t>-121</w:t>
-            </w:r>
-          </w:p>
-        </w:tc>
-        <w:tc>
-          <w:tcPr>
-            <w:tcW w:type="dxa" w:w="3628"/>
-          </w:tcPr>
-          <w:p>
-            <w:pPr>
-              <w:spacing w:after="0"/>
-            </w:pPr>
-            <w:r>
-              <w:rPr>
-                <w:sz w:val="15"/>
-              </w:rPr>
-              <w:t>ALP-EPC-20LCB-PR-PID-0001</w:t>
-            </w:r>
-          </w:p>
-        </w:tc>
-      </w:tr>
-      <w:tr>
-        <w:trPr>
-          <w:cantSplit w:val="true"/>
-        </w:trPr>
-        <w:tc>
-          <w:tcPr>
-            <w:tcW w:type="dxa" w:w="1361"/>
-          </w:tcPr>
-          <w:p>
-            <w:pPr>
-              <w:spacing w:after="0"/>
-            </w:pPr>
-            <w:r>
-              <w:rPr>
-                <w:sz w:val="15"/>
-              </w:rPr>
-              <w:t>G-PRC-FAB</w:t>
-            </w:r>
-          </w:p>
-        </w:tc>
-        <w:tc>
-          <w:tcPr>
-            <w:tcW w:type="dxa" w:w="1474"/>
-          </w:tcPr>
-          <w:p>
-            <w:pPr>
-              <w:spacing w:after="0"/>
-            </w:pPr>
-            <w:r>
-              <w:rPr>
-                <w:sz w:val="15"/>
-              </w:rPr>
-              <w:t>MR-EL-011</w:t>
-            </w:r>
-          </w:p>
-        </w:tc>
-        <w:tc>
-          <w:tcPr>
-            <w:tcW w:type="dxa" w:w="1247"/>
-          </w:tcPr>
-          <w:p>
-            <w:pPr>
-              <w:spacing w:after="0"/>
-            </w:pPr>
-            <w:r>
-              <w:rPr>
-                <w:sz w:val="15"/>
-              </w:rPr>
-              <w:t>2026-12-08</w:t>
-            </w:r>
-          </w:p>
-        </w:tc>
-        <w:tc>
-          <w:tcPr>
-            <w:tcW w:type="dxa" w:w="1247"/>
-          </w:tcPr>
-          <w:p>
-            <w:pPr>
-              <w:spacing w:after="0"/>
-            </w:pPr>
-            <w:r>
-              <w:rPr>
-                <w:sz w:val="15"/>
-              </w:rPr>
-              <w:t>2026-12-14</w:t>
-            </w:r>
-          </w:p>
-        </w:tc>
-        <w:tc>
-          <w:tcPr>
-            <w:tcW w:type="dxa" w:w="907"/>
-          </w:tcPr>
-          <w:p>
-            <w:pPr>
-              <w:spacing w:after="0"/>
-            </w:pPr>
-            <w:r>
-              <w:rPr>
-                <w:sz w:val="15"/>
-              </w:rPr>
-              <w:t>-4</w:t>
-            </w:r>
-          </w:p>
-        </w:tc>
-        <w:tc>
-          <w:tcPr>
-            <w:tcW w:type="dxa" w:w="3628"/>
-          </w:tcPr>
-          <w:p>
-            <w:pPr>
-              <w:spacing w:after="0"/>
-            </w:pPr>
-            <w:r>
-              <w:rPr>
-                <w:sz w:val="15"/>
-              </w:rPr>
-              <w:t>ALP-E11-00000-ME-ITP-0001</w:t>
-            </w:r>
-          </w:p>
-        </w:tc>
-      </w:tr>
-    </w:tbl>
-    <w:p>
-      <w:pPr>
-        <w:spacing w:after="40"/>
-      </w:pPr>
-    </w:p>
-    <w:p>
-      <w:r>
-        <w:t>A gate planned late is resolved by resequencing (priority, staffing), expediting the supplier or a technical query; it stays a WARN of the release_control engine until the plan meets the need date.</w:t>
-      </w:r>
-    </w:p>
-    <w:p>
-      <w:pPr>
-        <w:pStyle w:val="ListBullet"/>
-      </w:pPr>
-      <w:r>
-        <w:t>TQ-038 (open, raised 2026-09-28): Payment milestone MS-02 (Basic Design Package approved, month 3) cannot be met</w:t>
+        <w:t>655 gate instances, 0 open now, 0 planned after their need date, 0 with a mandatory requirement selecting no document.</w:t>
       </w:r>
     </w:p>
     <w:p>
@@ -15834,7 +15630,7 @@
       <w:rPr>
         <w:sz w:val="14"/>
       </w:rPr>
-      <w:t>engine procedures v1.5.0 | data 487fc4777e4a2d59 | generated 2026-09-28 - generated from the project database; do not edit</w:t>
+      <w:t>engine procedures v1.5.0 | data 3e6364188c510fbc | generated 2026-09-29 - generated from the project database; do not edit</w:t>
     </w:r>
   </w:p>
 </w:ftr>

--- a/output/procedures/ALP-EPC-00000-GE-PRC-0002.docx
+++ b/output/procedures/ALP-EPC-00000-GE-PRC-0002.docx
@@ -11104,7 +11104,7 @@
     </w:p>
     <w:p>
       <w:r>
-        <w:t>The MDL is generated by the engineering_plan engine from the document records (2237 documents: C01 7, C02 7, C03 7, E01 14, E02 14, E03 11, E04 11, E05 12, E06 14, E07 12, E08 3, E09 3, E10 8, E11 8, E12 7, EPC 1487, H01 15, I01 12, I02 13, I03 14, I04 3, I05 3, I06 12, I07 12, I08 13, I09 12, I10 3, IEC 120, M01 15, M02 15, M03 15, M04 15, M05 16, M06 14, M07 15, M08 16, M09 16, M10 14, M11 14, M12 16, M13 15, M14 16, M15 15, M16 15, M17 7, M18 15, M19 15, M20 15, M21 13, M22 7, M23 7, M24 7, P01 3, P02 3, P03 3, P04 3, P05 3, P06 3, P07 3, S01 23, S02 8; 25 in the Basic Design Package). It is updated with every change of the records and issued monthly with the progress report (TQ-035).</w:t>
+        <w:t>The MDL is generated by the engineering_plan engine from the document records (2238 documents: C01 7, C02 7, C03 7, E01 14, E02 14, E03 11, E04 11, E05 12, E06 14, E07 12, E08 3, E09 3, E10 8, E11 8, E12 7, EPC 1487, H01 15, I01 12, I02 13, I03 14, I04 3, I05 3, I06 12, I07 12, I08 13, I09 12, I10 3, IEC 121, M01 15, M02 15, M03 15, M04 15, M05 16, M06 14, M07 15, M08 16, M09 16, M10 14, M11 14, M12 16, M13 15, M14 16, M15 15, M16 15, M17 7, M18 15, M19 15, M20 15, M21 13, M22 7, M23 7, M24 7, P01 3, P02 3, P03 3, P04 3, P05 3, P06 3, P07 3, S01 23, S02 8; 25 in the Basic Design Package). It is updated with every change of the records and issued monthly with the progress report (TQ-035).</w:t>
       </w:r>
     </w:p>
     <w:tbl>
@@ -11306,7 +11306,7 @@
               <w:rPr>
                 <w:sz w:val="15"/>
               </w:rPr>
-              <w:t>7,910</w:t>
+              <w:t>7,914</w:t>
             </w:r>
           </w:p>
         </w:tc>
@@ -11322,7 +11322,7 @@
               <w:rPr>
                 <w:sz w:val="15"/>
               </w:rPr>
-              <w:t>265</w:t>
+              <w:t>267</w:t>
             </w:r>
           </w:p>
         </w:tc>
@@ -11375,7 +11375,7 @@
               <w:rPr>
                 <w:sz w:val="15"/>
               </w:rPr>
-              <w:t>16,518</w:t>
+              <w:t>16,578</w:t>
             </w:r>
           </w:p>
         </w:tc>
@@ -11391,7 +11391,7 @@
               <w:rPr>
                 <w:sz w:val="15"/>
               </w:rPr>
-              <w:t>3093</w:t>
+              <w:t>3099</w:t>
             </w:r>
           </w:p>
         </w:tc>
@@ -11635,7 +11635,7 @@
               <w:rPr>
                 <w:sz w:val="15"/>
               </w:rPr>
-              <w:t>425</w:t>
+              <w:t>426</w:t>
             </w:r>
           </w:p>
         </w:tc>
@@ -11651,7 +11651,7 @@
               <w:rPr>
                 <w:sz w:val="15"/>
               </w:rPr>
-              <w:t>28,472</w:t>
+              <w:t>28,484</w:t>
             </w:r>
           </w:p>
         </w:tc>
@@ -11667,7 +11667,7 @@
               <w:rPr>
                 <w:sz w:val="15"/>
               </w:rPr>
-              <w:t>9116</w:t>
+              <w:t>9148</w:t>
             </w:r>
           </w:p>
         </w:tc>
@@ -11720,7 +11720,7 @@
               <w:rPr>
                 <w:sz w:val="15"/>
               </w:rPr>
-              <w:t>13,492</w:t>
+              <w:t>13,519</w:t>
             </w:r>
           </w:p>
         </w:tc>
@@ -11736,7 +11736,7 @@
               <w:rPr>
                 <w:sz w:val="15"/>
               </w:rPr>
-              <w:t>2254</w:t>
+              <w:t>2276</w:t>
             </w:r>
           </w:p>
         </w:tc>
@@ -11858,7 +11858,7 @@
               <w:rPr>
                 <w:sz w:val="15"/>
               </w:rPr>
-              <w:t>17,989</w:t>
+              <w:t>17,998</w:t>
             </w:r>
           </w:p>
         </w:tc>
@@ -11874,7 +11874,7 @@
               <w:rPr>
                 <w:sz w:val="15"/>
               </w:rPr>
-              <w:t>396</w:t>
+              <w:t>399</w:t>
             </w:r>
           </w:p>
         </w:tc>
@@ -12745,7 +12745,7 @@
               <w:rPr>
                 <w:sz w:val="14"/>
               </w:rPr>
-              <w:t>0</w:t>
+              <w:t>3</w:t>
             </w:r>
           </w:p>
         </w:tc>
@@ -12761,7 +12761,7 @@
               <w:rPr>
                 <w:sz w:val="14"/>
               </w:rPr>
-              <w:t>5</w:t>
+              <w:t>-20</w:t>
             </w:r>
           </w:p>
         </w:tc>
@@ -12878,7 +12878,7 @@
               <w:rPr>
                 <w:sz w:val="14"/>
               </w:rPr>
-              <w:t>0</w:t>
+              <w:t>1</w:t>
             </w:r>
           </w:p>
         </w:tc>
@@ -12894,7 +12894,7 @@
               <w:rPr>
                 <w:sz w:val="14"/>
               </w:rPr>
-              <w:t>1</w:t>
+              <w:t>-3</w:t>
             </w:r>
           </w:p>
         </w:tc>
@@ -13144,7 +13144,7 @@
               <w:rPr>
                 <w:sz w:val="14"/>
               </w:rPr>
-              <w:t>0</w:t>
+              <w:t>3</w:t>
             </w:r>
           </w:p>
         </w:tc>
@@ -13160,7 +13160,7 @@
               <w:rPr>
                 <w:sz w:val="14"/>
               </w:rPr>
-              <w:t>0</w:t>
+              <w:t>-23</w:t>
             </w:r>
           </w:p>
         </w:tc>
@@ -13426,7 +13426,7 @@
               <w:rPr>
                 <w:sz w:val="14"/>
               </w:rPr>
-              <w:t>19</w:t>
+              <w:t>14</w:t>
             </w:r>
           </w:p>
         </w:tc>
@@ -13559,7 +13559,7 @@
               <w:rPr>
                 <w:sz w:val="14"/>
               </w:rPr>
-              <w:t>8</w:t>
+              <w:t>4</w:t>
             </w:r>
           </w:p>
         </w:tc>
@@ -13825,7 +13825,7 @@
               <w:rPr>
                 <w:sz w:val="14"/>
               </w:rPr>
-              <w:t>193</w:t>
+              <w:t>236</w:t>
             </w:r>
           </w:p>
         </w:tc>
@@ -13942,7 +13942,7 @@
               <w:rPr>
                 <w:sz w:val="14"/>
               </w:rPr>
-              <w:t>0</w:t>
+              <w:t>3</w:t>
             </w:r>
           </w:p>
         </w:tc>
@@ -13958,7 +13958,7 @@
               <w:rPr>
                 <w:sz w:val="14"/>
               </w:rPr>
-              <w:t>3</w:t>
+              <w:t>-15</w:t>
             </w:r>
           </w:p>
         </w:tc>
@@ -14091,7 +14091,7 @@
               <w:rPr>
                 <w:sz w:val="14"/>
               </w:rPr>
-              <w:t>12</w:t>
+              <w:t>4</w:t>
             </w:r>
           </w:p>
         </w:tc>
@@ -15434,7 +15434,1144 @@
     </w:p>
     <w:p>
       <w:r>
-        <w:t>655 gate instances, 0 open now, 0 planned after their need date, 0 with a mandatory requirement selecting no document.</w:t>
+        <w:t>655 gate instances, 0 open now, 10 planned after their need date, 0 with a mandatory requirement selecting no document.</w:t>
+      </w:r>
+    </w:p>
+    <w:tbl>
+      <w:tblPr>
+        <w:tblStyle w:val="TableGrid"/>
+        <w:tblW w:type="auto" w:w="0"/>
+        <w:tblLayout w:type="fixed"/>
+        <w:tblLook w:firstColumn="1" w:firstRow="1" w:lastColumn="0" w:lastRow="0" w:noHBand="0" w:noVBand="1" w:val="04A0"/>
+      </w:tblPr>
+      <w:tblGrid>
+        <w:gridCol w:w="1360"/>
+        <w:gridCol w:w="1474"/>
+        <w:gridCol w:w="1247"/>
+        <w:gridCol w:w="1247"/>
+        <w:gridCol w:w="907"/>
+        <w:gridCol w:w="3628"/>
+      </w:tblGrid>
+      <w:tr>
+        <w:trPr>
+          <w:tblHeader w:val="true"/>
+        </w:trPr>
+        <w:tc>
+          <w:tcPr>
+            <w:tcW w:type="dxa" w:w="1361"/>
+            <w:shd w:val="clear" w:color="auto" w:fill="1F3864"/>
+          </w:tcPr>
+          <w:p>
+            <w:r>
+              <w:rPr>
+                <w:b/>
+                <w:color w:val="FFFFFF"/>
+                <w:sz w:val="15"/>
+              </w:rPr>
+              <w:t>Gate</w:t>
+            </w:r>
+          </w:p>
+        </w:tc>
+        <w:tc>
+          <w:tcPr>
+            <w:tcW w:type="dxa" w:w="1474"/>
+            <w:shd w:val="clear" w:color="auto" w:fill="1F3864"/>
+          </w:tcPr>
+          <w:p>
+            <w:r>
+              <w:rPr>
+                <w:b/>
+                <w:color w:val="FFFFFF"/>
+                <w:sz w:val="15"/>
+              </w:rPr>
+              <w:t>Scope</w:t>
+            </w:r>
+          </w:p>
+        </w:tc>
+        <w:tc>
+          <w:tcPr>
+            <w:tcW w:type="dxa" w:w="1247"/>
+            <w:shd w:val="clear" w:color="auto" w:fill="1F3864"/>
+          </w:tcPr>
+          <w:p>
+            <w:r>
+              <w:rPr>
+                <w:b/>
+                <w:color w:val="FFFFFF"/>
+                <w:sz w:val="15"/>
+              </w:rPr>
+              <w:t>Need</w:t>
+            </w:r>
+          </w:p>
+        </w:tc>
+        <w:tc>
+          <w:tcPr>
+            <w:tcW w:type="dxa" w:w="1247"/>
+            <w:shd w:val="clear" w:color="auto" w:fill="1F3864"/>
+          </w:tcPr>
+          <w:p>
+            <w:r>
+              <w:rPr>
+                <w:b/>
+                <w:color w:val="FFFFFF"/>
+                <w:sz w:val="15"/>
+              </w:rPr>
+              <w:t>Planned</w:t>
+            </w:r>
+          </w:p>
+        </w:tc>
+        <w:tc>
+          <w:tcPr>
+            <w:tcW w:type="dxa" w:w="907"/>
+            <w:shd w:val="clear" w:color="auto" w:fill="1F3864"/>
+          </w:tcPr>
+          <w:p>
+            <w:r>
+              <w:rPr>
+                <w:b/>
+                <w:color w:val="FFFFFF"/>
+                <w:sz w:val="15"/>
+              </w:rPr>
+              <w:t>Float wd</w:t>
+            </w:r>
+          </w:p>
+        </w:tc>
+        <w:tc>
+          <w:tcPr>
+            <w:tcW w:type="dxa" w:w="3628"/>
+            <w:shd w:val="clear" w:color="auto" w:fill="1F3864"/>
+          </w:tcPr>
+          <w:p>
+            <w:r>
+              <w:rPr>
+                <w:b/>
+                <w:color w:val="FFFFFF"/>
+                <w:sz w:val="15"/>
+              </w:rPr>
+              <w:t>Driving document</w:t>
+            </w:r>
+          </w:p>
+        </w:tc>
+      </w:tr>
+      <w:tr>
+        <w:trPr>
+          <w:cantSplit w:val="true"/>
+        </w:trPr>
+        <w:tc>
+          <w:tcPr>
+            <w:tcW w:type="dxa" w:w="1361"/>
+          </w:tcPr>
+          <w:p>
+            <w:pPr>
+              <w:spacing w:after="0"/>
+            </w:pPr>
+            <w:r>
+              <w:rPr>
+                <w:sz w:val="15"/>
+              </w:rPr>
+              <w:t>G-PRC-PO</w:t>
+            </w:r>
+          </w:p>
+        </w:tc>
+        <w:tc>
+          <w:tcPr>
+            <w:tcW w:type="dxa" w:w="1474"/>
+          </w:tcPr>
+          <w:p>
+            <w:pPr>
+              <w:spacing w:after="0"/>
+            </w:pPr>
+            <w:r>
+              <w:rPr>
+                <w:sz w:val="15"/>
+              </w:rPr>
+              <w:t>MR-EL-009</w:t>
+            </w:r>
+          </w:p>
+        </w:tc>
+        <w:tc>
+          <w:tcPr>
+            <w:tcW w:type="dxa" w:w="1247"/>
+          </w:tcPr>
+          <w:p>
+            <w:pPr>
+              <w:spacing w:after="0"/>
+            </w:pPr>
+            <w:r>
+              <w:rPr>
+                <w:sz w:val="15"/>
+              </w:rPr>
+              <w:t>2027-02-08</w:t>
+            </w:r>
+          </w:p>
+        </w:tc>
+        <w:tc>
+          <w:tcPr>
+            <w:tcW w:type="dxa" w:w="1247"/>
+          </w:tcPr>
+          <w:p>
+            <w:pPr>
+              <w:spacing w:after="0"/>
+            </w:pPr>
+            <w:r>
+              <w:rPr>
+                <w:sz w:val="15"/>
+              </w:rPr>
+              <w:t>2027-03-11</w:t>
+            </w:r>
+          </w:p>
+        </w:tc>
+        <w:tc>
+          <w:tcPr>
+            <w:tcW w:type="dxa" w:w="907"/>
+          </w:tcPr>
+          <w:p>
+            <w:pPr>
+              <w:spacing w:after="0"/>
+            </w:pPr>
+            <w:r>
+              <w:rPr>
+                <w:sz w:val="15"/>
+              </w:rPr>
+              <w:t>-23</w:t>
+            </w:r>
+          </w:p>
+        </w:tc>
+        <w:tc>
+          <w:tcPr>
+            <w:tcW w:type="dxa" w:w="3628"/>
+          </w:tcPr>
+          <w:p>
+            <w:pPr>
+              <w:spacing w:after="0"/>
+            </w:pPr>
+            <w:r>
+              <w:rPr>
+                <w:sz w:val="15"/>
+              </w:rPr>
+              <w:t>ALP-EPC-00BLA-GE-RPT-0001</w:t>
+            </w:r>
+          </w:p>
+        </w:tc>
+      </w:tr>
+      <w:tr>
+        <w:trPr>
+          <w:cantSplit w:val="true"/>
+        </w:trPr>
+        <w:tc>
+          <w:tcPr>
+            <w:tcW w:type="dxa" w:w="1361"/>
+          </w:tcPr>
+          <w:p>
+            <w:pPr>
+              <w:spacing w:after="0"/>
+            </w:pPr>
+            <w:r>
+              <w:rPr>
+                <w:sz w:val="15"/>
+              </w:rPr>
+              <w:t>G-PRC-ENQ</w:t>
+            </w:r>
+          </w:p>
+        </w:tc>
+        <w:tc>
+          <w:tcPr>
+            <w:tcW w:type="dxa" w:w="1474"/>
+          </w:tcPr>
+          <w:p>
+            <w:pPr>
+              <w:spacing w:after="0"/>
+            </w:pPr>
+            <w:r>
+              <w:rPr>
+                <w:sz w:val="15"/>
+              </w:rPr>
+              <w:t>MR-EL-009</w:t>
+            </w:r>
+          </w:p>
+        </w:tc>
+        <w:tc>
+          <w:tcPr>
+            <w:tcW w:type="dxa" w:w="1247"/>
+          </w:tcPr>
+          <w:p>
+            <w:pPr>
+              <w:spacing w:after="0"/>
+            </w:pPr>
+            <w:r>
+              <w:rPr>
+                <w:sz w:val="15"/>
+              </w:rPr>
+              <w:t>2026-12-21</w:t>
+            </w:r>
+          </w:p>
+        </w:tc>
+        <w:tc>
+          <w:tcPr>
+            <w:tcW w:type="dxa" w:w="1247"/>
+          </w:tcPr>
+          <w:p>
+            <w:pPr>
+              <w:spacing w:after="0"/>
+            </w:pPr>
+            <w:r>
+              <w:rPr>
+                <w:sz w:val="15"/>
+              </w:rPr>
+              <w:t>2027-01-18</w:t>
+            </w:r>
+          </w:p>
+        </w:tc>
+        <w:tc>
+          <w:tcPr>
+            <w:tcW w:type="dxa" w:w="907"/>
+          </w:tcPr>
+          <w:p>
+            <w:pPr>
+              <w:spacing w:after="0"/>
+            </w:pPr>
+            <w:r>
+              <w:rPr>
+                <w:sz w:val="15"/>
+              </w:rPr>
+              <w:t>-20</w:t>
+            </w:r>
+          </w:p>
+        </w:tc>
+        <w:tc>
+          <w:tcPr>
+            <w:tcW w:type="dxa" w:w="3628"/>
+          </w:tcPr>
+          <w:p>
+            <w:pPr>
+              <w:spacing w:after="0"/>
+            </w:pPr>
+            <w:r>
+              <w:rPr>
+                <w:sz w:val="15"/>
+              </w:rPr>
+              <w:t>ALP-EPC-00000-EL-MRQ-0002</w:t>
+            </w:r>
+          </w:p>
+        </w:tc>
+      </w:tr>
+      <w:tr>
+        <w:trPr>
+          <w:cantSplit w:val="true"/>
+        </w:trPr>
+        <w:tc>
+          <w:tcPr>
+            <w:tcW w:type="dxa" w:w="1361"/>
+          </w:tcPr>
+          <w:p>
+            <w:pPr>
+              <w:spacing w:after="0"/>
+            </w:pPr>
+            <w:r>
+              <w:rPr>
+                <w:sz w:val="15"/>
+              </w:rPr>
+              <w:t>G-PRC-ENQ</w:t>
+            </w:r>
+          </w:p>
+        </w:tc>
+        <w:tc>
+          <w:tcPr>
+            <w:tcW w:type="dxa" w:w="1474"/>
+          </w:tcPr>
+          <w:p>
+            <w:pPr>
+              <w:spacing w:after="0"/>
+            </w:pPr>
+            <w:r>
+              <w:rPr>
+                <w:sz w:val="15"/>
+              </w:rPr>
+              <w:t>MR-PI-002</w:t>
+            </w:r>
+          </w:p>
+        </w:tc>
+        <w:tc>
+          <w:tcPr>
+            <w:tcW w:type="dxa" w:w="1247"/>
+          </w:tcPr>
+          <w:p>
+            <w:pPr>
+              <w:spacing w:after="0"/>
+            </w:pPr>
+            <w:r>
+              <w:rPr>
+                <w:sz w:val="15"/>
+              </w:rPr>
+              <w:t>2026-12-21</w:t>
+            </w:r>
+          </w:p>
+        </w:tc>
+        <w:tc>
+          <w:tcPr>
+            <w:tcW w:type="dxa" w:w="1247"/>
+          </w:tcPr>
+          <w:p>
+            <w:pPr>
+              <w:spacing w:after="0"/>
+            </w:pPr>
+            <w:r>
+              <w:rPr>
+                <w:sz w:val="15"/>
+              </w:rPr>
+              <w:t>2027-01-18</w:t>
+            </w:r>
+          </w:p>
+        </w:tc>
+        <w:tc>
+          <w:tcPr>
+            <w:tcW w:type="dxa" w:w="907"/>
+          </w:tcPr>
+          <w:p>
+            <w:pPr>
+              <w:spacing w:after="0"/>
+            </w:pPr>
+            <w:r>
+              <w:rPr>
+                <w:sz w:val="15"/>
+              </w:rPr>
+              <w:t>-20</w:t>
+            </w:r>
+          </w:p>
+        </w:tc>
+        <w:tc>
+          <w:tcPr>
+            <w:tcW w:type="dxa" w:w="3628"/>
+          </w:tcPr>
+          <w:p>
+            <w:pPr>
+              <w:spacing w:after="0"/>
+            </w:pPr>
+            <w:r>
+              <w:rPr>
+                <w:sz w:val="15"/>
+              </w:rPr>
+              <w:t>ALP-EPC-00000-PI-MRQ-0002</w:t>
+            </w:r>
+          </w:p>
+        </w:tc>
+      </w:tr>
+      <w:tr>
+        <w:trPr>
+          <w:cantSplit w:val="true"/>
+        </w:trPr>
+        <w:tc>
+          <w:tcPr>
+            <w:tcW w:type="dxa" w:w="1361"/>
+          </w:tcPr>
+          <w:p>
+            <w:pPr>
+              <w:spacing w:after="0"/>
+            </w:pPr>
+            <w:r>
+              <w:rPr>
+                <w:sz w:val="15"/>
+              </w:rPr>
+              <w:t>G-PRC-PO</w:t>
+            </w:r>
+          </w:p>
+        </w:tc>
+        <w:tc>
+          <w:tcPr>
+            <w:tcW w:type="dxa" w:w="1474"/>
+          </w:tcPr>
+          <w:p>
+            <w:pPr>
+              <w:spacing w:after="0"/>
+            </w:pPr>
+            <w:r>
+              <w:rPr>
+                <w:sz w:val="15"/>
+              </w:rPr>
+              <w:t>MR-PI-002</w:t>
+            </w:r>
+          </w:p>
+        </w:tc>
+        <w:tc>
+          <w:tcPr>
+            <w:tcW w:type="dxa" w:w="1247"/>
+          </w:tcPr>
+          <w:p>
+            <w:pPr>
+              <w:spacing w:after="0"/>
+            </w:pPr>
+            <w:r>
+              <w:rPr>
+                <w:sz w:val="15"/>
+              </w:rPr>
+              <w:t>2027-02-22</w:t>
+            </w:r>
+          </w:p>
+        </w:tc>
+        <w:tc>
+          <w:tcPr>
+            <w:tcW w:type="dxa" w:w="1247"/>
+          </w:tcPr>
+          <w:p>
+            <w:pPr>
+              <w:spacing w:after="0"/>
+            </w:pPr>
+            <w:r>
+              <w:rPr>
+                <w:sz w:val="15"/>
+              </w:rPr>
+              <w:t>2027-03-18</w:t>
+            </w:r>
+          </w:p>
+        </w:tc>
+        <w:tc>
+          <w:tcPr>
+            <w:tcW w:type="dxa" w:w="907"/>
+          </w:tcPr>
+          <w:p>
+            <w:pPr>
+              <w:spacing w:after="0"/>
+            </w:pPr>
+            <w:r>
+              <w:rPr>
+                <w:sz w:val="15"/>
+              </w:rPr>
+              <w:t>-18</w:t>
+            </w:r>
+          </w:p>
+        </w:tc>
+        <w:tc>
+          <w:tcPr>
+            <w:tcW w:type="dxa" w:w="3628"/>
+          </w:tcPr>
+          <w:p>
+            <w:pPr>
+              <w:spacing w:after="0"/>
+            </w:pPr>
+            <w:r>
+              <w:rPr>
+                <w:sz w:val="15"/>
+              </w:rPr>
+              <w:t>ALP-EPC-10LBA-GE-RPT-0001</w:t>
+            </w:r>
+          </w:p>
+        </w:tc>
+      </w:tr>
+      <w:tr>
+        <w:trPr>
+          <w:cantSplit w:val="true"/>
+        </w:trPr>
+        <w:tc>
+          <w:tcPr>
+            <w:tcW w:type="dxa" w:w="1361"/>
+          </w:tcPr>
+          <w:p>
+            <w:pPr>
+              <w:spacing w:after="0"/>
+            </w:pPr>
+            <w:r>
+              <w:rPr>
+                <w:sz w:val="15"/>
+              </w:rPr>
+              <w:t>G-CON-CWP</w:t>
+            </w:r>
+          </w:p>
+        </w:tc>
+        <w:tc>
+          <w:tcPr>
+            <w:tcW w:type="dxa" w:w="1474"/>
+          </w:tcPr>
+          <w:p>
+            <w:pPr>
+              <w:spacing w:after="0"/>
+            </w:pPr>
+            <w:r>
+              <w:rPr>
+                <w:sz w:val="15"/>
+              </w:rPr>
+              <w:t>CWP-02-CV-01</w:t>
+            </w:r>
+          </w:p>
+        </w:tc>
+        <w:tc>
+          <w:tcPr>
+            <w:tcW w:type="dxa" w:w="1247"/>
+          </w:tcPr>
+          <w:p>
+            <w:pPr>
+              <w:spacing w:after="0"/>
+            </w:pPr>
+            <w:r>
+              <w:rPr>
+                <w:sz w:val="15"/>
+              </w:rPr>
+              <w:t>2027-03-22</w:t>
+            </w:r>
+          </w:p>
+        </w:tc>
+        <w:tc>
+          <w:tcPr>
+            <w:tcW w:type="dxa" w:w="1247"/>
+          </w:tcPr>
+          <w:p>
+            <w:pPr>
+              <w:spacing w:after="0"/>
+            </w:pPr>
+            <w:r>
+              <w:rPr>
+                <w:sz w:val="15"/>
+              </w:rPr>
+              <w:t>2027-04-12</w:t>
+            </w:r>
+          </w:p>
+        </w:tc>
+        <w:tc>
+          <w:tcPr>
+            <w:tcW w:type="dxa" w:w="907"/>
+          </w:tcPr>
+          <w:p>
+            <w:pPr>
+              <w:spacing w:after="0"/>
+            </w:pPr>
+            <w:r>
+              <w:rPr>
+                <w:sz w:val="15"/>
+              </w:rPr>
+              <w:t>-15</w:t>
+            </w:r>
+          </w:p>
+        </w:tc>
+        <w:tc>
+          <w:tcPr>
+            <w:tcW w:type="dxa" w:w="3628"/>
+          </w:tcPr>
+          <w:p>
+            <w:pPr>
+              <w:spacing w:after="0"/>
+            </w:pPr>
+            <w:r>
+              <w:rPr>
+                <w:sz w:val="15"/>
+              </w:rPr>
+              <w:t>ALP-EPC-20UMB-CV-FND-0001</w:t>
+            </w:r>
+          </w:p>
+        </w:tc>
+      </w:tr>
+      <w:tr>
+        <w:trPr>
+          <w:cantSplit w:val="true"/>
+        </w:trPr>
+        <w:tc>
+          <w:tcPr>
+            <w:tcW w:type="dxa" w:w="1361"/>
+          </w:tcPr>
+          <w:p>
+            <w:pPr>
+              <w:spacing w:after="0"/>
+            </w:pPr>
+            <w:r>
+              <w:rPr>
+                <w:sz w:val="15"/>
+              </w:rPr>
+              <w:t>G-CON-CWP</w:t>
+            </w:r>
+          </w:p>
+        </w:tc>
+        <w:tc>
+          <w:tcPr>
+            <w:tcW w:type="dxa" w:w="1474"/>
+          </w:tcPr>
+          <w:p>
+            <w:pPr>
+              <w:spacing w:after="0"/>
+            </w:pPr>
+            <w:r>
+              <w:rPr>
+                <w:sz w:val="15"/>
+              </w:rPr>
+              <w:t>CWP-01-CV-01</w:t>
+            </w:r>
+          </w:p>
+        </w:tc>
+        <w:tc>
+          <w:tcPr>
+            <w:tcW w:type="dxa" w:w="1247"/>
+          </w:tcPr>
+          <w:p>
+            <w:pPr>
+              <w:spacing w:after="0"/>
+            </w:pPr>
+            <w:r>
+              <w:rPr>
+                <w:sz w:val="15"/>
+              </w:rPr>
+              <w:t>2027-03-22</w:t>
+            </w:r>
+          </w:p>
+        </w:tc>
+        <w:tc>
+          <w:tcPr>
+            <w:tcW w:type="dxa" w:w="1247"/>
+          </w:tcPr>
+          <w:p>
+            <w:pPr>
+              <w:spacing w:after="0"/>
+            </w:pPr>
+            <w:r>
+              <w:rPr>
+                <w:sz w:val="15"/>
+              </w:rPr>
+              <w:t>2027-04-06</w:t>
+            </w:r>
+          </w:p>
+        </w:tc>
+        <w:tc>
+          <w:tcPr>
+            <w:tcW w:type="dxa" w:w="907"/>
+          </w:tcPr>
+          <w:p>
+            <w:pPr>
+              <w:spacing w:after="0"/>
+            </w:pPr>
+            <w:r>
+              <w:rPr>
+                <w:sz w:val="15"/>
+              </w:rPr>
+              <w:t>-11</w:t>
+            </w:r>
+          </w:p>
+        </w:tc>
+        <w:tc>
+          <w:tcPr>
+            <w:tcW w:type="dxa" w:w="3628"/>
+          </w:tcPr>
+          <w:p>
+            <w:pPr>
+              <w:spacing w:after="0"/>
+            </w:pPr>
+            <w:r>
+              <w:rPr>
+                <w:sz w:val="15"/>
+              </w:rPr>
+              <w:t>ALP-EPC-00UBF-CV-FND-0002</w:t>
+            </w:r>
+          </w:p>
+        </w:tc>
+      </w:tr>
+      <w:tr>
+        <w:trPr>
+          <w:cantSplit w:val="true"/>
+        </w:trPr>
+        <w:tc>
+          <w:tcPr>
+            <w:tcW w:type="dxa" w:w="1361"/>
+          </w:tcPr>
+          <w:p>
+            <w:pPr>
+              <w:spacing w:after="0"/>
+            </w:pPr>
+            <w:r>
+              <w:rPr>
+                <w:sz w:val="15"/>
+              </w:rPr>
+              <w:t>G-PRC-PO</w:t>
+            </w:r>
+          </w:p>
+        </w:tc>
+        <w:tc>
+          <w:tcPr>
+            <w:tcW w:type="dxa" w:w="1474"/>
+          </w:tcPr>
+          <w:p>
+            <w:pPr>
+              <w:spacing w:after="0"/>
+            </w:pPr>
+            <w:r>
+              <w:rPr>
+                <w:sz w:val="15"/>
+              </w:rPr>
+              <w:t>MR-ME-011</w:t>
+            </w:r>
+          </w:p>
+        </w:tc>
+        <w:tc>
+          <w:tcPr>
+            <w:tcW w:type="dxa" w:w="1247"/>
+          </w:tcPr>
+          <w:p>
+            <w:pPr>
+              <w:spacing w:after="0"/>
+            </w:pPr>
+            <w:r>
+              <w:rPr>
+                <w:sz w:val="15"/>
+              </w:rPr>
+              <w:t>2027-05-17</w:t>
+            </w:r>
+          </w:p>
+        </w:tc>
+        <w:tc>
+          <w:tcPr>
+            <w:tcW w:type="dxa" w:w="1247"/>
+          </w:tcPr>
+          <w:p>
+            <w:pPr>
+              <w:spacing w:after="0"/>
+            </w:pPr>
+            <w:r>
+              <w:rPr>
+                <w:sz w:val="15"/>
+              </w:rPr>
+              <w:t>2027-05-28</w:t>
+            </w:r>
+          </w:p>
+        </w:tc>
+        <w:tc>
+          <w:tcPr>
+            <w:tcW w:type="dxa" w:w="907"/>
+          </w:tcPr>
+          <w:p>
+            <w:pPr>
+              <w:spacing w:after="0"/>
+            </w:pPr>
+            <w:r>
+              <w:rPr>
+                <w:sz w:val="15"/>
+              </w:rPr>
+              <w:t>-9</w:t>
+            </w:r>
+          </w:p>
+        </w:tc>
+        <w:tc>
+          <w:tcPr>
+            <w:tcW w:type="dxa" w:w="3628"/>
+          </w:tcPr>
+          <w:p>
+            <w:pPr>
+              <w:spacing w:after="0"/>
+            </w:pPr>
+            <w:r>
+              <w:rPr>
+                <w:sz w:val="15"/>
+              </w:rPr>
+              <w:t>ALP-EPC-00QCA-GE-RPT-0001</w:t>
+            </w:r>
+          </w:p>
+        </w:tc>
+      </w:tr>
+      <w:tr>
+        <w:trPr>
+          <w:cantSplit w:val="true"/>
+        </w:trPr>
+        <w:tc>
+          <w:tcPr>
+            <w:tcW w:type="dxa" w:w="1361"/>
+          </w:tcPr>
+          <w:p>
+            <w:pPr>
+              <w:spacing w:after="0"/>
+            </w:pPr>
+            <w:r>
+              <w:rPr>
+                <w:sz w:val="15"/>
+              </w:rPr>
+              <w:t>G-PRC-ENQ</w:t>
+            </w:r>
+          </w:p>
+        </w:tc>
+        <w:tc>
+          <w:tcPr>
+            <w:tcW w:type="dxa" w:w="1474"/>
+          </w:tcPr>
+          <w:p>
+            <w:pPr>
+              <w:spacing w:after="0"/>
+            </w:pPr>
+            <w:r>
+              <w:rPr>
+                <w:sz w:val="15"/>
+              </w:rPr>
+              <w:t>MR-ME-011</w:t>
+            </w:r>
+          </w:p>
+        </w:tc>
+        <w:tc>
+          <w:tcPr>
+            <w:tcW w:type="dxa" w:w="1247"/>
+          </w:tcPr>
+          <w:p>
+            <w:pPr>
+              <w:spacing w:after="0"/>
+            </w:pPr>
+            <w:r>
+              <w:rPr>
+                <w:sz w:val="15"/>
+              </w:rPr>
+              <w:t>2027-04-05</w:t>
+            </w:r>
+          </w:p>
+        </w:tc>
+        <w:tc>
+          <w:tcPr>
+            <w:tcW w:type="dxa" w:w="1247"/>
+          </w:tcPr>
+          <w:p>
+            <w:pPr>
+              <w:spacing w:after="0"/>
+            </w:pPr>
+            <w:r>
+              <w:rPr>
+                <w:sz w:val="15"/>
+              </w:rPr>
+              <w:t>2027-04-13</w:t>
+            </w:r>
+          </w:p>
+        </w:tc>
+        <w:tc>
+          <w:tcPr>
+            <w:tcW w:type="dxa" w:w="907"/>
+          </w:tcPr>
+          <w:p>
+            <w:pPr>
+              <w:spacing w:after="0"/>
+            </w:pPr>
+            <w:r>
+              <w:rPr>
+                <w:sz w:val="15"/>
+              </w:rPr>
+              <w:t>-6</w:t>
+            </w:r>
+          </w:p>
+        </w:tc>
+        <w:tc>
+          <w:tcPr>
+            <w:tcW w:type="dxa" w:w="3628"/>
+          </w:tcPr>
+          <w:p>
+            <w:pPr>
+              <w:spacing w:after="0"/>
+            </w:pPr>
+            <w:r>
+              <w:rPr>
+                <w:sz w:val="15"/>
+              </w:rPr>
+              <w:t>ALP-EPC-00QCA-ME-MRQ-0001</w:t>
+            </w:r>
+          </w:p>
+        </w:tc>
+      </w:tr>
+      <w:tr>
+        <w:trPr>
+          <w:cantSplit w:val="true"/>
+        </w:trPr>
+        <w:tc>
+          <w:tcPr>
+            <w:tcW w:type="dxa" w:w="1361"/>
+          </w:tcPr>
+          <w:p>
+            <w:pPr>
+              <w:spacing w:after="0"/>
+            </w:pPr>
+            <w:r>
+              <w:rPr>
+                <w:sz w:val="15"/>
+              </w:rPr>
+              <w:t>G-CON-CWP</w:t>
+            </w:r>
+          </w:p>
+        </w:tc>
+        <w:tc>
+          <w:tcPr>
+            <w:tcW w:type="dxa" w:w="1474"/>
+          </w:tcPr>
+          <w:p>
+            <w:pPr>
+              <w:spacing w:after="0"/>
+            </w:pPr>
+            <w:r>
+              <w:rPr>
+                <w:sz w:val="15"/>
+              </w:rPr>
+              <w:t>CWP-12-CV-02</w:t>
+            </w:r>
+          </w:p>
+        </w:tc>
+        <w:tc>
+          <w:tcPr>
+            <w:tcW w:type="dxa" w:w="1247"/>
+          </w:tcPr>
+          <w:p>
+            <w:pPr>
+              <w:spacing w:after="0"/>
+            </w:pPr>
+            <w:r>
+              <w:rPr>
+                <w:sz w:val="15"/>
+              </w:rPr>
+              <w:t>2027-03-22</w:t>
+            </w:r>
+          </w:p>
+        </w:tc>
+        <w:tc>
+          <w:tcPr>
+            <w:tcW w:type="dxa" w:w="1247"/>
+          </w:tcPr>
+          <w:p>
+            <w:pPr>
+              <w:spacing w:after="0"/>
+            </w:pPr>
+            <w:r>
+              <w:rPr>
+                <w:sz w:val="15"/>
+              </w:rPr>
+              <w:t>2027-03-25</w:t>
+            </w:r>
+          </w:p>
+        </w:tc>
+        <w:tc>
+          <w:tcPr>
+            <w:tcW w:type="dxa" w:w="907"/>
+          </w:tcPr>
+          <w:p>
+            <w:pPr>
+              <w:spacing w:after="0"/>
+            </w:pPr>
+            <w:r>
+              <w:rPr>
+                <w:sz w:val="15"/>
+              </w:rPr>
+              <w:t>-3</w:t>
+            </w:r>
+          </w:p>
+        </w:tc>
+        <w:tc>
+          <w:tcPr>
+            <w:tcW w:type="dxa" w:w="3628"/>
+          </w:tcPr>
+          <w:p>
+            <w:pPr>
+              <w:spacing w:after="0"/>
+            </w:pPr>
+            <w:r>
+              <w:rPr>
+                <w:sz w:val="15"/>
+              </w:rPr>
+              <w:t>ALP-S01-00UZD-SS-STL-0001</w:t>
+            </w:r>
+          </w:p>
+        </w:tc>
+      </w:tr>
+      <w:tr>
+        <w:trPr>
+          <w:cantSplit w:val="true"/>
+        </w:trPr>
+        <w:tc>
+          <w:tcPr>
+            <w:tcW w:type="dxa" w:w="1361"/>
+          </w:tcPr>
+          <w:p>
+            <w:pPr>
+              <w:spacing w:after="0"/>
+            </w:pPr>
+            <w:r>
+              <w:rPr>
+                <w:sz w:val="15"/>
+              </w:rPr>
+              <w:t>G-PRC-FAB</w:t>
+            </w:r>
+          </w:p>
+        </w:tc>
+        <w:tc>
+          <w:tcPr>
+            <w:tcW w:type="dxa" w:w="1474"/>
+          </w:tcPr>
+          <w:p>
+            <w:pPr>
+              <w:spacing w:after="0"/>
+            </w:pPr>
+            <w:r>
+              <w:rPr>
+                <w:sz w:val="15"/>
+              </w:rPr>
+              <w:t>MR-ME-011</w:t>
+            </w:r>
+          </w:p>
+        </w:tc>
+        <w:tc>
+          <w:tcPr>
+            <w:tcW w:type="dxa" w:w="1247"/>
+          </w:tcPr>
+          <w:p>
+            <w:pPr>
+              <w:spacing w:after="0"/>
+            </w:pPr>
+            <w:r>
+              <w:rPr>
+                <w:sz w:val="15"/>
+              </w:rPr>
+              <w:t>2027-07-28</w:t>
+            </w:r>
+          </w:p>
+        </w:tc>
+        <w:tc>
+          <w:tcPr>
+            <w:tcW w:type="dxa" w:w="1247"/>
+          </w:tcPr>
+          <w:p>
+            <w:pPr>
+              <w:spacing w:after="0"/>
+            </w:pPr>
+            <w:r>
+              <w:rPr>
+                <w:sz w:val="15"/>
+              </w:rPr>
+              <w:t>2027-08-02</w:t>
+            </w:r>
+          </w:p>
+        </w:tc>
+        <w:tc>
+          <w:tcPr>
+            <w:tcW w:type="dxa" w:w="907"/>
+          </w:tcPr>
+          <w:p>
+            <w:pPr>
+              <w:spacing w:after="0"/>
+            </w:pPr>
+            <w:r>
+              <w:rPr>
+                <w:sz w:val="15"/>
+              </w:rPr>
+              <w:t>-3</w:t>
+            </w:r>
+          </w:p>
+        </w:tc>
+        <w:tc>
+          <w:tcPr>
+            <w:tcW w:type="dxa" w:w="3628"/>
+          </w:tcPr>
+          <w:p>
+            <w:pPr>
+              <w:spacing w:after="0"/>
+            </w:pPr>
+            <w:r>
+              <w:rPr>
+                <w:sz w:val="15"/>
+              </w:rPr>
+              <w:t>ALP-M11-00QCA-PR-PID-0001</w:t>
+            </w:r>
+          </w:p>
+        </w:tc>
+      </w:tr>
+    </w:tbl>
+    <w:p>
+      <w:pPr>
+        <w:spacing w:after="40"/>
+      </w:pPr>
+    </w:p>
+    <w:p>
+      <w:r>
+        <w:t>A gate planned late is resolved by resequencing (priority, staffing), expediting the supplier or a technical query; it stays a WARN of the release_control engine until the plan meets the need date.</w:t>
       </w:r>
     </w:p>
     <w:p>
@@ -15597,7 +16734,7 @@
               <w:rPr>
                 <w:sz w:val="15"/>
               </w:rPr>
-              <w:t>2237 document numbers checked, 0 finding(s)</w:t>
+              <w:t>2238 document numbers checked, 0 finding(s)</w:t>
             </w:r>
           </w:p>
         </w:tc>
@@ -15630,7 +16767,7 @@
       <w:rPr>
         <w:sz w:val="14"/>
       </w:rPr>
-      <w:t>engine procedures v1.5.0 | data 3e6364188c510fbc | generated 2026-09-29 - generated from the project database; do not edit</w:t>
+      <w:t>engine procedures v1.5.0 | data 9d7e9332a96bd10a | generated 2026-09-29 - generated from the project database; do not edit</w:t>
     </w:r>
   </w:p>
 </w:ftr>
